--- a/ficheiros para milestone 2/diagramas UML.docx
+++ b/ficheiros para milestone 2/diagramas UML.docx
@@ -59,7 +59,7 @@
           <w:r>
             <w:fldChar w:fldCharType="separate"/>
           </w:r>
-          <w:hyperlink w:anchor="_Toc210489773" w:history="1">
+          <w:hyperlink w:anchor="_Toc210567743" w:history="1">
             <w:r>
               <w:rPr>
                 <w:rStyle w:val="Hyperlink"/>
@@ -87,7 +87,7 @@
                 <w:noProof/>
                 <w:webHidden/>
               </w:rPr>
-              <w:instrText xml:space="preserve"> PAGEREF _Toc210489773 \h </w:instrText>
+              <w:instrText xml:space="preserve"> PAGEREF _Toc210567743 \h </w:instrText>
             </w:r>
             <w:r>
               <w:rPr>
@@ -129,7 +129,7 @@
               <w:noProof/>
             </w:rPr>
           </w:pPr>
-          <w:hyperlink w:anchor="_Toc210489774" w:history="1">
+          <w:hyperlink w:anchor="_Toc210567744" w:history="1">
             <w:r>
               <w:rPr>
                 <w:rStyle w:val="Hyperlink"/>
@@ -157,7 +157,7 @@
                 <w:noProof/>
                 <w:webHidden/>
               </w:rPr>
-              <w:instrText xml:space="preserve"> PAGEREF _Toc210489774 \h </w:instrText>
+              <w:instrText xml:space="preserve"> PAGEREF _Toc210567744 \h </w:instrText>
             </w:r>
             <w:r>
               <w:rPr>
@@ -199,7 +199,7 @@
               <w:noProof/>
             </w:rPr>
           </w:pPr>
-          <w:hyperlink w:anchor="_Toc210489775" w:history="1">
+          <w:hyperlink w:anchor="_Toc210567745" w:history="1">
             <w:r>
               <w:rPr>
                 <w:rStyle w:val="Hyperlink"/>
@@ -227,7 +227,7 @@
                 <w:noProof/>
                 <w:webHidden/>
               </w:rPr>
-              <w:instrText xml:space="preserve"> PAGEREF _Toc210489775 \h </w:instrText>
+              <w:instrText xml:space="preserve"> PAGEREF _Toc210567745 \h </w:instrText>
             </w:r>
             <w:r>
               <w:rPr>
@@ -269,7 +269,7 @@
               <w:noProof/>
             </w:rPr>
           </w:pPr>
-          <w:hyperlink w:anchor="_Toc210489776" w:history="1">
+          <w:hyperlink w:anchor="_Toc210567746" w:history="1">
             <w:r>
               <w:rPr>
                 <w:rStyle w:val="Hyperlink"/>
@@ -297,7 +297,7 @@
                 <w:noProof/>
                 <w:webHidden/>
               </w:rPr>
-              <w:instrText xml:space="preserve"> PAGEREF _Toc210489776 \h </w:instrText>
+              <w:instrText xml:space="preserve"> PAGEREF _Toc210567746 \h </w:instrText>
             </w:r>
             <w:r>
               <w:rPr>
@@ -339,7 +339,7 @@
               <w:noProof/>
             </w:rPr>
           </w:pPr>
-          <w:hyperlink w:anchor="_Toc210489777" w:history="1">
+          <w:hyperlink w:anchor="_Toc210567747" w:history="1">
             <w:r>
               <w:rPr>
                 <w:rStyle w:val="Hyperlink"/>
@@ -367,7 +367,7 @@
                 <w:noProof/>
                 <w:webHidden/>
               </w:rPr>
-              <w:instrText xml:space="preserve"> PAGEREF _Toc210489777 \h </w:instrText>
+              <w:instrText xml:space="preserve"> PAGEREF _Toc210567747 \h </w:instrText>
             </w:r>
             <w:r>
               <w:rPr>
@@ -409,7 +409,7 @@
               <w:noProof/>
             </w:rPr>
           </w:pPr>
-          <w:hyperlink w:anchor="_Toc210489778" w:history="1">
+          <w:hyperlink w:anchor="_Toc210567748" w:history="1">
             <w:r>
               <w:rPr>
                 <w:rStyle w:val="Hyperlink"/>
@@ -437,7 +437,7 @@
                 <w:noProof/>
                 <w:webHidden/>
               </w:rPr>
-              <w:instrText xml:space="preserve"> PAGEREF _Toc210489778 \h </w:instrText>
+              <w:instrText xml:space="preserve"> PAGEREF _Toc210567748 \h </w:instrText>
             </w:r>
             <w:r>
               <w:rPr>
@@ -479,7 +479,7 @@
               <w:noProof/>
             </w:rPr>
           </w:pPr>
-          <w:hyperlink w:anchor="_Toc210489779" w:history="1">
+          <w:hyperlink w:anchor="_Toc210567749" w:history="1">
             <w:r>
               <w:rPr>
                 <w:rStyle w:val="Hyperlink"/>
@@ -507,7 +507,7 @@
                 <w:noProof/>
                 <w:webHidden/>
               </w:rPr>
-              <w:instrText xml:space="preserve"> PAGEREF _Toc210489779 \h </w:instrText>
+              <w:instrText xml:space="preserve"> PAGEREF _Toc210567749 \h </w:instrText>
             </w:r>
             <w:r>
               <w:rPr>
@@ -549,7 +549,7 @@
               <w:noProof/>
             </w:rPr>
           </w:pPr>
-          <w:hyperlink w:anchor="_Toc210489780" w:history="1">
+          <w:hyperlink w:anchor="_Toc210567750" w:history="1">
             <w:r>
               <w:rPr>
                 <w:rStyle w:val="Hyperlink"/>
@@ -577,7 +577,7 @@
                 <w:noProof/>
                 <w:webHidden/>
               </w:rPr>
-              <w:instrText xml:space="preserve"> PAGEREF _Toc210489780 \h </w:instrText>
+              <w:instrText xml:space="preserve"> PAGEREF _Toc210567750 \h </w:instrText>
             </w:r>
             <w:r>
               <w:rPr>
@@ -619,7 +619,7 @@
               <w:noProof/>
             </w:rPr>
           </w:pPr>
-          <w:hyperlink w:anchor="_Toc210489781" w:history="1">
+          <w:hyperlink w:anchor="_Toc210567751" w:history="1">
             <w:r>
               <w:rPr>
                 <w:rStyle w:val="Hyperlink"/>
@@ -647,7 +647,7 @@
                 <w:noProof/>
                 <w:webHidden/>
               </w:rPr>
-              <w:instrText xml:space="preserve"> PAGEREF _Toc210489781 \h </w:instrText>
+              <w:instrText xml:space="preserve"> PAGEREF _Toc210567751 \h </w:instrText>
             </w:r>
             <w:r>
               <w:rPr>
@@ -689,7 +689,7 @@
               <w:noProof/>
             </w:rPr>
           </w:pPr>
-          <w:hyperlink w:anchor="_Toc210489782" w:history="1">
+          <w:hyperlink w:anchor="_Toc210567752" w:history="1">
             <w:r>
               <w:rPr>
                 <w:rStyle w:val="Hyperlink"/>
@@ -717,7 +717,7 @@
                 <w:noProof/>
                 <w:webHidden/>
               </w:rPr>
-              <w:instrText xml:space="preserve"> PAGEREF _Toc210489782 \h </w:instrText>
+              <w:instrText xml:space="preserve"> PAGEREF _Toc210567752 \h </w:instrText>
             </w:r>
             <w:r>
               <w:rPr>
@@ -759,7 +759,7 @@
               <w:noProof/>
             </w:rPr>
           </w:pPr>
-          <w:hyperlink w:anchor="_Toc210489783" w:history="1">
+          <w:hyperlink w:anchor="_Toc210567753" w:history="1">
             <w:r>
               <w:rPr>
                 <w:rStyle w:val="Hyperlink"/>
@@ -787,7 +787,7 @@
                 <w:noProof/>
                 <w:webHidden/>
               </w:rPr>
-              <w:instrText xml:space="preserve"> PAGEREF _Toc210489783 \h </w:instrText>
+              <w:instrText xml:space="preserve"> PAGEREF _Toc210567753 \h </w:instrText>
             </w:r>
             <w:r>
               <w:rPr>
@@ -829,7 +829,7 @@
               <w:noProof/>
             </w:rPr>
           </w:pPr>
-          <w:hyperlink w:anchor="_Toc210489784" w:history="1">
+          <w:hyperlink w:anchor="_Toc210567754" w:history="1">
             <w:r>
               <w:rPr>
                 <w:rStyle w:val="Hyperlink"/>
@@ -857,7 +857,7 @@
                 <w:noProof/>
                 <w:webHidden/>
               </w:rPr>
-              <w:instrText xml:space="preserve"> PAGEREF _Toc210489784 \h </w:instrText>
+              <w:instrText xml:space="preserve"> PAGEREF _Toc210567754 \h </w:instrText>
             </w:r>
             <w:r>
               <w:rPr>
@@ -899,7 +899,7 @@
               <w:noProof/>
             </w:rPr>
           </w:pPr>
-          <w:hyperlink w:anchor="_Toc210489785" w:history="1">
+          <w:hyperlink w:anchor="_Toc210567755" w:history="1">
             <w:r>
               <w:rPr>
                 <w:rStyle w:val="Hyperlink"/>
@@ -927,7 +927,7 @@
                 <w:noProof/>
                 <w:webHidden/>
               </w:rPr>
-              <w:instrText xml:space="preserve"> PAGEREF _Toc210489785 \h </w:instrText>
+              <w:instrText xml:space="preserve"> PAGEREF _Toc210567755 \h </w:instrText>
             </w:r>
             <w:r>
               <w:rPr>
@@ -989,7 +989,7 @@
           <w:lang w:val="pt-PT"/>
         </w:rPr>
       </w:pPr>
-      <w:bookmarkStart w:id="0" w:name="_Toc210489773"/>
+      <w:bookmarkStart w:id="0" w:name="_Toc210567743"/>
       <w:r>
         <w:rPr>
           <w:lang w:val="pt-PT"/>
@@ -1005,7 +1005,7 @@
           <w:lang w:val="pt-PT"/>
         </w:rPr>
       </w:pPr>
-      <w:bookmarkStart w:id="1" w:name="_Toc210489774"/>
+      <w:bookmarkStart w:id="1" w:name="_Toc210567744"/>
       <w:r>
         <w:rPr>
           <w:lang w:val="pt-PT"/>
@@ -1020,30 +1020,23 @@
           <w:lang w:val="pt-PT"/>
         </w:rPr>
       </w:pPr>
-    </w:p>
-    <w:p>
-      <w:pPr>
-        <w:rPr>
-          <w:lang w:val="pt-PT"/>
-        </w:rPr>
-      </w:pPr>
       <w:r>
         <w:rPr>
-          <w:noProof/>
+          <w:lang w:val="pt-PT"/>
         </w:rPr>
         <w:drawing>
-          <wp:anchor distT="0" distB="0" distL="114300" distR="114300" simplePos="0" relativeHeight="251660288" behindDoc="0" locked="0" layoutInCell="1" allowOverlap="1" wp14:anchorId="2471CD72" wp14:editId="4400311B">
+          <wp:anchor distT="0" distB="0" distL="114300" distR="114300" simplePos="0" relativeHeight="251685888" behindDoc="0" locked="0" layoutInCell="1" allowOverlap="1" wp14:anchorId="3D26139B" wp14:editId="1C81B274">
             <wp:simplePos x="0" y="0"/>
             <wp:positionH relativeFrom="page">
-              <wp:posOffset>3826510</wp:posOffset>
+              <wp:posOffset>3060476</wp:posOffset>
             </wp:positionH>
             <wp:positionV relativeFrom="paragraph">
-              <wp:posOffset>161290</wp:posOffset>
+              <wp:posOffset>214369</wp:posOffset>
             </wp:positionV>
-            <wp:extent cx="3724275" cy="5058410"/>
-            <wp:effectExtent l="0" t="0" r="9525" b="8890"/>
+            <wp:extent cx="4373880" cy="4036060"/>
+            <wp:effectExtent l="0" t="0" r="7620" b="2540"/>
             <wp:wrapSquare wrapText="bothSides"/>
-            <wp:docPr id="1070633759" name="Picture 1" descr="A diagram of a business process&#10;&#10;AI-generated content may be incorrect."/>
+            <wp:docPr id="1970715621" name="Picture 1" descr="A diagram of a business plan&#10;&#10;AI-generated content may be incorrect."/>
             <wp:cNvGraphicFramePr>
               <a:graphicFrameLocks xmlns:a="http://schemas.openxmlformats.org/drawingml/2006/main" noChangeAspect="1"/>
             </wp:cNvGraphicFramePr>
@@ -1051,7 +1044,7 @@
               <a:graphicData uri="http://schemas.openxmlformats.org/drawingml/2006/picture">
                 <pic:pic xmlns:pic="http://schemas.openxmlformats.org/drawingml/2006/picture">
                   <pic:nvPicPr>
-                    <pic:cNvPr id="1070633759" name="Picture 1" descr="A diagram of a business process&#10;&#10;AI-generated content may be incorrect."/>
+                    <pic:cNvPr id="1970715621" name="Picture 1" descr="A diagram of a business plan&#10;&#10;AI-generated content may be incorrect."/>
                     <pic:cNvPicPr/>
                   </pic:nvPicPr>
                   <pic:blipFill>
@@ -1069,7 +1062,7 @@
                   <pic:spPr>
                     <a:xfrm>
                       <a:off x="0" y="0"/>
-                      <a:ext cx="3724275" cy="5058410"/>
+                      <a:ext cx="4373880" cy="4036060"/>
                     </a:xfrm>
                     <a:prstGeom prst="rect">
                       <a:avLst/>
@@ -1078,6 +1071,12 @@
                 </pic:pic>
               </a:graphicData>
             </a:graphic>
+            <wp14:sizeRelH relativeFrom="margin">
+              <wp14:pctWidth>0</wp14:pctWidth>
+            </wp14:sizeRelH>
+            <wp14:sizeRelV relativeFrom="margin">
+              <wp14:pctHeight>0</wp14:pctHeight>
+            </wp14:sizeRelV>
           </wp:anchor>
         </w:drawing>
       </w:r>
@@ -1088,16 +1087,16 @@
         <mc:AlternateContent>
           <mc:Choice Requires="wps">
             <w:drawing>
-              <wp:anchor distT="45720" distB="45720" distL="114300" distR="114300" simplePos="0" relativeHeight="251659264" behindDoc="0" locked="0" layoutInCell="1" allowOverlap="1" wp14:anchorId="4DC26C9B" wp14:editId="5A576B2B">
+              <wp:anchor distT="45720" distB="45720" distL="114300" distR="114300" simplePos="0" relativeHeight="251659264" behindDoc="0" locked="0" layoutInCell="1" allowOverlap="1" wp14:anchorId="4DC26C9B" wp14:editId="0CC91634">
                 <wp:simplePos x="0" y="0"/>
                 <wp:positionH relativeFrom="margin">
                   <wp:posOffset>-123825</wp:posOffset>
                 </wp:positionH>
                 <wp:positionV relativeFrom="paragraph">
-                  <wp:posOffset>6985</wp:posOffset>
+                  <wp:posOffset>321945</wp:posOffset>
                 </wp:positionV>
-                <wp:extent cx="3286125" cy="5410200"/>
-                <wp:effectExtent l="0" t="0" r="28575" b="19050"/>
+                <wp:extent cx="2635250" cy="3808095"/>
+                <wp:effectExtent l="0" t="0" r="12700" b="20955"/>
                 <wp:wrapSquare wrapText="bothSides"/>
                 <wp:docPr id="217" name="Text Box 2"/>
                 <wp:cNvGraphicFramePr>
@@ -1112,7 +1111,7 @@
                       <wps:spPr bwMode="auto">
                         <a:xfrm>
                           <a:off x="0" y="0"/>
-                          <a:ext cx="3286125" cy="5410200"/>
+                          <a:ext cx="2635250" cy="3808095"/>
                         </a:xfrm>
                         <a:prstGeom prst="rect">
                           <a:avLst/>
@@ -1134,6 +1133,23 @@
                           <w:p>
                             <w:pPr>
                               <w:rPr>
+                                <w:b/>
+                                <w:bCs/>
+                                <w:lang w:val="pt-PT"/>
+                              </w:rPr>
+                            </w:pPr>
+                            <w:r>
+                              <w:rPr>
+                                <w:b/>
+                                <w:bCs/>
+                                <w:lang w:val="pt-PT"/>
+                              </w:rPr>
+                              <w:t>' CTRL + A para copiar todo o código</w:t>
+                            </w:r>
+                          </w:p>
+                          <w:p>
+                            <w:pPr>
+                              <w:rPr>
                                 <w:lang w:val="pt-PT"/>
                               </w:rPr>
                             </w:pPr>
@@ -1229,6 +1245,41 @@
                                 <w:lang w:val="pt-PT"/>
                               </w:rPr>
                             </w:pPr>
+                            <w:r>
+                              <w:rPr>
+                                <w:lang w:val="pt-PT"/>
+                              </w:rPr>
+                              <w:t xml:space="preserve">state </w:t>
+                            </w:r>
+                            <w:proofErr w:type="spellStart"/>
+                            <w:r>
+                              <w:rPr>
+                                <w:lang w:val="pt-PT"/>
+                              </w:rPr>
+                              <w:t>Nao_comparencia</w:t>
+                            </w:r>
+                            <w:proofErr w:type="spellEnd"/>
+                            <w:r>
+                              <w:rPr>
+                                <w:lang w:val="pt-PT"/>
+                              </w:rPr>
+                              <w:t xml:space="preserve"> : o paciente não </w:t>
+                            </w:r>
+                            <w:proofErr w:type="spellStart"/>
+                            <w:r>
+                              <w:rPr>
+                                <w:lang w:val="pt-PT"/>
+                              </w:rPr>
+                              <w:t>comparaceu</w:t>
+                            </w:r>
+                            <w:proofErr w:type="spellEnd"/>
+                          </w:p>
+                          <w:p>
+                            <w:pPr>
+                              <w:rPr>
+                                <w:lang w:val="pt-PT"/>
+                              </w:rPr>
+                            </w:pPr>
                           </w:p>
                           <w:p>
                             <w:pPr>
@@ -1275,6 +1326,33 @@
                                 <w:lang w:val="pt-PT"/>
                               </w:rPr>
                             </w:pPr>
+                            <w:r>
+                              <w:rPr>
+                                <w:lang w:val="pt-PT"/>
+                              </w:rPr>
+                              <w:t xml:space="preserve">Agendada --&gt; </w:t>
+                            </w:r>
+                            <w:proofErr w:type="spellStart"/>
+                            <w:r>
+                              <w:rPr>
+                                <w:lang w:val="pt-PT"/>
+                              </w:rPr>
+                              <w:t>Nao_comparencia</w:t>
+                            </w:r>
+                            <w:proofErr w:type="spellEnd"/>
+                            <w:r>
+                              <w:rPr>
+                                <w:lang w:val="pt-PT"/>
+                              </w:rPr>
+                              <w:t xml:space="preserve"> : consulta não realizada</w:t>
+                            </w:r>
+                          </w:p>
+                          <w:p>
+                            <w:pPr>
+                              <w:rPr>
+                                <w:lang w:val="pt-PT"/>
+                              </w:rPr>
+                            </w:pPr>
                           </w:p>
                           <w:p>
                             <w:pPr>
@@ -1290,13 +1368,44 @@
                             </w:r>
                           </w:p>
                           <w:p>
-                            <w:r>
+                            <w:pPr>
+                              <w:rPr>
+                                <w:lang w:val="pt-PT"/>
+                              </w:rPr>
+                            </w:pPr>
+                            <w:r>
+                              <w:rPr>
+                                <w:lang w:val="pt-PT"/>
+                              </w:rPr>
                               <w:t>Cancelada --&gt; [*]</w:t>
                             </w:r>
                           </w:p>
-                          <w:p/>
-                          <w:p>
-                            <w:r>
+                          <w:p>
+                            <w:pPr>
+                              <w:rPr>
+                                <w:lang w:val="pt-PT"/>
+                              </w:rPr>
+                            </w:pPr>
+                            <w:proofErr w:type="spellStart"/>
+                            <w:r>
+                              <w:rPr>
+                                <w:lang w:val="pt-PT"/>
+                              </w:rPr>
+                              <w:t>Nao_comparencia</w:t>
+                            </w:r>
+                            <w:proofErr w:type="spellEnd"/>
+                            <w:r>
+                              <w:rPr>
+                                <w:lang w:val="pt-PT"/>
+                              </w:rPr>
+                              <w:t xml:space="preserve"> --&gt; [*]</w:t>
+                            </w:r>
+                          </w:p>
+                          <w:p>
+                            <w:r>
+                              <w:rPr>
+                                <w:lang w:val="pt-PT"/>
+                              </w:rPr>
                               <w:t>@enduml</w:t>
                             </w:r>
                           </w:p>
@@ -1323,12 +1432,29 @@
                 <v:stroke joinstyle="miter"/>
                 <v:path gradientshapeok="t" o:connecttype="rect"/>
               </v:shapetype>
-              <v:shape id="Text Box 2" o:spid="_x0000_s1026" type="#_x0000_t202" style="position:absolute;margin-left:-9.75pt;margin-top:.55pt;width:258.75pt;height:426pt;z-index:251659264;visibility:visible;mso-wrap-style:square;mso-width-percent:0;mso-height-percent:0;mso-wrap-distance-left:9pt;mso-wrap-distance-top:3.6pt;mso-wrap-distance-right:9pt;mso-wrap-distance-bottom:3.6pt;mso-position-horizontal:absolute;mso-position-horizontal-relative:margin;mso-position-vertical:absolute;mso-position-vertical-relative:text;mso-width-percent:0;mso-height-percent:0;mso-width-relative:margin;mso-height-relative:margin;v-text-anchor:top" o:gfxdata="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">
+              <v:shape id="Text Box 2" o:spid="_x0000_s1026" type="#_x0000_t202" style="position:absolute;margin-left:-9.75pt;margin-top:25.35pt;width:207.5pt;height:299.85pt;z-index:251659264;visibility:visible;mso-wrap-style:square;mso-width-percent:0;mso-height-percent:0;mso-wrap-distance-left:9pt;mso-wrap-distance-top:3.6pt;mso-wrap-distance-right:9pt;mso-wrap-distance-bottom:3.6pt;mso-position-horizontal:absolute;mso-position-horizontal-relative:margin;mso-position-vertical:absolute;mso-position-vertical-relative:text;mso-width-percent:0;mso-height-percent:0;mso-width-relative:margin;mso-height-relative:margin;v-text-anchor:top" o:gfxdata="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">
                 <v:textbox>
                   <w:txbxContent>
                     <w:p>
                       <w:pPr>
                         <w:rPr>
+                          <w:b/>
+                          <w:bCs/>
+                          <w:lang w:val="pt-PT"/>
+                        </w:rPr>
+                      </w:pPr>
+                      <w:r>
+                        <w:rPr>
+                          <w:b/>
+                          <w:bCs/>
+                          <w:lang w:val="pt-PT"/>
+                        </w:rPr>
+                        <w:t>' CTRL + A para copiar todo o código</w:t>
+                      </w:r>
+                    </w:p>
+                    <w:p>
+                      <w:pPr>
+                        <w:rPr>
                           <w:lang w:val="pt-PT"/>
                         </w:rPr>
                       </w:pPr>
@@ -1424,6 +1550,41 @@
                           <w:lang w:val="pt-PT"/>
                         </w:rPr>
                       </w:pPr>
+                      <w:r>
+                        <w:rPr>
+                          <w:lang w:val="pt-PT"/>
+                        </w:rPr>
+                        <w:t xml:space="preserve">state </w:t>
+                      </w:r>
+                      <w:proofErr w:type="spellStart"/>
+                      <w:r>
+                        <w:rPr>
+                          <w:lang w:val="pt-PT"/>
+                        </w:rPr>
+                        <w:t>Nao_comparencia</w:t>
+                      </w:r>
+                      <w:proofErr w:type="spellEnd"/>
+                      <w:r>
+                        <w:rPr>
+                          <w:lang w:val="pt-PT"/>
+                        </w:rPr>
+                        <w:t xml:space="preserve"> : o paciente não </w:t>
+                      </w:r>
+                      <w:proofErr w:type="spellStart"/>
+                      <w:r>
+                        <w:rPr>
+                          <w:lang w:val="pt-PT"/>
+                        </w:rPr>
+                        <w:t>comparaceu</w:t>
+                      </w:r>
+                      <w:proofErr w:type="spellEnd"/>
+                    </w:p>
+                    <w:p>
+                      <w:pPr>
+                        <w:rPr>
+                          <w:lang w:val="pt-PT"/>
+                        </w:rPr>
+                      </w:pPr>
                     </w:p>
                     <w:p>
                       <w:pPr>
@@ -1470,6 +1631,33 @@
                           <w:lang w:val="pt-PT"/>
                         </w:rPr>
                       </w:pPr>
+                      <w:r>
+                        <w:rPr>
+                          <w:lang w:val="pt-PT"/>
+                        </w:rPr>
+                        <w:t xml:space="preserve">Agendada --&gt; </w:t>
+                      </w:r>
+                      <w:proofErr w:type="spellStart"/>
+                      <w:r>
+                        <w:rPr>
+                          <w:lang w:val="pt-PT"/>
+                        </w:rPr>
+                        <w:t>Nao_comparencia</w:t>
+                      </w:r>
+                      <w:proofErr w:type="spellEnd"/>
+                      <w:r>
+                        <w:rPr>
+                          <w:lang w:val="pt-PT"/>
+                        </w:rPr>
+                        <w:t xml:space="preserve"> : consulta não realizada</w:t>
+                      </w:r>
+                    </w:p>
+                    <w:p>
+                      <w:pPr>
+                        <w:rPr>
+                          <w:lang w:val="pt-PT"/>
+                        </w:rPr>
+                      </w:pPr>
                     </w:p>
                     <w:p>
                       <w:pPr>
@@ -1485,13 +1673,44 @@
                       </w:r>
                     </w:p>
                     <w:p>
-                      <w:r>
+                      <w:pPr>
+                        <w:rPr>
+                          <w:lang w:val="pt-PT"/>
+                        </w:rPr>
+                      </w:pPr>
+                      <w:r>
+                        <w:rPr>
+                          <w:lang w:val="pt-PT"/>
+                        </w:rPr>
                         <w:t>Cancelada --&gt; [*]</w:t>
                       </w:r>
                     </w:p>
-                    <w:p/>
-                    <w:p>
-                      <w:r>
+                    <w:p>
+                      <w:pPr>
+                        <w:rPr>
+                          <w:lang w:val="pt-PT"/>
+                        </w:rPr>
+                      </w:pPr>
+                      <w:proofErr w:type="spellStart"/>
+                      <w:r>
+                        <w:rPr>
+                          <w:lang w:val="pt-PT"/>
+                        </w:rPr>
+                        <w:t>Nao_comparencia</w:t>
+                      </w:r>
+                      <w:proofErr w:type="spellEnd"/>
+                      <w:r>
+                        <w:rPr>
+                          <w:lang w:val="pt-PT"/>
+                        </w:rPr>
+                        <w:t xml:space="preserve"> --&gt; [*]</w:t>
+                      </w:r>
+                    </w:p>
+                    <w:p>
+                      <w:r>
+                        <w:rPr>
+                          <w:lang w:val="pt-PT"/>
+                        </w:rPr>
                         <w:t>@enduml</w:t>
                       </w:r>
                     </w:p>
@@ -1524,6 +1743,13 @@
           <w:lang w:val="pt-PT"/>
         </w:rPr>
       </w:pPr>
+    </w:p>
+    <w:p>
+      <w:pPr>
+        <w:rPr>
+          <w:lang w:val="pt-PT"/>
+        </w:rPr>
+      </w:pPr>
       <w:r>
         <w:rPr>
           <w:lang w:val="pt-PT"/>
@@ -1538,7 +1764,7 @@
           <w:lang w:val="pt-PT"/>
         </w:rPr>
       </w:pPr>
-      <w:bookmarkStart w:id="2" w:name="_Toc210489775"/>
+      <w:bookmarkStart w:id="2" w:name="_Toc210567745"/>
       <w:r>
         <w:rPr>
           <w:lang w:val="pt-PT"/>
@@ -1559,689 +1785,14 @@
           <w:noProof/>
           <w:lang w:val="pt-PT"/>
         </w:rPr>
-        <mc:AlternateContent>
-          <mc:Choice Requires="wps">
-            <w:drawing>
-              <wp:anchor distT="45720" distB="45720" distL="114300" distR="114300" simplePos="0" relativeHeight="251662336" behindDoc="0" locked="0" layoutInCell="1" allowOverlap="1" wp14:anchorId="253BE1FE" wp14:editId="61CE0458">
-                <wp:simplePos x="0" y="0"/>
-                <wp:positionH relativeFrom="margin">
-                  <wp:posOffset>-180975</wp:posOffset>
-                </wp:positionH>
-                <wp:positionV relativeFrom="paragraph">
-                  <wp:posOffset>194310</wp:posOffset>
-                </wp:positionV>
-                <wp:extent cx="3409950" cy="1404620"/>
-                <wp:effectExtent l="0" t="0" r="19050" b="24765"/>
-                <wp:wrapSquare wrapText="bothSides"/>
-                <wp:docPr id="290615167" name="Text Box 2"/>
-                <wp:cNvGraphicFramePr>
-                  <a:graphicFrameLocks xmlns:a="http://schemas.openxmlformats.org/drawingml/2006/main"/>
-                </wp:cNvGraphicFramePr>
-                <a:graphic xmlns:a="http://schemas.openxmlformats.org/drawingml/2006/main">
-                  <a:graphicData uri="http://schemas.microsoft.com/office/word/2010/wordprocessingShape">
-                    <wps:wsp>
-                      <wps:cNvSpPr txBox="1">
-                        <a:spLocks noChangeArrowheads="1"/>
-                      </wps:cNvSpPr>
-                      <wps:spPr bwMode="auto">
-                        <a:xfrm>
-                          <a:off x="0" y="0"/>
-                          <a:ext cx="3409950" cy="1404620"/>
-                        </a:xfrm>
-                        <a:prstGeom prst="rect">
-                          <a:avLst/>
-                        </a:prstGeom>
-                        <a:solidFill>
-                          <a:srgbClr val="FFFFFF"/>
-                        </a:solidFill>
-                        <a:ln w="9525">
-                          <a:solidFill>
-                            <a:srgbClr val="000000"/>
-                          </a:solidFill>
-                          <a:miter lim="800000"/>
-                          <a:headEnd/>
-                          <a:tailEnd/>
-                        </a:ln>
-                      </wps:spPr>
-                      <wps:txbx>
-                        <w:txbxContent>
-                          <w:p>
-                            <w:pPr>
-                              <w:rPr>
-                                <w:sz w:val="22"/>
-                                <w:szCs w:val="22"/>
-                                <w:lang w:val="pt-PT"/>
-                              </w:rPr>
-                            </w:pPr>
-                            <w:r>
-                              <w:rPr>
-                                <w:sz w:val="22"/>
-                                <w:szCs w:val="22"/>
-                                <w:lang w:val="pt-PT"/>
-                              </w:rPr>
-                              <w:t>@startuml</w:t>
-                            </w:r>
-                          </w:p>
-                          <w:p>
-                            <w:pPr>
-                              <w:rPr>
-                                <w:sz w:val="22"/>
-                                <w:szCs w:val="22"/>
-                                <w:lang w:val="pt-PT"/>
-                              </w:rPr>
-                            </w:pPr>
-                          </w:p>
-                          <w:p>
-                            <w:pPr>
-                              <w:rPr>
-                                <w:sz w:val="22"/>
-                                <w:szCs w:val="22"/>
-                                <w:lang w:val="pt-PT"/>
-                              </w:rPr>
-                            </w:pPr>
-                            <w:r>
-                              <w:rPr>
-                                <w:sz w:val="22"/>
-                                <w:szCs w:val="22"/>
-                                <w:lang w:val="pt-PT"/>
-                              </w:rPr>
-                              <w:t>[*] --&gt; Fora_de_serviço</w:t>
-                            </w:r>
-                          </w:p>
-                          <w:p>
-                            <w:pPr>
-                              <w:rPr>
-                                <w:sz w:val="22"/>
-                                <w:szCs w:val="22"/>
-                                <w:lang w:val="pt-PT"/>
-                              </w:rPr>
-                            </w:pPr>
-                          </w:p>
-                          <w:p>
-                            <w:pPr>
-                              <w:rPr>
-                                <w:sz w:val="22"/>
-                                <w:szCs w:val="22"/>
-                                <w:lang w:val="pt-PT"/>
-                              </w:rPr>
-                            </w:pPr>
-                            <w:r>
-                              <w:rPr>
-                                <w:sz w:val="22"/>
-                                <w:szCs w:val="22"/>
-                                <w:lang w:val="pt-PT"/>
-                              </w:rPr>
-                              <w:t>state Em_serviço {</w:t>
-                            </w:r>
-                          </w:p>
-                          <w:p>
-                            <w:pPr>
-                              <w:rPr>
-                                <w:sz w:val="22"/>
-                                <w:szCs w:val="22"/>
-                                <w:lang w:val="pt-PT"/>
-                              </w:rPr>
-                            </w:pPr>
-                            <w:r>
-                              <w:rPr>
-                                <w:sz w:val="22"/>
-                                <w:szCs w:val="22"/>
-                                <w:lang w:val="pt-PT"/>
-                              </w:rPr>
-                              <w:t xml:space="preserve">  [*] --&gt; Livre</w:t>
-                            </w:r>
-                          </w:p>
-                          <w:p>
-                            <w:pPr>
-                              <w:rPr>
-                                <w:sz w:val="22"/>
-                                <w:szCs w:val="22"/>
-                                <w:lang w:val="pt-PT"/>
-                              </w:rPr>
-                            </w:pPr>
-                            <w:r>
-                              <w:rPr>
-                                <w:sz w:val="22"/>
-                                <w:szCs w:val="22"/>
-                                <w:lang w:val="pt-PT"/>
-                              </w:rPr>
-                              <w:t xml:space="preserve">  </w:t>
-                            </w:r>
-                          </w:p>
-                          <w:p>
-                            <w:pPr>
-                              <w:rPr>
-                                <w:sz w:val="22"/>
-                                <w:szCs w:val="22"/>
-                                <w:lang w:val="pt-PT"/>
-                              </w:rPr>
-                            </w:pPr>
-                            <w:r>
-                              <w:rPr>
-                                <w:sz w:val="22"/>
-                                <w:szCs w:val="22"/>
-                                <w:lang w:val="pt-PT"/>
-                              </w:rPr>
-                              <w:t xml:space="preserve">  state Livre : o médico está disponível</w:t>
-                            </w:r>
-                          </w:p>
-                          <w:p>
-                            <w:pPr>
-                              <w:rPr>
-                                <w:sz w:val="22"/>
-                                <w:szCs w:val="22"/>
-                                <w:lang w:val="pt-PT"/>
-                              </w:rPr>
-                            </w:pPr>
-                            <w:r>
-                              <w:rPr>
-                                <w:sz w:val="22"/>
-                                <w:szCs w:val="22"/>
-                                <w:lang w:val="pt-PT"/>
-                              </w:rPr>
-                              <w:t xml:space="preserve">  state Reservado : o médico está em consulta</w:t>
-                            </w:r>
-                          </w:p>
-                          <w:p>
-                            <w:pPr>
-                              <w:rPr>
-                                <w:sz w:val="22"/>
-                                <w:szCs w:val="22"/>
-                                <w:lang w:val="pt-PT"/>
-                              </w:rPr>
-                            </w:pPr>
-                          </w:p>
-                          <w:p>
-                            <w:pPr>
-                              <w:rPr>
-                                <w:sz w:val="22"/>
-                                <w:szCs w:val="22"/>
-                                <w:lang w:val="pt-PT"/>
-                              </w:rPr>
-                            </w:pPr>
-                            <w:r>
-                              <w:rPr>
-                                <w:sz w:val="22"/>
-                                <w:szCs w:val="22"/>
-                                <w:lang w:val="pt-PT"/>
-                              </w:rPr>
-                              <w:t xml:space="preserve">  Livre --&gt; Reservado : consulta iniciada</w:t>
-                            </w:r>
-                          </w:p>
-                          <w:p>
-                            <w:pPr>
-                              <w:rPr>
-                                <w:sz w:val="22"/>
-                                <w:szCs w:val="22"/>
-                                <w:lang w:val="pt-PT"/>
-                              </w:rPr>
-                            </w:pPr>
-                            <w:r>
-                              <w:rPr>
-                                <w:sz w:val="22"/>
-                                <w:szCs w:val="22"/>
-                                <w:lang w:val="pt-PT"/>
-                              </w:rPr>
-                              <w:t xml:space="preserve">  Reservado --&gt; Livre : consulta terminada</w:t>
-                            </w:r>
-                          </w:p>
-                          <w:p>
-                            <w:pPr>
-                              <w:rPr>
-                                <w:sz w:val="22"/>
-                                <w:szCs w:val="22"/>
-                                <w:lang w:val="pt-PT"/>
-                              </w:rPr>
-                            </w:pPr>
-                            <w:r>
-                              <w:rPr>
-                                <w:sz w:val="22"/>
-                                <w:szCs w:val="22"/>
-                                <w:lang w:val="pt-PT"/>
-                              </w:rPr>
-                              <w:t>}</w:t>
-                            </w:r>
-                          </w:p>
-                          <w:p>
-                            <w:pPr>
-                              <w:rPr>
-                                <w:sz w:val="22"/>
-                                <w:szCs w:val="22"/>
-                                <w:lang w:val="pt-PT"/>
-                              </w:rPr>
-                            </w:pPr>
-                          </w:p>
-                          <w:p>
-                            <w:pPr>
-                              <w:rPr>
-                                <w:sz w:val="22"/>
-                                <w:szCs w:val="22"/>
-                                <w:lang w:val="pt-PT"/>
-                              </w:rPr>
-                            </w:pPr>
-                            <w:r>
-                              <w:rPr>
-                                <w:sz w:val="22"/>
-                                <w:szCs w:val="22"/>
-                                <w:lang w:val="pt-PT"/>
-                              </w:rPr>
-                              <w:t>state Fora_de_serviço : o médico está fora do horário de trabalho</w:t>
-                            </w:r>
-                          </w:p>
-                          <w:p>
-                            <w:pPr>
-                              <w:rPr>
-                                <w:sz w:val="22"/>
-                                <w:szCs w:val="22"/>
-                                <w:lang w:val="pt-PT"/>
-                              </w:rPr>
-                            </w:pPr>
-                          </w:p>
-                          <w:p>
-                            <w:pPr>
-                              <w:rPr>
-                                <w:sz w:val="22"/>
-                                <w:szCs w:val="22"/>
-                                <w:lang w:val="pt-PT"/>
-                              </w:rPr>
-                            </w:pPr>
-                            <w:r>
-                              <w:rPr>
-                                <w:sz w:val="22"/>
-                                <w:szCs w:val="22"/>
-                                <w:lang w:val="pt-PT"/>
-                              </w:rPr>
-                              <w:t>Fora_de_serviço --&gt; Em_serviço : início do turno</w:t>
-                            </w:r>
-                          </w:p>
-                          <w:p>
-                            <w:pPr>
-                              <w:rPr>
-                                <w:sz w:val="22"/>
-                                <w:szCs w:val="22"/>
-                                <w:lang w:val="pt-PT"/>
-                              </w:rPr>
-                            </w:pPr>
-                            <w:r>
-                              <w:rPr>
-                                <w:sz w:val="22"/>
-                                <w:szCs w:val="22"/>
-                                <w:lang w:val="pt-PT"/>
-                              </w:rPr>
-                              <w:t>Em_serviço --&gt; Fora_de_serviço : fim do turno</w:t>
-                            </w:r>
-                          </w:p>
-                          <w:p>
-                            <w:pPr>
-                              <w:rPr>
-                                <w:sz w:val="22"/>
-                                <w:szCs w:val="22"/>
-                                <w:lang w:val="pt-PT"/>
-                              </w:rPr>
-                            </w:pPr>
-                          </w:p>
-                          <w:p>
-                            <w:pPr>
-                              <w:rPr>
-                                <w:sz w:val="22"/>
-                                <w:szCs w:val="22"/>
-                              </w:rPr>
-                            </w:pPr>
-                            <w:r>
-                              <w:rPr>
-                                <w:sz w:val="22"/>
-                                <w:szCs w:val="22"/>
-                              </w:rPr>
-                              <w:t>@enduml</w:t>
-                            </w:r>
-                          </w:p>
-                        </w:txbxContent>
-                      </wps:txbx>
-                      <wps:bodyPr rot="0" vert="horz" wrap="square" lIns="91440" tIns="45720" rIns="91440" bIns="45720" anchor="t" anchorCtr="0">
-                        <a:spAutoFit/>
-                      </wps:bodyPr>
-                    </wps:wsp>
-                  </a:graphicData>
-                </a:graphic>
-                <wp14:sizeRelH relativeFrom="margin">
-                  <wp14:pctWidth>0</wp14:pctWidth>
-                </wp14:sizeRelH>
-                <wp14:sizeRelV relativeFrom="margin">
-                  <wp14:pctHeight>20000</wp14:pctHeight>
-                </wp14:sizeRelV>
-              </wp:anchor>
-            </w:drawing>
-          </mc:Choice>
-          <mc:Fallback>
-            <w:pict>
-              <v:shape w14:anchorId="253BE1FE" id="_x0000_s1027" type="#_x0000_t202" style="position:absolute;margin-left:-14.25pt;margin-top:15.3pt;width:268.5pt;height:110.6pt;z-index:251662336;visibility:visible;mso-wrap-style:square;mso-width-percent:0;mso-height-percent:200;mso-wrap-distance-left:9pt;mso-wrap-distance-top:3.6pt;mso-wrap-distance-right:9pt;mso-wrap-distance-bottom:3.6pt;mso-position-horizontal:absolute;mso-position-horizontal-relative:margin;mso-position-vertical:absolute;mso-position-vertical-relative:text;mso-width-percent:0;mso-height-percent:200;mso-width-relative:margin;mso-height-relative:margin;v-text-anchor:top" o:gfxdata="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">
-                <v:textbox style="mso-fit-shape-to-text:t">
-                  <w:txbxContent>
-                    <w:p>
-                      <w:pPr>
-                        <w:rPr>
-                          <w:sz w:val="22"/>
-                          <w:szCs w:val="22"/>
-                          <w:lang w:val="pt-PT"/>
-                        </w:rPr>
-                      </w:pPr>
-                      <w:r>
-                        <w:rPr>
-                          <w:sz w:val="22"/>
-                          <w:szCs w:val="22"/>
-                          <w:lang w:val="pt-PT"/>
-                        </w:rPr>
-                        <w:t>@startuml</w:t>
-                      </w:r>
-                    </w:p>
-                    <w:p>
-                      <w:pPr>
-                        <w:rPr>
-                          <w:sz w:val="22"/>
-                          <w:szCs w:val="22"/>
-                          <w:lang w:val="pt-PT"/>
-                        </w:rPr>
-                      </w:pPr>
-                    </w:p>
-                    <w:p>
-                      <w:pPr>
-                        <w:rPr>
-                          <w:sz w:val="22"/>
-                          <w:szCs w:val="22"/>
-                          <w:lang w:val="pt-PT"/>
-                        </w:rPr>
-                      </w:pPr>
-                      <w:r>
-                        <w:rPr>
-                          <w:sz w:val="22"/>
-                          <w:szCs w:val="22"/>
-                          <w:lang w:val="pt-PT"/>
-                        </w:rPr>
-                        <w:t>[*] --&gt; Fora_de_serviço</w:t>
-                      </w:r>
-                    </w:p>
-                    <w:p>
-                      <w:pPr>
-                        <w:rPr>
-                          <w:sz w:val="22"/>
-                          <w:szCs w:val="22"/>
-                          <w:lang w:val="pt-PT"/>
-                        </w:rPr>
-                      </w:pPr>
-                    </w:p>
-                    <w:p>
-                      <w:pPr>
-                        <w:rPr>
-                          <w:sz w:val="22"/>
-                          <w:szCs w:val="22"/>
-                          <w:lang w:val="pt-PT"/>
-                        </w:rPr>
-                      </w:pPr>
-                      <w:r>
-                        <w:rPr>
-                          <w:sz w:val="22"/>
-                          <w:szCs w:val="22"/>
-                          <w:lang w:val="pt-PT"/>
-                        </w:rPr>
-                        <w:t>state Em_serviço {</w:t>
-                      </w:r>
-                    </w:p>
-                    <w:p>
-                      <w:pPr>
-                        <w:rPr>
-                          <w:sz w:val="22"/>
-                          <w:szCs w:val="22"/>
-                          <w:lang w:val="pt-PT"/>
-                        </w:rPr>
-                      </w:pPr>
-                      <w:r>
-                        <w:rPr>
-                          <w:sz w:val="22"/>
-                          <w:szCs w:val="22"/>
-                          <w:lang w:val="pt-PT"/>
-                        </w:rPr>
-                        <w:t xml:space="preserve">  [*] --&gt; Livre</w:t>
-                      </w:r>
-                    </w:p>
-                    <w:p>
-                      <w:pPr>
-                        <w:rPr>
-                          <w:sz w:val="22"/>
-                          <w:szCs w:val="22"/>
-                          <w:lang w:val="pt-PT"/>
-                        </w:rPr>
-                      </w:pPr>
-                      <w:r>
-                        <w:rPr>
-                          <w:sz w:val="22"/>
-                          <w:szCs w:val="22"/>
-                          <w:lang w:val="pt-PT"/>
-                        </w:rPr>
-                        <w:t xml:space="preserve">  </w:t>
-                      </w:r>
-                    </w:p>
-                    <w:p>
-                      <w:pPr>
-                        <w:rPr>
-                          <w:sz w:val="22"/>
-                          <w:szCs w:val="22"/>
-                          <w:lang w:val="pt-PT"/>
-                        </w:rPr>
-                      </w:pPr>
-                      <w:r>
-                        <w:rPr>
-                          <w:sz w:val="22"/>
-                          <w:szCs w:val="22"/>
-                          <w:lang w:val="pt-PT"/>
-                        </w:rPr>
-                        <w:t xml:space="preserve">  state Livre : o médico está disponível</w:t>
-                      </w:r>
-                    </w:p>
-                    <w:p>
-                      <w:pPr>
-                        <w:rPr>
-                          <w:sz w:val="22"/>
-                          <w:szCs w:val="22"/>
-                          <w:lang w:val="pt-PT"/>
-                        </w:rPr>
-                      </w:pPr>
-                      <w:r>
-                        <w:rPr>
-                          <w:sz w:val="22"/>
-                          <w:szCs w:val="22"/>
-                          <w:lang w:val="pt-PT"/>
-                        </w:rPr>
-                        <w:t xml:space="preserve">  state Reservado : o médico está em consulta</w:t>
-                      </w:r>
-                    </w:p>
-                    <w:p>
-                      <w:pPr>
-                        <w:rPr>
-                          <w:sz w:val="22"/>
-                          <w:szCs w:val="22"/>
-                          <w:lang w:val="pt-PT"/>
-                        </w:rPr>
-                      </w:pPr>
-                    </w:p>
-                    <w:p>
-                      <w:pPr>
-                        <w:rPr>
-                          <w:sz w:val="22"/>
-                          <w:szCs w:val="22"/>
-                          <w:lang w:val="pt-PT"/>
-                        </w:rPr>
-                      </w:pPr>
-                      <w:r>
-                        <w:rPr>
-                          <w:sz w:val="22"/>
-                          <w:szCs w:val="22"/>
-                          <w:lang w:val="pt-PT"/>
-                        </w:rPr>
-                        <w:t xml:space="preserve">  Livre --&gt; Reservado : consulta iniciada</w:t>
-                      </w:r>
-                    </w:p>
-                    <w:p>
-                      <w:pPr>
-                        <w:rPr>
-                          <w:sz w:val="22"/>
-                          <w:szCs w:val="22"/>
-                          <w:lang w:val="pt-PT"/>
-                        </w:rPr>
-                      </w:pPr>
-                      <w:r>
-                        <w:rPr>
-                          <w:sz w:val="22"/>
-                          <w:szCs w:val="22"/>
-                          <w:lang w:val="pt-PT"/>
-                        </w:rPr>
-                        <w:t xml:space="preserve">  Reservado --&gt; Livre : consulta terminada</w:t>
-                      </w:r>
-                    </w:p>
-                    <w:p>
-                      <w:pPr>
-                        <w:rPr>
-                          <w:sz w:val="22"/>
-                          <w:szCs w:val="22"/>
-                          <w:lang w:val="pt-PT"/>
-                        </w:rPr>
-                      </w:pPr>
-                      <w:r>
-                        <w:rPr>
-                          <w:sz w:val="22"/>
-                          <w:szCs w:val="22"/>
-                          <w:lang w:val="pt-PT"/>
-                        </w:rPr>
-                        <w:t>}</w:t>
-                      </w:r>
-                    </w:p>
-                    <w:p>
-                      <w:pPr>
-                        <w:rPr>
-                          <w:sz w:val="22"/>
-                          <w:szCs w:val="22"/>
-                          <w:lang w:val="pt-PT"/>
-                        </w:rPr>
-                      </w:pPr>
-                    </w:p>
-                    <w:p>
-                      <w:pPr>
-                        <w:rPr>
-                          <w:sz w:val="22"/>
-                          <w:szCs w:val="22"/>
-                          <w:lang w:val="pt-PT"/>
-                        </w:rPr>
-                      </w:pPr>
-                      <w:r>
-                        <w:rPr>
-                          <w:sz w:val="22"/>
-                          <w:szCs w:val="22"/>
-                          <w:lang w:val="pt-PT"/>
-                        </w:rPr>
-                        <w:t>state Fora_de_serviço : o médico está fora do horário de trabalho</w:t>
-                      </w:r>
-                    </w:p>
-                    <w:p>
-                      <w:pPr>
-                        <w:rPr>
-                          <w:sz w:val="22"/>
-                          <w:szCs w:val="22"/>
-                          <w:lang w:val="pt-PT"/>
-                        </w:rPr>
-                      </w:pPr>
-                    </w:p>
-                    <w:p>
-                      <w:pPr>
-                        <w:rPr>
-                          <w:sz w:val="22"/>
-                          <w:szCs w:val="22"/>
-                          <w:lang w:val="pt-PT"/>
-                        </w:rPr>
-                      </w:pPr>
-                      <w:r>
-                        <w:rPr>
-                          <w:sz w:val="22"/>
-                          <w:szCs w:val="22"/>
-                          <w:lang w:val="pt-PT"/>
-                        </w:rPr>
-                        <w:t>Fora_de_serviço --&gt; Em_serviço : início do turno</w:t>
-                      </w:r>
-                    </w:p>
-                    <w:p>
-                      <w:pPr>
-                        <w:rPr>
-                          <w:sz w:val="22"/>
-                          <w:szCs w:val="22"/>
-                          <w:lang w:val="pt-PT"/>
-                        </w:rPr>
-                      </w:pPr>
-                      <w:r>
-                        <w:rPr>
-                          <w:sz w:val="22"/>
-                          <w:szCs w:val="22"/>
-                          <w:lang w:val="pt-PT"/>
-                        </w:rPr>
-                        <w:t>Em_serviço --&gt; Fora_de_serviço : fim do turno</w:t>
-                      </w:r>
-                    </w:p>
-                    <w:p>
-                      <w:pPr>
-                        <w:rPr>
-                          <w:sz w:val="22"/>
-                          <w:szCs w:val="22"/>
-                          <w:lang w:val="pt-PT"/>
-                        </w:rPr>
-                      </w:pPr>
-                    </w:p>
-                    <w:p>
-                      <w:pPr>
-                        <w:rPr>
-                          <w:sz w:val="22"/>
-                          <w:szCs w:val="22"/>
-                        </w:rPr>
-                      </w:pPr>
-                      <w:r>
-                        <w:rPr>
-                          <w:sz w:val="22"/>
-                          <w:szCs w:val="22"/>
-                        </w:rPr>
-                        <w:t>@enduml</w:t>
-                      </w:r>
-                    </w:p>
-                  </w:txbxContent>
-                </v:textbox>
-                <w10:wrap type="square" anchorx="margin"/>
-              </v:shape>
-            </w:pict>
-          </mc:Fallback>
-        </mc:AlternateContent>
-      </w:r>
-    </w:p>
-    <w:p>
-      <w:pPr>
-        <w:rPr>
-          <w:lang w:val="pt-PT"/>
-        </w:rPr>
-      </w:pPr>
-    </w:p>
-    <w:p>
-      <w:pPr>
-        <w:rPr>
-          <w:lang w:val="pt-PT"/>
-        </w:rPr>
-      </w:pPr>
-      <w:r>
-        <w:rPr>
-          <w:noProof/>
-          <w:lang w:val="pt-PT"/>
-        </w:rPr>
         <w:drawing>
-          <wp:anchor distT="0" distB="0" distL="114300" distR="114300" simplePos="0" relativeHeight="251663360" behindDoc="0" locked="0" layoutInCell="1" allowOverlap="1" wp14:anchorId="271A5338" wp14:editId="3A757728">
+          <wp:anchor distT="0" distB="0" distL="114300" distR="114300" simplePos="0" relativeHeight="251663360" behindDoc="0" locked="0" layoutInCell="1" allowOverlap="1" wp14:anchorId="271A5338" wp14:editId="1CC141A7">
             <wp:simplePos x="0" y="0"/>
             <wp:positionH relativeFrom="page">
-              <wp:posOffset>3829050</wp:posOffset>
+              <wp:posOffset>3807460</wp:posOffset>
             </wp:positionH>
             <wp:positionV relativeFrom="paragraph">
-              <wp:posOffset>417830</wp:posOffset>
+              <wp:posOffset>352500</wp:posOffset>
             </wp:positionV>
             <wp:extent cx="3588385" cy="3724275"/>
             <wp:effectExtent l="0" t="0" r="0" b="9525"/>
@@ -2290,6 +1841,567 @@
           </wp:anchor>
         </w:drawing>
       </w:r>
+      <w:r>
+        <w:rPr>
+          <w:noProof/>
+          <w:lang w:val="pt-PT"/>
+        </w:rPr>
+        <mc:AlternateContent>
+          <mc:Choice Requires="wps">
+            <w:drawing>
+              <wp:anchor distT="45720" distB="45720" distL="114300" distR="114300" simplePos="0" relativeHeight="251662336" behindDoc="0" locked="0" layoutInCell="1" allowOverlap="1" wp14:anchorId="253BE1FE" wp14:editId="6B7EB189">
+                <wp:simplePos x="0" y="0"/>
+                <wp:positionH relativeFrom="margin">
+                  <wp:posOffset>-177800</wp:posOffset>
+                </wp:positionH>
+                <wp:positionV relativeFrom="paragraph">
+                  <wp:posOffset>194310</wp:posOffset>
+                </wp:positionV>
+                <wp:extent cx="3409950" cy="4033520"/>
+                <wp:effectExtent l="0" t="0" r="19050" b="24130"/>
+                <wp:wrapSquare wrapText="bothSides"/>
+                <wp:docPr id="290615167" name="Text Box 2"/>
+                <wp:cNvGraphicFramePr>
+                  <a:graphicFrameLocks xmlns:a="http://schemas.openxmlformats.org/drawingml/2006/main"/>
+                </wp:cNvGraphicFramePr>
+                <a:graphic xmlns:a="http://schemas.openxmlformats.org/drawingml/2006/main">
+                  <a:graphicData uri="http://schemas.microsoft.com/office/word/2010/wordprocessingShape">
+                    <wps:wsp>
+                      <wps:cNvSpPr txBox="1">
+                        <a:spLocks noChangeArrowheads="1"/>
+                      </wps:cNvSpPr>
+                      <wps:spPr bwMode="auto">
+                        <a:xfrm>
+                          <a:off x="0" y="0"/>
+                          <a:ext cx="3409950" cy="4033520"/>
+                        </a:xfrm>
+                        <a:prstGeom prst="rect">
+                          <a:avLst/>
+                        </a:prstGeom>
+                        <a:solidFill>
+                          <a:srgbClr val="FFFFFF"/>
+                        </a:solidFill>
+                        <a:ln w="9525">
+                          <a:solidFill>
+                            <a:srgbClr val="000000"/>
+                          </a:solidFill>
+                          <a:miter lim="800000"/>
+                          <a:headEnd/>
+                          <a:tailEnd/>
+                        </a:ln>
+                      </wps:spPr>
+                      <wps:txbx>
+                        <w:txbxContent>
+                          <w:p>
+                            <w:pPr>
+                              <w:rPr>
+                                <w:b/>
+                                <w:bCs/>
+                                <w:lang w:val="pt-PT"/>
+                              </w:rPr>
+                            </w:pPr>
+                            <w:r>
+                              <w:rPr>
+                                <w:b/>
+                                <w:bCs/>
+                                <w:lang w:val="pt-PT"/>
+                              </w:rPr>
+                              <w:t>' CTRL + A para copiar todo o código</w:t>
+                            </w:r>
+                          </w:p>
+                          <w:p>
+                            <w:pPr>
+                              <w:rPr>
+                                <w:lang w:val="pt-PT"/>
+                              </w:rPr>
+                            </w:pPr>
+                            <w:r>
+                              <w:rPr>
+                                <w:lang w:val="pt-PT"/>
+                              </w:rPr>
+                              <w:t>@startuml</w:t>
+                            </w:r>
+                          </w:p>
+                          <w:p>
+                            <w:pPr>
+                              <w:rPr>
+                                <w:lang w:val="pt-PT"/>
+                              </w:rPr>
+                            </w:pPr>
+                          </w:p>
+                          <w:p>
+                            <w:pPr>
+                              <w:rPr>
+                                <w:lang w:val="pt-PT"/>
+                              </w:rPr>
+                            </w:pPr>
+                            <w:r>
+                              <w:rPr>
+                                <w:lang w:val="pt-PT"/>
+                              </w:rPr>
+                              <w:t>[*] --&gt; Fora_de_serviço</w:t>
+                            </w:r>
+                          </w:p>
+                          <w:p>
+                            <w:pPr>
+                              <w:rPr>
+                                <w:lang w:val="pt-PT"/>
+                              </w:rPr>
+                            </w:pPr>
+                          </w:p>
+                          <w:p>
+                            <w:pPr>
+                              <w:rPr>
+                                <w:lang w:val="pt-PT"/>
+                              </w:rPr>
+                            </w:pPr>
+                            <w:r>
+                              <w:rPr>
+                                <w:lang w:val="pt-PT"/>
+                              </w:rPr>
+                              <w:t>state Em_serviço {</w:t>
+                            </w:r>
+                          </w:p>
+                          <w:p>
+                            <w:pPr>
+                              <w:rPr>
+                                <w:lang w:val="pt-PT"/>
+                              </w:rPr>
+                            </w:pPr>
+                            <w:r>
+                              <w:rPr>
+                                <w:lang w:val="pt-PT"/>
+                              </w:rPr>
+                              <w:t xml:space="preserve">  [*] --&gt; Livre</w:t>
+                            </w:r>
+                          </w:p>
+                          <w:p>
+                            <w:pPr>
+                              <w:rPr>
+                                <w:lang w:val="pt-PT"/>
+                              </w:rPr>
+                            </w:pPr>
+                            <w:r>
+                              <w:rPr>
+                                <w:lang w:val="pt-PT"/>
+                              </w:rPr>
+                              <w:t xml:space="preserve">  </w:t>
+                            </w:r>
+                          </w:p>
+                          <w:p>
+                            <w:pPr>
+                              <w:rPr>
+                                <w:lang w:val="pt-PT"/>
+                              </w:rPr>
+                            </w:pPr>
+                            <w:r>
+                              <w:rPr>
+                                <w:lang w:val="pt-PT"/>
+                              </w:rPr>
+                              <w:t xml:space="preserve">  state Livre : o médico está disponível</w:t>
+                            </w:r>
+                          </w:p>
+                          <w:p>
+                            <w:pPr>
+                              <w:rPr>
+                                <w:lang w:val="pt-PT"/>
+                              </w:rPr>
+                            </w:pPr>
+                            <w:r>
+                              <w:rPr>
+                                <w:lang w:val="pt-PT"/>
+                              </w:rPr>
+                              <w:t xml:space="preserve">  state Reservado : o médico está em consulta</w:t>
+                            </w:r>
+                          </w:p>
+                          <w:p>
+                            <w:pPr>
+                              <w:rPr>
+                                <w:lang w:val="pt-PT"/>
+                              </w:rPr>
+                            </w:pPr>
+                          </w:p>
+                          <w:p>
+                            <w:pPr>
+                              <w:rPr>
+                                <w:lang w:val="pt-PT"/>
+                              </w:rPr>
+                            </w:pPr>
+                            <w:r>
+                              <w:rPr>
+                                <w:lang w:val="pt-PT"/>
+                              </w:rPr>
+                              <w:t xml:space="preserve">  Livre --&gt; Reservado : consulta iniciada</w:t>
+                            </w:r>
+                          </w:p>
+                          <w:p>
+                            <w:pPr>
+                              <w:rPr>
+                                <w:lang w:val="pt-PT"/>
+                              </w:rPr>
+                            </w:pPr>
+                            <w:r>
+                              <w:rPr>
+                                <w:lang w:val="pt-PT"/>
+                              </w:rPr>
+                              <w:t xml:space="preserve">  Reservado --&gt; Livre : consulta terminada</w:t>
+                            </w:r>
+                          </w:p>
+                          <w:p>
+                            <w:pPr>
+                              <w:rPr>
+                                <w:lang w:val="pt-PT"/>
+                              </w:rPr>
+                            </w:pPr>
+                            <w:r>
+                              <w:rPr>
+                                <w:lang w:val="pt-PT"/>
+                              </w:rPr>
+                              <w:t>}</w:t>
+                            </w:r>
+                          </w:p>
+                          <w:p>
+                            <w:pPr>
+                              <w:rPr>
+                                <w:lang w:val="pt-PT"/>
+                              </w:rPr>
+                            </w:pPr>
+                          </w:p>
+                          <w:p>
+                            <w:pPr>
+                              <w:rPr>
+                                <w:lang w:val="pt-PT"/>
+                              </w:rPr>
+                            </w:pPr>
+                            <w:r>
+                              <w:rPr>
+                                <w:lang w:val="pt-PT"/>
+                              </w:rPr>
+                              <w:t>state Fora_de_serviço : o médico está fora do horário de trabalho</w:t>
+                            </w:r>
+                          </w:p>
+                          <w:p>
+                            <w:pPr>
+                              <w:rPr>
+                                <w:lang w:val="pt-PT"/>
+                              </w:rPr>
+                            </w:pPr>
+                          </w:p>
+                          <w:p>
+                            <w:pPr>
+                              <w:rPr>
+                                <w:lang w:val="pt-PT"/>
+                              </w:rPr>
+                            </w:pPr>
+                            <w:r>
+                              <w:rPr>
+                                <w:lang w:val="pt-PT"/>
+                              </w:rPr>
+                              <w:t>Fora_de_serviço --&gt; Em_serviço : início do turno</w:t>
+                            </w:r>
+                          </w:p>
+                          <w:p>
+                            <w:pPr>
+                              <w:rPr>
+                                <w:lang w:val="pt-PT"/>
+                              </w:rPr>
+                            </w:pPr>
+                            <w:r>
+                              <w:rPr>
+                                <w:lang w:val="pt-PT"/>
+                              </w:rPr>
+                              <w:t>Em_serviço --&gt; Fora_de_serviço : fim do turno</w:t>
+                            </w:r>
+                          </w:p>
+                          <w:p>
+                            <w:pPr>
+                              <w:rPr>
+                                <w:lang w:val="pt-PT"/>
+                              </w:rPr>
+                            </w:pPr>
+                          </w:p>
+                          <w:p>
+                            <w:r>
+                              <w:t>@enduml</w:t>
+                            </w:r>
+                          </w:p>
+                        </w:txbxContent>
+                      </wps:txbx>
+                      <wps:bodyPr rot="0" vert="horz" wrap="square" lIns="91440" tIns="45720" rIns="91440" bIns="45720" anchor="t" anchorCtr="0">
+                        <a:noAutofit/>
+                      </wps:bodyPr>
+                    </wps:wsp>
+                  </a:graphicData>
+                </a:graphic>
+                <wp14:sizeRelH relativeFrom="margin">
+                  <wp14:pctWidth>0</wp14:pctWidth>
+                </wp14:sizeRelH>
+                <wp14:sizeRelV relativeFrom="margin">
+                  <wp14:pctHeight>0</wp14:pctHeight>
+                </wp14:sizeRelV>
+              </wp:anchor>
+            </w:drawing>
+          </mc:Choice>
+          <mc:Fallback>
+            <w:pict>
+              <v:shape w14:anchorId="253BE1FE" id="_x0000_s1027" type="#_x0000_t202" style="position:absolute;margin-left:-14pt;margin-top:15.3pt;width:268.5pt;height:317.6pt;z-index:251662336;visibility:visible;mso-wrap-style:square;mso-width-percent:0;mso-height-percent:0;mso-wrap-distance-left:9pt;mso-wrap-distance-top:3.6pt;mso-wrap-distance-right:9pt;mso-wrap-distance-bottom:3.6pt;mso-position-horizontal:absolute;mso-position-horizontal-relative:margin;mso-position-vertical:absolute;mso-position-vertical-relative:text;mso-width-percent:0;mso-height-percent:0;mso-width-relative:margin;mso-height-relative:margin;v-text-anchor:top" o:gfxdata="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">
+                <v:textbox>
+                  <w:txbxContent>
+                    <w:p>
+                      <w:pPr>
+                        <w:rPr>
+                          <w:b/>
+                          <w:bCs/>
+                          <w:lang w:val="pt-PT"/>
+                        </w:rPr>
+                      </w:pPr>
+                      <w:r>
+                        <w:rPr>
+                          <w:b/>
+                          <w:bCs/>
+                          <w:lang w:val="pt-PT"/>
+                        </w:rPr>
+                        <w:t>' CTRL + A para copiar todo o código</w:t>
+                      </w:r>
+                    </w:p>
+                    <w:p>
+                      <w:pPr>
+                        <w:rPr>
+                          <w:lang w:val="pt-PT"/>
+                        </w:rPr>
+                      </w:pPr>
+                      <w:r>
+                        <w:rPr>
+                          <w:lang w:val="pt-PT"/>
+                        </w:rPr>
+                        <w:t>@startuml</w:t>
+                      </w:r>
+                    </w:p>
+                    <w:p>
+                      <w:pPr>
+                        <w:rPr>
+                          <w:lang w:val="pt-PT"/>
+                        </w:rPr>
+                      </w:pPr>
+                    </w:p>
+                    <w:p>
+                      <w:pPr>
+                        <w:rPr>
+                          <w:lang w:val="pt-PT"/>
+                        </w:rPr>
+                      </w:pPr>
+                      <w:r>
+                        <w:rPr>
+                          <w:lang w:val="pt-PT"/>
+                        </w:rPr>
+                        <w:t>[*] --&gt; Fora_de_serviço</w:t>
+                      </w:r>
+                    </w:p>
+                    <w:p>
+                      <w:pPr>
+                        <w:rPr>
+                          <w:lang w:val="pt-PT"/>
+                        </w:rPr>
+                      </w:pPr>
+                    </w:p>
+                    <w:p>
+                      <w:pPr>
+                        <w:rPr>
+                          <w:lang w:val="pt-PT"/>
+                        </w:rPr>
+                      </w:pPr>
+                      <w:r>
+                        <w:rPr>
+                          <w:lang w:val="pt-PT"/>
+                        </w:rPr>
+                        <w:t>state Em_serviço {</w:t>
+                      </w:r>
+                    </w:p>
+                    <w:p>
+                      <w:pPr>
+                        <w:rPr>
+                          <w:lang w:val="pt-PT"/>
+                        </w:rPr>
+                      </w:pPr>
+                      <w:r>
+                        <w:rPr>
+                          <w:lang w:val="pt-PT"/>
+                        </w:rPr>
+                        <w:t xml:space="preserve">  [*] --&gt; Livre</w:t>
+                      </w:r>
+                    </w:p>
+                    <w:p>
+                      <w:pPr>
+                        <w:rPr>
+                          <w:lang w:val="pt-PT"/>
+                        </w:rPr>
+                      </w:pPr>
+                      <w:r>
+                        <w:rPr>
+                          <w:lang w:val="pt-PT"/>
+                        </w:rPr>
+                        <w:t xml:space="preserve">  </w:t>
+                      </w:r>
+                    </w:p>
+                    <w:p>
+                      <w:pPr>
+                        <w:rPr>
+                          <w:lang w:val="pt-PT"/>
+                        </w:rPr>
+                      </w:pPr>
+                      <w:r>
+                        <w:rPr>
+                          <w:lang w:val="pt-PT"/>
+                        </w:rPr>
+                        <w:t xml:space="preserve">  state Livre : o médico está disponível</w:t>
+                      </w:r>
+                    </w:p>
+                    <w:p>
+                      <w:pPr>
+                        <w:rPr>
+                          <w:lang w:val="pt-PT"/>
+                        </w:rPr>
+                      </w:pPr>
+                      <w:r>
+                        <w:rPr>
+                          <w:lang w:val="pt-PT"/>
+                        </w:rPr>
+                        <w:t xml:space="preserve">  state Reservado : o médico está em consulta</w:t>
+                      </w:r>
+                    </w:p>
+                    <w:p>
+                      <w:pPr>
+                        <w:rPr>
+                          <w:lang w:val="pt-PT"/>
+                        </w:rPr>
+                      </w:pPr>
+                    </w:p>
+                    <w:p>
+                      <w:pPr>
+                        <w:rPr>
+                          <w:lang w:val="pt-PT"/>
+                        </w:rPr>
+                      </w:pPr>
+                      <w:r>
+                        <w:rPr>
+                          <w:lang w:val="pt-PT"/>
+                        </w:rPr>
+                        <w:t xml:space="preserve">  Livre --&gt; Reservado : consulta iniciada</w:t>
+                      </w:r>
+                    </w:p>
+                    <w:p>
+                      <w:pPr>
+                        <w:rPr>
+                          <w:lang w:val="pt-PT"/>
+                        </w:rPr>
+                      </w:pPr>
+                      <w:r>
+                        <w:rPr>
+                          <w:lang w:val="pt-PT"/>
+                        </w:rPr>
+                        <w:t xml:space="preserve">  Reservado --&gt; Livre : consulta terminada</w:t>
+                      </w:r>
+                    </w:p>
+                    <w:p>
+                      <w:pPr>
+                        <w:rPr>
+                          <w:lang w:val="pt-PT"/>
+                        </w:rPr>
+                      </w:pPr>
+                      <w:r>
+                        <w:rPr>
+                          <w:lang w:val="pt-PT"/>
+                        </w:rPr>
+                        <w:t>}</w:t>
+                      </w:r>
+                    </w:p>
+                    <w:p>
+                      <w:pPr>
+                        <w:rPr>
+                          <w:lang w:val="pt-PT"/>
+                        </w:rPr>
+                      </w:pPr>
+                    </w:p>
+                    <w:p>
+                      <w:pPr>
+                        <w:rPr>
+                          <w:lang w:val="pt-PT"/>
+                        </w:rPr>
+                      </w:pPr>
+                      <w:r>
+                        <w:rPr>
+                          <w:lang w:val="pt-PT"/>
+                        </w:rPr>
+                        <w:t>state Fora_de_serviço : o médico está fora do horário de trabalho</w:t>
+                      </w:r>
+                    </w:p>
+                    <w:p>
+                      <w:pPr>
+                        <w:rPr>
+                          <w:lang w:val="pt-PT"/>
+                        </w:rPr>
+                      </w:pPr>
+                    </w:p>
+                    <w:p>
+                      <w:pPr>
+                        <w:rPr>
+                          <w:lang w:val="pt-PT"/>
+                        </w:rPr>
+                      </w:pPr>
+                      <w:r>
+                        <w:rPr>
+                          <w:lang w:val="pt-PT"/>
+                        </w:rPr>
+                        <w:t>Fora_de_serviço --&gt; Em_serviço : início do turno</w:t>
+                      </w:r>
+                    </w:p>
+                    <w:p>
+                      <w:pPr>
+                        <w:rPr>
+                          <w:lang w:val="pt-PT"/>
+                        </w:rPr>
+                      </w:pPr>
+                      <w:r>
+                        <w:rPr>
+                          <w:lang w:val="pt-PT"/>
+                        </w:rPr>
+                        <w:t>Em_serviço --&gt; Fora_de_serviço : fim do turno</w:t>
+                      </w:r>
+                    </w:p>
+                    <w:p>
+                      <w:pPr>
+                        <w:rPr>
+                          <w:lang w:val="pt-PT"/>
+                        </w:rPr>
+                      </w:pPr>
+                    </w:p>
+                    <w:p>
+                      <w:r>
+                        <w:t>@enduml</w:t>
+                      </w:r>
+                    </w:p>
+                  </w:txbxContent>
+                </v:textbox>
+                <w10:wrap type="square" anchorx="margin"/>
+              </v:shape>
+            </w:pict>
+          </mc:Fallback>
+        </mc:AlternateContent>
+      </w:r>
+    </w:p>
+    <w:p>
+      <w:pPr>
+        <w:rPr>
+          <w:lang w:val="pt-PT"/>
+        </w:rPr>
+      </w:pPr>
+    </w:p>
+    <w:p>
+      <w:pPr>
+        <w:rPr>
+          <w:lang w:val="pt-PT"/>
+        </w:rPr>
+      </w:pPr>
     </w:p>
     <w:p>
       <w:pPr>
@@ -2367,7 +2479,7 @@
           <w:lang w:val="pt-PT"/>
         </w:rPr>
       </w:pPr>
-      <w:bookmarkStart w:id="3" w:name="_Toc210489776"/>
+      <w:bookmarkStart w:id="3" w:name="_Toc210567746"/>
       <w:r>
         <w:rPr>
           <w:noProof/>
@@ -2559,7 +2671,7 @@
           <w:lang w:val="pt-PT"/>
         </w:rPr>
       </w:pPr>
-      <w:bookmarkStart w:id="4" w:name="_Toc210489777"/>
+      <w:bookmarkStart w:id="4" w:name="_Toc210567747"/>
       <w:r>
         <w:rPr>
           <w:lang w:val="pt-PT"/>
@@ -4779,7 +4891,7 @@
           <w:lang w:val="pt-PT"/>
         </w:rPr>
       </w:pPr>
-      <w:bookmarkStart w:id="5" w:name="_Toc210489778"/>
+      <w:bookmarkStart w:id="5" w:name="_Toc210567748"/>
       <w:r>
         <w:rPr>
           <w:lang w:val="pt-PT"/>
@@ -4802,7 +4914,7 @@
           <w:lang w:val="pt-PT"/>
         </w:rPr>
       </w:pPr>
-      <w:bookmarkStart w:id="6" w:name="_Toc210489779"/>
+      <w:bookmarkStart w:id="6" w:name="_Toc210567749"/>
       <w:r>
         <w:rPr>
           <w:lang w:val="pt-PT"/>
@@ -4819,6 +4931,7 @@
       </w:pPr>
       <w:r>
         <w:rPr>
+          <w:noProof/>
           <w:lang w:val="pt-PT"/>
         </w:rPr>
         <w:drawing>
@@ -4946,6 +5059,23 @@
                           <w:p>
                             <w:pPr>
                               <w:rPr>
+                                <w:b/>
+                                <w:bCs/>
+                                <w:lang w:val="pt-PT"/>
+                              </w:rPr>
+                            </w:pPr>
+                            <w:r>
+                              <w:rPr>
+                                <w:b/>
+                                <w:bCs/>
+                                <w:lang w:val="pt-PT"/>
+                              </w:rPr>
+                              <w:t>' CTRL + A para copiar todo o código</w:t>
+                            </w:r>
+                          </w:p>
+                          <w:p>
+                            <w:pPr>
+                              <w:rPr>
                                 <w:lang w:val="pt-PT"/>
                               </w:rPr>
                             </w:pPr>
@@ -5121,6 +5251,23 @@
                     <w:p>
                       <w:pPr>
                         <w:rPr>
+                          <w:b/>
+                          <w:bCs/>
+                          <w:lang w:val="pt-PT"/>
+                        </w:rPr>
+                      </w:pPr>
+                      <w:r>
+                        <w:rPr>
+                          <w:b/>
+                          <w:bCs/>
+                          <w:lang w:val="pt-PT"/>
+                        </w:rPr>
+                        <w:t>' CTRL + A para copiar todo o código</w:t>
+                      </w:r>
+                    </w:p>
+                    <w:p>
+                      <w:pPr>
+                        <w:rPr>
                           <w:lang w:val="pt-PT"/>
                         </w:rPr>
                       </w:pPr>
@@ -5391,19 +5538,13 @@
           <w:lang w:val="pt-PT"/>
         </w:rPr>
       </w:pPr>
-      <w:bookmarkStart w:id="7" w:name="_Toc210489780"/>
+      <w:bookmarkStart w:id="7" w:name="_Toc210567750"/>
       <w:r>
         <w:rPr>
           <w:lang w:val="pt-PT"/>
         </w:rPr>
         <w:lastRenderedPageBreak/>
-        <w:t>Cancelamento</w:t>
-      </w:r>
-      <w:r>
-        <w:rPr>
-          <w:lang w:val="pt-PT"/>
-        </w:rPr>
-        <w:t xml:space="preserve"> de Consulta</w:t>
+        <w:t>Cancelamento de Consulta</w:t>
       </w:r>
       <w:bookmarkEnd w:id="7"/>
     </w:p>
@@ -5415,6 +5556,7 @@
       </w:pPr>
       <w:r>
         <w:rPr>
+          <w:noProof/>
           <w:lang w:val="pt-PT"/>
         </w:rPr>
         <w:drawing>
@@ -5542,6 +5684,23 @@
                           <w:p>
                             <w:pPr>
                               <w:rPr>
+                                <w:b/>
+                                <w:bCs/>
+                                <w:lang w:val="pt-PT"/>
+                              </w:rPr>
+                            </w:pPr>
+                            <w:r>
+                              <w:rPr>
+                                <w:b/>
+                                <w:bCs/>
+                                <w:lang w:val="pt-PT"/>
+                              </w:rPr>
+                              <w:t>' CTRL + A para copiar todo o código</w:t>
+                            </w:r>
+                          </w:p>
+                          <w:p>
+                            <w:pPr>
+                              <w:rPr>
                                 <w:lang w:val="pt-PT"/>
                               </w:rPr>
                             </w:pPr>
@@ -5726,6 +5885,23 @@
                     <w:p>
                       <w:pPr>
                         <w:rPr>
+                          <w:b/>
+                          <w:bCs/>
+                          <w:lang w:val="pt-PT"/>
+                        </w:rPr>
+                      </w:pPr>
+                      <w:r>
+                        <w:rPr>
+                          <w:b/>
+                          <w:bCs/>
+                          <w:lang w:val="pt-PT"/>
+                        </w:rPr>
+                        <w:t>' CTRL + A para copiar todo o código</w:t>
+                      </w:r>
+                    </w:p>
+                    <w:p>
+                      <w:pPr>
+                        <w:rPr>
                           <w:lang w:val="pt-PT"/>
                         </w:rPr>
                       </w:pPr>
@@ -6005,19 +6181,13 @@
           <w:lang w:val="pt-PT"/>
         </w:rPr>
       </w:pPr>
-      <w:bookmarkStart w:id="8" w:name="_Toc210489781"/>
+      <w:bookmarkStart w:id="8" w:name="_Toc210567751"/>
       <w:r>
         <w:rPr>
           <w:lang w:val="pt-PT"/>
         </w:rPr>
         <w:lastRenderedPageBreak/>
-        <w:t>Remarcação</w:t>
-      </w:r>
-      <w:r>
-        <w:rPr>
-          <w:lang w:val="pt-PT"/>
-        </w:rPr>
-        <w:t xml:space="preserve"> de Consulta</w:t>
+        <w:t>Remarcação de Consulta</w:t>
       </w:r>
       <w:bookmarkEnd w:id="8"/>
     </w:p>
@@ -6027,118 +6197,60 @@
           <w:lang w:val="pt-PT"/>
         </w:rPr>
       </w:pPr>
-    </w:p>
-    <w:p>
-      <w:pPr>
-        <w:rPr>
-          <w:lang w:val="pt-PT"/>
-        </w:rPr>
-      </w:pPr>
-    </w:p>
-    <w:p>
-      <w:pPr>
-        <w:rPr>
-          <w:lang w:val="pt-PT"/>
-        </w:rPr>
-      </w:pPr>
-    </w:p>
-    <w:p>
-      <w:pPr>
-        <w:rPr>
-          <w:lang w:val="pt-PT"/>
-        </w:rPr>
-      </w:pPr>
-    </w:p>
-    <w:p>
-      <w:pPr>
-        <w:rPr>
-          <w:lang w:val="pt-PT"/>
-        </w:rPr>
-      </w:pPr>
-    </w:p>
-    <w:p>
-      <w:pPr>
-        <w:rPr>
-          <w:lang w:val="pt-PT"/>
-        </w:rPr>
-      </w:pPr>
-    </w:p>
-    <w:p>
-      <w:pPr>
-        <w:rPr>
-          <w:lang w:val="pt-PT"/>
-        </w:rPr>
-      </w:pPr>
-    </w:p>
-    <w:p>
-      <w:pPr>
-        <w:rPr>
-          <w:lang w:val="pt-PT"/>
-        </w:rPr>
-      </w:pPr>
-    </w:p>
-    <w:p>
-      <w:pPr>
-        <w:rPr>
-          <w:lang w:val="pt-PT"/>
-        </w:rPr>
-      </w:pPr>
-    </w:p>
-    <w:p>
-      <w:pPr>
-        <w:rPr>
-          <w:lang w:val="pt-PT"/>
-        </w:rPr>
-      </w:pPr>
-    </w:p>
-    <w:p>
-      <w:pPr>
-        <w:rPr>
-          <w:lang w:val="pt-PT"/>
-        </w:rPr>
-      </w:pPr>
-    </w:p>
-    <w:p>
-      <w:pPr>
-        <w:rPr>
-          <w:lang w:val="pt-PT"/>
-        </w:rPr>
-      </w:pPr>
-    </w:p>
-    <w:p>
-      <w:pPr>
-        <w:rPr>
-          <w:lang w:val="pt-PT"/>
-        </w:rPr>
-      </w:pPr>
-    </w:p>
-    <w:p>
-      <w:pPr>
-        <w:rPr>
-          <w:lang w:val="pt-PT"/>
-        </w:rPr>
-      </w:pPr>
-    </w:p>
-    <w:p>
-      <w:pPr>
-        <w:rPr>
-          <w:lang w:val="pt-PT"/>
-        </w:rPr>
-      </w:pPr>
-    </w:p>
-    <w:p>
-      <w:pPr>
-        <w:rPr>
-          <w:lang w:val="pt-PT"/>
-        </w:rPr>
-      </w:pPr>
-    </w:p>
-    <w:p>
-      <w:pPr>
-        <w:rPr>
-          <w:lang w:val="pt-PT"/>
-        </w:rPr>
-      </w:pPr>
+      <w:r>
+        <w:rPr>
+          <w:lang w:val="pt-PT"/>
+        </w:rPr>
+        <w:drawing>
+          <wp:anchor distT="0" distB="0" distL="114300" distR="114300" simplePos="0" relativeHeight="251686912" behindDoc="0" locked="0" layoutInCell="1" allowOverlap="1" wp14:anchorId="18D76E2B" wp14:editId="008D0BF2">
+            <wp:simplePos x="0" y="0"/>
+            <wp:positionH relativeFrom="margin">
+              <wp:align>right</wp:align>
+            </wp:positionH>
+            <wp:positionV relativeFrom="paragraph">
+              <wp:posOffset>194310</wp:posOffset>
+            </wp:positionV>
+            <wp:extent cx="6645910" cy="6589395"/>
+            <wp:effectExtent l="0" t="0" r="2540" b="1905"/>
+            <wp:wrapSquare wrapText="bothSides"/>
+            <wp:docPr id="1555506595" name="Picture 1" descr="A screenshot of a computer screen&#10;&#10;AI-generated content may be incorrect."/>
+            <wp:cNvGraphicFramePr>
+              <a:graphicFrameLocks xmlns:a="http://schemas.openxmlformats.org/drawingml/2006/main" noChangeAspect="1"/>
+            </wp:cNvGraphicFramePr>
+            <a:graphic xmlns:a="http://schemas.openxmlformats.org/drawingml/2006/main">
+              <a:graphicData uri="http://schemas.openxmlformats.org/drawingml/2006/picture">
+                <pic:pic xmlns:pic="http://schemas.openxmlformats.org/drawingml/2006/picture">
+                  <pic:nvPicPr>
+                    <pic:cNvPr id="1555506595" name="Picture 1" descr="A screenshot of a computer screen&#10;&#10;AI-generated content may be incorrect."/>
+                    <pic:cNvPicPr/>
+                  </pic:nvPicPr>
+                  <pic:blipFill>
+                    <a:blip r:embed="rId10">
+                      <a:extLst>
+                        <a:ext uri="{28A0092B-C50C-407E-A947-70E740481C1C}">
+                          <a14:useLocalDpi xmlns:a14="http://schemas.microsoft.com/office/drawing/2010/main" val="0"/>
+                        </a:ext>
+                      </a:extLst>
+                    </a:blip>
+                    <a:stretch>
+                      <a:fillRect/>
+                    </a:stretch>
+                  </pic:blipFill>
+                  <pic:spPr>
+                    <a:xfrm>
+                      <a:off x="0" y="0"/>
+                      <a:ext cx="6645910" cy="6589395"/>
+                    </a:xfrm>
+                    <a:prstGeom prst="rect">
+                      <a:avLst/>
+                    </a:prstGeom>
+                  </pic:spPr>
+                </pic:pic>
+              </a:graphicData>
+            </a:graphic>
+          </wp:anchor>
+        </w:drawing>
+      </w:r>
     </w:p>
     <w:p>
       <w:pPr>
@@ -6161,16 +6273,16 @@
         <mc:AlternateContent>
           <mc:Choice Requires="wps">
             <w:drawing>
-              <wp:anchor distT="45720" distB="45720" distL="114300" distR="114300" simplePos="0" relativeHeight="251674624" behindDoc="0" locked="0" layoutInCell="1" allowOverlap="1" wp14:anchorId="6B2A4499" wp14:editId="67FDB9BE">
+              <wp:anchor distT="45720" distB="45720" distL="114300" distR="114300" simplePos="0" relativeHeight="251674624" behindDoc="0" locked="0" layoutInCell="1" allowOverlap="1" wp14:anchorId="6B2A4499" wp14:editId="0D0D0A5C">
                 <wp:simplePos x="0" y="0"/>
-                <wp:positionH relativeFrom="column">
-                  <wp:posOffset>98425</wp:posOffset>
+                <wp:positionH relativeFrom="margin">
+                  <wp:align>left</wp:align>
                 </wp:positionH>
                 <wp:positionV relativeFrom="paragraph">
-                  <wp:posOffset>182880</wp:posOffset>
+                  <wp:posOffset>8255</wp:posOffset>
                 </wp:positionV>
-                <wp:extent cx="2360930" cy="1404620"/>
-                <wp:effectExtent l="0" t="0" r="22860" b="11430"/>
+                <wp:extent cx="2360930" cy="2021840"/>
+                <wp:effectExtent l="0" t="0" r="27940" b="16510"/>
                 <wp:wrapSquare wrapText="bothSides"/>
                 <wp:docPr id="1675159836" name="Text Box 2"/>
                 <wp:cNvGraphicFramePr>
@@ -6185,7 +6297,7 @@
                       <wps:spPr bwMode="auto">
                         <a:xfrm>
                           <a:off x="0" y="0"/>
-                          <a:ext cx="2360930" cy="1404620"/>
+                          <a:ext cx="2360930" cy="2021840"/>
                         </a:xfrm>
                         <a:prstGeom prst="rect">
                           <a:avLst/>
@@ -6204,13 +6316,601 @@
                       </wps:spPr>
                       <wps:txbx>
                         <w:txbxContent>
+                          <w:p>
+                            <w:pPr>
+                              <w:rPr>
+                                <w:b/>
+                                <w:bCs/>
+                                <w:lang w:val="pt-PT"/>
+                              </w:rPr>
+                            </w:pPr>
+                            <w:r>
+                              <w:rPr>
+                                <w:b/>
+                                <w:bCs/>
+                                <w:lang w:val="pt-PT"/>
+                              </w:rPr>
+                              <w:t>' CTRL + A para copiar todo o código</w:t>
+                            </w:r>
+                          </w:p>
+                          <w:p>
+                            <w:pPr>
+                              <w:rPr>
+                                <w:lang w:val="pt-PT"/>
+                              </w:rPr>
+                            </w:pPr>
+                            <w:r>
+                              <w:rPr>
+                                <w:lang w:val="pt-PT"/>
+                              </w:rPr>
+                              <w:t>@startuml</w:t>
+                            </w:r>
+                          </w:p>
+                          <w:p>
+                            <w:pPr>
+                              <w:rPr>
+                                <w:lang w:val="pt-PT"/>
+                              </w:rPr>
+                            </w:pPr>
+                            <w:proofErr w:type="spellStart"/>
+                            <w:r>
+                              <w:rPr>
+                                <w:lang w:val="pt-PT"/>
+                              </w:rPr>
+                              <w:t>actor</w:t>
+                            </w:r>
+                            <w:proofErr w:type="spellEnd"/>
+                            <w:r>
+                              <w:rPr>
+                                <w:lang w:val="pt-PT"/>
+                              </w:rPr>
+                              <w:t xml:space="preserve"> Médico</w:t>
+                            </w:r>
+                          </w:p>
+                          <w:p>
+                            <w:pPr>
+                              <w:rPr>
+                                <w:lang w:val="pt-PT"/>
+                              </w:rPr>
+                            </w:pPr>
+                            <w:proofErr w:type="spellStart"/>
+                            <w:r>
+                              <w:rPr>
+                                <w:lang w:val="pt-PT"/>
+                              </w:rPr>
+                              <w:t>participant</w:t>
+                            </w:r>
+                            <w:proofErr w:type="spellEnd"/>
+                            <w:r>
+                              <w:rPr>
+                                <w:lang w:val="pt-PT"/>
+                              </w:rPr>
+                              <w:t xml:space="preserve"> "Sistema de Consultas" as Sistema</w:t>
+                            </w:r>
+                          </w:p>
+                          <w:p>
+                            <w:pPr>
+                              <w:rPr>
+                                <w:lang w:val="pt-PT"/>
+                              </w:rPr>
+                            </w:pPr>
+                            <w:proofErr w:type="spellStart"/>
+                            <w:r>
+                              <w:rPr>
+                                <w:lang w:val="pt-PT"/>
+                              </w:rPr>
+                              <w:t>participant</w:t>
+                            </w:r>
+                            <w:proofErr w:type="spellEnd"/>
+                            <w:r>
+                              <w:rPr>
+                                <w:lang w:val="pt-PT"/>
+                              </w:rPr>
+                              <w:t xml:space="preserve"> "Base de Dados" as BD</w:t>
+                            </w:r>
+                          </w:p>
+                          <w:p>
+                            <w:pPr>
+                              <w:rPr>
+                                <w:lang w:val="pt-PT"/>
+                              </w:rPr>
+                            </w:pPr>
+                            <w:proofErr w:type="spellStart"/>
+                            <w:r>
+                              <w:rPr>
+                                <w:lang w:val="pt-PT"/>
+                              </w:rPr>
+                              <w:t>participant</w:t>
+                            </w:r>
+                            <w:proofErr w:type="spellEnd"/>
+                            <w:r>
+                              <w:rPr>
+                                <w:lang w:val="pt-PT"/>
+                              </w:rPr>
+                              <w:t xml:space="preserve"> Paciente</w:t>
+                            </w:r>
+                          </w:p>
+                          <w:p>
+                            <w:pPr>
+                              <w:rPr>
+                                <w:lang w:val="pt-PT"/>
+                              </w:rPr>
+                            </w:pPr>
+                          </w:p>
+                          <w:p>
+                            <w:pPr>
+                              <w:rPr>
+                                <w:lang w:val="pt-PT"/>
+                              </w:rPr>
+                            </w:pPr>
+                            <w:r>
+                              <w:rPr>
+                                <w:lang w:val="pt-PT"/>
+                              </w:rPr>
+                              <w:t>Médico -&gt; Sistema : Seleciona intervalo\</w:t>
+                            </w:r>
+                            <w:proofErr w:type="spellStart"/>
+                            <w:r>
+                              <w:rPr>
+                                <w:lang w:val="pt-PT"/>
+                              </w:rPr>
+                              <w:t>nde</w:t>
+                            </w:r>
+                            <w:proofErr w:type="spellEnd"/>
+                            <w:r>
+                              <w:rPr>
+                                <w:lang w:val="pt-PT"/>
+                              </w:rPr>
+                              <w:t xml:space="preserve"> indisponibilidade\n(</w:t>
+                            </w:r>
+                            <w:proofErr w:type="spellStart"/>
+                            <w:r>
+                              <w:rPr>
+                                <w:lang w:val="pt-PT"/>
+                              </w:rPr>
+                              <w:t>ex</w:t>
+                            </w:r>
+                            <w:proofErr w:type="spellEnd"/>
+                            <w:r>
+                              <w:rPr>
+                                <w:lang w:val="pt-PT"/>
+                              </w:rPr>
+                              <w:t>: 14h às 17h)</w:t>
+                            </w:r>
+                          </w:p>
+                          <w:p>
+                            <w:pPr>
+                              <w:rPr>
+                                <w:lang w:val="pt-PT"/>
+                              </w:rPr>
+                            </w:pPr>
+                            <w:r>
+                              <w:rPr>
+                                <w:lang w:val="pt-PT"/>
+                              </w:rPr>
+                              <w:t>Sistema -&gt; BD : Atualiza agenda do médico\n(marca período como 'Fora de serviço')</w:t>
+                            </w:r>
+                          </w:p>
+                          <w:p>
+                            <w:pPr>
+                              <w:rPr>
+                                <w:lang w:val="pt-PT"/>
+                              </w:rPr>
+                            </w:pPr>
+                            <w:r>
+                              <w:rPr>
+                                <w:lang w:val="pt-PT"/>
+                              </w:rPr>
+                              <w:t>Sistema -&gt; BD : Verifica consultas agendadas\</w:t>
+                            </w:r>
+                            <w:proofErr w:type="spellStart"/>
+                            <w:r>
+                              <w:rPr>
+                                <w:lang w:val="pt-PT"/>
+                              </w:rPr>
+                              <w:t>nnesse</w:t>
+                            </w:r>
+                            <w:proofErr w:type="spellEnd"/>
+                            <w:r>
+                              <w:rPr>
+                                <w:lang w:val="pt-PT"/>
+                              </w:rPr>
+                              <w:t xml:space="preserve"> intervalo</w:t>
+                            </w:r>
+                          </w:p>
+                          <w:p>
+                            <w:pPr>
+                              <w:rPr>
+                                <w:lang w:val="pt-PT"/>
+                              </w:rPr>
+                            </w:pPr>
+                            <w:r>
+                              <w:rPr>
+                                <w:lang w:val="pt-PT"/>
+                              </w:rPr>
+                              <w:t>BD --&gt; Sistema : Lista de consultas afetadas</w:t>
+                            </w:r>
+                          </w:p>
+                          <w:p>
+                            <w:pPr>
+                              <w:rPr>
+                                <w:lang w:val="pt-PT"/>
+                              </w:rPr>
+                            </w:pPr>
+                          </w:p>
+                          <w:p>
+                            <w:pPr>
+                              <w:rPr>
+                                <w:lang w:val="pt-PT"/>
+                              </w:rPr>
+                            </w:pPr>
+                            <w:proofErr w:type="spellStart"/>
+                            <w:r>
+                              <w:rPr>
+                                <w:lang w:val="pt-PT"/>
+                              </w:rPr>
+                              <w:t>alt</w:t>
+                            </w:r>
+                            <w:proofErr w:type="spellEnd"/>
+                            <w:r>
+                              <w:rPr>
+                                <w:lang w:val="pt-PT"/>
+                              </w:rPr>
+                              <w:t xml:space="preserve"> Existem consultas afetadas</w:t>
+                            </w:r>
+                          </w:p>
+                          <w:p>
+                            <w:pPr>
+                              <w:rPr>
+                                <w:lang w:val="pt-PT"/>
+                              </w:rPr>
+                            </w:pPr>
+                            <w:r>
+                              <w:rPr>
+                                <w:lang w:val="pt-PT"/>
+                              </w:rPr>
+                              <w:t xml:space="preserve">    Sistema -&gt; BD : Procura médicos da mesma especialidade\</w:t>
+                            </w:r>
+                            <w:proofErr w:type="spellStart"/>
+                            <w:r>
+                              <w:rPr>
+                                <w:lang w:val="pt-PT"/>
+                              </w:rPr>
+                              <w:t>ncom</w:t>
+                            </w:r>
+                            <w:proofErr w:type="spellEnd"/>
+                            <w:r>
+                              <w:rPr>
+                                <w:lang w:val="pt-PT"/>
+                              </w:rPr>
+                              <w:t xml:space="preserve"> horário compatível</w:t>
+                            </w:r>
+                          </w:p>
+                          <w:p>
+                            <w:pPr>
+                              <w:rPr>
+                                <w:lang w:val="pt-PT"/>
+                              </w:rPr>
+                            </w:pPr>
+                            <w:r>
+                              <w:rPr>
+                                <w:lang w:val="pt-PT"/>
+                              </w:rPr>
+                              <w:t xml:space="preserve">    BD --&gt; Sistema : Resultado (médico alternativo disponível?)</w:t>
+                            </w:r>
+                          </w:p>
+                          <w:p>
+                            <w:pPr>
+                              <w:rPr>
+                                <w:lang w:val="pt-PT"/>
+                              </w:rPr>
+                            </w:pPr>
+                          </w:p>
+                          <w:p>
+                            <w:pPr>
+                              <w:rPr>
+                                <w:lang w:val="pt-PT"/>
+                              </w:rPr>
+                            </w:pPr>
+                            <w:r>
+                              <w:rPr>
+                                <w:lang w:val="pt-PT"/>
+                              </w:rPr>
+                              <w:t xml:space="preserve">    </w:t>
+                            </w:r>
+                            <w:proofErr w:type="spellStart"/>
+                            <w:r>
+                              <w:rPr>
+                                <w:lang w:val="pt-PT"/>
+                              </w:rPr>
+                              <w:t>alt</w:t>
+                            </w:r>
+                            <w:proofErr w:type="spellEnd"/>
+                            <w:r>
+                              <w:rPr>
+                                <w:lang w:val="pt-PT"/>
+                              </w:rPr>
+                              <w:t xml:space="preserve"> Médico alternativo disponível</w:t>
+                            </w:r>
+                          </w:p>
+                          <w:p>
+                            <w:pPr>
+                              <w:rPr>
+                                <w:lang w:val="pt-PT"/>
+                              </w:rPr>
+                            </w:pPr>
+                            <w:r>
+                              <w:rPr>
+                                <w:lang w:val="pt-PT"/>
+                              </w:rPr>
+                              <w:t xml:space="preserve">        Sistema -&gt; Paciente : Envia notificação\n(a perguntar se aceita a troca de médico)</w:t>
+                            </w:r>
+                          </w:p>
+                          <w:p>
+                            <w:pPr>
+                              <w:rPr>
+                                <w:lang w:val="pt-PT"/>
+                              </w:rPr>
+                            </w:pPr>
+                            <w:r>
+                              <w:rPr>
+                                <w:lang w:val="pt-PT"/>
+                              </w:rPr>
+                              <w:t xml:space="preserve">        Paciente --&gt; Sistema : Resposta do paciente</w:t>
+                            </w:r>
+                          </w:p>
+                          <w:p>
+                            <w:pPr>
+                              <w:rPr>
+                                <w:lang w:val="pt-PT"/>
+                              </w:rPr>
+                            </w:pPr>
+                            <w:r>
+                              <w:rPr>
+                                <w:lang w:val="pt-PT"/>
+                              </w:rPr>
+                              <w:t xml:space="preserve">        </w:t>
+                            </w:r>
+                            <w:proofErr w:type="spellStart"/>
+                            <w:r>
+                              <w:rPr>
+                                <w:lang w:val="pt-PT"/>
+                              </w:rPr>
+                              <w:t>alt</w:t>
+                            </w:r>
+                            <w:proofErr w:type="spellEnd"/>
+                            <w:r>
+                              <w:rPr>
+                                <w:lang w:val="pt-PT"/>
+                              </w:rPr>
+                              <w:t xml:space="preserve"> Paciente aceita</w:t>
+                            </w:r>
+                          </w:p>
+                          <w:p>
+                            <w:pPr>
+                              <w:rPr>
+                                <w:lang w:val="pt-PT"/>
+                              </w:rPr>
+                            </w:pPr>
+                            <w:r>
+                              <w:rPr>
+                                <w:lang w:val="pt-PT"/>
+                              </w:rPr>
+                              <w:t xml:space="preserve">            Sistema -&gt; BD : Atualiza consulta com novo médico</w:t>
+                            </w:r>
+                          </w:p>
+                          <w:p>
+                            <w:pPr>
+                              <w:rPr>
+                                <w:lang w:val="pt-PT"/>
+                              </w:rPr>
+                            </w:pPr>
+                            <w:r>
+                              <w:rPr>
+                                <w:lang w:val="pt-PT"/>
+                              </w:rPr>
+                              <w:t xml:space="preserve">            Sistema -&gt; Paciente : Confirma troca de médico efetuada</w:t>
+                            </w:r>
+                          </w:p>
+                          <w:p>
+                            <w:pPr>
+                              <w:rPr>
+                                <w:lang w:val="pt-PT"/>
+                              </w:rPr>
+                            </w:pPr>
+                            <w:r>
+                              <w:rPr>
+                                <w:lang w:val="pt-PT"/>
+                              </w:rPr>
+                              <w:t xml:space="preserve">        </w:t>
+                            </w:r>
+                            <w:proofErr w:type="spellStart"/>
+                            <w:r>
+                              <w:rPr>
+                                <w:lang w:val="pt-PT"/>
+                              </w:rPr>
+                              <w:t>else</w:t>
+                            </w:r>
+                            <w:proofErr w:type="spellEnd"/>
+                            <w:r>
+                              <w:rPr>
+                                <w:lang w:val="pt-PT"/>
+                              </w:rPr>
+                              <w:t xml:space="preserve"> Paciente não aceita</w:t>
+                            </w:r>
+                          </w:p>
+                          <w:p>
+                            <w:pPr>
+                              <w:rPr>
+                                <w:lang w:val="pt-PT"/>
+                              </w:rPr>
+                            </w:pPr>
+                            <w:r>
+                              <w:rPr>
+                                <w:lang w:val="pt-PT"/>
+                              </w:rPr>
+                              <w:t xml:space="preserve">            Sistema -&gt; Paciente : Mostra próximas vagas disponíveis\</w:t>
+                            </w:r>
+                            <w:proofErr w:type="spellStart"/>
+                            <w:r>
+                              <w:rPr>
+                                <w:lang w:val="pt-PT"/>
+                              </w:rPr>
+                              <w:t>npara</w:t>
+                            </w:r>
+                            <w:proofErr w:type="spellEnd"/>
+                            <w:r>
+                              <w:rPr>
+                                <w:lang w:val="pt-PT"/>
+                              </w:rPr>
+                              <w:t xml:space="preserve"> o mesmo médico</w:t>
+                            </w:r>
+                          </w:p>
+                          <w:p>
+                            <w:pPr>
+                              <w:rPr>
+                                <w:lang w:val="pt-PT"/>
+                              </w:rPr>
+                            </w:pPr>
+                            <w:r>
+                              <w:rPr>
+                                <w:lang w:val="pt-PT"/>
+                              </w:rPr>
+                              <w:t xml:space="preserve">        </w:t>
+                            </w:r>
+                            <w:proofErr w:type="spellStart"/>
+                            <w:r>
+                              <w:rPr>
+                                <w:lang w:val="pt-PT"/>
+                              </w:rPr>
+                              <w:t>end</w:t>
+                            </w:r>
+                            <w:proofErr w:type="spellEnd"/>
+                          </w:p>
+                          <w:p>
+                            <w:pPr>
+                              <w:rPr>
+                                <w:lang w:val="pt-PT"/>
+                              </w:rPr>
+                            </w:pPr>
+                            <w:r>
+                              <w:rPr>
+                                <w:lang w:val="pt-PT"/>
+                              </w:rPr>
+                              <w:t xml:space="preserve">    </w:t>
+                            </w:r>
+                            <w:proofErr w:type="spellStart"/>
+                            <w:r>
+                              <w:rPr>
+                                <w:lang w:val="pt-PT"/>
+                              </w:rPr>
+                              <w:t>else</w:t>
+                            </w:r>
+                            <w:proofErr w:type="spellEnd"/>
+                            <w:r>
+                              <w:rPr>
+                                <w:lang w:val="pt-PT"/>
+                              </w:rPr>
+                              <w:t xml:space="preserve"> Nenhum médico alternativo</w:t>
+                            </w:r>
+                          </w:p>
+                          <w:p>
+                            <w:pPr>
+                              <w:rPr>
+                                <w:lang w:val="pt-PT"/>
+                              </w:rPr>
+                            </w:pPr>
+                            <w:r>
+                              <w:rPr>
+                                <w:lang w:val="pt-PT"/>
+                              </w:rPr>
+                              <w:t xml:space="preserve">        Sistema -&gt; Paciente : Notifica indisponibilidade\</w:t>
+                            </w:r>
+                            <w:proofErr w:type="spellStart"/>
+                            <w:r>
+                              <w:rPr>
+                                <w:lang w:val="pt-PT"/>
+                              </w:rPr>
+                              <w:t>ne</w:t>
+                            </w:r>
+                            <w:proofErr w:type="spellEnd"/>
+                            <w:r>
+                              <w:rPr>
+                                <w:lang w:val="pt-PT"/>
+                              </w:rPr>
+                              <w:t xml:space="preserve"> apresenta calendário para nova marcação</w:t>
+                            </w:r>
+                          </w:p>
+                          <w:p>
+                            <w:pPr>
+                              <w:rPr>
+                                <w:lang w:val="pt-PT"/>
+                              </w:rPr>
+                            </w:pPr>
+                            <w:r>
+                              <w:rPr>
+                                <w:lang w:val="pt-PT"/>
+                              </w:rPr>
+                              <w:t xml:space="preserve">    </w:t>
+                            </w:r>
+                            <w:proofErr w:type="spellStart"/>
+                            <w:r>
+                              <w:rPr>
+                                <w:lang w:val="pt-PT"/>
+                              </w:rPr>
+                              <w:t>end</w:t>
+                            </w:r>
+                            <w:proofErr w:type="spellEnd"/>
+                          </w:p>
+                          <w:p>
+                            <w:pPr>
+                              <w:rPr>
+                                <w:lang w:val="pt-PT"/>
+                              </w:rPr>
+                            </w:pPr>
+                            <w:proofErr w:type="spellStart"/>
+                            <w:r>
+                              <w:rPr>
+                                <w:lang w:val="pt-PT"/>
+                              </w:rPr>
+                              <w:t>else</w:t>
+                            </w:r>
+                            <w:proofErr w:type="spellEnd"/>
+                            <w:r>
+                              <w:rPr>
+                                <w:lang w:val="pt-PT"/>
+                              </w:rPr>
+                              <w:t xml:space="preserve"> Nenhuma consulta afetada</w:t>
+                            </w:r>
+                          </w:p>
+                          <w:p>
+                            <w:pPr>
+                              <w:rPr>
+                                <w:lang w:val="pt-PT"/>
+                              </w:rPr>
+                            </w:pPr>
+                            <w:r>
+                              <w:rPr>
+                                <w:lang w:val="pt-PT"/>
+                              </w:rPr>
+                              <w:t xml:space="preserve">    Sistema -&gt; Médico : Nenhuma consulta afetada nesse período</w:t>
+                            </w:r>
+                          </w:p>
+                          <w:p>
+                            <w:r>
+                              <w:t>end</w:t>
+                            </w:r>
+                          </w:p>
                           <w:p/>
-                          <w:p/>
-                          <w:p/>
+                          <w:p>
+                            <w:r>
+                              <w:t>@enduml</w:t>
+                            </w:r>
+                          </w:p>
                         </w:txbxContent>
                       </wps:txbx>
                       <wps:bodyPr rot="0" vert="horz" wrap="square" lIns="91440" tIns="45720" rIns="91440" bIns="45720" anchor="t" anchorCtr="0">
-                        <a:spAutoFit/>
+                        <a:noAutofit/>
                       </wps:bodyPr>
                     </wps:wsp>
                   </a:graphicData>
@@ -6219,22 +6919,610 @@
                   <wp14:pctWidth>40000</wp14:pctWidth>
                 </wp14:sizeRelH>
                 <wp14:sizeRelV relativeFrom="margin">
-                  <wp14:pctHeight>20000</wp14:pctHeight>
+                  <wp14:pctHeight>0</wp14:pctHeight>
                 </wp14:sizeRelV>
               </wp:anchor>
             </w:drawing>
           </mc:Choice>
           <mc:Fallback>
             <w:pict>
-              <v:shape w14:anchorId="6B2A4499" id="_x0000_s1031" type="#_x0000_t202" style="position:absolute;margin-left:7.75pt;margin-top:14.4pt;width:185.9pt;height:110.6pt;z-index:251674624;visibility:visible;mso-wrap-style:square;mso-width-percent:400;mso-height-percent:200;mso-wrap-distance-left:9pt;mso-wrap-distance-top:3.6pt;mso-wrap-distance-right:9pt;mso-wrap-distance-bottom:3.6pt;mso-position-horizontal:absolute;mso-position-horizontal-relative:text;mso-position-vertical:absolute;mso-position-vertical-relative:text;mso-width-percent:400;mso-height-percent:200;mso-width-relative:margin;mso-height-relative:margin;v-text-anchor:top" o:gfxdata="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">
-                <v:textbox style="mso-fit-shape-to-text:t">
+              <v:shape w14:anchorId="6B2A4499" id="_x0000_s1031" type="#_x0000_t202" style="position:absolute;margin-left:0;margin-top:.65pt;width:185.9pt;height:159.2pt;z-index:251674624;visibility:visible;mso-wrap-style:square;mso-width-percent:400;mso-height-percent:0;mso-wrap-distance-left:9pt;mso-wrap-distance-top:3.6pt;mso-wrap-distance-right:9pt;mso-wrap-distance-bottom:3.6pt;mso-position-horizontal:left;mso-position-horizontal-relative:margin;mso-position-vertical:absolute;mso-position-vertical-relative:text;mso-width-percent:400;mso-height-percent:0;mso-width-relative:margin;mso-height-relative:margin;v-text-anchor:top" o:gfxdata="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">
+                <v:textbox>
                   <w:txbxContent>
+                    <w:p>
+                      <w:pPr>
+                        <w:rPr>
+                          <w:b/>
+                          <w:bCs/>
+                          <w:lang w:val="pt-PT"/>
+                        </w:rPr>
+                      </w:pPr>
+                      <w:r>
+                        <w:rPr>
+                          <w:b/>
+                          <w:bCs/>
+                          <w:lang w:val="pt-PT"/>
+                        </w:rPr>
+                        <w:t>' CTRL + A para copiar todo o código</w:t>
+                      </w:r>
+                    </w:p>
+                    <w:p>
+                      <w:pPr>
+                        <w:rPr>
+                          <w:lang w:val="pt-PT"/>
+                        </w:rPr>
+                      </w:pPr>
+                      <w:r>
+                        <w:rPr>
+                          <w:lang w:val="pt-PT"/>
+                        </w:rPr>
+                        <w:t>@startuml</w:t>
+                      </w:r>
+                    </w:p>
+                    <w:p>
+                      <w:pPr>
+                        <w:rPr>
+                          <w:lang w:val="pt-PT"/>
+                        </w:rPr>
+                      </w:pPr>
+                      <w:proofErr w:type="spellStart"/>
+                      <w:r>
+                        <w:rPr>
+                          <w:lang w:val="pt-PT"/>
+                        </w:rPr>
+                        <w:t>actor</w:t>
+                      </w:r>
+                      <w:proofErr w:type="spellEnd"/>
+                      <w:r>
+                        <w:rPr>
+                          <w:lang w:val="pt-PT"/>
+                        </w:rPr>
+                        <w:t xml:space="preserve"> Médico</w:t>
+                      </w:r>
+                    </w:p>
+                    <w:p>
+                      <w:pPr>
+                        <w:rPr>
+                          <w:lang w:val="pt-PT"/>
+                        </w:rPr>
+                      </w:pPr>
+                      <w:proofErr w:type="spellStart"/>
+                      <w:r>
+                        <w:rPr>
+                          <w:lang w:val="pt-PT"/>
+                        </w:rPr>
+                        <w:t>participant</w:t>
+                      </w:r>
+                      <w:proofErr w:type="spellEnd"/>
+                      <w:r>
+                        <w:rPr>
+                          <w:lang w:val="pt-PT"/>
+                        </w:rPr>
+                        <w:t xml:space="preserve"> "Sistema de Consultas" as Sistema</w:t>
+                      </w:r>
+                    </w:p>
+                    <w:p>
+                      <w:pPr>
+                        <w:rPr>
+                          <w:lang w:val="pt-PT"/>
+                        </w:rPr>
+                      </w:pPr>
+                      <w:proofErr w:type="spellStart"/>
+                      <w:r>
+                        <w:rPr>
+                          <w:lang w:val="pt-PT"/>
+                        </w:rPr>
+                        <w:t>participant</w:t>
+                      </w:r>
+                      <w:proofErr w:type="spellEnd"/>
+                      <w:r>
+                        <w:rPr>
+                          <w:lang w:val="pt-PT"/>
+                        </w:rPr>
+                        <w:t xml:space="preserve"> "Base de Dados" as BD</w:t>
+                      </w:r>
+                    </w:p>
+                    <w:p>
+                      <w:pPr>
+                        <w:rPr>
+                          <w:lang w:val="pt-PT"/>
+                        </w:rPr>
+                      </w:pPr>
+                      <w:proofErr w:type="spellStart"/>
+                      <w:r>
+                        <w:rPr>
+                          <w:lang w:val="pt-PT"/>
+                        </w:rPr>
+                        <w:t>participant</w:t>
+                      </w:r>
+                      <w:proofErr w:type="spellEnd"/>
+                      <w:r>
+                        <w:rPr>
+                          <w:lang w:val="pt-PT"/>
+                        </w:rPr>
+                        <w:t xml:space="preserve"> Paciente</w:t>
+                      </w:r>
+                    </w:p>
+                    <w:p>
+                      <w:pPr>
+                        <w:rPr>
+                          <w:lang w:val="pt-PT"/>
+                        </w:rPr>
+                      </w:pPr>
+                    </w:p>
+                    <w:p>
+                      <w:pPr>
+                        <w:rPr>
+                          <w:lang w:val="pt-PT"/>
+                        </w:rPr>
+                      </w:pPr>
+                      <w:r>
+                        <w:rPr>
+                          <w:lang w:val="pt-PT"/>
+                        </w:rPr>
+                        <w:t>Médico -&gt; Sistema : Seleciona intervalo\</w:t>
+                      </w:r>
+                      <w:proofErr w:type="spellStart"/>
+                      <w:r>
+                        <w:rPr>
+                          <w:lang w:val="pt-PT"/>
+                        </w:rPr>
+                        <w:t>nde</w:t>
+                      </w:r>
+                      <w:proofErr w:type="spellEnd"/>
+                      <w:r>
+                        <w:rPr>
+                          <w:lang w:val="pt-PT"/>
+                        </w:rPr>
+                        <w:t xml:space="preserve"> indisponibilidade\n(</w:t>
+                      </w:r>
+                      <w:proofErr w:type="spellStart"/>
+                      <w:r>
+                        <w:rPr>
+                          <w:lang w:val="pt-PT"/>
+                        </w:rPr>
+                        <w:t>ex</w:t>
+                      </w:r>
+                      <w:proofErr w:type="spellEnd"/>
+                      <w:r>
+                        <w:rPr>
+                          <w:lang w:val="pt-PT"/>
+                        </w:rPr>
+                        <w:t>: 14h às 17h)</w:t>
+                      </w:r>
+                    </w:p>
+                    <w:p>
+                      <w:pPr>
+                        <w:rPr>
+                          <w:lang w:val="pt-PT"/>
+                        </w:rPr>
+                      </w:pPr>
+                      <w:r>
+                        <w:rPr>
+                          <w:lang w:val="pt-PT"/>
+                        </w:rPr>
+                        <w:t>Sistema -&gt; BD : Atualiza agenda do médico\n(marca período como 'Fora de serviço')</w:t>
+                      </w:r>
+                    </w:p>
+                    <w:p>
+                      <w:pPr>
+                        <w:rPr>
+                          <w:lang w:val="pt-PT"/>
+                        </w:rPr>
+                      </w:pPr>
+                      <w:r>
+                        <w:rPr>
+                          <w:lang w:val="pt-PT"/>
+                        </w:rPr>
+                        <w:t>Sistema -&gt; BD : Verifica consultas agendadas\</w:t>
+                      </w:r>
+                      <w:proofErr w:type="spellStart"/>
+                      <w:r>
+                        <w:rPr>
+                          <w:lang w:val="pt-PT"/>
+                        </w:rPr>
+                        <w:t>nnesse</w:t>
+                      </w:r>
+                      <w:proofErr w:type="spellEnd"/>
+                      <w:r>
+                        <w:rPr>
+                          <w:lang w:val="pt-PT"/>
+                        </w:rPr>
+                        <w:t xml:space="preserve"> intervalo</w:t>
+                      </w:r>
+                    </w:p>
+                    <w:p>
+                      <w:pPr>
+                        <w:rPr>
+                          <w:lang w:val="pt-PT"/>
+                        </w:rPr>
+                      </w:pPr>
+                      <w:r>
+                        <w:rPr>
+                          <w:lang w:val="pt-PT"/>
+                        </w:rPr>
+                        <w:t>BD --&gt; Sistema : Lista de consultas afetadas</w:t>
+                      </w:r>
+                    </w:p>
+                    <w:p>
+                      <w:pPr>
+                        <w:rPr>
+                          <w:lang w:val="pt-PT"/>
+                        </w:rPr>
+                      </w:pPr>
+                    </w:p>
+                    <w:p>
+                      <w:pPr>
+                        <w:rPr>
+                          <w:lang w:val="pt-PT"/>
+                        </w:rPr>
+                      </w:pPr>
+                      <w:proofErr w:type="spellStart"/>
+                      <w:r>
+                        <w:rPr>
+                          <w:lang w:val="pt-PT"/>
+                        </w:rPr>
+                        <w:t>alt</w:t>
+                      </w:r>
+                      <w:proofErr w:type="spellEnd"/>
+                      <w:r>
+                        <w:rPr>
+                          <w:lang w:val="pt-PT"/>
+                        </w:rPr>
+                        <w:t xml:space="preserve"> Existem consultas afetadas</w:t>
+                      </w:r>
+                    </w:p>
+                    <w:p>
+                      <w:pPr>
+                        <w:rPr>
+                          <w:lang w:val="pt-PT"/>
+                        </w:rPr>
+                      </w:pPr>
+                      <w:r>
+                        <w:rPr>
+                          <w:lang w:val="pt-PT"/>
+                        </w:rPr>
+                        <w:t xml:space="preserve">    Sistema -&gt; BD : Procura médicos da mesma especialidade\</w:t>
+                      </w:r>
+                      <w:proofErr w:type="spellStart"/>
+                      <w:r>
+                        <w:rPr>
+                          <w:lang w:val="pt-PT"/>
+                        </w:rPr>
+                        <w:t>ncom</w:t>
+                      </w:r>
+                      <w:proofErr w:type="spellEnd"/>
+                      <w:r>
+                        <w:rPr>
+                          <w:lang w:val="pt-PT"/>
+                        </w:rPr>
+                        <w:t xml:space="preserve"> horário compatível</w:t>
+                      </w:r>
+                    </w:p>
+                    <w:p>
+                      <w:pPr>
+                        <w:rPr>
+                          <w:lang w:val="pt-PT"/>
+                        </w:rPr>
+                      </w:pPr>
+                      <w:r>
+                        <w:rPr>
+                          <w:lang w:val="pt-PT"/>
+                        </w:rPr>
+                        <w:t xml:space="preserve">    BD --&gt; Sistema : Resultado (médico alternativo disponível?)</w:t>
+                      </w:r>
+                    </w:p>
+                    <w:p>
+                      <w:pPr>
+                        <w:rPr>
+                          <w:lang w:val="pt-PT"/>
+                        </w:rPr>
+                      </w:pPr>
+                    </w:p>
+                    <w:p>
+                      <w:pPr>
+                        <w:rPr>
+                          <w:lang w:val="pt-PT"/>
+                        </w:rPr>
+                      </w:pPr>
+                      <w:r>
+                        <w:rPr>
+                          <w:lang w:val="pt-PT"/>
+                        </w:rPr>
+                        <w:t xml:space="preserve">    </w:t>
+                      </w:r>
+                      <w:proofErr w:type="spellStart"/>
+                      <w:r>
+                        <w:rPr>
+                          <w:lang w:val="pt-PT"/>
+                        </w:rPr>
+                        <w:t>alt</w:t>
+                      </w:r>
+                      <w:proofErr w:type="spellEnd"/>
+                      <w:r>
+                        <w:rPr>
+                          <w:lang w:val="pt-PT"/>
+                        </w:rPr>
+                        <w:t xml:space="preserve"> Médico alternativo disponível</w:t>
+                      </w:r>
+                    </w:p>
+                    <w:p>
+                      <w:pPr>
+                        <w:rPr>
+                          <w:lang w:val="pt-PT"/>
+                        </w:rPr>
+                      </w:pPr>
+                      <w:r>
+                        <w:rPr>
+                          <w:lang w:val="pt-PT"/>
+                        </w:rPr>
+                        <w:t xml:space="preserve">        Sistema -&gt; Paciente : Envia notificação\n(a perguntar se aceita a troca de médico)</w:t>
+                      </w:r>
+                    </w:p>
+                    <w:p>
+                      <w:pPr>
+                        <w:rPr>
+                          <w:lang w:val="pt-PT"/>
+                        </w:rPr>
+                      </w:pPr>
+                      <w:r>
+                        <w:rPr>
+                          <w:lang w:val="pt-PT"/>
+                        </w:rPr>
+                        <w:t xml:space="preserve">        Paciente --&gt; Sistema : Resposta do paciente</w:t>
+                      </w:r>
+                    </w:p>
+                    <w:p>
+                      <w:pPr>
+                        <w:rPr>
+                          <w:lang w:val="pt-PT"/>
+                        </w:rPr>
+                      </w:pPr>
+                      <w:r>
+                        <w:rPr>
+                          <w:lang w:val="pt-PT"/>
+                        </w:rPr>
+                        <w:t xml:space="preserve">        </w:t>
+                      </w:r>
+                      <w:proofErr w:type="spellStart"/>
+                      <w:r>
+                        <w:rPr>
+                          <w:lang w:val="pt-PT"/>
+                        </w:rPr>
+                        <w:t>alt</w:t>
+                      </w:r>
+                      <w:proofErr w:type="spellEnd"/>
+                      <w:r>
+                        <w:rPr>
+                          <w:lang w:val="pt-PT"/>
+                        </w:rPr>
+                        <w:t xml:space="preserve"> Paciente aceita</w:t>
+                      </w:r>
+                    </w:p>
+                    <w:p>
+                      <w:pPr>
+                        <w:rPr>
+                          <w:lang w:val="pt-PT"/>
+                        </w:rPr>
+                      </w:pPr>
+                      <w:r>
+                        <w:rPr>
+                          <w:lang w:val="pt-PT"/>
+                        </w:rPr>
+                        <w:t xml:space="preserve">            Sistema -&gt; BD : Atualiza consulta com novo médico</w:t>
+                      </w:r>
+                    </w:p>
+                    <w:p>
+                      <w:pPr>
+                        <w:rPr>
+                          <w:lang w:val="pt-PT"/>
+                        </w:rPr>
+                      </w:pPr>
+                      <w:r>
+                        <w:rPr>
+                          <w:lang w:val="pt-PT"/>
+                        </w:rPr>
+                        <w:t xml:space="preserve">            Sistema -&gt; Paciente : Confirma troca de médico efetuada</w:t>
+                      </w:r>
+                    </w:p>
+                    <w:p>
+                      <w:pPr>
+                        <w:rPr>
+                          <w:lang w:val="pt-PT"/>
+                        </w:rPr>
+                      </w:pPr>
+                      <w:r>
+                        <w:rPr>
+                          <w:lang w:val="pt-PT"/>
+                        </w:rPr>
+                        <w:t xml:space="preserve">        </w:t>
+                      </w:r>
+                      <w:proofErr w:type="spellStart"/>
+                      <w:r>
+                        <w:rPr>
+                          <w:lang w:val="pt-PT"/>
+                        </w:rPr>
+                        <w:t>else</w:t>
+                      </w:r>
+                      <w:proofErr w:type="spellEnd"/>
+                      <w:r>
+                        <w:rPr>
+                          <w:lang w:val="pt-PT"/>
+                        </w:rPr>
+                        <w:t xml:space="preserve"> Paciente não aceita</w:t>
+                      </w:r>
+                    </w:p>
+                    <w:p>
+                      <w:pPr>
+                        <w:rPr>
+                          <w:lang w:val="pt-PT"/>
+                        </w:rPr>
+                      </w:pPr>
+                      <w:r>
+                        <w:rPr>
+                          <w:lang w:val="pt-PT"/>
+                        </w:rPr>
+                        <w:t xml:space="preserve">            Sistema -&gt; Paciente : Mostra próximas vagas disponíveis\</w:t>
+                      </w:r>
+                      <w:proofErr w:type="spellStart"/>
+                      <w:r>
+                        <w:rPr>
+                          <w:lang w:val="pt-PT"/>
+                        </w:rPr>
+                        <w:t>npara</w:t>
+                      </w:r>
+                      <w:proofErr w:type="spellEnd"/>
+                      <w:r>
+                        <w:rPr>
+                          <w:lang w:val="pt-PT"/>
+                        </w:rPr>
+                        <w:t xml:space="preserve"> o mesmo médico</w:t>
+                      </w:r>
+                    </w:p>
+                    <w:p>
+                      <w:pPr>
+                        <w:rPr>
+                          <w:lang w:val="pt-PT"/>
+                        </w:rPr>
+                      </w:pPr>
+                      <w:r>
+                        <w:rPr>
+                          <w:lang w:val="pt-PT"/>
+                        </w:rPr>
+                        <w:t xml:space="preserve">        </w:t>
+                      </w:r>
+                      <w:proofErr w:type="spellStart"/>
+                      <w:r>
+                        <w:rPr>
+                          <w:lang w:val="pt-PT"/>
+                        </w:rPr>
+                        <w:t>end</w:t>
+                      </w:r>
+                      <w:proofErr w:type="spellEnd"/>
+                    </w:p>
+                    <w:p>
+                      <w:pPr>
+                        <w:rPr>
+                          <w:lang w:val="pt-PT"/>
+                        </w:rPr>
+                      </w:pPr>
+                      <w:r>
+                        <w:rPr>
+                          <w:lang w:val="pt-PT"/>
+                        </w:rPr>
+                        <w:t xml:space="preserve">    </w:t>
+                      </w:r>
+                      <w:proofErr w:type="spellStart"/>
+                      <w:r>
+                        <w:rPr>
+                          <w:lang w:val="pt-PT"/>
+                        </w:rPr>
+                        <w:t>else</w:t>
+                      </w:r>
+                      <w:proofErr w:type="spellEnd"/>
+                      <w:r>
+                        <w:rPr>
+                          <w:lang w:val="pt-PT"/>
+                        </w:rPr>
+                        <w:t xml:space="preserve"> Nenhum médico alternativo</w:t>
+                      </w:r>
+                    </w:p>
+                    <w:p>
+                      <w:pPr>
+                        <w:rPr>
+                          <w:lang w:val="pt-PT"/>
+                        </w:rPr>
+                      </w:pPr>
+                      <w:r>
+                        <w:rPr>
+                          <w:lang w:val="pt-PT"/>
+                        </w:rPr>
+                        <w:t xml:space="preserve">        Sistema -&gt; Paciente : Notifica indisponibilidade\</w:t>
+                      </w:r>
+                      <w:proofErr w:type="spellStart"/>
+                      <w:r>
+                        <w:rPr>
+                          <w:lang w:val="pt-PT"/>
+                        </w:rPr>
+                        <w:t>ne</w:t>
+                      </w:r>
+                      <w:proofErr w:type="spellEnd"/>
+                      <w:r>
+                        <w:rPr>
+                          <w:lang w:val="pt-PT"/>
+                        </w:rPr>
+                        <w:t xml:space="preserve"> apresenta calendário para nova marcação</w:t>
+                      </w:r>
+                    </w:p>
+                    <w:p>
+                      <w:pPr>
+                        <w:rPr>
+                          <w:lang w:val="pt-PT"/>
+                        </w:rPr>
+                      </w:pPr>
+                      <w:r>
+                        <w:rPr>
+                          <w:lang w:val="pt-PT"/>
+                        </w:rPr>
+                        <w:t xml:space="preserve">    </w:t>
+                      </w:r>
+                      <w:proofErr w:type="spellStart"/>
+                      <w:r>
+                        <w:rPr>
+                          <w:lang w:val="pt-PT"/>
+                        </w:rPr>
+                        <w:t>end</w:t>
+                      </w:r>
+                      <w:proofErr w:type="spellEnd"/>
+                    </w:p>
+                    <w:p>
+                      <w:pPr>
+                        <w:rPr>
+                          <w:lang w:val="pt-PT"/>
+                        </w:rPr>
+                      </w:pPr>
+                      <w:proofErr w:type="spellStart"/>
+                      <w:r>
+                        <w:rPr>
+                          <w:lang w:val="pt-PT"/>
+                        </w:rPr>
+                        <w:t>else</w:t>
+                      </w:r>
+                      <w:proofErr w:type="spellEnd"/>
+                      <w:r>
+                        <w:rPr>
+                          <w:lang w:val="pt-PT"/>
+                        </w:rPr>
+                        <w:t xml:space="preserve"> Nenhuma consulta afetada</w:t>
+                      </w:r>
+                    </w:p>
+                    <w:p>
+                      <w:pPr>
+                        <w:rPr>
+                          <w:lang w:val="pt-PT"/>
+                        </w:rPr>
+                      </w:pPr>
+                      <w:r>
+                        <w:rPr>
+                          <w:lang w:val="pt-PT"/>
+                        </w:rPr>
+                        <w:t xml:space="preserve">    Sistema -&gt; Médico : Nenhuma consulta afetada nesse período</w:t>
+                      </w:r>
+                    </w:p>
+                    <w:p>
+                      <w:r>
+                        <w:t>end</w:t>
+                      </w:r>
+                    </w:p>
                     <w:p/>
-                    <w:p/>
-                    <w:p/>
+                    <w:p>
+                      <w:r>
+                        <w:t>@enduml</w:t>
+                      </w:r>
+                    </w:p>
                   </w:txbxContent>
                 </v:textbox>
-                <w10:wrap type="square"/>
+                <w10:wrap type="square" anchorx="margin"/>
               </v:shape>
             </w:pict>
           </mc:Fallback>
@@ -6268,34 +7556,6 @@
           <w:lang w:val="pt-PT"/>
         </w:rPr>
       </w:pPr>
-    </w:p>
-    <w:p>
-      <w:pPr>
-        <w:rPr>
-          <w:lang w:val="pt-PT"/>
-        </w:rPr>
-      </w:pPr>
-    </w:p>
-    <w:p>
-      <w:pPr>
-        <w:rPr>
-          <w:lang w:val="pt-PT"/>
-        </w:rPr>
-      </w:pPr>
-    </w:p>
-    <w:p>
-      <w:pPr>
-        <w:rPr>
-          <w:lang w:val="pt-PT"/>
-        </w:rPr>
-      </w:pPr>
-    </w:p>
-    <w:p>
-      <w:pPr>
-        <w:rPr>
-          <w:lang w:val="pt-PT"/>
-        </w:rPr>
-      </w:pPr>
       <w:r>
         <w:rPr>
           <w:lang w:val="pt-PT"/>
@@ -6310,19 +7570,13 @@
           <w:lang w:val="pt-PT"/>
         </w:rPr>
       </w:pPr>
-      <w:bookmarkStart w:id="9" w:name="_Toc210489782"/>
+      <w:bookmarkStart w:id="9" w:name="_Toc210567752"/>
       <w:r>
         <w:rPr>
           <w:lang w:val="pt-PT"/>
         </w:rPr>
         <w:lastRenderedPageBreak/>
-        <w:t xml:space="preserve">Diagrama de </w:t>
-      </w:r>
-      <w:r>
-        <w:rPr>
-          <w:lang w:val="pt-PT"/>
-        </w:rPr>
-        <w:t>Atividade</w:t>
+        <w:t>Diagrama de Atividade</w:t>
       </w:r>
       <w:bookmarkEnd w:id="9"/>
     </w:p>
@@ -6333,18 +7587,12 @@
           <w:lang w:val="pt-PT"/>
         </w:rPr>
       </w:pPr>
-      <w:bookmarkStart w:id="10" w:name="_Toc210489783"/>
+      <w:bookmarkStart w:id="10" w:name="_Toc210567753"/>
       <w:r>
         <w:rPr>
           <w:lang w:val="pt-PT"/>
         </w:rPr>
-        <w:t>M</w:t>
-      </w:r>
-      <w:r>
-        <w:rPr>
-          <w:lang w:val="pt-PT"/>
-        </w:rPr>
-        <w:t>arcação de Consulta</w:t>
+        <w:t>Marcação de Consulta</w:t>
       </w:r>
       <w:bookmarkEnd w:id="10"/>
     </w:p>
@@ -6356,6 +7604,7 @@
       </w:pPr>
       <w:r>
         <w:rPr>
+          <w:noProof/>
           <w:lang w:val="pt-PT"/>
         </w:rPr>
         <w:drawing>
@@ -6382,7 +7631,7 @@
                     <pic:cNvPicPr/>
                   </pic:nvPicPr>
                   <pic:blipFill>
-                    <a:blip r:embed="rId10">
+                    <a:blip r:embed="rId11">
                       <a:extLst>
                         <a:ext uri="{28A0092B-C50C-407E-A947-70E740481C1C}">
                           <a14:useLocalDpi xmlns:a14="http://schemas.microsoft.com/office/drawing/2010/main" val="0"/>
@@ -7177,19 +8426,13 @@
           <w:lang w:val="pt-PT"/>
         </w:rPr>
       </w:pPr>
-      <w:bookmarkStart w:id="11" w:name="_Toc210489784"/>
+      <w:bookmarkStart w:id="11" w:name="_Toc210567754"/>
       <w:r>
         <w:rPr>
           <w:lang w:val="pt-PT"/>
         </w:rPr>
         <w:lastRenderedPageBreak/>
-        <w:t>Cancelamento</w:t>
-      </w:r>
-      <w:r>
-        <w:rPr>
-          <w:lang w:val="pt-PT"/>
-        </w:rPr>
-        <w:t xml:space="preserve"> de Consulta</w:t>
+        <w:t>Cancelamento de Consulta</w:t>
       </w:r>
       <w:bookmarkEnd w:id="11"/>
     </w:p>
@@ -7201,6 +8444,7 @@
       </w:pPr>
       <w:r>
         <w:rPr>
+          <w:noProof/>
           <w:lang w:val="pt-PT"/>
         </w:rPr>
         <w:drawing>
@@ -7227,7 +8471,7 @@
                     <pic:cNvPicPr/>
                   </pic:nvPicPr>
                   <pic:blipFill>
-                    <a:blip r:embed="rId11">
+                    <a:blip r:embed="rId12">
                       <a:extLst>
                         <a:ext uri="{28A0092B-C50C-407E-A947-70E740481C1C}">
                           <a14:useLocalDpi xmlns:a14="http://schemas.microsoft.com/office/drawing/2010/main" val="0"/>
@@ -7933,7 +9177,7 @@
           <w:lang w:val="pt-PT"/>
         </w:rPr>
       </w:pPr>
-      <w:bookmarkStart w:id="12" w:name="_Toc210489785"/>
+      <w:bookmarkStart w:id="12" w:name="_Toc210567755"/>
       <w:r>
         <w:rPr>
           <w:lang w:val="pt-PT"/>
@@ -7949,111 +9193,67 @@
           <w:lang w:val="pt-PT"/>
         </w:rPr>
       </w:pPr>
-    </w:p>
-    <w:p>
-      <w:pPr>
-        <w:rPr>
-          <w:lang w:val="pt-PT"/>
-        </w:rPr>
-      </w:pPr>
-    </w:p>
-    <w:p>
-      <w:pPr>
-        <w:rPr>
-          <w:lang w:val="pt-PT"/>
-        </w:rPr>
-      </w:pPr>
-    </w:p>
-    <w:p>
-      <w:pPr>
-        <w:rPr>
-          <w:lang w:val="pt-PT"/>
-        </w:rPr>
-      </w:pPr>
-    </w:p>
-    <w:p>
-      <w:pPr>
-        <w:rPr>
-          <w:lang w:val="pt-PT"/>
-        </w:rPr>
-      </w:pPr>
-    </w:p>
-    <w:p>
-      <w:pPr>
-        <w:rPr>
-          <w:lang w:val="pt-PT"/>
-        </w:rPr>
-      </w:pPr>
-    </w:p>
-    <w:p>
-      <w:pPr>
-        <w:rPr>
-          <w:lang w:val="pt-PT"/>
-        </w:rPr>
-      </w:pPr>
-    </w:p>
-    <w:p>
-      <w:pPr>
-        <w:rPr>
-          <w:lang w:val="pt-PT"/>
-        </w:rPr>
-      </w:pPr>
-    </w:p>
-    <w:p>
-      <w:pPr>
-        <w:rPr>
-          <w:lang w:val="pt-PT"/>
-        </w:rPr>
-      </w:pPr>
-    </w:p>
-    <w:p>
-      <w:pPr>
-        <w:rPr>
-          <w:lang w:val="pt-PT"/>
-        </w:rPr>
-      </w:pPr>
-    </w:p>
-    <w:p>
-      <w:pPr>
-        <w:rPr>
-          <w:lang w:val="pt-PT"/>
-        </w:rPr>
-      </w:pPr>
-    </w:p>
-    <w:p>
-      <w:pPr>
-        <w:rPr>
-          <w:lang w:val="pt-PT"/>
-        </w:rPr>
-      </w:pPr>
-    </w:p>
-    <w:p>
-      <w:pPr>
-        <w:rPr>
-          <w:lang w:val="pt-PT"/>
-        </w:rPr>
-      </w:pPr>
-    </w:p>
-    <w:p>
-      <w:pPr>
-        <w:rPr>
-          <w:lang w:val="pt-PT"/>
-        </w:rPr>
-      </w:pPr>
-    </w:p>
-    <w:p>
-      <w:pPr>
-        <w:rPr>
-          <w:lang w:val="pt-PT"/>
-        </w:rPr>
-      </w:pPr>
-    </w:p>
-    <w:p>
-      <w:pPr>
-        <w:rPr>
-          <w:lang w:val="pt-PT"/>
-        </w:rPr>
-      </w:pPr>
+      <w:r>
+        <w:rPr>
+          <w:noProof/>
+          <w:lang w:val="pt-PT"/>
+        </w:rPr>
+        <w:drawing>
+          <wp:anchor distT="0" distB="0" distL="114300" distR="114300" simplePos="0" relativeHeight="251684864" behindDoc="1" locked="0" layoutInCell="1" allowOverlap="1" wp14:anchorId="0CD2EB6F" wp14:editId="241E7D1D">
+            <wp:simplePos x="0" y="0"/>
+            <wp:positionH relativeFrom="column">
+              <wp:posOffset>-145415</wp:posOffset>
+            </wp:positionH>
+            <wp:positionV relativeFrom="paragraph">
+              <wp:posOffset>280670</wp:posOffset>
+            </wp:positionV>
+            <wp:extent cx="7004685" cy="3808095"/>
+            <wp:effectExtent l="0" t="0" r="5715" b="1905"/>
+            <wp:wrapSquare wrapText="bothSides"/>
+            <wp:docPr id="479477762" name="Picture 1" descr="A diagram of a system&#10;&#10;AI-generated content may be incorrect."/>
+            <wp:cNvGraphicFramePr>
+              <a:graphicFrameLocks xmlns:a="http://schemas.openxmlformats.org/drawingml/2006/main" noChangeAspect="1"/>
+            </wp:cNvGraphicFramePr>
+            <a:graphic xmlns:a="http://schemas.openxmlformats.org/drawingml/2006/main">
+              <a:graphicData uri="http://schemas.openxmlformats.org/drawingml/2006/picture">
+                <pic:pic xmlns:pic="http://schemas.openxmlformats.org/drawingml/2006/picture">
+                  <pic:nvPicPr>
+                    <pic:cNvPr id="479477762" name="Picture 1" descr="A diagram of a system&#10;&#10;AI-generated content may be incorrect."/>
+                    <pic:cNvPicPr/>
+                  </pic:nvPicPr>
+                  <pic:blipFill>
+                    <a:blip r:embed="rId13">
+                      <a:extLst>
+                        <a:ext uri="{28A0092B-C50C-407E-A947-70E740481C1C}">
+                          <a14:useLocalDpi xmlns:a14="http://schemas.microsoft.com/office/drawing/2010/main" val="0"/>
+                        </a:ext>
+                      </a:extLst>
+                    </a:blip>
+                    <a:stretch>
+                      <a:fillRect/>
+                    </a:stretch>
+                  </pic:blipFill>
+                  <pic:spPr>
+                    <a:xfrm>
+                      <a:off x="0" y="0"/>
+                      <a:ext cx="7004685" cy="3808095"/>
+                    </a:xfrm>
+                    <a:prstGeom prst="rect">
+                      <a:avLst/>
+                    </a:prstGeom>
+                  </pic:spPr>
+                </pic:pic>
+              </a:graphicData>
+            </a:graphic>
+            <wp14:sizeRelH relativeFrom="margin">
+              <wp14:pctWidth>0</wp14:pctWidth>
+            </wp14:sizeRelH>
+            <wp14:sizeRelV relativeFrom="margin">
+              <wp14:pctHeight>0</wp14:pctHeight>
+            </wp14:sizeRelV>
+          </wp:anchor>
+        </w:drawing>
+      </w:r>
     </w:p>
     <w:p>
       <w:pPr>
@@ -8083,16 +9283,16 @@
         <mc:AlternateContent>
           <mc:Choice Requires="wps">
             <w:drawing>
-              <wp:anchor distT="45720" distB="45720" distL="114300" distR="114300" simplePos="0" relativeHeight="251680768" behindDoc="0" locked="0" layoutInCell="1" allowOverlap="1" wp14:anchorId="554408FA" wp14:editId="2E194C11">
+              <wp:anchor distT="45720" distB="45720" distL="114300" distR="114300" simplePos="0" relativeHeight="251680768" behindDoc="0" locked="0" layoutInCell="1" allowOverlap="1" wp14:anchorId="554408FA" wp14:editId="6EF77946">
                 <wp:simplePos x="0" y="0"/>
-                <wp:positionH relativeFrom="column">
-                  <wp:posOffset>0</wp:posOffset>
+                <wp:positionH relativeFrom="margin">
+                  <wp:align>left</wp:align>
                 </wp:positionH>
                 <wp:positionV relativeFrom="paragraph">
-                  <wp:posOffset>368935</wp:posOffset>
+                  <wp:posOffset>73473</wp:posOffset>
                 </wp:positionV>
-                <wp:extent cx="2360930" cy="1404620"/>
-                <wp:effectExtent l="0" t="0" r="22860" b="11430"/>
+                <wp:extent cx="2360930" cy="3180080"/>
+                <wp:effectExtent l="0" t="0" r="27940" b="20320"/>
                 <wp:wrapSquare wrapText="bothSides"/>
                 <wp:docPr id="500444056" name="Text Box 2"/>
                 <wp:cNvGraphicFramePr>
@@ -8107,7 +9307,7 @@
                       <wps:spPr bwMode="auto">
                         <a:xfrm>
                           <a:off x="0" y="0"/>
-                          <a:ext cx="2360930" cy="1404620"/>
+                          <a:ext cx="2360930" cy="3180080"/>
                         </a:xfrm>
                         <a:prstGeom prst="rect">
                           <a:avLst/>
@@ -8126,13 +9326,533 @@
                       </wps:spPr>
                       <wps:txbx>
                         <w:txbxContent>
+                          <w:p>
+                            <w:pPr>
+                              <w:rPr>
+                                <w:b/>
+                                <w:bCs/>
+                                <w:lang w:val="pt-PT"/>
+                              </w:rPr>
+                            </w:pPr>
+                            <w:r>
+                              <w:rPr>
+                                <w:b/>
+                                <w:bCs/>
+                                <w:lang w:val="pt-PT"/>
+                              </w:rPr>
+                              <w:t>' CTRL + A para copiar todo o código</w:t>
+                            </w:r>
+                          </w:p>
+                          <w:p>
+                            <w:pPr>
+                              <w:rPr>
+                                <w:lang w:val="pt-PT"/>
+                              </w:rPr>
+                            </w:pPr>
+                            <w:r>
+                              <w:rPr>
+                                <w:lang w:val="pt-PT"/>
+                              </w:rPr>
+                              <w:t>@startuml</w:t>
+                            </w:r>
+                          </w:p>
+                          <w:p>
+                            <w:pPr>
+                              <w:rPr>
+                                <w:lang w:val="pt-PT"/>
+                              </w:rPr>
+                            </w:pPr>
+                            <w:r>
+                              <w:rPr>
+                                <w:lang w:val="pt-PT"/>
+                              </w:rPr>
+                              <w:t>|Médico|</w:t>
+                            </w:r>
+                          </w:p>
+                          <w:p>
+                            <w:pPr>
+                              <w:rPr>
+                                <w:lang w:val="pt-PT"/>
+                              </w:rPr>
+                            </w:pPr>
+                            <w:proofErr w:type="spellStart"/>
+                            <w:r>
+                              <w:rPr>
+                                <w:lang w:val="pt-PT"/>
+                              </w:rPr>
+                              <w:t>start</w:t>
+                            </w:r>
+                            <w:proofErr w:type="spellEnd"/>
+                          </w:p>
+                          <w:p>
+                            <w:pPr>
+                              <w:rPr>
+                                <w:lang w:val="pt-PT"/>
+                              </w:rPr>
+                            </w:pPr>
+                            <w:r>
+                              <w:rPr>
+                                <w:lang w:val="pt-PT"/>
+                              </w:rPr>
+                              <w:t>:Seleciona intervalo\</w:t>
+                            </w:r>
+                            <w:proofErr w:type="spellStart"/>
+                            <w:r>
+                              <w:rPr>
+                                <w:lang w:val="pt-PT"/>
+                              </w:rPr>
+                              <w:t>nde</w:t>
+                            </w:r>
+                            <w:proofErr w:type="spellEnd"/>
+                            <w:r>
+                              <w:rPr>
+                                <w:lang w:val="pt-PT"/>
+                              </w:rPr>
+                              <w:t xml:space="preserve"> indisponibilidade\n(</w:t>
+                            </w:r>
+                            <w:proofErr w:type="spellStart"/>
+                            <w:r>
+                              <w:rPr>
+                                <w:lang w:val="pt-PT"/>
+                              </w:rPr>
+                              <w:t>ex</w:t>
+                            </w:r>
+                            <w:proofErr w:type="spellEnd"/>
+                            <w:r>
+                              <w:rPr>
+                                <w:lang w:val="pt-PT"/>
+                              </w:rPr>
+                              <w:t>: 14h às 17h);</w:t>
+                            </w:r>
+                          </w:p>
+                          <w:p>
+                            <w:pPr>
+                              <w:rPr>
+                                <w:lang w:val="pt-PT"/>
+                              </w:rPr>
+                            </w:pPr>
+                          </w:p>
+                          <w:p>
+                            <w:pPr>
+                              <w:rPr>
+                                <w:lang w:val="pt-PT"/>
+                              </w:rPr>
+                            </w:pPr>
+                            <w:r>
+                              <w:rPr>
+                                <w:lang w:val="pt-PT"/>
+                              </w:rPr>
+                              <w:t>|Sistema|</w:t>
+                            </w:r>
+                          </w:p>
+                          <w:p>
+                            <w:pPr>
+                              <w:rPr>
+                                <w:lang w:val="pt-PT"/>
+                              </w:rPr>
+                            </w:pPr>
+                            <w:r>
+                              <w:rPr>
+                                <w:lang w:val="pt-PT"/>
+                              </w:rPr>
+                              <w:t>:Atualiza agenda do médico (marca\nesse período como 'Fora de serviço');</w:t>
+                            </w:r>
+                          </w:p>
+                          <w:p>
+                            <w:pPr>
+                              <w:rPr>
+                                <w:lang w:val="pt-PT"/>
+                              </w:rPr>
+                            </w:pPr>
+                            <w:r>
+                              <w:rPr>
+                                <w:lang w:val="pt-PT"/>
+                              </w:rPr>
+                              <w:t>:Identifica consultas afetadas nesse período;</w:t>
+                            </w:r>
+                          </w:p>
+                          <w:p>
+                            <w:pPr>
+                              <w:rPr>
+                                <w:lang w:val="pt-PT"/>
+                              </w:rPr>
+                            </w:pPr>
+                          </w:p>
+                          <w:p>
+                            <w:pPr>
+                              <w:rPr>
+                                <w:lang w:val="pt-PT"/>
+                              </w:rPr>
+                            </w:pPr>
+                            <w:proofErr w:type="spellStart"/>
+                            <w:r>
+                              <w:rPr>
+                                <w:lang w:val="pt-PT"/>
+                              </w:rPr>
+                              <w:t>if</w:t>
+                            </w:r>
+                            <w:proofErr w:type="spellEnd"/>
+                            <w:r>
+                              <w:rPr>
+                                <w:lang w:val="pt-PT"/>
+                              </w:rPr>
+                              <w:t xml:space="preserve"> (Existem consultas afetadas?) </w:t>
+                            </w:r>
+                            <w:proofErr w:type="spellStart"/>
+                            <w:r>
+                              <w:rPr>
+                                <w:lang w:val="pt-PT"/>
+                              </w:rPr>
+                              <w:t>then</w:t>
+                            </w:r>
+                            <w:proofErr w:type="spellEnd"/>
+                            <w:r>
+                              <w:rPr>
+                                <w:lang w:val="pt-PT"/>
+                              </w:rPr>
+                              <w:t xml:space="preserve"> (Sim)</w:t>
+                            </w:r>
+                          </w:p>
+                          <w:p>
+                            <w:pPr>
+                              <w:rPr>
+                                <w:lang w:val="pt-PT"/>
+                              </w:rPr>
+                            </w:pPr>
+                            <w:r>
+                              <w:rPr>
+                                <w:lang w:val="pt-PT"/>
+                              </w:rPr>
+                              <w:t xml:space="preserve">  </w:t>
+                            </w:r>
+                            <w:proofErr w:type="spellStart"/>
+                            <w:r>
+                              <w:rPr>
+                                <w:lang w:val="pt-PT"/>
+                              </w:rPr>
+                              <w:t>if</w:t>
+                            </w:r>
+                            <w:proofErr w:type="spellEnd"/>
+                            <w:r>
+                              <w:rPr>
+                                <w:lang w:val="pt-PT"/>
+                              </w:rPr>
+                              <w:t xml:space="preserve"> (Existe médico alternativo disponível\</w:t>
+                            </w:r>
+                            <w:proofErr w:type="spellStart"/>
+                            <w:r>
+                              <w:rPr>
+                                <w:lang w:val="pt-PT"/>
+                              </w:rPr>
+                              <w:t>npara</w:t>
+                            </w:r>
+                            <w:proofErr w:type="spellEnd"/>
+                            <w:r>
+                              <w:rPr>
+                                <w:lang w:val="pt-PT"/>
+                              </w:rPr>
+                              <w:t xml:space="preserve"> a mesma hora?) </w:t>
+                            </w:r>
+                            <w:proofErr w:type="spellStart"/>
+                            <w:r>
+                              <w:rPr>
+                                <w:lang w:val="pt-PT"/>
+                              </w:rPr>
+                              <w:t>then</w:t>
+                            </w:r>
+                            <w:proofErr w:type="spellEnd"/>
+                            <w:r>
+                              <w:rPr>
+                                <w:lang w:val="pt-PT"/>
+                              </w:rPr>
+                              <w:t xml:space="preserve"> (Sim)</w:t>
+                            </w:r>
+                          </w:p>
+                          <w:p>
+                            <w:pPr>
+                              <w:rPr>
+                                <w:lang w:val="pt-PT"/>
+                              </w:rPr>
+                            </w:pPr>
+                            <w:r>
+                              <w:rPr>
+                                <w:lang w:val="pt-PT"/>
+                              </w:rPr>
+                              <w:t xml:space="preserve">    :Envia notificação ao paciente\</w:t>
+                            </w:r>
+                            <w:proofErr w:type="spellStart"/>
+                            <w:r>
+                              <w:rPr>
+                                <w:lang w:val="pt-PT"/>
+                              </w:rPr>
+                              <w:t>npara</w:t>
+                            </w:r>
+                            <w:proofErr w:type="spellEnd"/>
+                            <w:r>
+                              <w:rPr>
+                                <w:lang w:val="pt-PT"/>
+                              </w:rPr>
+                              <w:t xml:space="preserve"> confirmar troca de médico;</w:t>
+                            </w:r>
+                          </w:p>
+                          <w:p>
+                            <w:pPr>
+                              <w:rPr>
+                                <w:lang w:val="pt-PT"/>
+                              </w:rPr>
+                            </w:pPr>
+                            <w:r>
+                              <w:rPr>
+                                <w:lang w:val="pt-PT"/>
+                              </w:rPr>
+                              <w:t xml:space="preserve">    </w:t>
+                            </w:r>
+                            <w:proofErr w:type="spellStart"/>
+                            <w:r>
+                              <w:rPr>
+                                <w:lang w:val="pt-PT"/>
+                              </w:rPr>
+                              <w:t>if</w:t>
+                            </w:r>
+                            <w:proofErr w:type="spellEnd"/>
+                            <w:r>
+                              <w:rPr>
+                                <w:lang w:val="pt-PT"/>
+                              </w:rPr>
+                              <w:t xml:space="preserve"> (Paciente aceita troca de médico?) </w:t>
+                            </w:r>
+                            <w:proofErr w:type="spellStart"/>
+                            <w:r>
+                              <w:rPr>
+                                <w:lang w:val="pt-PT"/>
+                              </w:rPr>
+                              <w:t>then</w:t>
+                            </w:r>
+                            <w:proofErr w:type="spellEnd"/>
+                            <w:r>
+                              <w:rPr>
+                                <w:lang w:val="pt-PT"/>
+                              </w:rPr>
+                              <w:t xml:space="preserve"> (Sim)</w:t>
+                            </w:r>
+                          </w:p>
+                          <w:p>
+                            <w:pPr>
+                              <w:rPr>
+                                <w:lang w:val="pt-PT"/>
+                              </w:rPr>
+                            </w:pPr>
+                            <w:r>
+                              <w:rPr>
+                                <w:lang w:val="pt-PT"/>
+                              </w:rPr>
+                              <w:t xml:space="preserve">      :Troca de médico efetuada com sucesso;</w:t>
+                            </w:r>
+                          </w:p>
+                          <w:p>
+                            <w:pPr>
+                              <w:rPr>
+                                <w:lang w:val="pt-PT"/>
+                              </w:rPr>
+                            </w:pPr>
+                            <w:r>
+                              <w:rPr>
+                                <w:lang w:val="pt-PT"/>
+                              </w:rPr>
+                              <w:t xml:space="preserve">    </w:t>
+                            </w:r>
+                            <w:proofErr w:type="spellStart"/>
+                            <w:r>
+                              <w:rPr>
+                                <w:lang w:val="pt-PT"/>
+                              </w:rPr>
+                              <w:t>else</w:t>
+                            </w:r>
+                            <w:proofErr w:type="spellEnd"/>
+                            <w:r>
+                              <w:rPr>
+                                <w:lang w:val="pt-PT"/>
+                              </w:rPr>
+                              <w:t xml:space="preserve"> (Não)</w:t>
+                            </w:r>
+                          </w:p>
+                          <w:p>
+                            <w:pPr>
+                              <w:rPr>
+                                <w:lang w:val="pt-PT"/>
+                              </w:rPr>
+                            </w:pPr>
+                            <w:r>
+                              <w:rPr>
+                                <w:lang w:val="pt-PT"/>
+                              </w:rPr>
+                              <w:t xml:space="preserve">      :Mostra próximas vagas disponíveis\</w:t>
+                            </w:r>
+                            <w:proofErr w:type="spellStart"/>
+                            <w:r>
+                              <w:rPr>
+                                <w:lang w:val="pt-PT"/>
+                              </w:rPr>
+                              <w:t>npara</w:t>
+                            </w:r>
+                            <w:proofErr w:type="spellEnd"/>
+                            <w:r>
+                              <w:rPr>
+                                <w:lang w:val="pt-PT"/>
+                              </w:rPr>
+                              <w:t xml:space="preserve"> o mesmo médico;</w:t>
+                            </w:r>
+                          </w:p>
+                          <w:p>
+                            <w:pPr>
+                              <w:rPr>
+                                <w:lang w:val="pt-PT"/>
+                              </w:rPr>
+                            </w:pPr>
+                            <w:r>
+                              <w:rPr>
+                                <w:lang w:val="pt-PT"/>
+                              </w:rPr>
+                              <w:t xml:space="preserve">    </w:t>
+                            </w:r>
+                            <w:proofErr w:type="spellStart"/>
+                            <w:r>
+                              <w:rPr>
+                                <w:lang w:val="pt-PT"/>
+                              </w:rPr>
+                              <w:t>endif</w:t>
+                            </w:r>
+                            <w:proofErr w:type="spellEnd"/>
+                          </w:p>
+                          <w:p>
+                            <w:pPr>
+                              <w:rPr>
+                                <w:lang w:val="pt-PT"/>
+                              </w:rPr>
+                            </w:pPr>
+                            <w:r>
+                              <w:rPr>
+                                <w:lang w:val="pt-PT"/>
+                              </w:rPr>
+                              <w:t xml:space="preserve">  </w:t>
+                            </w:r>
+                            <w:proofErr w:type="spellStart"/>
+                            <w:r>
+                              <w:rPr>
+                                <w:lang w:val="pt-PT"/>
+                              </w:rPr>
+                              <w:t>else</w:t>
+                            </w:r>
+                            <w:proofErr w:type="spellEnd"/>
+                            <w:r>
+                              <w:rPr>
+                                <w:lang w:val="pt-PT"/>
+                              </w:rPr>
+                              <w:t xml:space="preserve"> (Não)</w:t>
+                            </w:r>
+                          </w:p>
+                          <w:p>
+                            <w:pPr>
+                              <w:rPr>
+                                <w:lang w:val="pt-PT"/>
+                              </w:rPr>
+                            </w:pPr>
+                            <w:r>
+                              <w:rPr>
+                                <w:lang w:val="pt-PT"/>
+                              </w:rPr>
+                              <w:t xml:space="preserve">    :Apresenta calendário para o paciente\</w:t>
+                            </w:r>
+                            <w:proofErr w:type="spellStart"/>
+                            <w:r>
+                              <w:rPr>
+                                <w:lang w:val="pt-PT"/>
+                              </w:rPr>
+                              <w:t>nremarcar</w:t>
+                            </w:r>
+                            <w:proofErr w:type="spellEnd"/>
+                            <w:r>
+                              <w:rPr>
+                                <w:lang w:val="pt-PT"/>
+                              </w:rPr>
+                              <w:t xml:space="preserve"> a consulta manualmente;</w:t>
+                            </w:r>
+                          </w:p>
+                          <w:p>
+                            <w:pPr>
+                              <w:rPr>
+                                <w:lang w:val="pt-PT"/>
+                              </w:rPr>
+                            </w:pPr>
+                            <w:r>
+                              <w:rPr>
+                                <w:lang w:val="pt-PT"/>
+                              </w:rPr>
+                              <w:t xml:space="preserve">  </w:t>
+                            </w:r>
+                            <w:proofErr w:type="spellStart"/>
+                            <w:r>
+                              <w:rPr>
+                                <w:lang w:val="pt-PT"/>
+                              </w:rPr>
+                              <w:t>endif</w:t>
+                            </w:r>
+                            <w:proofErr w:type="spellEnd"/>
+                          </w:p>
+                          <w:p>
+                            <w:pPr>
+                              <w:rPr>
+                                <w:lang w:val="pt-PT"/>
+                              </w:rPr>
+                            </w:pPr>
+                            <w:proofErr w:type="spellStart"/>
+                            <w:r>
+                              <w:rPr>
+                                <w:lang w:val="pt-PT"/>
+                              </w:rPr>
+                              <w:t>else</w:t>
+                            </w:r>
+                            <w:proofErr w:type="spellEnd"/>
+                            <w:r>
+                              <w:rPr>
+                                <w:lang w:val="pt-PT"/>
+                              </w:rPr>
+                              <w:t xml:space="preserve"> (Não)</w:t>
+                            </w:r>
+                          </w:p>
+                          <w:p>
+                            <w:pPr>
+                              <w:rPr>
+                                <w:lang w:val="pt-PT"/>
+                              </w:rPr>
+                            </w:pPr>
+                            <w:r>
+                              <w:rPr>
+                                <w:lang w:val="pt-PT"/>
+                              </w:rPr>
+                              <w:t xml:space="preserve">  :Nenhuma consulta afetada;</w:t>
+                            </w:r>
+                          </w:p>
+                          <w:p>
+                            <w:r>
+                              <w:t>endif</w:t>
+                            </w:r>
+                          </w:p>
                           <w:p/>
-                          <w:p/>
-                          <w:p/>
+                          <w:p>
+                            <w:r>
+                              <w:t>stop</w:t>
+                            </w:r>
+                          </w:p>
+                          <w:p>
+                            <w:r>
+                              <w:t>@enduml</w:t>
+                            </w:r>
+                          </w:p>
                         </w:txbxContent>
                       </wps:txbx>
                       <wps:bodyPr rot="0" vert="horz" wrap="square" lIns="91440" tIns="45720" rIns="91440" bIns="45720" anchor="t" anchorCtr="0">
-                        <a:spAutoFit/>
+                        <a:noAutofit/>
                       </wps:bodyPr>
                     </wps:wsp>
                   </a:graphicData>
@@ -8141,22 +9861,542 @@
                   <wp14:pctWidth>40000</wp14:pctWidth>
                 </wp14:sizeRelH>
                 <wp14:sizeRelV relativeFrom="margin">
-                  <wp14:pctHeight>20000</wp14:pctHeight>
+                  <wp14:pctHeight>0</wp14:pctHeight>
                 </wp14:sizeRelV>
               </wp:anchor>
             </w:drawing>
           </mc:Choice>
           <mc:Fallback>
             <w:pict>
-              <v:shape w14:anchorId="554408FA" id="_x0000_s1034" type="#_x0000_t202" style="position:absolute;margin-left:0;margin-top:29.05pt;width:185.9pt;height:110.6pt;z-index:251680768;visibility:visible;mso-wrap-style:square;mso-width-percent:400;mso-height-percent:200;mso-wrap-distance-left:9pt;mso-wrap-distance-top:3.6pt;mso-wrap-distance-right:9pt;mso-wrap-distance-bottom:3.6pt;mso-position-horizontal:absolute;mso-position-horizontal-relative:text;mso-position-vertical:absolute;mso-position-vertical-relative:text;mso-width-percent:400;mso-height-percent:200;mso-width-relative:margin;mso-height-relative:margin;v-text-anchor:top" o:gfxdata="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">
-                <v:textbox style="mso-fit-shape-to-text:t">
+              <v:shape w14:anchorId="554408FA" id="_x0000_s1034" type="#_x0000_t202" style="position:absolute;margin-left:0;margin-top:5.8pt;width:185.9pt;height:250.4pt;z-index:251680768;visibility:visible;mso-wrap-style:square;mso-width-percent:400;mso-height-percent:0;mso-wrap-distance-left:9pt;mso-wrap-distance-top:3.6pt;mso-wrap-distance-right:9pt;mso-wrap-distance-bottom:3.6pt;mso-position-horizontal:left;mso-position-horizontal-relative:margin;mso-position-vertical:absolute;mso-position-vertical-relative:text;mso-width-percent:400;mso-height-percent:0;mso-width-relative:margin;mso-height-relative:margin;v-text-anchor:top" o:gfxdata="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">
+                <v:textbox>
                   <w:txbxContent>
+                    <w:p>
+                      <w:pPr>
+                        <w:rPr>
+                          <w:b/>
+                          <w:bCs/>
+                          <w:lang w:val="pt-PT"/>
+                        </w:rPr>
+                      </w:pPr>
+                      <w:r>
+                        <w:rPr>
+                          <w:b/>
+                          <w:bCs/>
+                          <w:lang w:val="pt-PT"/>
+                        </w:rPr>
+                        <w:t>' CTRL + A para copiar todo o código</w:t>
+                      </w:r>
+                    </w:p>
+                    <w:p>
+                      <w:pPr>
+                        <w:rPr>
+                          <w:lang w:val="pt-PT"/>
+                        </w:rPr>
+                      </w:pPr>
+                      <w:r>
+                        <w:rPr>
+                          <w:lang w:val="pt-PT"/>
+                        </w:rPr>
+                        <w:t>@startuml</w:t>
+                      </w:r>
+                    </w:p>
+                    <w:p>
+                      <w:pPr>
+                        <w:rPr>
+                          <w:lang w:val="pt-PT"/>
+                        </w:rPr>
+                      </w:pPr>
+                      <w:r>
+                        <w:rPr>
+                          <w:lang w:val="pt-PT"/>
+                        </w:rPr>
+                        <w:t>|Médico|</w:t>
+                      </w:r>
+                    </w:p>
+                    <w:p>
+                      <w:pPr>
+                        <w:rPr>
+                          <w:lang w:val="pt-PT"/>
+                        </w:rPr>
+                      </w:pPr>
+                      <w:proofErr w:type="spellStart"/>
+                      <w:r>
+                        <w:rPr>
+                          <w:lang w:val="pt-PT"/>
+                        </w:rPr>
+                        <w:t>start</w:t>
+                      </w:r>
+                      <w:proofErr w:type="spellEnd"/>
+                    </w:p>
+                    <w:p>
+                      <w:pPr>
+                        <w:rPr>
+                          <w:lang w:val="pt-PT"/>
+                        </w:rPr>
+                      </w:pPr>
+                      <w:r>
+                        <w:rPr>
+                          <w:lang w:val="pt-PT"/>
+                        </w:rPr>
+                        <w:t>:Seleciona intervalo\</w:t>
+                      </w:r>
+                      <w:proofErr w:type="spellStart"/>
+                      <w:r>
+                        <w:rPr>
+                          <w:lang w:val="pt-PT"/>
+                        </w:rPr>
+                        <w:t>nde</w:t>
+                      </w:r>
+                      <w:proofErr w:type="spellEnd"/>
+                      <w:r>
+                        <w:rPr>
+                          <w:lang w:val="pt-PT"/>
+                        </w:rPr>
+                        <w:t xml:space="preserve"> indisponibilidade\n(</w:t>
+                      </w:r>
+                      <w:proofErr w:type="spellStart"/>
+                      <w:r>
+                        <w:rPr>
+                          <w:lang w:val="pt-PT"/>
+                        </w:rPr>
+                        <w:t>ex</w:t>
+                      </w:r>
+                      <w:proofErr w:type="spellEnd"/>
+                      <w:r>
+                        <w:rPr>
+                          <w:lang w:val="pt-PT"/>
+                        </w:rPr>
+                        <w:t>: 14h às 17h);</w:t>
+                      </w:r>
+                    </w:p>
+                    <w:p>
+                      <w:pPr>
+                        <w:rPr>
+                          <w:lang w:val="pt-PT"/>
+                        </w:rPr>
+                      </w:pPr>
+                    </w:p>
+                    <w:p>
+                      <w:pPr>
+                        <w:rPr>
+                          <w:lang w:val="pt-PT"/>
+                        </w:rPr>
+                      </w:pPr>
+                      <w:r>
+                        <w:rPr>
+                          <w:lang w:val="pt-PT"/>
+                        </w:rPr>
+                        <w:t>|Sistema|</w:t>
+                      </w:r>
+                    </w:p>
+                    <w:p>
+                      <w:pPr>
+                        <w:rPr>
+                          <w:lang w:val="pt-PT"/>
+                        </w:rPr>
+                      </w:pPr>
+                      <w:r>
+                        <w:rPr>
+                          <w:lang w:val="pt-PT"/>
+                        </w:rPr>
+                        <w:t>:Atualiza agenda do médico (marca\nesse período como 'Fora de serviço');</w:t>
+                      </w:r>
+                    </w:p>
+                    <w:p>
+                      <w:pPr>
+                        <w:rPr>
+                          <w:lang w:val="pt-PT"/>
+                        </w:rPr>
+                      </w:pPr>
+                      <w:r>
+                        <w:rPr>
+                          <w:lang w:val="pt-PT"/>
+                        </w:rPr>
+                        <w:t>:Identifica consultas afetadas nesse período;</w:t>
+                      </w:r>
+                    </w:p>
+                    <w:p>
+                      <w:pPr>
+                        <w:rPr>
+                          <w:lang w:val="pt-PT"/>
+                        </w:rPr>
+                      </w:pPr>
+                    </w:p>
+                    <w:p>
+                      <w:pPr>
+                        <w:rPr>
+                          <w:lang w:val="pt-PT"/>
+                        </w:rPr>
+                      </w:pPr>
+                      <w:proofErr w:type="spellStart"/>
+                      <w:r>
+                        <w:rPr>
+                          <w:lang w:val="pt-PT"/>
+                        </w:rPr>
+                        <w:t>if</w:t>
+                      </w:r>
+                      <w:proofErr w:type="spellEnd"/>
+                      <w:r>
+                        <w:rPr>
+                          <w:lang w:val="pt-PT"/>
+                        </w:rPr>
+                        <w:t xml:space="preserve"> (Existem consultas afetadas?) </w:t>
+                      </w:r>
+                      <w:proofErr w:type="spellStart"/>
+                      <w:r>
+                        <w:rPr>
+                          <w:lang w:val="pt-PT"/>
+                        </w:rPr>
+                        <w:t>then</w:t>
+                      </w:r>
+                      <w:proofErr w:type="spellEnd"/>
+                      <w:r>
+                        <w:rPr>
+                          <w:lang w:val="pt-PT"/>
+                        </w:rPr>
+                        <w:t xml:space="preserve"> (Sim)</w:t>
+                      </w:r>
+                    </w:p>
+                    <w:p>
+                      <w:pPr>
+                        <w:rPr>
+                          <w:lang w:val="pt-PT"/>
+                        </w:rPr>
+                      </w:pPr>
+                      <w:r>
+                        <w:rPr>
+                          <w:lang w:val="pt-PT"/>
+                        </w:rPr>
+                        <w:t xml:space="preserve">  </w:t>
+                      </w:r>
+                      <w:proofErr w:type="spellStart"/>
+                      <w:r>
+                        <w:rPr>
+                          <w:lang w:val="pt-PT"/>
+                        </w:rPr>
+                        <w:t>if</w:t>
+                      </w:r>
+                      <w:proofErr w:type="spellEnd"/>
+                      <w:r>
+                        <w:rPr>
+                          <w:lang w:val="pt-PT"/>
+                        </w:rPr>
+                        <w:t xml:space="preserve"> (Existe médico alternativo disponível\</w:t>
+                      </w:r>
+                      <w:proofErr w:type="spellStart"/>
+                      <w:r>
+                        <w:rPr>
+                          <w:lang w:val="pt-PT"/>
+                        </w:rPr>
+                        <w:t>npara</w:t>
+                      </w:r>
+                      <w:proofErr w:type="spellEnd"/>
+                      <w:r>
+                        <w:rPr>
+                          <w:lang w:val="pt-PT"/>
+                        </w:rPr>
+                        <w:t xml:space="preserve"> a mesma hora?) </w:t>
+                      </w:r>
+                      <w:proofErr w:type="spellStart"/>
+                      <w:r>
+                        <w:rPr>
+                          <w:lang w:val="pt-PT"/>
+                        </w:rPr>
+                        <w:t>then</w:t>
+                      </w:r>
+                      <w:proofErr w:type="spellEnd"/>
+                      <w:r>
+                        <w:rPr>
+                          <w:lang w:val="pt-PT"/>
+                        </w:rPr>
+                        <w:t xml:space="preserve"> (Sim)</w:t>
+                      </w:r>
+                    </w:p>
+                    <w:p>
+                      <w:pPr>
+                        <w:rPr>
+                          <w:lang w:val="pt-PT"/>
+                        </w:rPr>
+                      </w:pPr>
+                      <w:r>
+                        <w:rPr>
+                          <w:lang w:val="pt-PT"/>
+                        </w:rPr>
+                        <w:t xml:space="preserve">    :Envia notificação ao paciente\</w:t>
+                      </w:r>
+                      <w:proofErr w:type="spellStart"/>
+                      <w:r>
+                        <w:rPr>
+                          <w:lang w:val="pt-PT"/>
+                        </w:rPr>
+                        <w:t>npara</w:t>
+                      </w:r>
+                      <w:proofErr w:type="spellEnd"/>
+                      <w:r>
+                        <w:rPr>
+                          <w:lang w:val="pt-PT"/>
+                        </w:rPr>
+                        <w:t xml:space="preserve"> confirmar troca de médico;</w:t>
+                      </w:r>
+                    </w:p>
+                    <w:p>
+                      <w:pPr>
+                        <w:rPr>
+                          <w:lang w:val="pt-PT"/>
+                        </w:rPr>
+                      </w:pPr>
+                      <w:r>
+                        <w:rPr>
+                          <w:lang w:val="pt-PT"/>
+                        </w:rPr>
+                        <w:t xml:space="preserve">    </w:t>
+                      </w:r>
+                      <w:proofErr w:type="spellStart"/>
+                      <w:r>
+                        <w:rPr>
+                          <w:lang w:val="pt-PT"/>
+                        </w:rPr>
+                        <w:t>if</w:t>
+                      </w:r>
+                      <w:proofErr w:type="spellEnd"/>
+                      <w:r>
+                        <w:rPr>
+                          <w:lang w:val="pt-PT"/>
+                        </w:rPr>
+                        <w:t xml:space="preserve"> (Paciente aceita troca de médico?) </w:t>
+                      </w:r>
+                      <w:proofErr w:type="spellStart"/>
+                      <w:r>
+                        <w:rPr>
+                          <w:lang w:val="pt-PT"/>
+                        </w:rPr>
+                        <w:t>then</w:t>
+                      </w:r>
+                      <w:proofErr w:type="spellEnd"/>
+                      <w:r>
+                        <w:rPr>
+                          <w:lang w:val="pt-PT"/>
+                        </w:rPr>
+                        <w:t xml:space="preserve"> (Sim)</w:t>
+                      </w:r>
+                    </w:p>
+                    <w:p>
+                      <w:pPr>
+                        <w:rPr>
+                          <w:lang w:val="pt-PT"/>
+                        </w:rPr>
+                      </w:pPr>
+                      <w:r>
+                        <w:rPr>
+                          <w:lang w:val="pt-PT"/>
+                        </w:rPr>
+                        <w:t xml:space="preserve">      :Troca de médico efetuada com sucesso;</w:t>
+                      </w:r>
+                    </w:p>
+                    <w:p>
+                      <w:pPr>
+                        <w:rPr>
+                          <w:lang w:val="pt-PT"/>
+                        </w:rPr>
+                      </w:pPr>
+                      <w:r>
+                        <w:rPr>
+                          <w:lang w:val="pt-PT"/>
+                        </w:rPr>
+                        <w:t xml:space="preserve">    </w:t>
+                      </w:r>
+                      <w:proofErr w:type="spellStart"/>
+                      <w:r>
+                        <w:rPr>
+                          <w:lang w:val="pt-PT"/>
+                        </w:rPr>
+                        <w:t>else</w:t>
+                      </w:r>
+                      <w:proofErr w:type="spellEnd"/>
+                      <w:r>
+                        <w:rPr>
+                          <w:lang w:val="pt-PT"/>
+                        </w:rPr>
+                        <w:t xml:space="preserve"> (Não)</w:t>
+                      </w:r>
+                    </w:p>
+                    <w:p>
+                      <w:pPr>
+                        <w:rPr>
+                          <w:lang w:val="pt-PT"/>
+                        </w:rPr>
+                      </w:pPr>
+                      <w:r>
+                        <w:rPr>
+                          <w:lang w:val="pt-PT"/>
+                        </w:rPr>
+                        <w:t xml:space="preserve">      :Mostra próximas vagas disponíveis\</w:t>
+                      </w:r>
+                      <w:proofErr w:type="spellStart"/>
+                      <w:r>
+                        <w:rPr>
+                          <w:lang w:val="pt-PT"/>
+                        </w:rPr>
+                        <w:t>npara</w:t>
+                      </w:r>
+                      <w:proofErr w:type="spellEnd"/>
+                      <w:r>
+                        <w:rPr>
+                          <w:lang w:val="pt-PT"/>
+                        </w:rPr>
+                        <w:t xml:space="preserve"> o mesmo médico;</w:t>
+                      </w:r>
+                    </w:p>
+                    <w:p>
+                      <w:pPr>
+                        <w:rPr>
+                          <w:lang w:val="pt-PT"/>
+                        </w:rPr>
+                      </w:pPr>
+                      <w:r>
+                        <w:rPr>
+                          <w:lang w:val="pt-PT"/>
+                        </w:rPr>
+                        <w:t xml:space="preserve">    </w:t>
+                      </w:r>
+                      <w:proofErr w:type="spellStart"/>
+                      <w:r>
+                        <w:rPr>
+                          <w:lang w:val="pt-PT"/>
+                        </w:rPr>
+                        <w:t>endif</w:t>
+                      </w:r>
+                      <w:proofErr w:type="spellEnd"/>
+                    </w:p>
+                    <w:p>
+                      <w:pPr>
+                        <w:rPr>
+                          <w:lang w:val="pt-PT"/>
+                        </w:rPr>
+                      </w:pPr>
+                      <w:r>
+                        <w:rPr>
+                          <w:lang w:val="pt-PT"/>
+                        </w:rPr>
+                        <w:t xml:space="preserve">  </w:t>
+                      </w:r>
+                      <w:proofErr w:type="spellStart"/>
+                      <w:r>
+                        <w:rPr>
+                          <w:lang w:val="pt-PT"/>
+                        </w:rPr>
+                        <w:t>else</w:t>
+                      </w:r>
+                      <w:proofErr w:type="spellEnd"/>
+                      <w:r>
+                        <w:rPr>
+                          <w:lang w:val="pt-PT"/>
+                        </w:rPr>
+                        <w:t xml:space="preserve"> (Não)</w:t>
+                      </w:r>
+                    </w:p>
+                    <w:p>
+                      <w:pPr>
+                        <w:rPr>
+                          <w:lang w:val="pt-PT"/>
+                        </w:rPr>
+                      </w:pPr>
+                      <w:r>
+                        <w:rPr>
+                          <w:lang w:val="pt-PT"/>
+                        </w:rPr>
+                        <w:t xml:space="preserve">    :Apresenta calendário para o paciente\</w:t>
+                      </w:r>
+                      <w:proofErr w:type="spellStart"/>
+                      <w:r>
+                        <w:rPr>
+                          <w:lang w:val="pt-PT"/>
+                        </w:rPr>
+                        <w:t>nremarcar</w:t>
+                      </w:r>
+                      <w:proofErr w:type="spellEnd"/>
+                      <w:r>
+                        <w:rPr>
+                          <w:lang w:val="pt-PT"/>
+                        </w:rPr>
+                        <w:t xml:space="preserve"> a consulta manualmente;</w:t>
+                      </w:r>
+                    </w:p>
+                    <w:p>
+                      <w:pPr>
+                        <w:rPr>
+                          <w:lang w:val="pt-PT"/>
+                        </w:rPr>
+                      </w:pPr>
+                      <w:r>
+                        <w:rPr>
+                          <w:lang w:val="pt-PT"/>
+                        </w:rPr>
+                        <w:t xml:space="preserve">  </w:t>
+                      </w:r>
+                      <w:proofErr w:type="spellStart"/>
+                      <w:r>
+                        <w:rPr>
+                          <w:lang w:val="pt-PT"/>
+                        </w:rPr>
+                        <w:t>endif</w:t>
+                      </w:r>
+                      <w:proofErr w:type="spellEnd"/>
+                    </w:p>
+                    <w:p>
+                      <w:pPr>
+                        <w:rPr>
+                          <w:lang w:val="pt-PT"/>
+                        </w:rPr>
+                      </w:pPr>
+                      <w:proofErr w:type="spellStart"/>
+                      <w:r>
+                        <w:rPr>
+                          <w:lang w:val="pt-PT"/>
+                        </w:rPr>
+                        <w:t>else</w:t>
+                      </w:r>
+                      <w:proofErr w:type="spellEnd"/>
+                      <w:r>
+                        <w:rPr>
+                          <w:lang w:val="pt-PT"/>
+                        </w:rPr>
+                        <w:t xml:space="preserve"> (Não)</w:t>
+                      </w:r>
+                    </w:p>
+                    <w:p>
+                      <w:pPr>
+                        <w:rPr>
+                          <w:lang w:val="pt-PT"/>
+                        </w:rPr>
+                      </w:pPr>
+                      <w:r>
+                        <w:rPr>
+                          <w:lang w:val="pt-PT"/>
+                        </w:rPr>
+                        <w:t xml:space="preserve">  :Nenhuma consulta afetada;</w:t>
+                      </w:r>
+                    </w:p>
+                    <w:p>
+                      <w:r>
+                        <w:t>endif</w:t>
+                      </w:r>
+                    </w:p>
                     <w:p/>
-                    <w:p/>
-                    <w:p/>
+                    <w:p>
+                      <w:r>
+                        <w:t>stop</w:t>
+                      </w:r>
+                    </w:p>
+                    <w:p>
+                      <w:r>
+                        <w:t>@enduml</w:t>
+                      </w:r>
+                    </w:p>
                   </w:txbxContent>
                 </v:textbox>
-                <w10:wrap type="square"/>
+                <w10:wrap type="square" anchorx="margin"/>
               </v:shape>
             </w:pict>
           </mc:Fallback>
@@ -8190,6 +10430,68 @@
           <w:lang w:val="pt-PT"/>
         </w:rPr>
       </w:pPr>
+    </w:p>
+    <w:p>
+      <w:pPr>
+        <w:rPr>
+          <w:lang w:val="pt-PT"/>
+        </w:rPr>
+      </w:pPr>
+    </w:p>
+    <w:p>
+      <w:pPr>
+        <w:rPr>
+          <w:lang w:val="pt-PT"/>
+        </w:rPr>
+      </w:pPr>
+    </w:p>
+    <w:p>
+      <w:pPr>
+        <w:rPr>
+          <w:lang w:val="pt-PT"/>
+        </w:rPr>
+      </w:pPr>
+    </w:p>
+    <w:p>
+      <w:pPr>
+        <w:rPr>
+          <w:lang w:val="pt-PT"/>
+        </w:rPr>
+      </w:pPr>
+    </w:p>
+    <w:p>
+      <w:pPr>
+        <w:rPr>
+          <w:lang w:val="pt-PT"/>
+        </w:rPr>
+      </w:pPr>
+    </w:p>
+    <w:p>
+      <w:pPr>
+        <w:rPr>
+          <w:lang w:val="pt-PT"/>
+        </w:rPr>
+      </w:pPr>
+    </w:p>
+    <w:p>
+      <w:pPr>
+        <w:rPr>
+          <w:lang w:val="pt-PT"/>
+        </w:rPr>
+      </w:pPr>
+    </w:p>
+    <w:p>
+      <w:pPr>
+        <w:rPr>
+          <w:lang w:val="pt-PT"/>
+        </w:rPr>
+      </w:pPr>
+      <w:r>
+        <w:rPr>
+          <w:lang w:val="pt-PT"/>
+        </w:rPr>
+        <w:br w:type="page"/>
+      </w:r>
     </w:p>
     <w:p>
       <w:pPr>
@@ -8733,7 +11035,7 @@
   <w:style w:type="paragraph" w:default="1" w:styleId="Normal">
     <w:name w:val="Normal"/>
     <w:qFormat/>
-    <w:rsid w:val="00BB39A7"/>
+    <w:rsid w:val="00D30CF8"/>
   </w:style>
   <w:style w:type="paragraph" w:styleId="Heading1">
     <w:name w:val="heading 1"/>

--- a/ficheiros para milestone 2/diagramas UML.docx
+++ b/ficheiros para milestone 2/diagramas UML.docx
@@ -48,6 +48,7 @@
             <w:rPr>
               <w:rFonts w:eastAsiaTheme="minorEastAsia"/>
               <w:noProof/>
+              <w:lang w:val="pt-PT" w:eastAsia="pt-PT"/>
             </w:rPr>
           </w:pPr>
           <w:r>
@@ -59,7 +60,7 @@
           <w:r>
             <w:fldChar w:fldCharType="separate"/>
           </w:r>
-          <w:hyperlink w:anchor="_Toc210567743" w:history="1">
+          <w:hyperlink w:anchor="_Toc210670352" w:history="1">
             <w:r>
               <w:rPr>
                 <w:rStyle w:val="Hyperlink"/>
@@ -87,7 +88,7 @@
                 <w:noProof/>
                 <w:webHidden/>
               </w:rPr>
-              <w:instrText xml:space="preserve"> PAGEREF _Toc210567743 \h </w:instrText>
+              <w:instrText xml:space="preserve"> PAGEREF _Toc210670352 \h </w:instrText>
             </w:r>
             <w:r>
               <w:rPr>
@@ -127,9 +128,10 @@
             <w:rPr>
               <w:rFonts w:eastAsiaTheme="minorEastAsia"/>
               <w:noProof/>
+              <w:lang w:val="pt-PT" w:eastAsia="pt-PT"/>
             </w:rPr>
           </w:pPr>
-          <w:hyperlink w:anchor="_Toc210567744" w:history="1">
+          <w:hyperlink w:anchor="_Toc210670353" w:history="1">
             <w:r>
               <w:rPr>
                 <w:rStyle w:val="Hyperlink"/>
@@ -157,7 +159,7 @@
                 <w:noProof/>
                 <w:webHidden/>
               </w:rPr>
-              <w:instrText xml:space="preserve"> PAGEREF _Toc210567744 \h </w:instrText>
+              <w:instrText xml:space="preserve"> PAGEREF _Toc210670353 \h </w:instrText>
             </w:r>
             <w:r>
               <w:rPr>
@@ -197,16 +199,17 @@
             <w:rPr>
               <w:rFonts w:eastAsiaTheme="minorEastAsia"/>
               <w:noProof/>
+              <w:lang w:val="pt-PT" w:eastAsia="pt-PT"/>
             </w:rPr>
           </w:pPr>
-          <w:hyperlink w:anchor="_Toc210567745" w:history="1">
+          <w:hyperlink w:anchor="_Toc210670354" w:history="1">
             <w:r>
               <w:rPr>
                 <w:rStyle w:val="Hyperlink"/>
                 <w:noProof/>
                 <w:lang w:val="pt-PT"/>
               </w:rPr>
-              <w:t>Estado de uma consulta</w:t>
+              <w:t>Estado da disponibilidade do médico</w:t>
             </w:r>
             <w:r>
               <w:rPr>
@@ -227,7 +230,7 @@
                 <w:noProof/>
                 <w:webHidden/>
               </w:rPr>
-              <w:instrText xml:space="preserve"> PAGEREF _Toc210567745 \h </w:instrText>
+              <w:instrText xml:space="preserve"> PAGEREF _Toc210670354 \h </w:instrText>
             </w:r>
             <w:r>
               <w:rPr>
@@ -267,9 +270,10 @@
             <w:rPr>
               <w:rFonts w:eastAsiaTheme="minorEastAsia"/>
               <w:noProof/>
+              <w:lang w:val="pt-PT" w:eastAsia="pt-PT"/>
             </w:rPr>
           </w:pPr>
-          <w:hyperlink w:anchor="_Toc210567746" w:history="1">
+          <w:hyperlink w:anchor="_Toc210670355" w:history="1">
             <w:r>
               <w:rPr>
                 <w:rStyle w:val="Hyperlink"/>
@@ -297,7 +301,7 @@
                 <w:noProof/>
                 <w:webHidden/>
               </w:rPr>
-              <w:instrText xml:space="preserve"> PAGEREF _Toc210567746 \h </w:instrText>
+              <w:instrText xml:space="preserve"> PAGEREF _Toc210670355 \h </w:instrText>
             </w:r>
             <w:r>
               <w:rPr>
@@ -337,9 +341,10 @@
             <w:rPr>
               <w:rFonts w:eastAsiaTheme="minorEastAsia"/>
               <w:noProof/>
+              <w:lang w:val="pt-PT" w:eastAsia="pt-PT"/>
             </w:rPr>
           </w:pPr>
-          <w:hyperlink w:anchor="_Toc210567747" w:history="1">
+          <w:hyperlink w:anchor="_Toc210670356" w:history="1">
             <w:r>
               <w:rPr>
                 <w:rStyle w:val="Hyperlink"/>
@@ -367,7 +372,7 @@
                 <w:noProof/>
                 <w:webHidden/>
               </w:rPr>
-              <w:instrText xml:space="preserve"> PAGEREF _Toc210567747 \h </w:instrText>
+              <w:instrText xml:space="preserve"> PAGEREF _Toc210670356 \h </w:instrText>
             </w:r>
             <w:r>
               <w:rPr>
@@ -407,9 +412,10 @@
             <w:rPr>
               <w:rFonts w:eastAsiaTheme="minorEastAsia"/>
               <w:noProof/>
+              <w:lang w:val="pt-PT" w:eastAsia="pt-PT"/>
             </w:rPr>
           </w:pPr>
-          <w:hyperlink w:anchor="_Toc210567748" w:history="1">
+          <w:hyperlink w:anchor="_Toc210670357" w:history="1">
             <w:r>
               <w:rPr>
                 <w:rStyle w:val="Hyperlink"/>
@@ -437,7 +443,7 @@
                 <w:noProof/>
                 <w:webHidden/>
               </w:rPr>
-              <w:instrText xml:space="preserve"> PAGEREF _Toc210567748 \h </w:instrText>
+              <w:instrText xml:space="preserve"> PAGEREF _Toc210670357 \h </w:instrText>
             </w:r>
             <w:r>
               <w:rPr>
@@ -477,9 +483,10 @@
             <w:rPr>
               <w:rFonts w:eastAsiaTheme="minorEastAsia"/>
               <w:noProof/>
+              <w:lang w:val="pt-PT" w:eastAsia="pt-PT"/>
             </w:rPr>
           </w:pPr>
-          <w:hyperlink w:anchor="_Toc210567749" w:history="1">
+          <w:hyperlink w:anchor="_Toc210670358" w:history="1">
             <w:r>
               <w:rPr>
                 <w:rStyle w:val="Hyperlink"/>
@@ -507,7 +514,7 @@
                 <w:noProof/>
                 <w:webHidden/>
               </w:rPr>
-              <w:instrText xml:space="preserve"> PAGEREF _Toc210567749 \h </w:instrText>
+              <w:instrText xml:space="preserve"> PAGEREF _Toc210670358 \h </w:instrText>
             </w:r>
             <w:r>
               <w:rPr>
@@ -547,9 +554,10 @@
             <w:rPr>
               <w:rFonts w:eastAsiaTheme="minorEastAsia"/>
               <w:noProof/>
+              <w:lang w:val="pt-PT" w:eastAsia="pt-PT"/>
             </w:rPr>
           </w:pPr>
-          <w:hyperlink w:anchor="_Toc210567750" w:history="1">
+          <w:hyperlink w:anchor="_Toc210670359" w:history="1">
             <w:r>
               <w:rPr>
                 <w:rStyle w:val="Hyperlink"/>
@@ -577,7 +585,7 @@
                 <w:noProof/>
                 <w:webHidden/>
               </w:rPr>
-              <w:instrText xml:space="preserve"> PAGEREF _Toc210567750 \h </w:instrText>
+              <w:instrText xml:space="preserve"> PAGEREF _Toc210670359 \h </w:instrText>
             </w:r>
             <w:r>
               <w:rPr>
@@ -617,9 +625,10 @@
             <w:rPr>
               <w:rFonts w:eastAsiaTheme="minorEastAsia"/>
               <w:noProof/>
+              <w:lang w:val="pt-PT" w:eastAsia="pt-PT"/>
             </w:rPr>
           </w:pPr>
-          <w:hyperlink w:anchor="_Toc210567751" w:history="1">
+          <w:hyperlink w:anchor="_Toc210670360" w:history="1">
             <w:r>
               <w:rPr>
                 <w:rStyle w:val="Hyperlink"/>
@@ -647,7 +656,7 @@
                 <w:noProof/>
                 <w:webHidden/>
               </w:rPr>
-              <w:instrText xml:space="preserve"> PAGEREF _Toc210567751 \h </w:instrText>
+              <w:instrText xml:space="preserve"> PAGEREF _Toc210670360 \h </w:instrText>
             </w:r>
             <w:r>
               <w:rPr>
@@ -687,9 +696,10 @@
             <w:rPr>
               <w:rFonts w:eastAsiaTheme="minorEastAsia"/>
               <w:noProof/>
+              <w:lang w:val="pt-PT" w:eastAsia="pt-PT"/>
             </w:rPr>
           </w:pPr>
-          <w:hyperlink w:anchor="_Toc210567752" w:history="1">
+          <w:hyperlink w:anchor="_Toc210670361" w:history="1">
             <w:r>
               <w:rPr>
                 <w:rStyle w:val="Hyperlink"/>
@@ -717,7 +727,7 @@
                 <w:noProof/>
                 <w:webHidden/>
               </w:rPr>
-              <w:instrText xml:space="preserve"> PAGEREF _Toc210567752 \h </w:instrText>
+              <w:instrText xml:space="preserve"> PAGEREF _Toc210670361 \h </w:instrText>
             </w:r>
             <w:r>
               <w:rPr>
@@ -757,9 +767,10 @@
             <w:rPr>
               <w:rFonts w:eastAsiaTheme="minorEastAsia"/>
               <w:noProof/>
+              <w:lang w:val="pt-PT" w:eastAsia="pt-PT"/>
             </w:rPr>
           </w:pPr>
-          <w:hyperlink w:anchor="_Toc210567753" w:history="1">
+          <w:hyperlink w:anchor="_Toc210670362" w:history="1">
             <w:r>
               <w:rPr>
                 <w:rStyle w:val="Hyperlink"/>
@@ -787,7 +798,7 @@
                 <w:noProof/>
                 <w:webHidden/>
               </w:rPr>
-              <w:instrText xml:space="preserve"> PAGEREF _Toc210567753 \h </w:instrText>
+              <w:instrText xml:space="preserve"> PAGEREF _Toc210670362 \h </w:instrText>
             </w:r>
             <w:r>
               <w:rPr>
@@ -827,9 +838,10 @@
             <w:rPr>
               <w:rFonts w:eastAsiaTheme="minorEastAsia"/>
               <w:noProof/>
+              <w:lang w:val="pt-PT" w:eastAsia="pt-PT"/>
             </w:rPr>
           </w:pPr>
-          <w:hyperlink w:anchor="_Toc210567754" w:history="1">
+          <w:hyperlink w:anchor="_Toc210670363" w:history="1">
             <w:r>
               <w:rPr>
                 <w:rStyle w:val="Hyperlink"/>
@@ -857,7 +869,7 @@
                 <w:noProof/>
                 <w:webHidden/>
               </w:rPr>
-              <w:instrText xml:space="preserve"> PAGEREF _Toc210567754 \h </w:instrText>
+              <w:instrText xml:space="preserve"> PAGEREF _Toc210670363 \h </w:instrText>
             </w:r>
             <w:r>
               <w:rPr>
@@ -897,9 +909,10 @@
             <w:rPr>
               <w:rFonts w:eastAsiaTheme="minorEastAsia"/>
               <w:noProof/>
+              <w:lang w:val="pt-PT" w:eastAsia="pt-PT"/>
             </w:rPr>
           </w:pPr>
-          <w:hyperlink w:anchor="_Toc210567755" w:history="1">
+          <w:hyperlink w:anchor="_Toc210670364" w:history="1">
             <w:r>
               <w:rPr>
                 <w:rStyle w:val="Hyperlink"/>
@@ -927,7 +940,7 @@
                 <w:noProof/>
                 <w:webHidden/>
               </w:rPr>
-              <w:instrText xml:space="preserve"> PAGEREF _Toc210567755 \h </w:instrText>
+              <w:instrText xml:space="preserve"> PAGEREF _Toc210670364 \h </w:instrText>
             </w:r>
             <w:r>
               <w:rPr>
@@ -959,6 +972,77 @@
           </w:hyperlink>
         </w:p>
         <w:p>
+          <w:pPr>
+            <w:pStyle w:val="TOC1"/>
+            <w:tabs>
+              <w:tab w:val="right" w:leader="dot" w:pos="10456"/>
+            </w:tabs>
+            <w:rPr>
+              <w:rFonts w:eastAsiaTheme="minorEastAsia"/>
+              <w:noProof/>
+              <w:lang w:val="pt-PT" w:eastAsia="pt-PT"/>
+            </w:rPr>
+          </w:pPr>
+          <w:hyperlink w:anchor="_Toc210670365" w:history="1">
+            <w:r>
+              <w:rPr>
+                <w:rStyle w:val="Hyperlink"/>
+                <w:noProof/>
+                <w:lang w:val="pt-PT"/>
+              </w:rPr>
+              <w:t>Diagrama de Componentes</w:t>
+            </w:r>
+            <w:r>
+              <w:rPr>
+                <w:noProof/>
+                <w:webHidden/>
+              </w:rPr>
+              <w:tab/>
+            </w:r>
+            <w:r>
+              <w:rPr>
+                <w:noProof/>
+                <w:webHidden/>
+              </w:rPr>
+              <w:fldChar w:fldCharType="begin"/>
+            </w:r>
+            <w:r>
+              <w:rPr>
+                <w:noProof/>
+                <w:webHidden/>
+              </w:rPr>
+              <w:instrText xml:space="preserve"> PAGEREF _Toc210670365 \h </w:instrText>
+            </w:r>
+            <w:r>
+              <w:rPr>
+                <w:noProof/>
+                <w:webHidden/>
+              </w:rPr>
+            </w:r>
+            <w:r>
+              <w:rPr>
+                <w:noProof/>
+                <w:webHidden/>
+              </w:rPr>
+              <w:fldChar w:fldCharType="separate"/>
+            </w:r>
+            <w:r>
+              <w:rPr>
+                <w:noProof/>
+                <w:webHidden/>
+              </w:rPr>
+              <w:t>12</w:t>
+            </w:r>
+            <w:r>
+              <w:rPr>
+                <w:noProof/>
+                <w:webHidden/>
+              </w:rPr>
+              <w:fldChar w:fldCharType="end"/>
+            </w:r>
+          </w:hyperlink>
+        </w:p>
+        <w:p>
           <w:r>
             <w:rPr>
               <w:b/>
@@ -989,7 +1073,7 @@
           <w:lang w:val="pt-PT"/>
         </w:rPr>
       </w:pPr>
-      <w:bookmarkStart w:id="0" w:name="_Toc210567743"/>
+      <w:bookmarkStart w:id="0" w:name="_Toc210670352"/>
       <w:r>
         <w:rPr>
           <w:lang w:val="pt-PT"/>
@@ -1005,7 +1089,7 @@
           <w:lang w:val="pt-PT"/>
         </w:rPr>
       </w:pPr>
-      <w:bookmarkStart w:id="1" w:name="_Toc210567744"/>
+      <w:bookmarkStart w:id="1" w:name="_Toc210670353"/>
       <w:r>
         <w:rPr>
           <w:lang w:val="pt-PT"/>
@@ -1022,6 +1106,7 @@
       </w:pPr>
       <w:r>
         <w:rPr>
+          <w:noProof/>
           <w:lang w:val="pt-PT"/>
         </w:rPr>
         <w:drawing>
@@ -1249,30 +1334,8 @@
                               <w:rPr>
                                 <w:lang w:val="pt-PT"/>
                               </w:rPr>
-                              <w:t xml:space="preserve">state </w:t>
-                            </w:r>
-                            <w:proofErr w:type="spellStart"/>
-                            <w:r>
-                              <w:rPr>
-                                <w:lang w:val="pt-PT"/>
-                              </w:rPr>
-                              <w:t>Nao_comparencia</w:t>
-                            </w:r>
-                            <w:proofErr w:type="spellEnd"/>
-                            <w:r>
-                              <w:rPr>
-                                <w:lang w:val="pt-PT"/>
-                              </w:rPr>
-                              <w:t xml:space="preserve"> : o paciente não </w:t>
-                            </w:r>
-                            <w:proofErr w:type="spellStart"/>
-                            <w:r>
-                              <w:rPr>
-                                <w:lang w:val="pt-PT"/>
-                              </w:rPr>
-                              <w:t>comparaceu</w:t>
-                            </w:r>
-                            <w:proofErr w:type="spellEnd"/>
+                              <w:t>state Nao_comparencia : o paciente não comparaceu</w:t>
+                            </w:r>
                           </w:p>
                           <w:p>
                             <w:pPr>
@@ -1330,21 +1393,7 @@
                               <w:rPr>
                                 <w:lang w:val="pt-PT"/>
                               </w:rPr>
-                              <w:t xml:space="preserve">Agendada --&gt; </w:t>
-                            </w:r>
-                            <w:proofErr w:type="spellStart"/>
-                            <w:r>
-                              <w:rPr>
-                                <w:lang w:val="pt-PT"/>
-                              </w:rPr>
-                              <w:t>Nao_comparencia</w:t>
-                            </w:r>
-                            <w:proofErr w:type="spellEnd"/>
-                            <w:r>
-                              <w:rPr>
-                                <w:lang w:val="pt-PT"/>
-                              </w:rPr>
-                              <w:t xml:space="preserve"> : consulta não realizada</w:t>
+                              <w:t>Agendada --&gt; Nao_comparencia : consulta não realizada</w:t>
                             </w:r>
                           </w:p>
                           <w:p>
@@ -1386,19 +1435,11 @@
                                 <w:lang w:val="pt-PT"/>
                               </w:rPr>
                             </w:pPr>
-                            <w:proofErr w:type="spellStart"/>
-                            <w:r>
-                              <w:rPr>
-                                <w:lang w:val="pt-PT"/>
-                              </w:rPr>
-                              <w:t>Nao_comparencia</w:t>
-                            </w:r>
-                            <w:proofErr w:type="spellEnd"/>
-                            <w:r>
-                              <w:rPr>
-                                <w:lang w:val="pt-PT"/>
-                              </w:rPr>
-                              <w:t xml:space="preserve"> --&gt; [*]</w:t>
+                            <w:r>
+                              <w:rPr>
+                                <w:lang w:val="pt-PT"/>
+                              </w:rPr>
+                              <w:t>Nao_comparencia --&gt; [*]</w:t>
                             </w:r>
                           </w:p>
                           <w:p>
@@ -1554,30 +1595,8 @@
                         <w:rPr>
                           <w:lang w:val="pt-PT"/>
                         </w:rPr>
-                        <w:t xml:space="preserve">state </w:t>
-                      </w:r>
-                      <w:proofErr w:type="spellStart"/>
-                      <w:r>
-                        <w:rPr>
-                          <w:lang w:val="pt-PT"/>
-                        </w:rPr>
-                        <w:t>Nao_comparencia</w:t>
-                      </w:r>
-                      <w:proofErr w:type="spellEnd"/>
-                      <w:r>
-                        <w:rPr>
-                          <w:lang w:val="pt-PT"/>
-                        </w:rPr>
-                        <w:t xml:space="preserve"> : o paciente não </w:t>
-                      </w:r>
-                      <w:proofErr w:type="spellStart"/>
-                      <w:r>
-                        <w:rPr>
-                          <w:lang w:val="pt-PT"/>
-                        </w:rPr>
-                        <w:t>comparaceu</w:t>
-                      </w:r>
-                      <w:proofErr w:type="spellEnd"/>
+                        <w:t>state Nao_comparencia : o paciente não comparaceu</w:t>
+                      </w:r>
                     </w:p>
                     <w:p>
                       <w:pPr>
@@ -1635,21 +1654,7 @@
                         <w:rPr>
                           <w:lang w:val="pt-PT"/>
                         </w:rPr>
-                        <w:t xml:space="preserve">Agendada --&gt; </w:t>
-                      </w:r>
-                      <w:proofErr w:type="spellStart"/>
-                      <w:r>
-                        <w:rPr>
-                          <w:lang w:val="pt-PT"/>
-                        </w:rPr>
-                        <w:t>Nao_comparencia</w:t>
-                      </w:r>
-                      <w:proofErr w:type="spellEnd"/>
-                      <w:r>
-                        <w:rPr>
-                          <w:lang w:val="pt-PT"/>
-                        </w:rPr>
-                        <w:t xml:space="preserve"> : consulta não realizada</w:t>
+                        <w:t>Agendada --&gt; Nao_comparencia : consulta não realizada</w:t>
                       </w:r>
                     </w:p>
                     <w:p>
@@ -1691,19 +1696,11 @@
                           <w:lang w:val="pt-PT"/>
                         </w:rPr>
                       </w:pPr>
-                      <w:proofErr w:type="spellStart"/>
-                      <w:r>
-                        <w:rPr>
-                          <w:lang w:val="pt-PT"/>
-                        </w:rPr>
-                        <w:t>Nao_comparencia</w:t>
-                      </w:r>
-                      <w:proofErr w:type="spellEnd"/>
-                      <w:r>
-                        <w:rPr>
-                          <w:lang w:val="pt-PT"/>
-                        </w:rPr>
-                        <w:t xml:space="preserve"> --&gt; [*]</w:t>
+                      <w:r>
+                        <w:rPr>
+                          <w:lang w:val="pt-PT"/>
+                        </w:rPr>
+                        <w:t>Nao_comparencia --&gt; [*]</w:t>
                       </w:r>
                     </w:p>
                     <w:p>
@@ -1764,13 +1761,19 @@
           <w:lang w:val="pt-PT"/>
         </w:rPr>
       </w:pPr>
-      <w:bookmarkStart w:id="2" w:name="_Toc210567745"/>
+      <w:bookmarkStart w:id="2" w:name="_Toc210670354"/>
       <w:r>
         <w:rPr>
           <w:lang w:val="pt-PT"/>
         </w:rPr>
         <w:lastRenderedPageBreak/>
-        <w:t>Estado de uma consulta</w:t>
+        <w:t>Estado d</w:t>
+      </w:r>
+      <w:r>
+        <w:rPr>
+          <w:lang w:val="pt-PT"/>
+        </w:rPr>
+        <w:t>a disponibilidade do médico</w:t>
       </w:r>
       <w:bookmarkEnd w:id="2"/>
     </w:p>
@@ -1780,67 +1783,6 @@
           <w:lang w:val="pt-PT"/>
         </w:rPr>
       </w:pPr>
-      <w:r>
-        <w:rPr>
-          <w:noProof/>
-          <w:lang w:val="pt-PT"/>
-        </w:rPr>
-        <w:drawing>
-          <wp:anchor distT="0" distB="0" distL="114300" distR="114300" simplePos="0" relativeHeight="251663360" behindDoc="0" locked="0" layoutInCell="1" allowOverlap="1" wp14:anchorId="271A5338" wp14:editId="1CC141A7">
-            <wp:simplePos x="0" y="0"/>
-            <wp:positionH relativeFrom="page">
-              <wp:posOffset>3807460</wp:posOffset>
-            </wp:positionH>
-            <wp:positionV relativeFrom="paragraph">
-              <wp:posOffset>352500</wp:posOffset>
-            </wp:positionV>
-            <wp:extent cx="3588385" cy="3724275"/>
-            <wp:effectExtent l="0" t="0" r="0" b="9525"/>
-            <wp:wrapSquare wrapText="bothSides"/>
-            <wp:docPr id="1118234227" name="Picture 1" descr="A diagram of a medical service&#10;&#10;AI-generated content may be incorrect."/>
-            <wp:cNvGraphicFramePr>
-              <a:graphicFrameLocks xmlns:a="http://schemas.openxmlformats.org/drawingml/2006/main" noChangeAspect="1"/>
-            </wp:cNvGraphicFramePr>
-            <a:graphic xmlns:a="http://schemas.openxmlformats.org/drawingml/2006/main">
-              <a:graphicData uri="http://schemas.openxmlformats.org/drawingml/2006/picture">
-                <pic:pic xmlns:pic="http://schemas.openxmlformats.org/drawingml/2006/picture">
-                  <pic:nvPicPr>
-                    <pic:cNvPr id="1118234227" name="Picture 1" descr="A diagram of a medical service&#10;&#10;AI-generated content may be incorrect."/>
-                    <pic:cNvPicPr/>
-                  </pic:nvPicPr>
-                  <pic:blipFill>
-                    <a:blip r:embed="rId6">
-                      <a:extLst>
-                        <a:ext uri="{28A0092B-C50C-407E-A947-70E740481C1C}">
-                          <a14:useLocalDpi xmlns:a14="http://schemas.microsoft.com/office/drawing/2010/main" val="0"/>
-                        </a:ext>
-                      </a:extLst>
-                    </a:blip>
-                    <a:stretch>
-                      <a:fillRect/>
-                    </a:stretch>
-                  </pic:blipFill>
-                  <pic:spPr>
-                    <a:xfrm>
-                      <a:off x="0" y="0"/>
-                      <a:ext cx="3588385" cy="3724275"/>
-                    </a:xfrm>
-                    <a:prstGeom prst="rect">
-                      <a:avLst/>
-                    </a:prstGeom>
-                  </pic:spPr>
-                </pic:pic>
-              </a:graphicData>
-            </a:graphic>
-            <wp14:sizeRelH relativeFrom="margin">
-              <wp14:pctWidth>0</wp14:pctWidth>
-            </wp14:sizeRelH>
-            <wp14:sizeRelV relativeFrom="margin">
-              <wp14:pctHeight>0</wp14:pctHeight>
-            </wp14:sizeRelV>
-          </wp:anchor>
-        </w:drawing>
-      </w:r>
       <w:r>
         <w:rPr>
           <w:noProof/>
@@ -1849,7 +1791,7 @@
         <mc:AlternateContent>
           <mc:Choice Requires="wps">
             <w:drawing>
-              <wp:anchor distT="45720" distB="45720" distL="114300" distR="114300" simplePos="0" relativeHeight="251662336" behindDoc="0" locked="0" layoutInCell="1" allowOverlap="1" wp14:anchorId="253BE1FE" wp14:editId="6B7EB189">
+              <wp:anchor distT="45720" distB="45720" distL="114300" distR="114300" simplePos="0" relativeHeight="251662336" behindDoc="0" locked="0" layoutInCell="1" allowOverlap="1" wp14:anchorId="253BE1FE" wp14:editId="5D6E2029">
                 <wp:simplePos x="0" y="0"/>
                 <wp:positionH relativeFrom="margin">
                   <wp:posOffset>-177800</wp:posOffset>
@@ -1972,19 +1914,6 @@
                               <w:rPr>
                                 <w:lang w:val="pt-PT"/>
                               </w:rPr>
-                              <w:t xml:space="preserve">  [*] --&gt; Livre</w:t>
-                            </w:r>
-                          </w:p>
-                          <w:p>
-                            <w:pPr>
-                              <w:rPr>
-                                <w:lang w:val="pt-PT"/>
-                              </w:rPr>
-                            </w:pPr>
-                            <w:r>
-                              <w:rPr>
-                                <w:lang w:val="pt-PT"/>
-                              </w:rPr>
                               <w:t xml:space="preserve">  </w:t>
                             </w:r>
                           </w:p>
@@ -2122,6 +2051,9 @@
                           </w:p>
                           <w:p>
                             <w:r>
+                              <w:rPr>
+                                <w:lang w:val="pt-PT"/>
+                              </w:rPr>
                               <w:t>@enduml</w:t>
                             </w:r>
                           </w:p>
@@ -2227,19 +2159,6 @@
                         <w:rPr>
                           <w:lang w:val="pt-PT"/>
                         </w:rPr>
-                        <w:t xml:space="preserve">  [*] --&gt; Livre</w:t>
-                      </w:r>
-                    </w:p>
-                    <w:p>
-                      <w:pPr>
-                        <w:rPr>
-                          <w:lang w:val="pt-PT"/>
-                        </w:rPr>
-                      </w:pPr>
-                      <w:r>
-                        <w:rPr>
-                          <w:lang w:val="pt-PT"/>
-                        </w:rPr>
                         <w:t xml:space="preserve">  </w:t>
                       </w:r>
                     </w:p>
@@ -2377,6 +2296,9 @@
                     </w:p>
                     <w:p>
                       <w:r>
+                        <w:rPr>
+                          <w:lang w:val="pt-PT"/>
+                        </w:rPr>
                         <w:t>@enduml</w:t>
                       </w:r>
                     </w:p>
@@ -2395,6 +2317,60 @@
           <w:lang w:val="pt-PT"/>
         </w:rPr>
       </w:pPr>
+      <w:r>
+        <w:rPr>
+          <w:lang w:val="pt-PT"/>
+        </w:rPr>
+        <w:drawing>
+          <wp:anchor distT="0" distB="0" distL="114300" distR="114300" simplePos="0" relativeHeight="251687936" behindDoc="0" locked="0" layoutInCell="1" allowOverlap="1" wp14:anchorId="05BA42A7" wp14:editId="5F5ACBBC">
+            <wp:simplePos x="0" y="0"/>
+            <wp:positionH relativeFrom="column">
+              <wp:posOffset>3295650</wp:posOffset>
+            </wp:positionH>
+            <wp:positionV relativeFrom="paragraph">
+              <wp:posOffset>249555</wp:posOffset>
+            </wp:positionV>
+            <wp:extent cx="3677163" cy="3238952"/>
+            <wp:effectExtent l="0" t="0" r="0" b="0"/>
+            <wp:wrapSquare wrapText="bothSides"/>
+            <wp:docPr id="1182544645" name="Picture 1" descr="A diagram of a medical service&#10;&#10;AI-generated content may be incorrect."/>
+            <wp:cNvGraphicFramePr>
+              <a:graphicFrameLocks xmlns:a="http://schemas.openxmlformats.org/drawingml/2006/main" noChangeAspect="1"/>
+            </wp:cNvGraphicFramePr>
+            <a:graphic xmlns:a="http://schemas.openxmlformats.org/drawingml/2006/main">
+              <a:graphicData uri="http://schemas.openxmlformats.org/drawingml/2006/picture">
+                <pic:pic xmlns:pic="http://schemas.openxmlformats.org/drawingml/2006/picture">
+                  <pic:nvPicPr>
+                    <pic:cNvPr id="1182544645" name="Picture 1" descr="A diagram of a medical service&#10;&#10;AI-generated content may be incorrect."/>
+                    <pic:cNvPicPr/>
+                  </pic:nvPicPr>
+                  <pic:blipFill>
+                    <a:blip r:embed="rId6">
+                      <a:extLst>
+                        <a:ext uri="{28A0092B-C50C-407E-A947-70E740481C1C}">
+                          <a14:useLocalDpi xmlns:a14="http://schemas.microsoft.com/office/drawing/2010/main" val="0"/>
+                        </a:ext>
+                      </a:extLst>
+                    </a:blip>
+                    <a:stretch>
+                      <a:fillRect/>
+                    </a:stretch>
+                  </pic:blipFill>
+                  <pic:spPr>
+                    <a:xfrm>
+                      <a:off x="0" y="0"/>
+                      <a:ext cx="3677163" cy="3238952"/>
+                    </a:xfrm>
+                    <a:prstGeom prst="rect">
+                      <a:avLst/>
+                    </a:prstGeom>
+                  </pic:spPr>
+                </pic:pic>
+              </a:graphicData>
+            </a:graphic>
+          </wp:anchor>
+        </w:drawing>
+      </w:r>
     </w:p>
     <w:p>
       <w:pPr>
@@ -2479,7 +2455,7 @@
           <w:lang w:val="pt-PT"/>
         </w:rPr>
       </w:pPr>
-      <w:bookmarkStart w:id="3" w:name="_Toc210567746"/>
+      <w:bookmarkStart w:id="3" w:name="_Toc210670355"/>
       <w:r>
         <w:rPr>
           <w:noProof/>
@@ -2671,7 +2647,7 @@
           <w:lang w:val="pt-PT"/>
         </w:rPr>
       </w:pPr>
-      <w:bookmarkStart w:id="4" w:name="_Toc210567747"/>
+      <w:bookmarkStart w:id="4" w:name="_Toc210670356"/>
       <w:r>
         <w:rPr>
           <w:lang w:val="pt-PT"/>
@@ -4891,7 +4867,7 @@
           <w:lang w:val="pt-PT"/>
         </w:rPr>
       </w:pPr>
-      <w:bookmarkStart w:id="5" w:name="_Toc210567748"/>
+      <w:bookmarkStart w:id="5" w:name="_Toc210670357"/>
       <w:r>
         <w:rPr>
           <w:lang w:val="pt-PT"/>
@@ -4914,7 +4890,7 @@
           <w:lang w:val="pt-PT"/>
         </w:rPr>
       </w:pPr>
-      <w:bookmarkStart w:id="6" w:name="_Toc210567749"/>
+      <w:bookmarkStart w:id="6" w:name="_Toc210670358"/>
       <w:r>
         <w:rPr>
           <w:lang w:val="pt-PT"/>
@@ -5092,61 +5068,37 @@
                                 <w:lang w:val="pt-PT"/>
                               </w:rPr>
                             </w:pPr>
-                            <w:proofErr w:type="spellStart"/>
-                            <w:r>
-                              <w:rPr>
-                                <w:lang w:val="pt-PT"/>
-                              </w:rPr>
-                              <w:t>actor</w:t>
-                            </w:r>
-                            <w:proofErr w:type="spellEnd"/>
-                            <w:r>
-                              <w:rPr>
-                                <w:lang w:val="pt-PT"/>
-                              </w:rPr>
-                              <w:t xml:space="preserve"> Paciente</w:t>
-                            </w:r>
-                          </w:p>
-                          <w:p>
-                            <w:pPr>
-                              <w:rPr>
-                                <w:lang w:val="pt-PT"/>
-                              </w:rPr>
-                            </w:pPr>
-                            <w:proofErr w:type="spellStart"/>
-                            <w:r>
-                              <w:rPr>
-                                <w:lang w:val="pt-PT"/>
-                              </w:rPr>
-                              <w:t>participant</w:t>
-                            </w:r>
-                            <w:proofErr w:type="spellEnd"/>
-                            <w:r>
-                              <w:rPr>
-                                <w:lang w:val="pt-PT"/>
-                              </w:rPr>
-                              <w:t xml:space="preserve"> "Sistema de Consultas" as Sistema</w:t>
-                            </w:r>
-                          </w:p>
-                          <w:p>
-                            <w:pPr>
-                              <w:rPr>
-                                <w:lang w:val="pt-PT"/>
-                              </w:rPr>
-                            </w:pPr>
-                            <w:proofErr w:type="spellStart"/>
-                            <w:r>
-                              <w:rPr>
-                                <w:lang w:val="pt-PT"/>
-                              </w:rPr>
-                              <w:t>participant</w:t>
-                            </w:r>
-                            <w:proofErr w:type="spellEnd"/>
-                            <w:r>
-                              <w:rPr>
-                                <w:lang w:val="pt-PT"/>
-                              </w:rPr>
-                              <w:t xml:space="preserve"> "Base de Dados" as BD</w:t>
+                            <w:r>
+                              <w:rPr>
+                                <w:lang w:val="pt-PT"/>
+                              </w:rPr>
+                              <w:t>actor Paciente</w:t>
+                            </w:r>
+                          </w:p>
+                          <w:p>
+                            <w:pPr>
+                              <w:rPr>
+                                <w:lang w:val="pt-PT"/>
+                              </w:rPr>
+                            </w:pPr>
+                            <w:r>
+                              <w:rPr>
+                                <w:lang w:val="pt-PT"/>
+                              </w:rPr>
+                              <w:t>participant "Sistema de Consultas" as Sistema</w:t>
+                            </w:r>
+                          </w:p>
+                          <w:p>
+                            <w:pPr>
+                              <w:rPr>
+                                <w:lang w:val="pt-PT"/>
+                              </w:rPr>
+                            </w:pPr>
+                            <w:r>
+                              <w:rPr>
+                                <w:lang w:val="pt-PT"/>
+                              </w:rPr>
+                              <w:t>participant "Base de Dados" as BD</w:t>
                             </w:r>
                           </w:p>
                           <w:p>
@@ -5284,61 +5236,37 @@
                           <w:lang w:val="pt-PT"/>
                         </w:rPr>
                       </w:pPr>
-                      <w:proofErr w:type="spellStart"/>
-                      <w:r>
-                        <w:rPr>
-                          <w:lang w:val="pt-PT"/>
-                        </w:rPr>
-                        <w:t>actor</w:t>
-                      </w:r>
-                      <w:proofErr w:type="spellEnd"/>
-                      <w:r>
-                        <w:rPr>
-                          <w:lang w:val="pt-PT"/>
-                        </w:rPr>
-                        <w:t xml:space="preserve"> Paciente</w:t>
-                      </w:r>
-                    </w:p>
-                    <w:p>
-                      <w:pPr>
-                        <w:rPr>
-                          <w:lang w:val="pt-PT"/>
-                        </w:rPr>
-                      </w:pPr>
-                      <w:proofErr w:type="spellStart"/>
-                      <w:r>
-                        <w:rPr>
-                          <w:lang w:val="pt-PT"/>
-                        </w:rPr>
-                        <w:t>participant</w:t>
-                      </w:r>
-                      <w:proofErr w:type="spellEnd"/>
-                      <w:r>
-                        <w:rPr>
-                          <w:lang w:val="pt-PT"/>
-                        </w:rPr>
-                        <w:t xml:space="preserve"> "Sistema de Consultas" as Sistema</w:t>
-                      </w:r>
-                    </w:p>
-                    <w:p>
-                      <w:pPr>
-                        <w:rPr>
-                          <w:lang w:val="pt-PT"/>
-                        </w:rPr>
-                      </w:pPr>
-                      <w:proofErr w:type="spellStart"/>
-                      <w:r>
-                        <w:rPr>
-                          <w:lang w:val="pt-PT"/>
-                        </w:rPr>
-                        <w:t>participant</w:t>
-                      </w:r>
-                      <w:proofErr w:type="spellEnd"/>
-                      <w:r>
-                        <w:rPr>
-                          <w:lang w:val="pt-PT"/>
-                        </w:rPr>
-                        <w:t xml:space="preserve"> "Base de Dados" as BD</w:t>
+                      <w:r>
+                        <w:rPr>
+                          <w:lang w:val="pt-PT"/>
+                        </w:rPr>
+                        <w:t>actor Paciente</w:t>
+                      </w:r>
+                    </w:p>
+                    <w:p>
+                      <w:pPr>
+                        <w:rPr>
+                          <w:lang w:val="pt-PT"/>
+                        </w:rPr>
+                      </w:pPr>
+                      <w:r>
+                        <w:rPr>
+                          <w:lang w:val="pt-PT"/>
+                        </w:rPr>
+                        <w:t>participant "Sistema de Consultas" as Sistema</w:t>
+                      </w:r>
+                    </w:p>
+                    <w:p>
+                      <w:pPr>
+                        <w:rPr>
+                          <w:lang w:val="pt-PT"/>
+                        </w:rPr>
+                      </w:pPr>
+                      <w:r>
+                        <w:rPr>
+                          <w:lang w:val="pt-PT"/>
+                        </w:rPr>
+                        <w:t>participant "Base de Dados" as BD</w:t>
                       </w:r>
                     </w:p>
                     <w:p>
@@ -5538,7 +5466,7 @@
           <w:lang w:val="pt-PT"/>
         </w:rPr>
       </w:pPr>
-      <w:bookmarkStart w:id="7" w:name="_Toc210567750"/>
+      <w:bookmarkStart w:id="7" w:name="_Toc210670359"/>
       <w:r>
         <w:rPr>
           <w:lang w:val="pt-PT"/>
@@ -5717,61 +5645,37 @@
                                 <w:lang w:val="pt-PT"/>
                               </w:rPr>
                             </w:pPr>
-                            <w:proofErr w:type="spellStart"/>
-                            <w:r>
-                              <w:rPr>
-                                <w:lang w:val="pt-PT"/>
-                              </w:rPr>
-                              <w:t>actor</w:t>
-                            </w:r>
-                            <w:proofErr w:type="spellEnd"/>
-                            <w:r>
-                              <w:rPr>
-                                <w:lang w:val="pt-PT"/>
-                              </w:rPr>
-                              <w:t xml:space="preserve"> Paciente</w:t>
-                            </w:r>
-                          </w:p>
-                          <w:p>
-                            <w:pPr>
-                              <w:rPr>
-                                <w:lang w:val="pt-PT"/>
-                              </w:rPr>
-                            </w:pPr>
-                            <w:proofErr w:type="spellStart"/>
-                            <w:r>
-                              <w:rPr>
-                                <w:lang w:val="pt-PT"/>
-                              </w:rPr>
-                              <w:t>participant</w:t>
-                            </w:r>
-                            <w:proofErr w:type="spellEnd"/>
-                            <w:r>
-                              <w:rPr>
-                                <w:lang w:val="pt-PT"/>
-                              </w:rPr>
-                              <w:t xml:space="preserve"> "Sistema de Consultas" as Sistema</w:t>
-                            </w:r>
-                          </w:p>
-                          <w:p>
-                            <w:pPr>
-                              <w:rPr>
-                                <w:lang w:val="pt-PT"/>
-                              </w:rPr>
-                            </w:pPr>
-                            <w:proofErr w:type="spellStart"/>
-                            <w:r>
-                              <w:rPr>
-                                <w:lang w:val="pt-PT"/>
-                              </w:rPr>
-                              <w:t>participant</w:t>
-                            </w:r>
-                            <w:proofErr w:type="spellEnd"/>
-                            <w:r>
-                              <w:rPr>
-                                <w:lang w:val="pt-PT"/>
-                              </w:rPr>
-                              <w:t xml:space="preserve"> "Base de Dados" as BD</w:t>
+                            <w:r>
+                              <w:rPr>
+                                <w:lang w:val="pt-PT"/>
+                              </w:rPr>
+                              <w:t>actor Paciente</w:t>
+                            </w:r>
+                          </w:p>
+                          <w:p>
+                            <w:pPr>
+                              <w:rPr>
+                                <w:lang w:val="pt-PT"/>
+                              </w:rPr>
+                            </w:pPr>
+                            <w:r>
+                              <w:rPr>
+                                <w:lang w:val="pt-PT"/>
+                              </w:rPr>
+                              <w:t>participant "Sistema de Consultas" as Sistema</w:t>
+                            </w:r>
+                          </w:p>
+                          <w:p>
+                            <w:pPr>
+                              <w:rPr>
+                                <w:lang w:val="pt-PT"/>
+                              </w:rPr>
+                            </w:pPr>
+                            <w:r>
+                              <w:rPr>
+                                <w:lang w:val="pt-PT"/>
+                              </w:rPr>
+                              <w:t>participant "Base de Dados" as BD</w:t>
                             </w:r>
                           </w:p>
                           <w:p>
@@ -5918,61 +5822,37 @@
                           <w:lang w:val="pt-PT"/>
                         </w:rPr>
                       </w:pPr>
-                      <w:proofErr w:type="spellStart"/>
-                      <w:r>
-                        <w:rPr>
-                          <w:lang w:val="pt-PT"/>
-                        </w:rPr>
-                        <w:t>actor</w:t>
-                      </w:r>
-                      <w:proofErr w:type="spellEnd"/>
-                      <w:r>
-                        <w:rPr>
-                          <w:lang w:val="pt-PT"/>
-                        </w:rPr>
-                        <w:t xml:space="preserve"> Paciente</w:t>
-                      </w:r>
-                    </w:p>
-                    <w:p>
-                      <w:pPr>
-                        <w:rPr>
-                          <w:lang w:val="pt-PT"/>
-                        </w:rPr>
-                      </w:pPr>
-                      <w:proofErr w:type="spellStart"/>
-                      <w:r>
-                        <w:rPr>
-                          <w:lang w:val="pt-PT"/>
-                        </w:rPr>
-                        <w:t>participant</w:t>
-                      </w:r>
-                      <w:proofErr w:type="spellEnd"/>
-                      <w:r>
-                        <w:rPr>
-                          <w:lang w:val="pt-PT"/>
-                        </w:rPr>
-                        <w:t xml:space="preserve"> "Sistema de Consultas" as Sistema</w:t>
-                      </w:r>
-                    </w:p>
-                    <w:p>
-                      <w:pPr>
-                        <w:rPr>
-                          <w:lang w:val="pt-PT"/>
-                        </w:rPr>
-                      </w:pPr>
-                      <w:proofErr w:type="spellStart"/>
-                      <w:r>
-                        <w:rPr>
-                          <w:lang w:val="pt-PT"/>
-                        </w:rPr>
-                        <w:t>participant</w:t>
-                      </w:r>
-                      <w:proofErr w:type="spellEnd"/>
-                      <w:r>
-                        <w:rPr>
-                          <w:lang w:val="pt-PT"/>
-                        </w:rPr>
-                        <w:t xml:space="preserve"> "Base de Dados" as BD</w:t>
+                      <w:r>
+                        <w:rPr>
+                          <w:lang w:val="pt-PT"/>
+                        </w:rPr>
+                        <w:t>actor Paciente</w:t>
+                      </w:r>
+                    </w:p>
+                    <w:p>
+                      <w:pPr>
+                        <w:rPr>
+                          <w:lang w:val="pt-PT"/>
+                        </w:rPr>
+                      </w:pPr>
+                      <w:r>
+                        <w:rPr>
+                          <w:lang w:val="pt-PT"/>
+                        </w:rPr>
+                        <w:t>participant "Sistema de Consultas" as Sistema</w:t>
+                      </w:r>
+                    </w:p>
+                    <w:p>
+                      <w:pPr>
+                        <w:rPr>
+                          <w:lang w:val="pt-PT"/>
+                        </w:rPr>
+                      </w:pPr>
+                      <w:r>
+                        <w:rPr>
+                          <w:lang w:val="pt-PT"/>
+                        </w:rPr>
+                        <w:t>participant "Base de Dados" as BD</w:t>
                       </w:r>
                     </w:p>
                     <w:p>
@@ -6181,7 +6061,7 @@
           <w:lang w:val="pt-PT"/>
         </w:rPr>
       </w:pPr>
-      <w:bookmarkStart w:id="8" w:name="_Toc210567751"/>
+      <w:bookmarkStart w:id="8" w:name="_Toc210670360"/>
       <w:r>
         <w:rPr>
           <w:lang w:val="pt-PT"/>
@@ -6199,6 +6079,7 @@
       </w:pPr>
       <w:r>
         <w:rPr>
+          <w:noProof/>
           <w:lang w:val="pt-PT"/>
         </w:rPr>
         <w:drawing>
@@ -6352,130 +6233,70 @@
                                 <w:lang w:val="pt-PT"/>
                               </w:rPr>
                             </w:pPr>
-                            <w:proofErr w:type="spellStart"/>
-                            <w:r>
-                              <w:rPr>
-                                <w:lang w:val="pt-PT"/>
-                              </w:rPr>
-                              <w:t>actor</w:t>
-                            </w:r>
-                            <w:proofErr w:type="spellEnd"/>
-                            <w:r>
-                              <w:rPr>
-                                <w:lang w:val="pt-PT"/>
-                              </w:rPr>
-                              <w:t xml:space="preserve"> Médico</w:t>
-                            </w:r>
-                          </w:p>
-                          <w:p>
-                            <w:pPr>
-                              <w:rPr>
-                                <w:lang w:val="pt-PT"/>
-                              </w:rPr>
-                            </w:pPr>
-                            <w:proofErr w:type="spellStart"/>
-                            <w:r>
-                              <w:rPr>
-                                <w:lang w:val="pt-PT"/>
-                              </w:rPr>
-                              <w:t>participant</w:t>
-                            </w:r>
-                            <w:proofErr w:type="spellEnd"/>
-                            <w:r>
-                              <w:rPr>
-                                <w:lang w:val="pt-PT"/>
-                              </w:rPr>
-                              <w:t xml:space="preserve"> "Sistema de Consultas" as Sistema</w:t>
-                            </w:r>
-                          </w:p>
-                          <w:p>
-                            <w:pPr>
-                              <w:rPr>
-                                <w:lang w:val="pt-PT"/>
-                              </w:rPr>
-                            </w:pPr>
-                            <w:proofErr w:type="spellStart"/>
-                            <w:r>
-                              <w:rPr>
-                                <w:lang w:val="pt-PT"/>
-                              </w:rPr>
-                              <w:t>participant</w:t>
-                            </w:r>
-                            <w:proofErr w:type="spellEnd"/>
-                            <w:r>
-                              <w:rPr>
-                                <w:lang w:val="pt-PT"/>
-                              </w:rPr>
-                              <w:t xml:space="preserve"> "Base de Dados" as BD</w:t>
-                            </w:r>
-                          </w:p>
-                          <w:p>
-                            <w:pPr>
-                              <w:rPr>
-                                <w:lang w:val="pt-PT"/>
-                              </w:rPr>
-                            </w:pPr>
-                            <w:proofErr w:type="spellStart"/>
-                            <w:r>
-                              <w:rPr>
-                                <w:lang w:val="pt-PT"/>
-                              </w:rPr>
-                              <w:t>participant</w:t>
-                            </w:r>
-                            <w:proofErr w:type="spellEnd"/>
-                            <w:r>
-                              <w:rPr>
-                                <w:lang w:val="pt-PT"/>
-                              </w:rPr>
-                              <w:t xml:space="preserve"> Paciente</w:t>
-                            </w:r>
-                          </w:p>
-                          <w:p>
-                            <w:pPr>
-                              <w:rPr>
-                                <w:lang w:val="pt-PT"/>
-                              </w:rPr>
-                            </w:pPr>
-                          </w:p>
-                          <w:p>
-                            <w:pPr>
-                              <w:rPr>
-                                <w:lang w:val="pt-PT"/>
-                              </w:rPr>
-                            </w:pPr>
-                            <w:r>
-                              <w:rPr>
-                                <w:lang w:val="pt-PT"/>
-                              </w:rPr>
-                              <w:t>Médico -&gt; Sistema : Seleciona intervalo\</w:t>
-                            </w:r>
-                            <w:proofErr w:type="spellStart"/>
-                            <w:r>
-                              <w:rPr>
-                                <w:lang w:val="pt-PT"/>
-                              </w:rPr>
-                              <w:t>nde</w:t>
-                            </w:r>
-                            <w:proofErr w:type="spellEnd"/>
-                            <w:r>
-                              <w:rPr>
-                                <w:lang w:val="pt-PT"/>
-                              </w:rPr>
-                              <w:t xml:space="preserve"> indisponibilidade\n(</w:t>
-                            </w:r>
-                            <w:proofErr w:type="spellStart"/>
-                            <w:r>
-                              <w:rPr>
-                                <w:lang w:val="pt-PT"/>
-                              </w:rPr>
-                              <w:t>ex</w:t>
-                            </w:r>
-                            <w:proofErr w:type="spellEnd"/>
-                            <w:r>
-                              <w:rPr>
-                                <w:lang w:val="pt-PT"/>
-                              </w:rPr>
-                              <w:t>: 14h às 17h)</w:t>
+                            <w:r>
+                              <w:rPr>
+                                <w:lang w:val="pt-PT"/>
+                              </w:rPr>
+                              <w:t>actor Médico</w:t>
+                            </w:r>
+                          </w:p>
+                          <w:p>
+                            <w:pPr>
+                              <w:rPr>
+                                <w:lang w:val="pt-PT"/>
+                              </w:rPr>
+                            </w:pPr>
+                            <w:r>
+                              <w:rPr>
+                                <w:lang w:val="pt-PT"/>
+                              </w:rPr>
+                              <w:t>participant "Sistema de Consultas" as Sistema</w:t>
+                            </w:r>
+                          </w:p>
+                          <w:p>
+                            <w:pPr>
+                              <w:rPr>
+                                <w:lang w:val="pt-PT"/>
+                              </w:rPr>
+                            </w:pPr>
+                            <w:r>
+                              <w:rPr>
+                                <w:lang w:val="pt-PT"/>
+                              </w:rPr>
+                              <w:t>participant "Base de Dados" as BD</w:t>
+                            </w:r>
+                          </w:p>
+                          <w:p>
+                            <w:pPr>
+                              <w:rPr>
+                                <w:lang w:val="pt-PT"/>
+                              </w:rPr>
+                            </w:pPr>
+                            <w:r>
+                              <w:rPr>
+                                <w:lang w:val="pt-PT"/>
+                              </w:rPr>
+                              <w:t>participant Paciente</w:t>
+                            </w:r>
+                          </w:p>
+                          <w:p>
+                            <w:pPr>
+                              <w:rPr>
+                                <w:lang w:val="pt-PT"/>
+                              </w:rPr>
+                            </w:pPr>
+                          </w:p>
+                          <w:p>
+                            <w:pPr>
+                              <w:rPr>
+                                <w:lang w:val="pt-PT"/>
+                              </w:rPr>
+                            </w:pPr>
+                            <w:r>
+                              <w:rPr>
+                                <w:lang w:val="pt-PT"/>
+                              </w:rPr>
+                              <w:t>Médico -&gt; Sistema : Seleciona intervalo\nde indisponibilidade\n(ex: 14h às 17h)</w:t>
                             </w:r>
                           </w:p>
                           <w:p>
@@ -6501,21 +6322,7 @@
                               <w:rPr>
                                 <w:lang w:val="pt-PT"/>
                               </w:rPr>
-                              <w:t>Sistema -&gt; BD : Verifica consultas agendadas\</w:t>
-                            </w:r>
-                            <w:proofErr w:type="spellStart"/>
-                            <w:r>
-                              <w:rPr>
-                                <w:lang w:val="pt-PT"/>
-                              </w:rPr>
-                              <w:t>nnesse</w:t>
-                            </w:r>
-                            <w:proofErr w:type="spellEnd"/>
-                            <w:r>
-                              <w:rPr>
-                                <w:lang w:val="pt-PT"/>
-                              </w:rPr>
-                              <w:t xml:space="preserve"> intervalo</w:t>
+                              <w:t>Sistema -&gt; BD : Verifica consultas agendadas\nnesse intervalo</w:t>
                             </w:r>
                           </w:p>
                           <w:p>
@@ -6544,46 +6351,24 @@
                                 <w:lang w:val="pt-PT"/>
                               </w:rPr>
                             </w:pPr>
-                            <w:proofErr w:type="spellStart"/>
-                            <w:r>
-                              <w:rPr>
-                                <w:lang w:val="pt-PT"/>
-                              </w:rPr>
-                              <w:t>alt</w:t>
-                            </w:r>
-                            <w:proofErr w:type="spellEnd"/>
-                            <w:r>
-                              <w:rPr>
-                                <w:lang w:val="pt-PT"/>
-                              </w:rPr>
-                              <w:t xml:space="preserve"> Existem consultas afetadas</w:t>
-                            </w:r>
-                          </w:p>
-                          <w:p>
-                            <w:pPr>
-                              <w:rPr>
-                                <w:lang w:val="pt-PT"/>
-                              </w:rPr>
-                            </w:pPr>
-                            <w:r>
-                              <w:rPr>
-                                <w:lang w:val="pt-PT"/>
-                              </w:rPr>
-                              <w:t xml:space="preserve">    Sistema -&gt; BD : Procura médicos da mesma especialidade\</w:t>
-                            </w:r>
-                            <w:proofErr w:type="spellStart"/>
-                            <w:r>
-                              <w:rPr>
-                                <w:lang w:val="pt-PT"/>
-                              </w:rPr>
-                              <w:t>ncom</w:t>
-                            </w:r>
-                            <w:proofErr w:type="spellEnd"/>
-                            <w:r>
-                              <w:rPr>
-                                <w:lang w:val="pt-PT"/>
-                              </w:rPr>
-                              <w:t xml:space="preserve"> horário compatível</w:t>
+                            <w:r>
+                              <w:rPr>
+                                <w:lang w:val="pt-PT"/>
+                              </w:rPr>
+                              <w:t>alt Existem consultas afetadas</w:t>
+                            </w:r>
+                          </w:p>
+                          <w:p>
+                            <w:pPr>
+                              <w:rPr>
+                                <w:lang w:val="pt-PT"/>
+                              </w:rPr>
+                            </w:pPr>
+                            <w:r>
+                              <w:rPr>
+                                <w:lang w:val="pt-PT"/>
+                              </w:rPr>
+                              <w:t xml:space="preserve">    Sistema -&gt; BD : Procura médicos da mesma especialidade\ncom horário compatível</w:t>
                             </w:r>
                           </w:p>
                           <w:p>
@@ -6616,21 +6401,7 @@
                               <w:rPr>
                                 <w:lang w:val="pt-PT"/>
                               </w:rPr>
-                              <w:t xml:space="preserve">    </w:t>
-                            </w:r>
-                            <w:proofErr w:type="spellStart"/>
-                            <w:r>
-                              <w:rPr>
-                                <w:lang w:val="pt-PT"/>
-                              </w:rPr>
-                              <w:t>alt</w:t>
-                            </w:r>
-                            <w:proofErr w:type="spellEnd"/>
-                            <w:r>
-                              <w:rPr>
-                                <w:lang w:val="pt-PT"/>
-                              </w:rPr>
-                              <w:t xml:space="preserve"> Médico alternativo disponível</w:t>
+                              <w:t xml:space="preserve">    alt Médico alternativo disponível</w:t>
                             </w:r>
                           </w:p>
                           <w:p>
@@ -6669,21 +6440,7 @@
                               <w:rPr>
                                 <w:lang w:val="pt-PT"/>
                               </w:rPr>
-                              <w:t xml:space="preserve">        </w:t>
-                            </w:r>
-                            <w:proofErr w:type="spellStart"/>
-                            <w:r>
-                              <w:rPr>
-                                <w:lang w:val="pt-PT"/>
-                              </w:rPr>
-                              <w:t>alt</w:t>
-                            </w:r>
-                            <w:proofErr w:type="spellEnd"/>
-                            <w:r>
-                              <w:rPr>
-                                <w:lang w:val="pt-PT"/>
-                              </w:rPr>
-                              <w:t xml:space="preserve"> Paciente aceita</w:t>
+                              <w:t xml:space="preserve">        alt Paciente aceita</w:t>
                             </w:r>
                           </w:p>
                           <w:p>
@@ -6722,165 +6479,85 @@
                               <w:rPr>
                                 <w:lang w:val="pt-PT"/>
                               </w:rPr>
-                              <w:t xml:space="preserve">        </w:t>
-                            </w:r>
-                            <w:proofErr w:type="spellStart"/>
-                            <w:r>
-                              <w:rPr>
-                                <w:lang w:val="pt-PT"/>
-                              </w:rPr>
-                              <w:t>else</w:t>
-                            </w:r>
-                            <w:proofErr w:type="spellEnd"/>
-                            <w:r>
-                              <w:rPr>
-                                <w:lang w:val="pt-PT"/>
-                              </w:rPr>
-                              <w:t xml:space="preserve"> Paciente não aceita</w:t>
-                            </w:r>
-                          </w:p>
-                          <w:p>
-                            <w:pPr>
-                              <w:rPr>
-                                <w:lang w:val="pt-PT"/>
-                              </w:rPr>
-                            </w:pPr>
-                            <w:r>
-                              <w:rPr>
-                                <w:lang w:val="pt-PT"/>
-                              </w:rPr>
-                              <w:t xml:space="preserve">            Sistema -&gt; Paciente : Mostra próximas vagas disponíveis\</w:t>
-                            </w:r>
-                            <w:proofErr w:type="spellStart"/>
-                            <w:r>
-                              <w:rPr>
-                                <w:lang w:val="pt-PT"/>
-                              </w:rPr>
-                              <w:t>npara</w:t>
-                            </w:r>
-                            <w:proofErr w:type="spellEnd"/>
-                            <w:r>
-                              <w:rPr>
-                                <w:lang w:val="pt-PT"/>
-                              </w:rPr>
-                              <w:t xml:space="preserve"> o mesmo médico</w:t>
-                            </w:r>
-                          </w:p>
-                          <w:p>
-                            <w:pPr>
-                              <w:rPr>
-                                <w:lang w:val="pt-PT"/>
-                              </w:rPr>
-                            </w:pPr>
-                            <w:r>
-                              <w:rPr>
-                                <w:lang w:val="pt-PT"/>
-                              </w:rPr>
-                              <w:t xml:space="preserve">        </w:t>
-                            </w:r>
-                            <w:proofErr w:type="spellStart"/>
-                            <w:r>
-                              <w:rPr>
-                                <w:lang w:val="pt-PT"/>
-                              </w:rPr>
-                              <w:t>end</w:t>
-                            </w:r>
-                            <w:proofErr w:type="spellEnd"/>
-                          </w:p>
-                          <w:p>
-                            <w:pPr>
-                              <w:rPr>
-                                <w:lang w:val="pt-PT"/>
-                              </w:rPr>
-                            </w:pPr>
-                            <w:r>
-                              <w:rPr>
-                                <w:lang w:val="pt-PT"/>
-                              </w:rPr>
-                              <w:t xml:space="preserve">    </w:t>
-                            </w:r>
-                            <w:proofErr w:type="spellStart"/>
-                            <w:r>
-                              <w:rPr>
-                                <w:lang w:val="pt-PT"/>
-                              </w:rPr>
-                              <w:t>else</w:t>
-                            </w:r>
-                            <w:proofErr w:type="spellEnd"/>
-                            <w:r>
-                              <w:rPr>
-                                <w:lang w:val="pt-PT"/>
-                              </w:rPr>
-                              <w:t xml:space="preserve"> Nenhum médico alternativo</w:t>
-                            </w:r>
-                          </w:p>
-                          <w:p>
-                            <w:pPr>
-                              <w:rPr>
-                                <w:lang w:val="pt-PT"/>
-                              </w:rPr>
-                            </w:pPr>
-                            <w:r>
-                              <w:rPr>
-                                <w:lang w:val="pt-PT"/>
-                              </w:rPr>
-                              <w:t xml:space="preserve">        Sistema -&gt; Paciente : Notifica indisponibilidade\</w:t>
-                            </w:r>
-                            <w:proofErr w:type="spellStart"/>
-                            <w:r>
-                              <w:rPr>
-                                <w:lang w:val="pt-PT"/>
-                              </w:rPr>
-                              <w:t>ne</w:t>
-                            </w:r>
-                            <w:proofErr w:type="spellEnd"/>
-                            <w:r>
-                              <w:rPr>
-                                <w:lang w:val="pt-PT"/>
-                              </w:rPr>
-                              <w:t xml:space="preserve"> apresenta calendário para nova marcação</w:t>
-                            </w:r>
-                          </w:p>
-                          <w:p>
-                            <w:pPr>
-                              <w:rPr>
-                                <w:lang w:val="pt-PT"/>
-                              </w:rPr>
-                            </w:pPr>
-                            <w:r>
-                              <w:rPr>
-                                <w:lang w:val="pt-PT"/>
-                              </w:rPr>
-                              <w:t xml:space="preserve">    </w:t>
-                            </w:r>
-                            <w:proofErr w:type="spellStart"/>
-                            <w:r>
-                              <w:rPr>
-                                <w:lang w:val="pt-PT"/>
-                              </w:rPr>
-                              <w:t>end</w:t>
-                            </w:r>
-                            <w:proofErr w:type="spellEnd"/>
-                          </w:p>
-                          <w:p>
-                            <w:pPr>
-                              <w:rPr>
-                                <w:lang w:val="pt-PT"/>
-                              </w:rPr>
-                            </w:pPr>
-                            <w:proofErr w:type="spellStart"/>
-                            <w:r>
-                              <w:rPr>
-                                <w:lang w:val="pt-PT"/>
-                              </w:rPr>
-                              <w:t>else</w:t>
-                            </w:r>
-                            <w:proofErr w:type="spellEnd"/>
-                            <w:r>
-                              <w:rPr>
-                                <w:lang w:val="pt-PT"/>
-                              </w:rPr>
-                              <w:t xml:space="preserve"> Nenhuma consulta afetada</w:t>
+                              <w:t xml:space="preserve">        else Paciente não aceita</w:t>
+                            </w:r>
+                          </w:p>
+                          <w:p>
+                            <w:pPr>
+                              <w:rPr>
+                                <w:lang w:val="pt-PT"/>
+                              </w:rPr>
+                            </w:pPr>
+                            <w:r>
+                              <w:rPr>
+                                <w:lang w:val="pt-PT"/>
+                              </w:rPr>
+                              <w:t xml:space="preserve">            Sistema -&gt; Paciente : Mostra próximas vagas disponíveis\npara o mesmo médico</w:t>
+                            </w:r>
+                          </w:p>
+                          <w:p>
+                            <w:pPr>
+                              <w:rPr>
+                                <w:lang w:val="pt-PT"/>
+                              </w:rPr>
+                            </w:pPr>
+                            <w:r>
+                              <w:rPr>
+                                <w:lang w:val="pt-PT"/>
+                              </w:rPr>
+                              <w:t xml:space="preserve">        end</w:t>
+                            </w:r>
+                          </w:p>
+                          <w:p>
+                            <w:pPr>
+                              <w:rPr>
+                                <w:lang w:val="pt-PT"/>
+                              </w:rPr>
+                            </w:pPr>
+                            <w:r>
+                              <w:rPr>
+                                <w:lang w:val="pt-PT"/>
+                              </w:rPr>
+                              <w:t xml:space="preserve">    else Nenhum médico alternativo</w:t>
+                            </w:r>
+                          </w:p>
+                          <w:p>
+                            <w:pPr>
+                              <w:rPr>
+                                <w:lang w:val="pt-PT"/>
+                              </w:rPr>
+                            </w:pPr>
+                            <w:r>
+                              <w:rPr>
+                                <w:lang w:val="pt-PT"/>
+                              </w:rPr>
+                              <w:t xml:space="preserve">        Sistema -&gt; Paciente : Notifica indisponibilidade\ne apresenta calendário para nova marcação</w:t>
+                            </w:r>
+                          </w:p>
+                          <w:p>
+                            <w:pPr>
+                              <w:rPr>
+                                <w:lang w:val="pt-PT"/>
+                              </w:rPr>
+                            </w:pPr>
+                            <w:r>
+                              <w:rPr>
+                                <w:lang w:val="pt-PT"/>
+                              </w:rPr>
+                              <w:t xml:space="preserve">    end</w:t>
+                            </w:r>
+                          </w:p>
+                          <w:p>
+                            <w:pPr>
+                              <w:rPr>
+                                <w:lang w:val="pt-PT"/>
+                              </w:rPr>
+                            </w:pPr>
+                            <w:r>
+                              <w:rPr>
+                                <w:lang w:val="pt-PT"/>
+                              </w:rPr>
+                              <w:t>else Nenhuma consulta afetada</w:t>
                             </w:r>
                           </w:p>
                           <w:p>
@@ -6965,130 +6642,70 @@
                           <w:lang w:val="pt-PT"/>
                         </w:rPr>
                       </w:pPr>
-                      <w:proofErr w:type="spellStart"/>
-                      <w:r>
-                        <w:rPr>
-                          <w:lang w:val="pt-PT"/>
-                        </w:rPr>
-                        <w:t>actor</w:t>
-                      </w:r>
-                      <w:proofErr w:type="spellEnd"/>
-                      <w:r>
-                        <w:rPr>
-                          <w:lang w:val="pt-PT"/>
-                        </w:rPr>
-                        <w:t xml:space="preserve"> Médico</w:t>
-                      </w:r>
-                    </w:p>
-                    <w:p>
-                      <w:pPr>
-                        <w:rPr>
-                          <w:lang w:val="pt-PT"/>
-                        </w:rPr>
-                      </w:pPr>
-                      <w:proofErr w:type="spellStart"/>
-                      <w:r>
-                        <w:rPr>
-                          <w:lang w:val="pt-PT"/>
-                        </w:rPr>
-                        <w:t>participant</w:t>
-                      </w:r>
-                      <w:proofErr w:type="spellEnd"/>
-                      <w:r>
-                        <w:rPr>
-                          <w:lang w:val="pt-PT"/>
-                        </w:rPr>
-                        <w:t xml:space="preserve"> "Sistema de Consultas" as Sistema</w:t>
-                      </w:r>
-                    </w:p>
-                    <w:p>
-                      <w:pPr>
-                        <w:rPr>
-                          <w:lang w:val="pt-PT"/>
-                        </w:rPr>
-                      </w:pPr>
-                      <w:proofErr w:type="spellStart"/>
-                      <w:r>
-                        <w:rPr>
-                          <w:lang w:val="pt-PT"/>
-                        </w:rPr>
-                        <w:t>participant</w:t>
-                      </w:r>
-                      <w:proofErr w:type="spellEnd"/>
-                      <w:r>
-                        <w:rPr>
-                          <w:lang w:val="pt-PT"/>
-                        </w:rPr>
-                        <w:t xml:space="preserve"> "Base de Dados" as BD</w:t>
-                      </w:r>
-                    </w:p>
-                    <w:p>
-                      <w:pPr>
-                        <w:rPr>
-                          <w:lang w:val="pt-PT"/>
-                        </w:rPr>
-                      </w:pPr>
-                      <w:proofErr w:type="spellStart"/>
-                      <w:r>
-                        <w:rPr>
-                          <w:lang w:val="pt-PT"/>
-                        </w:rPr>
-                        <w:t>participant</w:t>
-                      </w:r>
-                      <w:proofErr w:type="spellEnd"/>
-                      <w:r>
-                        <w:rPr>
-                          <w:lang w:val="pt-PT"/>
-                        </w:rPr>
-                        <w:t xml:space="preserve"> Paciente</w:t>
-                      </w:r>
-                    </w:p>
-                    <w:p>
-                      <w:pPr>
-                        <w:rPr>
-                          <w:lang w:val="pt-PT"/>
-                        </w:rPr>
-                      </w:pPr>
-                    </w:p>
-                    <w:p>
-                      <w:pPr>
-                        <w:rPr>
-                          <w:lang w:val="pt-PT"/>
-                        </w:rPr>
-                      </w:pPr>
-                      <w:r>
-                        <w:rPr>
-                          <w:lang w:val="pt-PT"/>
-                        </w:rPr>
-                        <w:t>Médico -&gt; Sistema : Seleciona intervalo\</w:t>
-                      </w:r>
-                      <w:proofErr w:type="spellStart"/>
-                      <w:r>
-                        <w:rPr>
-                          <w:lang w:val="pt-PT"/>
-                        </w:rPr>
-                        <w:t>nde</w:t>
-                      </w:r>
-                      <w:proofErr w:type="spellEnd"/>
-                      <w:r>
-                        <w:rPr>
-                          <w:lang w:val="pt-PT"/>
-                        </w:rPr>
-                        <w:t xml:space="preserve"> indisponibilidade\n(</w:t>
-                      </w:r>
-                      <w:proofErr w:type="spellStart"/>
-                      <w:r>
-                        <w:rPr>
-                          <w:lang w:val="pt-PT"/>
-                        </w:rPr>
-                        <w:t>ex</w:t>
-                      </w:r>
-                      <w:proofErr w:type="spellEnd"/>
-                      <w:r>
-                        <w:rPr>
-                          <w:lang w:val="pt-PT"/>
-                        </w:rPr>
-                        <w:t>: 14h às 17h)</w:t>
+                      <w:r>
+                        <w:rPr>
+                          <w:lang w:val="pt-PT"/>
+                        </w:rPr>
+                        <w:t>actor Médico</w:t>
+                      </w:r>
+                    </w:p>
+                    <w:p>
+                      <w:pPr>
+                        <w:rPr>
+                          <w:lang w:val="pt-PT"/>
+                        </w:rPr>
+                      </w:pPr>
+                      <w:r>
+                        <w:rPr>
+                          <w:lang w:val="pt-PT"/>
+                        </w:rPr>
+                        <w:t>participant "Sistema de Consultas" as Sistema</w:t>
+                      </w:r>
+                    </w:p>
+                    <w:p>
+                      <w:pPr>
+                        <w:rPr>
+                          <w:lang w:val="pt-PT"/>
+                        </w:rPr>
+                      </w:pPr>
+                      <w:r>
+                        <w:rPr>
+                          <w:lang w:val="pt-PT"/>
+                        </w:rPr>
+                        <w:t>participant "Base de Dados" as BD</w:t>
+                      </w:r>
+                    </w:p>
+                    <w:p>
+                      <w:pPr>
+                        <w:rPr>
+                          <w:lang w:val="pt-PT"/>
+                        </w:rPr>
+                      </w:pPr>
+                      <w:r>
+                        <w:rPr>
+                          <w:lang w:val="pt-PT"/>
+                        </w:rPr>
+                        <w:t>participant Paciente</w:t>
+                      </w:r>
+                    </w:p>
+                    <w:p>
+                      <w:pPr>
+                        <w:rPr>
+                          <w:lang w:val="pt-PT"/>
+                        </w:rPr>
+                      </w:pPr>
+                    </w:p>
+                    <w:p>
+                      <w:pPr>
+                        <w:rPr>
+                          <w:lang w:val="pt-PT"/>
+                        </w:rPr>
+                      </w:pPr>
+                      <w:r>
+                        <w:rPr>
+                          <w:lang w:val="pt-PT"/>
+                        </w:rPr>
+                        <w:t>Médico -&gt; Sistema : Seleciona intervalo\nde indisponibilidade\n(ex: 14h às 17h)</w:t>
                       </w:r>
                     </w:p>
                     <w:p>
@@ -7114,21 +6731,7 @@
                         <w:rPr>
                           <w:lang w:val="pt-PT"/>
                         </w:rPr>
-                        <w:t>Sistema -&gt; BD : Verifica consultas agendadas\</w:t>
-                      </w:r>
-                      <w:proofErr w:type="spellStart"/>
-                      <w:r>
-                        <w:rPr>
-                          <w:lang w:val="pt-PT"/>
-                        </w:rPr>
-                        <w:t>nnesse</w:t>
-                      </w:r>
-                      <w:proofErr w:type="spellEnd"/>
-                      <w:r>
-                        <w:rPr>
-                          <w:lang w:val="pt-PT"/>
-                        </w:rPr>
-                        <w:t xml:space="preserve"> intervalo</w:t>
+                        <w:t>Sistema -&gt; BD : Verifica consultas agendadas\nnesse intervalo</w:t>
                       </w:r>
                     </w:p>
                     <w:p>
@@ -7157,46 +6760,24 @@
                           <w:lang w:val="pt-PT"/>
                         </w:rPr>
                       </w:pPr>
-                      <w:proofErr w:type="spellStart"/>
-                      <w:r>
-                        <w:rPr>
-                          <w:lang w:val="pt-PT"/>
-                        </w:rPr>
-                        <w:t>alt</w:t>
-                      </w:r>
-                      <w:proofErr w:type="spellEnd"/>
-                      <w:r>
-                        <w:rPr>
-                          <w:lang w:val="pt-PT"/>
-                        </w:rPr>
-                        <w:t xml:space="preserve"> Existem consultas afetadas</w:t>
-                      </w:r>
-                    </w:p>
-                    <w:p>
-                      <w:pPr>
-                        <w:rPr>
-                          <w:lang w:val="pt-PT"/>
-                        </w:rPr>
-                      </w:pPr>
-                      <w:r>
-                        <w:rPr>
-                          <w:lang w:val="pt-PT"/>
-                        </w:rPr>
-                        <w:t xml:space="preserve">    Sistema -&gt; BD : Procura médicos da mesma especialidade\</w:t>
-                      </w:r>
-                      <w:proofErr w:type="spellStart"/>
-                      <w:r>
-                        <w:rPr>
-                          <w:lang w:val="pt-PT"/>
-                        </w:rPr>
-                        <w:t>ncom</w:t>
-                      </w:r>
-                      <w:proofErr w:type="spellEnd"/>
-                      <w:r>
-                        <w:rPr>
-                          <w:lang w:val="pt-PT"/>
-                        </w:rPr>
-                        <w:t xml:space="preserve"> horário compatível</w:t>
+                      <w:r>
+                        <w:rPr>
+                          <w:lang w:val="pt-PT"/>
+                        </w:rPr>
+                        <w:t>alt Existem consultas afetadas</w:t>
+                      </w:r>
+                    </w:p>
+                    <w:p>
+                      <w:pPr>
+                        <w:rPr>
+                          <w:lang w:val="pt-PT"/>
+                        </w:rPr>
+                      </w:pPr>
+                      <w:r>
+                        <w:rPr>
+                          <w:lang w:val="pt-PT"/>
+                        </w:rPr>
+                        <w:t xml:space="preserve">    Sistema -&gt; BD : Procura médicos da mesma especialidade\ncom horário compatível</w:t>
                       </w:r>
                     </w:p>
                     <w:p>
@@ -7229,21 +6810,7 @@
                         <w:rPr>
                           <w:lang w:val="pt-PT"/>
                         </w:rPr>
-                        <w:t xml:space="preserve">    </w:t>
-                      </w:r>
-                      <w:proofErr w:type="spellStart"/>
-                      <w:r>
-                        <w:rPr>
-                          <w:lang w:val="pt-PT"/>
-                        </w:rPr>
-                        <w:t>alt</w:t>
-                      </w:r>
-                      <w:proofErr w:type="spellEnd"/>
-                      <w:r>
-                        <w:rPr>
-                          <w:lang w:val="pt-PT"/>
-                        </w:rPr>
-                        <w:t xml:space="preserve"> Médico alternativo disponível</w:t>
+                        <w:t xml:space="preserve">    alt Médico alternativo disponível</w:t>
                       </w:r>
                     </w:p>
                     <w:p>
@@ -7282,21 +6849,7 @@
                         <w:rPr>
                           <w:lang w:val="pt-PT"/>
                         </w:rPr>
-                        <w:t xml:space="preserve">        </w:t>
-                      </w:r>
-                      <w:proofErr w:type="spellStart"/>
-                      <w:r>
-                        <w:rPr>
-                          <w:lang w:val="pt-PT"/>
-                        </w:rPr>
-                        <w:t>alt</w:t>
-                      </w:r>
-                      <w:proofErr w:type="spellEnd"/>
-                      <w:r>
-                        <w:rPr>
-                          <w:lang w:val="pt-PT"/>
-                        </w:rPr>
-                        <w:t xml:space="preserve"> Paciente aceita</w:t>
+                        <w:t xml:space="preserve">        alt Paciente aceita</w:t>
                       </w:r>
                     </w:p>
                     <w:p>
@@ -7335,165 +6888,85 @@
                         <w:rPr>
                           <w:lang w:val="pt-PT"/>
                         </w:rPr>
-                        <w:t xml:space="preserve">        </w:t>
-                      </w:r>
-                      <w:proofErr w:type="spellStart"/>
-                      <w:r>
-                        <w:rPr>
-                          <w:lang w:val="pt-PT"/>
-                        </w:rPr>
-                        <w:t>else</w:t>
-                      </w:r>
-                      <w:proofErr w:type="spellEnd"/>
-                      <w:r>
-                        <w:rPr>
-                          <w:lang w:val="pt-PT"/>
-                        </w:rPr>
-                        <w:t xml:space="preserve"> Paciente não aceita</w:t>
-                      </w:r>
-                    </w:p>
-                    <w:p>
-                      <w:pPr>
-                        <w:rPr>
-                          <w:lang w:val="pt-PT"/>
-                        </w:rPr>
-                      </w:pPr>
-                      <w:r>
-                        <w:rPr>
-                          <w:lang w:val="pt-PT"/>
-                        </w:rPr>
-                        <w:t xml:space="preserve">            Sistema -&gt; Paciente : Mostra próximas vagas disponíveis\</w:t>
-                      </w:r>
-                      <w:proofErr w:type="spellStart"/>
-                      <w:r>
-                        <w:rPr>
-                          <w:lang w:val="pt-PT"/>
-                        </w:rPr>
-                        <w:t>npara</w:t>
-                      </w:r>
-                      <w:proofErr w:type="spellEnd"/>
-                      <w:r>
-                        <w:rPr>
-                          <w:lang w:val="pt-PT"/>
-                        </w:rPr>
-                        <w:t xml:space="preserve"> o mesmo médico</w:t>
-                      </w:r>
-                    </w:p>
-                    <w:p>
-                      <w:pPr>
-                        <w:rPr>
-                          <w:lang w:val="pt-PT"/>
-                        </w:rPr>
-                      </w:pPr>
-                      <w:r>
-                        <w:rPr>
-                          <w:lang w:val="pt-PT"/>
-                        </w:rPr>
-                        <w:t xml:space="preserve">        </w:t>
-                      </w:r>
-                      <w:proofErr w:type="spellStart"/>
-                      <w:r>
-                        <w:rPr>
-                          <w:lang w:val="pt-PT"/>
-                        </w:rPr>
-                        <w:t>end</w:t>
-                      </w:r>
-                      <w:proofErr w:type="spellEnd"/>
-                    </w:p>
-                    <w:p>
-                      <w:pPr>
-                        <w:rPr>
-                          <w:lang w:val="pt-PT"/>
-                        </w:rPr>
-                      </w:pPr>
-                      <w:r>
-                        <w:rPr>
-                          <w:lang w:val="pt-PT"/>
-                        </w:rPr>
-                        <w:t xml:space="preserve">    </w:t>
-                      </w:r>
-                      <w:proofErr w:type="spellStart"/>
-                      <w:r>
-                        <w:rPr>
-                          <w:lang w:val="pt-PT"/>
-                        </w:rPr>
-                        <w:t>else</w:t>
-                      </w:r>
-                      <w:proofErr w:type="spellEnd"/>
-                      <w:r>
-                        <w:rPr>
-                          <w:lang w:val="pt-PT"/>
-                        </w:rPr>
-                        <w:t xml:space="preserve"> Nenhum médico alternativo</w:t>
-                      </w:r>
-                    </w:p>
-                    <w:p>
-                      <w:pPr>
-                        <w:rPr>
-                          <w:lang w:val="pt-PT"/>
-                        </w:rPr>
-                      </w:pPr>
-                      <w:r>
-                        <w:rPr>
-                          <w:lang w:val="pt-PT"/>
-                        </w:rPr>
-                        <w:t xml:space="preserve">        Sistema -&gt; Paciente : Notifica indisponibilidade\</w:t>
-                      </w:r>
-                      <w:proofErr w:type="spellStart"/>
-                      <w:r>
-                        <w:rPr>
-                          <w:lang w:val="pt-PT"/>
-                        </w:rPr>
-                        <w:t>ne</w:t>
-                      </w:r>
-                      <w:proofErr w:type="spellEnd"/>
-                      <w:r>
-                        <w:rPr>
-                          <w:lang w:val="pt-PT"/>
-                        </w:rPr>
-                        <w:t xml:space="preserve"> apresenta calendário para nova marcação</w:t>
-                      </w:r>
-                    </w:p>
-                    <w:p>
-                      <w:pPr>
-                        <w:rPr>
-                          <w:lang w:val="pt-PT"/>
-                        </w:rPr>
-                      </w:pPr>
-                      <w:r>
-                        <w:rPr>
-                          <w:lang w:val="pt-PT"/>
-                        </w:rPr>
-                        <w:t xml:space="preserve">    </w:t>
-                      </w:r>
-                      <w:proofErr w:type="spellStart"/>
-                      <w:r>
-                        <w:rPr>
-                          <w:lang w:val="pt-PT"/>
-                        </w:rPr>
-                        <w:t>end</w:t>
-                      </w:r>
-                      <w:proofErr w:type="spellEnd"/>
-                    </w:p>
-                    <w:p>
-                      <w:pPr>
-                        <w:rPr>
-                          <w:lang w:val="pt-PT"/>
-                        </w:rPr>
-                      </w:pPr>
-                      <w:proofErr w:type="spellStart"/>
-                      <w:r>
-                        <w:rPr>
-                          <w:lang w:val="pt-PT"/>
-                        </w:rPr>
-                        <w:t>else</w:t>
-                      </w:r>
-                      <w:proofErr w:type="spellEnd"/>
-                      <w:r>
-                        <w:rPr>
-                          <w:lang w:val="pt-PT"/>
-                        </w:rPr>
-                        <w:t xml:space="preserve"> Nenhuma consulta afetada</w:t>
+                        <w:t xml:space="preserve">        else Paciente não aceita</w:t>
+                      </w:r>
+                    </w:p>
+                    <w:p>
+                      <w:pPr>
+                        <w:rPr>
+                          <w:lang w:val="pt-PT"/>
+                        </w:rPr>
+                      </w:pPr>
+                      <w:r>
+                        <w:rPr>
+                          <w:lang w:val="pt-PT"/>
+                        </w:rPr>
+                        <w:t xml:space="preserve">            Sistema -&gt; Paciente : Mostra próximas vagas disponíveis\npara o mesmo médico</w:t>
+                      </w:r>
+                    </w:p>
+                    <w:p>
+                      <w:pPr>
+                        <w:rPr>
+                          <w:lang w:val="pt-PT"/>
+                        </w:rPr>
+                      </w:pPr>
+                      <w:r>
+                        <w:rPr>
+                          <w:lang w:val="pt-PT"/>
+                        </w:rPr>
+                        <w:t xml:space="preserve">        end</w:t>
+                      </w:r>
+                    </w:p>
+                    <w:p>
+                      <w:pPr>
+                        <w:rPr>
+                          <w:lang w:val="pt-PT"/>
+                        </w:rPr>
+                      </w:pPr>
+                      <w:r>
+                        <w:rPr>
+                          <w:lang w:val="pt-PT"/>
+                        </w:rPr>
+                        <w:t xml:space="preserve">    else Nenhum médico alternativo</w:t>
+                      </w:r>
+                    </w:p>
+                    <w:p>
+                      <w:pPr>
+                        <w:rPr>
+                          <w:lang w:val="pt-PT"/>
+                        </w:rPr>
+                      </w:pPr>
+                      <w:r>
+                        <w:rPr>
+                          <w:lang w:val="pt-PT"/>
+                        </w:rPr>
+                        <w:t xml:space="preserve">        Sistema -&gt; Paciente : Notifica indisponibilidade\ne apresenta calendário para nova marcação</w:t>
+                      </w:r>
+                    </w:p>
+                    <w:p>
+                      <w:pPr>
+                        <w:rPr>
+                          <w:lang w:val="pt-PT"/>
+                        </w:rPr>
+                      </w:pPr>
+                      <w:r>
+                        <w:rPr>
+                          <w:lang w:val="pt-PT"/>
+                        </w:rPr>
+                        <w:t xml:space="preserve">    end</w:t>
+                      </w:r>
+                    </w:p>
+                    <w:p>
+                      <w:pPr>
+                        <w:rPr>
+                          <w:lang w:val="pt-PT"/>
+                        </w:rPr>
+                      </w:pPr>
+                      <w:r>
+                        <w:rPr>
+                          <w:lang w:val="pt-PT"/>
+                        </w:rPr>
+                        <w:t>else Nenhuma consulta afetada</w:t>
                       </w:r>
                     </w:p>
                     <w:p>
@@ -7570,7 +7043,7 @@
           <w:lang w:val="pt-PT"/>
         </w:rPr>
       </w:pPr>
-      <w:bookmarkStart w:id="9" w:name="_Toc210567752"/>
+      <w:bookmarkStart w:id="9" w:name="_Toc210670361"/>
       <w:r>
         <w:rPr>
           <w:lang w:val="pt-PT"/>
@@ -7587,7 +7060,7 @@
           <w:lang w:val="pt-PT"/>
         </w:rPr>
       </w:pPr>
-      <w:bookmarkStart w:id="10" w:name="_Toc210567753"/>
+      <w:bookmarkStart w:id="10" w:name="_Toc210670362"/>
       <w:r>
         <w:rPr>
           <w:lang w:val="pt-PT"/>
@@ -7882,14 +7355,12 @@
                                 <w:lang w:val="pt-PT"/>
                               </w:rPr>
                             </w:pPr>
-                            <w:proofErr w:type="spellStart"/>
                             <w:r>
                               <w:rPr>
                                 <w:lang w:val="pt-PT"/>
                               </w:rPr>
                               <w:t>start</w:t>
                             </w:r>
-                            <w:proofErr w:type="spellEnd"/>
                           </w:p>
                           <w:p>
                             <w:pPr>
@@ -8154,14 +7625,12 @@
                           <w:lang w:val="pt-PT"/>
                         </w:rPr>
                       </w:pPr>
-                      <w:proofErr w:type="spellStart"/>
                       <w:r>
                         <w:rPr>
                           <w:lang w:val="pt-PT"/>
                         </w:rPr>
                         <w:t>start</w:t>
                       </w:r>
-                      <w:proofErr w:type="spellEnd"/>
                     </w:p>
                     <w:p>
                       <w:pPr>
@@ -8426,7 +7895,7 @@
           <w:lang w:val="pt-PT"/>
         </w:rPr>
       </w:pPr>
-      <w:bookmarkStart w:id="11" w:name="_Toc210567754"/>
+      <w:bookmarkStart w:id="11" w:name="_Toc210670363"/>
       <w:r>
         <w:rPr>
           <w:lang w:val="pt-PT"/>
@@ -8618,14 +8087,12 @@
                                 <w:lang w:val="pt-PT"/>
                               </w:rPr>
                             </w:pPr>
-                            <w:proofErr w:type="spellStart"/>
                             <w:r>
                               <w:rPr>
                                 <w:lang w:val="pt-PT"/>
                               </w:rPr>
                               <w:t>start</w:t>
                             </w:r>
-                            <w:proofErr w:type="spellEnd"/>
                           </w:p>
                           <w:p>
                             <w:pPr>
@@ -8705,33 +8172,11 @@
                                 <w:lang w:val="pt-PT"/>
                               </w:rPr>
                             </w:pPr>
-                            <w:proofErr w:type="spellStart"/>
-                            <w:r>
-                              <w:rPr>
-                                <w:lang w:val="pt-PT"/>
-                              </w:rPr>
-                              <w:t>if</w:t>
-                            </w:r>
-                            <w:proofErr w:type="spellEnd"/>
-                            <w:r>
-                              <w:rPr>
-                                <w:lang w:val="pt-PT"/>
-                              </w:rPr>
-                              <w:t xml:space="preserve"> (Consulta válida?) </w:t>
-                            </w:r>
-                            <w:proofErr w:type="spellStart"/>
-                            <w:r>
-                              <w:rPr>
-                                <w:lang w:val="pt-PT"/>
-                              </w:rPr>
-                              <w:t>then</w:t>
-                            </w:r>
-                            <w:proofErr w:type="spellEnd"/>
-                            <w:r>
-                              <w:rPr>
-                                <w:lang w:val="pt-PT"/>
-                              </w:rPr>
-                              <w:t xml:space="preserve"> (Sim)</w:t>
+                            <w:r>
+                              <w:rPr>
+                                <w:lang w:val="pt-PT"/>
+                              </w:rPr>
+                              <w:t>if (Consulta válida?) then (Sim)</w:t>
                             </w:r>
                           </w:p>
                           <w:p>
@@ -8766,19 +8211,11 @@
                                 <w:lang w:val="pt-PT"/>
                               </w:rPr>
                             </w:pPr>
-                            <w:proofErr w:type="spellStart"/>
-                            <w:r>
-                              <w:rPr>
-                                <w:lang w:val="pt-PT"/>
-                              </w:rPr>
-                              <w:t>else</w:t>
-                            </w:r>
-                            <w:proofErr w:type="spellEnd"/>
-                            <w:r>
-                              <w:rPr>
-                                <w:lang w:val="pt-PT"/>
-                              </w:rPr>
-                              <w:t xml:space="preserve"> (Não)</w:t>
+                            <w:r>
+                              <w:rPr>
+                                <w:lang w:val="pt-PT"/>
+                              </w:rPr>
+                              <w:t>else (Não)</w:t>
                             </w:r>
                           </w:p>
                           <w:p>
@@ -8887,14 +8324,12 @@
                           <w:lang w:val="pt-PT"/>
                         </w:rPr>
                       </w:pPr>
-                      <w:proofErr w:type="spellStart"/>
                       <w:r>
                         <w:rPr>
                           <w:lang w:val="pt-PT"/>
                         </w:rPr>
                         <w:t>start</w:t>
                       </w:r>
-                      <w:proofErr w:type="spellEnd"/>
                     </w:p>
                     <w:p>
                       <w:pPr>
@@ -8974,33 +8409,11 @@
                           <w:lang w:val="pt-PT"/>
                         </w:rPr>
                       </w:pPr>
-                      <w:proofErr w:type="spellStart"/>
-                      <w:r>
-                        <w:rPr>
-                          <w:lang w:val="pt-PT"/>
-                        </w:rPr>
-                        <w:t>if</w:t>
-                      </w:r>
-                      <w:proofErr w:type="spellEnd"/>
-                      <w:r>
-                        <w:rPr>
-                          <w:lang w:val="pt-PT"/>
-                        </w:rPr>
-                        <w:t xml:space="preserve"> (Consulta válida?) </w:t>
-                      </w:r>
-                      <w:proofErr w:type="spellStart"/>
-                      <w:r>
-                        <w:rPr>
-                          <w:lang w:val="pt-PT"/>
-                        </w:rPr>
-                        <w:t>then</w:t>
-                      </w:r>
-                      <w:proofErr w:type="spellEnd"/>
-                      <w:r>
-                        <w:rPr>
-                          <w:lang w:val="pt-PT"/>
-                        </w:rPr>
-                        <w:t xml:space="preserve"> (Sim)</w:t>
+                      <w:r>
+                        <w:rPr>
+                          <w:lang w:val="pt-PT"/>
+                        </w:rPr>
+                        <w:t>if (Consulta válida?) then (Sim)</w:t>
                       </w:r>
                     </w:p>
                     <w:p>
@@ -9035,19 +8448,11 @@
                           <w:lang w:val="pt-PT"/>
                         </w:rPr>
                       </w:pPr>
-                      <w:proofErr w:type="spellStart"/>
-                      <w:r>
-                        <w:rPr>
-                          <w:lang w:val="pt-PT"/>
-                        </w:rPr>
-                        <w:t>else</w:t>
-                      </w:r>
-                      <w:proofErr w:type="spellEnd"/>
-                      <w:r>
-                        <w:rPr>
-                          <w:lang w:val="pt-PT"/>
-                        </w:rPr>
-                        <w:t xml:space="preserve"> (Não)</w:t>
+                      <w:r>
+                        <w:rPr>
+                          <w:lang w:val="pt-PT"/>
+                        </w:rPr>
+                        <w:t>else (Não)</w:t>
                       </w:r>
                     </w:p>
                     <w:p>
@@ -9177,7 +8582,7 @@
           <w:lang w:val="pt-PT"/>
         </w:rPr>
       </w:pPr>
-      <w:bookmarkStart w:id="12" w:name="_Toc210567755"/>
+      <w:bookmarkStart w:id="12" w:name="_Toc210670364"/>
       <w:r>
         <w:rPr>
           <w:lang w:val="pt-PT"/>
@@ -9375,54 +8780,24 @@
                                 <w:lang w:val="pt-PT"/>
                               </w:rPr>
                             </w:pPr>
-                            <w:proofErr w:type="spellStart"/>
                             <w:r>
                               <w:rPr>
                                 <w:lang w:val="pt-PT"/>
                               </w:rPr>
                               <w:t>start</w:t>
                             </w:r>
-                            <w:proofErr w:type="spellEnd"/>
-                          </w:p>
-                          <w:p>
-                            <w:pPr>
-                              <w:rPr>
-                                <w:lang w:val="pt-PT"/>
-                              </w:rPr>
-                            </w:pPr>
-                            <w:r>
-                              <w:rPr>
-                                <w:lang w:val="pt-PT"/>
-                              </w:rPr>
-                              <w:t>:Seleciona intervalo\</w:t>
-                            </w:r>
-                            <w:proofErr w:type="spellStart"/>
-                            <w:r>
-                              <w:rPr>
-                                <w:lang w:val="pt-PT"/>
-                              </w:rPr>
-                              <w:t>nde</w:t>
-                            </w:r>
-                            <w:proofErr w:type="spellEnd"/>
-                            <w:r>
-                              <w:rPr>
-                                <w:lang w:val="pt-PT"/>
-                              </w:rPr>
-                              <w:t xml:space="preserve"> indisponibilidade\n(</w:t>
-                            </w:r>
-                            <w:proofErr w:type="spellStart"/>
-                            <w:r>
-                              <w:rPr>
-                                <w:lang w:val="pt-PT"/>
-                              </w:rPr>
-                              <w:t>ex</w:t>
-                            </w:r>
-                            <w:proofErr w:type="spellEnd"/>
-                            <w:r>
-                              <w:rPr>
-                                <w:lang w:val="pt-PT"/>
-                              </w:rPr>
-                              <w:t>: 14h às 17h);</w:t>
+                          </w:p>
+                          <w:p>
+                            <w:pPr>
+                              <w:rPr>
+                                <w:lang w:val="pt-PT"/>
+                              </w:rPr>
+                            </w:pPr>
+                            <w:r>
+                              <w:rPr>
+                                <w:lang w:val="pt-PT"/>
+                              </w:rPr>
+                              <w:t>:Seleciona intervalo\nde indisponibilidade\n(ex: 14h às 17h);</w:t>
                             </w:r>
                           </w:p>
                           <w:p>
@@ -9484,156 +8859,50 @@
                                 <w:lang w:val="pt-PT"/>
                               </w:rPr>
                             </w:pPr>
-                            <w:proofErr w:type="spellStart"/>
-                            <w:r>
-                              <w:rPr>
-                                <w:lang w:val="pt-PT"/>
-                              </w:rPr>
-                              <w:t>if</w:t>
-                            </w:r>
-                            <w:proofErr w:type="spellEnd"/>
-                            <w:r>
-                              <w:rPr>
-                                <w:lang w:val="pt-PT"/>
-                              </w:rPr>
-                              <w:t xml:space="preserve"> (Existem consultas afetadas?) </w:t>
-                            </w:r>
-                            <w:proofErr w:type="spellStart"/>
-                            <w:r>
-                              <w:rPr>
-                                <w:lang w:val="pt-PT"/>
-                              </w:rPr>
-                              <w:t>then</w:t>
-                            </w:r>
-                            <w:proofErr w:type="spellEnd"/>
-                            <w:r>
-                              <w:rPr>
-                                <w:lang w:val="pt-PT"/>
-                              </w:rPr>
-                              <w:t xml:space="preserve"> (Sim)</w:t>
-                            </w:r>
-                          </w:p>
-                          <w:p>
-                            <w:pPr>
-                              <w:rPr>
-                                <w:lang w:val="pt-PT"/>
-                              </w:rPr>
-                            </w:pPr>
-                            <w:r>
-                              <w:rPr>
-                                <w:lang w:val="pt-PT"/>
-                              </w:rPr>
-                              <w:t xml:space="preserve">  </w:t>
-                            </w:r>
-                            <w:proofErr w:type="spellStart"/>
-                            <w:r>
-                              <w:rPr>
-                                <w:lang w:val="pt-PT"/>
-                              </w:rPr>
-                              <w:t>if</w:t>
-                            </w:r>
-                            <w:proofErr w:type="spellEnd"/>
-                            <w:r>
-                              <w:rPr>
-                                <w:lang w:val="pt-PT"/>
-                              </w:rPr>
-                              <w:t xml:space="preserve"> (Existe médico alternativo disponível\</w:t>
-                            </w:r>
-                            <w:proofErr w:type="spellStart"/>
-                            <w:r>
-                              <w:rPr>
-                                <w:lang w:val="pt-PT"/>
-                              </w:rPr>
-                              <w:t>npara</w:t>
-                            </w:r>
-                            <w:proofErr w:type="spellEnd"/>
-                            <w:r>
-                              <w:rPr>
-                                <w:lang w:val="pt-PT"/>
-                              </w:rPr>
-                              <w:t xml:space="preserve"> a mesma hora?) </w:t>
-                            </w:r>
-                            <w:proofErr w:type="spellStart"/>
-                            <w:r>
-                              <w:rPr>
-                                <w:lang w:val="pt-PT"/>
-                              </w:rPr>
-                              <w:t>then</w:t>
-                            </w:r>
-                            <w:proofErr w:type="spellEnd"/>
-                            <w:r>
-                              <w:rPr>
-                                <w:lang w:val="pt-PT"/>
-                              </w:rPr>
-                              <w:t xml:space="preserve"> (Sim)</w:t>
-                            </w:r>
-                          </w:p>
-                          <w:p>
-                            <w:pPr>
-                              <w:rPr>
-                                <w:lang w:val="pt-PT"/>
-                              </w:rPr>
-                            </w:pPr>
-                            <w:r>
-                              <w:rPr>
-                                <w:lang w:val="pt-PT"/>
-                              </w:rPr>
-                              <w:t xml:space="preserve">    :Envia notificação ao paciente\</w:t>
-                            </w:r>
-                            <w:proofErr w:type="spellStart"/>
-                            <w:r>
-                              <w:rPr>
-                                <w:lang w:val="pt-PT"/>
-                              </w:rPr>
-                              <w:t>npara</w:t>
-                            </w:r>
-                            <w:proofErr w:type="spellEnd"/>
-                            <w:r>
-                              <w:rPr>
-                                <w:lang w:val="pt-PT"/>
-                              </w:rPr>
-                              <w:t xml:space="preserve"> confirmar troca de médico;</w:t>
-                            </w:r>
-                          </w:p>
-                          <w:p>
-                            <w:pPr>
-                              <w:rPr>
-                                <w:lang w:val="pt-PT"/>
-                              </w:rPr>
-                            </w:pPr>
-                            <w:r>
-                              <w:rPr>
-                                <w:lang w:val="pt-PT"/>
-                              </w:rPr>
-                              <w:t xml:space="preserve">    </w:t>
-                            </w:r>
-                            <w:proofErr w:type="spellStart"/>
-                            <w:r>
-                              <w:rPr>
-                                <w:lang w:val="pt-PT"/>
-                              </w:rPr>
-                              <w:t>if</w:t>
-                            </w:r>
-                            <w:proofErr w:type="spellEnd"/>
-                            <w:r>
-                              <w:rPr>
-                                <w:lang w:val="pt-PT"/>
-                              </w:rPr>
-                              <w:t xml:space="preserve"> (Paciente aceita troca de médico?) </w:t>
-                            </w:r>
-                            <w:proofErr w:type="spellStart"/>
-                            <w:r>
-                              <w:rPr>
-                                <w:lang w:val="pt-PT"/>
-                              </w:rPr>
-                              <w:t>then</w:t>
-                            </w:r>
-                            <w:proofErr w:type="spellEnd"/>
-                            <w:r>
-                              <w:rPr>
-                                <w:lang w:val="pt-PT"/>
-                              </w:rPr>
-                              <w:t xml:space="preserve"> (Sim)</w:t>
+                            <w:r>
+                              <w:rPr>
+                                <w:lang w:val="pt-PT"/>
+                              </w:rPr>
+                              <w:t>if (Existem consultas afetadas?) then (Sim)</w:t>
+                            </w:r>
+                          </w:p>
+                          <w:p>
+                            <w:pPr>
+                              <w:rPr>
+                                <w:lang w:val="pt-PT"/>
+                              </w:rPr>
+                            </w:pPr>
+                            <w:r>
+                              <w:rPr>
+                                <w:lang w:val="pt-PT"/>
+                              </w:rPr>
+                              <w:t xml:space="preserve">  if (Existe médico alternativo disponível\npara a mesma hora?) then (Sim)</w:t>
+                            </w:r>
+                          </w:p>
+                          <w:p>
+                            <w:pPr>
+                              <w:rPr>
+                                <w:lang w:val="pt-PT"/>
+                              </w:rPr>
+                            </w:pPr>
+                            <w:r>
+                              <w:rPr>
+                                <w:lang w:val="pt-PT"/>
+                              </w:rPr>
+                              <w:t xml:space="preserve">    :Envia notificação ao paciente\npara confirmar troca de médico;</w:t>
+                            </w:r>
+                          </w:p>
+                          <w:p>
+                            <w:pPr>
+                              <w:rPr>
+                                <w:lang w:val="pt-PT"/>
+                              </w:rPr>
+                            </w:pPr>
+                            <w:r>
+                              <w:rPr>
+                                <w:lang w:val="pt-PT"/>
+                              </w:rPr>
+                              <w:t xml:space="preserve">    if (Paciente aceita troca de médico?) then (Sim)</w:t>
                             </w:r>
                           </w:p>
                           <w:p>
@@ -9659,165 +8928,85 @@
                               <w:rPr>
                                 <w:lang w:val="pt-PT"/>
                               </w:rPr>
-                              <w:t xml:space="preserve">    </w:t>
-                            </w:r>
-                            <w:proofErr w:type="spellStart"/>
-                            <w:r>
-                              <w:rPr>
-                                <w:lang w:val="pt-PT"/>
-                              </w:rPr>
-                              <w:t>else</w:t>
-                            </w:r>
-                            <w:proofErr w:type="spellEnd"/>
-                            <w:r>
-                              <w:rPr>
-                                <w:lang w:val="pt-PT"/>
-                              </w:rPr>
-                              <w:t xml:space="preserve"> (Não)</w:t>
-                            </w:r>
-                          </w:p>
-                          <w:p>
-                            <w:pPr>
-                              <w:rPr>
-                                <w:lang w:val="pt-PT"/>
-                              </w:rPr>
-                            </w:pPr>
-                            <w:r>
-                              <w:rPr>
-                                <w:lang w:val="pt-PT"/>
-                              </w:rPr>
-                              <w:t xml:space="preserve">      :Mostra próximas vagas disponíveis\</w:t>
-                            </w:r>
-                            <w:proofErr w:type="spellStart"/>
-                            <w:r>
-                              <w:rPr>
-                                <w:lang w:val="pt-PT"/>
-                              </w:rPr>
-                              <w:t>npara</w:t>
-                            </w:r>
-                            <w:proofErr w:type="spellEnd"/>
-                            <w:r>
-                              <w:rPr>
-                                <w:lang w:val="pt-PT"/>
-                              </w:rPr>
-                              <w:t xml:space="preserve"> o mesmo médico;</w:t>
-                            </w:r>
-                          </w:p>
-                          <w:p>
-                            <w:pPr>
-                              <w:rPr>
-                                <w:lang w:val="pt-PT"/>
-                              </w:rPr>
-                            </w:pPr>
-                            <w:r>
-                              <w:rPr>
-                                <w:lang w:val="pt-PT"/>
-                              </w:rPr>
-                              <w:t xml:space="preserve">    </w:t>
-                            </w:r>
-                            <w:proofErr w:type="spellStart"/>
-                            <w:r>
-                              <w:rPr>
-                                <w:lang w:val="pt-PT"/>
-                              </w:rPr>
-                              <w:t>endif</w:t>
-                            </w:r>
-                            <w:proofErr w:type="spellEnd"/>
-                          </w:p>
-                          <w:p>
-                            <w:pPr>
-                              <w:rPr>
-                                <w:lang w:val="pt-PT"/>
-                              </w:rPr>
-                            </w:pPr>
-                            <w:r>
-                              <w:rPr>
-                                <w:lang w:val="pt-PT"/>
-                              </w:rPr>
-                              <w:t xml:space="preserve">  </w:t>
-                            </w:r>
-                            <w:proofErr w:type="spellStart"/>
-                            <w:r>
-                              <w:rPr>
-                                <w:lang w:val="pt-PT"/>
-                              </w:rPr>
-                              <w:t>else</w:t>
-                            </w:r>
-                            <w:proofErr w:type="spellEnd"/>
-                            <w:r>
-                              <w:rPr>
-                                <w:lang w:val="pt-PT"/>
-                              </w:rPr>
-                              <w:t xml:space="preserve"> (Não)</w:t>
-                            </w:r>
-                          </w:p>
-                          <w:p>
-                            <w:pPr>
-                              <w:rPr>
-                                <w:lang w:val="pt-PT"/>
-                              </w:rPr>
-                            </w:pPr>
-                            <w:r>
-                              <w:rPr>
-                                <w:lang w:val="pt-PT"/>
-                              </w:rPr>
-                              <w:t xml:space="preserve">    :Apresenta calendário para o paciente\</w:t>
-                            </w:r>
-                            <w:proofErr w:type="spellStart"/>
-                            <w:r>
-                              <w:rPr>
-                                <w:lang w:val="pt-PT"/>
-                              </w:rPr>
-                              <w:t>nremarcar</w:t>
-                            </w:r>
-                            <w:proofErr w:type="spellEnd"/>
-                            <w:r>
-                              <w:rPr>
-                                <w:lang w:val="pt-PT"/>
-                              </w:rPr>
-                              <w:t xml:space="preserve"> a consulta manualmente;</w:t>
-                            </w:r>
-                          </w:p>
-                          <w:p>
-                            <w:pPr>
-                              <w:rPr>
-                                <w:lang w:val="pt-PT"/>
-                              </w:rPr>
-                            </w:pPr>
-                            <w:r>
-                              <w:rPr>
-                                <w:lang w:val="pt-PT"/>
-                              </w:rPr>
-                              <w:t xml:space="preserve">  </w:t>
-                            </w:r>
-                            <w:proofErr w:type="spellStart"/>
-                            <w:r>
-                              <w:rPr>
-                                <w:lang w:val="pt-PT"/>
-                              </w:rPr>
-                              <w:t>endif</w:t>
-                            </w:r>
-                            <w:proofErr w:type="spellEnd"/>
-                          </w:p>
-                          <w:p>
-                            <w:pPr>
-                              <w:rPr>
-                                <w:lang w:val="pt-PT"/>
-                              </w:rPr>
-                            </w:pPr>
-                            <w:proofErr w:type="spellStart"/>
-                            <w:r>
-                              <w:rPr>
-                                <w:lang w:val="pt-PT"/>
-                              </w:rPr>
-                              <w:t>else</w:t>
-                            </w:r>
-                            <w:proofErr w:type="spellEnd"/>
-                            <w:r>
-                              <w:rPr>
-                                <w:lang w:val="pt-PT"/>
-                              </w:rPr>
-                              <w:t xml:space="preserve"> (Não)</w:t>
+                              <w:t xml:space="preserve">    else (Não)</w:t>
+                            </w:r>
+                          </w:p>
+                          <w:p>
+                            <w:pPr>
+                              <w:rPr>
+                                <w:lang w:val="pt-PT"/>
+                              </w:rPr>
+                            </w:pPr>
+                            <w:r>
+                              <w:rPr>
+                                <w:lang w:val="pt-PT"/>
+                              </w:rPr>
+                              <w:t xml:space="preserve">      :Mostra próximas vagas disponíveis\npara o mesmo médico;</w:t>
+                            </w:r>
+                          </w:p>
+                          <w:p>
+                            <w:pPr>
+                              <w:rPr>
+                                <w:lang w:val="pt-PT"/>
+                              </w:rPr>
+                            </w:pPr>
+                            <w:r>
+                              <w:rPr>
+                                <w:lang w:val="pt-PT"/>
+                              </w:rPr>
+                              <w:t xml:space="preserve">    endif</w:t>
+                            </w:r>
+                          </w:p>
+                          <w:p>
+                            <w:pPr>
+                              <w:rPr>
+                                <w:lang w:val="pt-PT"/>
+                              </w:rPr>
+                            </w:pPr>
+                            <w:r>
+                              <w:rPr>
+                                <w:lang w:val="pt-PT"/>
+                              </w:rPr>
+                              <w:t xml:space="preserve">  else (Não)</w:t>
+                            </w:r>
+                          </w:p>
+                          <w:p>
+                            <w:pPr>
+                              <w:rPr>
+                                <w:lang w:val="pt-PT"/>
+                              </w:rPr>
+                            </w:pPr>
+                            <w:r>
+                              <w:rPr>
+                                <w:lang w:val="pt-PT"/>
+                              </w:rPr>
+                              <w:t xml:space="preserve">    :Apresenta calendário para o paciente\nremarcar a consulta manualmente;</w:t>
+                            </w:r>
+                          </w:p>
+                          <w:p>
+                            <w:pPr>
+                              <w:rPr>
+                                <w:lang w:val="pt-PT"/>
+                              </w:rPr>
+                            </w:pPr>
+                            <w:r>
+                              <w:rPr>
+                                <w:lang w:val="pt-PT"/>
+                              </w:rPr>
+                              <w:t xml:space="preserve">  endif</w:t>
+                            </w:r>
+                          </w:p>
+                          <w:p>
+                            <w:pPr>
+                              <w:rPr>
+                                <w:lang w:val="pt-PT"/>
+                              </w:rPr>
+                            </w:pPr>
+                            <w:r>
+                              <w:rPr>
+                                <w:lang w:val="pt-PT"/>
+                              </w:rPr>
+                              <w:t>else (Não)</w:t>
                             </w:r>
                           </w:p>
                           <w:p>
@@ -9920,54 +9109,24 @@
                           <w:lang w:val="pt-PT"/>
                         </w:rPr>
                       </w:pPr>
-                      <w:proofErr w:type="spellStart"/>
                       <w:r>
                         <w:rPr>
                           <w:lang w:val="pt-PT"/>
                         </w:rPr>
                         <w:t>start</w:t>
                       </w:r>
-                      <w:proofErr w:type="spellEnd"/>
-                    </w:p>
-                    <w:p>
-                      <w:pPr>
-                        <w:rPr>
-                          <w:lang w:val="pt-PT"/>
-                        </w:rPr>
-                      </w:pPr>
-                      <w:r>
-                        <w:rPr>
-                          <w:lang w:val="pt-PT"/>
-                        </w:rPr>
-                        <w:t>:Seleciona intervalo\</w:t>
-                      </w:r>
-                      <w:proofErr w:type="spellStart"/>
-                      <w:r>
-                        <w:rPr>
-                          <w:lang w:val="pt-PT"/>
-                        </w:rPr>
-                        <w:t>nde</w:t>
-                      </w:r>
-                      <w:proofErr w:type="spellEnd"/>
-                      <w:r>
-                        <w:rPr>
-                          <w:lang w:val="pt-PT"/>
-                        </w:rPr>
-                        <w:t xml:space="preserve"> indisponibilidade\n(</w:t>
-                      </w:r>
-                      <w:proofErr w:type="spellStart"/>
-                      <w:r>
-                        <w:rPr>
-                          <w:lang w:val="pt-PT"/>
-                        </w:rPr>
-                        <w:t>ex</w:t>
-                      </w:r>
-                      <w:proofErr w:type="spellEnd"/>
-                      <w:r>
-                        <w:rPr>
-                          <w:lang w:val="pt-PT"/>
-                        </w:rPr>
-                        <w:t>: 14h às 17h);</w:t>
+                    </w:p>
+                    <w:p>
+                      <w:pPr>
+                        <w:rPr>
+                          <w:lang w:val="pt-PT"/>
+                        </w:rPr>
+                      </w:pPr>
+                      <w:r>
+                        <w:rPr>
+                          <w:lang w:val="pt-PT"/>
+                        </w:rPr>
+                        <w:t>:Seleciona intervalo\nde indisponibilidade\n(ex: 14h às 17h);</w:t>
                       </w:r>
                     </w:p>
                     <w:p>
@@ -10029,156 +9188,50 @@
                           <w:lang w:val="pt-PT"/>
                         </w:rPr>
                       </w:pPr>
-                      <w:proofErr w:type="spellStart"/>
-                      <w:r>
-                        <w:rPr>
-                          <w:lang w:val="pt-PT"/>
-                        </w:rPr>
-                        <w:t>if</w:t>
-                      </w:r>
-                      <w:proofErr w:type="spellEnd"/>
-                      <w:r>
-                        <w:rPr>
-                          <w:lang w:val="pt-PT"/>
-                        </w:rPr>
-                        <w:t xml:space="preserve"> (Existem consultas afetadas?) </w:t>
-                      </w:r>
-                      <w:proofErr w:type="spellStart"/>
-                      <w:r>
-                        <w:rPr>
-                          <w:lang w:val="pt-PT"/>
-                        </w:rPr>
-                        <w:t>then</w:t>
-                      </w:r>
-                      <w:proofErr w:type="spellEnd"/>
-                      <w:r>
-                        <w:rPr>
-                          <w:lang w:val="pt-PT"/>
-                        </w:rPr>
-                        <w:t xml:space="preserve"> (Sim)</w:t>
-                      </w:r>
-                    </w:p>
-                    <w:p>
-                      <w:pPr>
-                        <w:rPr>
-                          <w:lang w:val="pt-PT"/>
-                        </w:rPr>
-                      </w:pPr>
-                      <w:r>
-                        <w:rPr>
-                          <w:lang w:val="pt-PT"/>
-                        </w:rPr>
-                        <w:t xml:space="preserve">  </w:t>
-                      </w:r>
-                      <w:proofErr w:type="spellStart"/>
-                      <w:r>
-                        <w:rPr>
-                          <w:lang w:val="pt-PT"/>
-                        </w:rPr>
-                        <w:t>if</w:t>
-                      </w:r>
-                      <w:proofErr w:type="spellEnd"/>
-                      <w:r>
-                        <w:rPr>
-                          <w:lang w:val="pt-PT"/>
-                        </w:rPr>
-                        <w:t xml:space="preserve"> (Existe médico alternativo disponível\</w:t>
-                      </w:r>
-                      <w:proofErr w:type="spellStart"/>
-                      <w:r>
-                        <w:rPr>
-                          <w:lang w:val="pt-PT"/>
-                        </w:rPr>
-                        <w:t>npara</w:t>
-                      </w:r>
-                      <w:proofErr w:type="spellEnd"/>
-                      <w:r>
-                        <w:rPr>
-                          <w:lang w:val="pt-PT"/>
-                        </w:rPr>
-                        <w:t xml:space="preserve"> a mesma hora?) </w:t>
-                      </w:r>
-                      <w:proofErr w:type="spellStart"/>
-                      <w:r>
-                        <w:rPr>
-                          <w:lang w:val="pt-PT"/>
-                        </w:rPr>
-                        <w:t>then</w:t>
-                      </w:r>
-                      <w:proofErr w:type="spellEnd"/>
-                      <w:r>
-                        <w:rPr>
-                          <w:lang w:val="pt-PT"/>
-                        </w:rPr>
-                        <w:t xml:space="preserve"> (Sim)</w:t>
-                      </w:r>
-                    </w:p>
-                    <w:p>
-                      <w:pPr>
-                        <w:rPr>
-                          <w:lang w:val="pt-PT"/>
-                        </w:rPr>
-                      </w:pPr>
-                      <w:r>
-                        <w:rPr>
-                          <w:lang w:val="pt-PT"/>
-                        </w:rPr>
-                        <w:t xml:space="preserve">    :Envia notificação ao paciente\</w:t>
-                      </w:r>
-                      <w:proofErr w:type="spellStart"/>
-                      <w:r>
-                        <w:rPr>
-                          <w:lang w:val="pt-PT"/>
-                        </w:rPr>
-                        <w:t>npara</w:t>
-                      </w:r>
-                      <w:proofErr w:type="spellEnd"/>
-                      <w:r>
-                        <w:rPr>
-                          <w:lang w:val="pt-PT"/>
-                        </w:rPr>
-                        <w:t xml:space="preserve"> confirmar troca de médico;</w:t>
-                      </w:r>
-                    </w:p>
-                    <w:p>
-                      <w:pPr>
-                        <w:rPr>
-                          <w:lang w:val="pt-PT"/>
-                        </w:rPr>
-                      </w:pPr>
-                      <w:r>
-                        <w:rPr>
-                          <w:lang w:val="pt-PT"/>
-                        </w:rPr>
-                        <w:t xml:space="preserve">    </w:t>
-                      </w:r>
-                      <w:proofErr w:type="spellStart"/>
-                      <w:r>
-                        <w:rPr>
-                          <w:lang w:val="pt-PT"/>
-                        </w:rPr>
-                        <w:t>if</w:t>
-                      </w:r>
-                      <w:proofErr w:type="spellEnd"/>
-                      <w:r>
-                        <w:rPr>
-                          <w:lang w:val="pt-PT"/>
-                        </w:rPr>
-                        <w:t xml:space="preserve"> (Paciente aceita troca de médico?) </w:t>
-                      </w:r>
-                      <w:proofErr w:type="spellStart"/>
-                      <w:r>
-                        <w:rPr>
-                          <w:lang w:val="pt-PT"/>
-                        </w:rPr>
-                        <w:t>then</w:t>
-                      </w:r>
-                      <w:proofErr w:type="spellEnd"/>
-                      <w:r>
-                        <w:rPr>
-                          <w:lang w:val="pt-PT"/>
-                        </w:rPr>
-                        <w:t xml:space="preserve"> (Sim)</w:t>
+                      <w:r>
+                        <w:rPr>
+                          <w:lang w:val="pt-PT"/>
+                        </w:rPr>
+                        <w:t>if (Existem consultas afetadas?) then (Sim)</w:t>
+                      </w:r>
+                    </w:p>
+                    <w:p>
+                      <w:pPr>
+                        <w:rPr>
+                          <w:lang w:val="pt-PT"/>
+                        </w:rPr>
+                      </w:pPr>
+                      <w:r>
+                        <w:rPr>
+                          <w:lang w:val="pt-PT"/>
+                        </w:rPr>
+                        <w:t xml:space="preserve">  if (Existe médico alternativo disponível\npara a mesma hora?) then (Sim)</w:t>
+                      </w:r>
+                    </w:p>
+                    <w:p>
+                      <w:pPr>
+                        <w:rPr>
+                          <w:lang w:val="pt-PT"/>
+                        </w:rPr>
+                      </w:pPr>
+                      <w:r>
+                        <w:rPr>
+                          <w:lang w:val="pt-PT"/>
+                        </w:rPr>
+                        <w:t xml:space="preserve">    :Envia notificação ao paciente\npara confirmar troca de médico;</w:t>
+                      </w:r>
+                    </w:p>
+                    <w:p>
+                      <w:pPr>
+                        <w:rPr>
+                          <w:lang w:val="pt-PT"/>
+                        </w:rPr>
+                      </w:pPr>
+                      <w:r>
+                        <w:rPr>
+                          <w:lang w:val="pt-PT"/>
+                        </w:rPr>
+                        <w:t xml:space="preserve">    if (Paciente aceita troca de médico?) then (Sim)</w:t>
                       </w:r>
                     </w:p>
                     <w:p>
@@ -10204,165 +9257,85 @@
                         <w:rPr>
                           <w:lang w:val="pt-PT"/>
                         </w:rPr>
-                        <w:t xml:space="preserve">    </w:t>
-                      </w:r>
-                      <w:proofErr w:type="spellStart"/>
-                      <w:r>
-                        <w:rPr>
-                          <w:lang w:val="pt-PT"/>
-                        </w:rPr>
-                        <w:t>else</w:t>
-                      </w:r>
-                      <w:proofErr w:type="spellEnd"/>
-                      <w:r>
-                        <w:rPr>
-                          <w:lang w:val="pt-PT"/>
-                        </w:rPr>
-                        <w:t xml:space="preserve"> (Não)</w:t>
-                      </w:r>
-                    </w:p>
-                    <w:p>
-                      <w:pPr>
-                        <w:rPr>
-                          <w:lang w:val="pt-PT"/>
-                        </w:rPr>
-                      </w:pPr>
-                      <w:r>
-                        <w:rPr>
-                          <w:lang w:val="pt-PT"/>
-                        </w:rPr>
-                        <w:t xml:space="preserve">      :Mostra próximas vagas disponíveis\</w:t>
-                      </w:r>
-                      <w:proofErr w:type="spellStart"/>
-                      <w:r>
-                        <w:rPr>
-                          <w:lang w:val="pt-PT"/>
-                        </w:rPr>
-                        <w:t>npara</w:t>
-                      </w:r>
-                      <w:proofErr w:type="spellEnd"/>
-                      <w:r>
-                        <w:rPr>
-                          <w:lang w:val="pt-PT"/>
-                        </w:rPr>
-                        <w:t xml:space="preserve"> o mesmo médico;</w:t>
-                      </w:r>
-                    </w:p>
-                    <w:p>
-                      <w:pPr>
-                        <w:rPr>
-                          <w:lang w:val="pt-PT"/>
-                        </w:rPr>
-                      </w:pPr>
-                      <w:r>
-                        <w:rPr>
-                          <w:lang w:val="pt-PT"/>
-                        </w:rPr>
-                        <w:t xml:space="preserve">    </w:t>
-                      </w:r>
-                      <w:proofErr w:type="spellStart"/>
-                      <w:r>
-                        <w:rPr>
-                          <w:lang w:val="pt-PT"/>
-                        </w:rPr>
-                        <w:t>endif</w:t>
-                      </w:r>
-                      <w:proofErr w:type="spellEnd"/>
-                    </w:p>
-                    <w:p>
-                      <w:pPr>
-                        <w:rPr>
-                          <w:lang w:val="pt-PT"/>
-                        </w:rPr>
-                      </w:pPr>
-                      <w:r>
-                        <w:rPr>
-                          <w:lang w:val="pt-PT"/>
-                        </w:rPr>
-                        <w:t xml:space="preserve">  </w:t>
-                      </w:r>
-                      <w:proofErr w:type="spellStart"/>
-                      <w:r>
-                        <w:rPr>
-                          <w:lang w:val="pt-PT"/>
-                        </w:rPr>
-                        <w:t>else</w:t>
-                      </w:r>
-                      <w:proofErr w:type="spellEnd"/>
-                      <w:r>
-                        <w:rPr>
-                          <w:lang w:val="pt-PT"/>
-                        </w:rPr>
-                        <w:t xml:space="preserve"> (Não)</w:t>
-                      </w:r>
-                    </w:p>
-                    <w:p>
-                      <w:pPr>
-                        <w:rPr>
-                          <w:lang w:val="pt-PT"/>
-                        </w:rPr>
-                      </w:pPr>
-                      <w:r>
-                        <w:rPr>
-                          <w:lang w:val="pt-PT"/>
-                        </w:rPr>
-                        <w:t xml:space="preserve">    :Apresenta calendário para o paciente\</w:t>
-                      </w:r>
-                      <w:proofErr w:type="spellStart"/>
-                      <w:r>
-                        <w:rPr>
-                          <w:lang w:val="pt-PT"/>
-                        </w:rPr>
-                        <w:t>nremarcar</w:t>
-                      </w:r>
-                      <w:proofErr w:type="spellEnd"/>
-                      <w:r>
-                        <w:rPr>
-                          <w:lang w:val="pt-PT"/>
-                        </w:rPr>
-                        <w:t xml:space="preserve"> a consulta manualmente;</w:t>
-                      </w:r>
-                    </w:p>
-                    <w:p>
-                      <w:pPr>
-                        <w:rPr>
-                          <w:lang w:val="pt-PT"/>
-                        </w:rPr>
-                      </w:pPr>
-                      <w:r>
-                        <w:rPr>
-                          <w:lang w:val="pt-PT"/>
-                        </w:rPr>
-                        <w:t xml:space="preserve">  </w:t>
-                      </w:r>
-                      <w:proofErr w:type="spellStart"/>
-                      <w:r>
-                        <w:rPr>
-                          <w:lang w:val="pt-PT"/>
-                        </w:rPr>
-                        <w:t>endif</w:t>
-                      </w:r>
-                      <w:proofErr w:type="spellEnd"/>
-                    </w:p>
-                    <w:p>
-                      <w:pPr>
-                        <w:rPr>
-                          <w:lang w:val="pt-PT"/>
-                        </w:rPr>
-                      </w:pPr>
-                      <w:proofErr w:type="spellStart"/>
-                      <w:r>
-                        <w:rPr>
-                          <w:lang w:val="pt-PT"/>
-                        </w:rPr>
-                        <w:t>else</w:t>
-                      </w:r>
-                      <w:proofErr w:type="spellEnd"/>
-                      <w:r>
-                        <w:rPr>
-                          <w:lang w:val="pt-PT"/>
-                        </w:rPr>
-                        <w:t xml:space="preserve"> (Não)</w:t>
+                        <w:t xml:space="preserve">    else (Não)</w:t>
+                      </w:r>
+                    </w:p>
+                    <w:p>
+                      <w:pPr>
+                        <w:rPr>
+                          <w:lang w:val="pt-PT"/>
+                        </w:rPr>
+                      </w:pPr>
+                      <w:r>
+                        <w:rPr>
+                          <w:lang w:val="pt-PT"/>
+                        </w:rPr>
+                        <w:t xml:space="preserve">      :Mostra próximas vagas disponíveis\npara o mesmo médico;</w:t>
+                      </w:r>
+                    </w:p>
+                    <w:p>
+                      <w:pPr>
+                        <w:rPr>
+                          <w:lang w:val="pt-PT"/>
+                        </w:rPr>
+                      </w:pPr>
+                      <w:r>
+                        <w:rPr>
+                          <w:lang w:val="pt-PT"/>
+                        </w:rPr>
+                        <w:t xml:space="preserve">    endif</w:t>
+                      </w:r>
+                    </w:p>
+                    <w:p>
+                      <w:pPr>
+                        <w:rPr>
+                          <w:lang w:val="pt-PT"/>
+                        </w:rPr>
+                      </w:pPr>
+                      <w:r>
+                        <w:rPr>
+                          <w:lang w:val="pt-PT"/>
+                        </w:rPr>
+                        <w:t xml:space="preserve">  else (Não)</w:t>
+                      </w:r>
+                    </w:p>
+                    <w:p>
+                      <w:pPr>
+                        <w:rPr>
+                          <w:lang w:val="pt-PT"/>
+                        </w:rPr>
+                      </w:pPr>
+                      <w:r>
+                        <w:rPr>
+                          <w:lang w:val="pt-PT"/>
+                        </w:rPr>
+                        <w:t xml:space="preserve">    :Apresenta calendário para o paciente\nremarcar a consulta manualmente;</w:t>
+                      </w:r>
+                    </w:p>
+                    <w:p>
+                      <w:pPr>
+                        <w:rPr>
+                          <w:lang w:val="pt-PT"/>
+                        </w:rPr>
+                      </w:pPr>
+                      <w:r>
+                        <w:rPr>
+                          <w:lang w:val="pt-PT"/>
+                        </w:rPr>
+                        <w:t xml:space="preserve">  endif</w:t>
+                      </w:r>
+                    </w:p>
+                    <w:p>
+                      <w:pPr>
+                        <w:rPr>
+                          <w:lang w:val="pt-PT"/>
+                        </w:rPr>
+                      </w:pPr>
+                      <w:r>
+                        <w:rPr>
+                          <w:lang w:val="pt-PT"/>
+                        </w:rPr>
+                        <w:t>else (Não)</w:t>
                       </w:r>
                     </w:p>
                     <w:p>
@@ -10492,6 +9465,2873 @@
         </w:rPr>
         <w:br w:type="page"/>
       </w:r>
+    </w:p>
+    <w:p>
+      <w:pPr>
+        <w:pStyle w:val="Heading1"/>
+        <w:rPr>
+          <w:lang w:val="pt-PT"/>
+        </w:rPr>
+      </w:pPr>
+      <w:bookmarkStart w:id="13" w:name="_Toc210670365"/>
+      <w:r>
+        <w:rPr>
+          <w:lang w:val="pt-PT"/>
+        </w:rPr>
+        <w:lastRenderedPageBreak/>
+        <w:t>Diagrama de Componentes</w:t>
+      </w:r>
+      <w:bookmarkEnd w:id="13"/>
+    </w:p>
+    <w:p>
+      <w:pPr>
+        <w:rPr>
+          <w:lang w:val="pt-PT"/>
+        </w:rPr>
+      </w:pPr>
+    </w:p>
+    <w:p>
+      <w:pPr>
+        <w:rPr>
+          <w:lang w:val="pt-PT"/>
+        </w:rPr>
+      </w:pPr>
+      <w:r>
+        <w:rPr>
+          <w:noProof/>
+          <w:lang w:val="pt-PT"/>
+        </w:rPr>
+        <w:drawing>
+          <wp:anchor distT="0" distB="0" distL="114300" distR="114300" simplePos="0" relativeHeight="251691008" behindDoc="0" locked="0" layoutInCell="1" allowOverlap="1" wp14:anchorId="4CCE66F8" wp14:editId="0962749D">
+            <wp:simplePos x="0" y="0"/>
+            <wp:positionH relativeFrom="margin">
+              <wp:align>right</wp:align>
+            </wp:positionH>
+            <wp:positionV relativeFrom="paragraph">
+              <wp:posOffset>227965</wp:posOffset>
+            </wp:positionV>
+            <wp:extent cx="6645910" cy="2103120"/>
+            <wp:effectExtent l="0" t="0" r="2540" b="0"/>
+            <wp:wrapSquare wrapText="bothSides"/>
+            <wp:docPr id="299962845" name="Graphic 11"/>
+            <wp:cNvGraphicFramePr>
+              <a:graphicFrameLocks xmlns:a="http://schemas.openxmlformats.org/drawingml/2006/main" noChangeAspect="1"/>
+            </wp:cNvGraphicFramePr>
+            <a:graphic xmlns:a="http://schemas.openxmlformats.org/drawingml/2006/main">
+              <a:graphicData uri="http://schemas.openxmlformats.org/drawingml/2006/picture">
+                <pic:pic xmlns:pic="http://schemas.openxmlformats.org/drawingml/2006/picture">
+                  <pic:nvPicPr>
+                    <pic:cNvPr id="299962845" name="Graphic 299962845"/>
+                    <pic:cNvPicPr/>
+                  </pic:nvPicPr>
+                  <pic:blipFill>
+                    <a:blip r:embed="rId14">
+                      <a:extLst>
+                        <a:ext uri="{96DAC541-7B7A-43D3-8B79-37D633B846F1}">
+                          <asvg:svgBlip xmlns:asvg="http://schemas.microsoft.com/office/drawing/2016/SVG/main" r:embed="rId15"/>
+                        </a:ext>
+                      </a:extLst>
+                    </a:blip>
+                    <a:stretch>
+                      <a:fillRect/>
+                    </a:stretch>
+                  </pic:blipFill>
+                  <pic:spPr>
+                    <a:xfrm>
+                      <a:off x="0" y="0"/>
+                      <a:ext cx="6645910" cy="2103120"/>
+                    </a:xfrm>
+                    <a:prstGeom prst="rect">
+                      <a:avLst/>
+                    </a:prstGeom>
+                  </pic:spPr>
+                </pic:pic>
+              </a:graphicData>
+            </a:graphic>
+          </wp:anchor>
+        </w:drawing>
+      </w:r>
+    </w:p>
+    <w:p>
+      <w:pPr>
+        <w:rPr>
+          <w:lang w:val="pt-PT"/>
+        </w:rPr>
+      </w:pPr>
+    </w:p>
+    <w:p>
+      <w:pPr>
+        <w:rPr>
+          <w:lang w:val="pt-PT"/>
+        </w:rPr>
+      </w:pPr>
+    </w:p>
+    <w:p>
+      <w:pPr>
+        <w:rPr>
+          <w:lang w:val="pt-PT"/>
+        </w:rPr>
+      </w:pPr>
+    </w:p>
+    <w:p>
+      <w:pPr>
+        <w:rPr>
+          <w:lang w:val="pt-PT"/>
+        </w:rPr>
+      </w:pPr>
+      <w:r>
+        <w:rPr>
+          <w:noProof/>
+          <w:lang w:val="pt-PT"/>
+        </w:rPr>
+        <mc:AlternateContent>
+          <mc:Choice Requires="wps">
+            <w:drawing>
+              <wp:anchor distT="45720" distB="45720" distL="114300" distR="114300" simplePos="0" relativeHeight="251693056" behindDoc="0" locked="0" layoutInCell="1" allowOverlap="1" wp14:anchorId="15CF0385" wp14:editId="08AD4010">
+                <wp:simplePos x="0" y="0"/>
+                <wp:positionH relativeFrom="column">
+                  <wp:posOffset>3409950</wp:posOffset>
+                </wp:positionH>
+                <wp:positionV relativeFrom="paragraph">
+                  <wp:posOffset>28575</wp:posOffset>
+                </wp:positionV>
+                <wp:extent cx="2360930" cy="942975"/>
+                <wp:effectExtent l="0" t="0" r="27940" b="28575"/>
+                <wp:wrapSquare wrapText="bothSides"/>
+                <wp:docPr id="1949714033" name="Text Box 2"/>
+                <wp:cNvGraphicFramePr>
+                  <a:graphicFrameLocks xmlns:a="http://schemas.openxmlformats.org/drawingml/2006/main"/>
+                </wp:cNvGraphicFramePr>
+                <a:graphic xmlns:a="http://schemas.openxmlformats.org/drawingml/2006/main">
+                  <a:graphicData uri="http://schemas.microsoft.com/office/word/2010/wordprocessingShape">
+                    <wps:wsp>
+                      <wps:cNvSpPr txBox="1">
+                        <a:spLocks noChangeArrowheads="1"/>
+                      </wps:cNvSpPr>
+                      <wps:spPr bwMode="auto">
+                        <a:xfrm>
+                          <a:off x="0" y="0"/>
+                          <a:ext cx="2360930" cy="942975"/>
+                        </a:xfrm>
+                        <a:prstGeom prst="rect">
+                          <a:avLst/>
+                        </a:prstGeom>
+                        <a:solidFill>
+                          <a:srgbClr val="FFFFFF"/>
+                        </a:solidFill>
+                        <a:ln w="9525">
+                          <a:solidFill>
+                            <a:srgbClr val="000000"/>
+                          </a:solidFill>
+                          <a:miter lim="800000"/>
+                          <a:headEnd/>
+                          <a:tailEnd/>
+                        </a:ln>
+                      </wps:spPr>
+                      <wps:txbx>
+                        <w:txbxContent>
+                          <w:p>
+                            <w:pPr>
+                              <w:rPr>
+                                <w:b/>
+                                <w:bCs/>
+                                <w:lang w:val="pt-PT"/>
+                              </w:rPr>
+                            </w:pPr>
+                            <w:r>
+                              <w:rPr>
+                                <w:b/>
+                                <w:bCs/>
+                                <w:lang w:val="pt-PT"/>
+                              </w:rPr>
+                              <w:t>Link para ver no browser:</w:t>
+                            </w:r>
+                          </w:p>
+                          <w:p>
+                            <w:pPr>
+                              <w:rPr>
+                                <w:lang w:val="pt-PT"/>
+                              </w:rPr>
+                            </w:pPr>
+                            <w:hyperlink r:id="rId16" w:history="1">
+                              <w:r>
+                                <w:rPr>
+                                  <w:rStyle w:val="Hyperlink"/>
+                                  <w:lang w:val="pt-PT"/>
+                                </w:rPr>
+                                <w:t>https://img.</w:t>
+                              </w:r>
+                              <w:r>
+                                <w:rPr>
+                                  <w:rStyle w:val="Hyperlink"/>
+                                  <w:lang w:val="pt-PT"/>
+                                </w:rPr>
+                                <w:t>p</w:t>
+                              </w:r>
+                              <w:r>
+                                <w:rPr>
+                                  <w:rStyle w:val="Hyperlink"/>
+                                  <w:lang w:val="pt-PT"/>
+                                </w:rPr>
+                                <w:t>lantuml.biz/plantuml/svg/bLRDQjj04BxhAOOScWJgFa2X9Oea1zD43fRx0o67jRHHbihQiBiEeIMd7l80eVUM7aeBFOLUUjqNw-okP4ksR6nZZBppZURRRtvsZwGYGiscXQUOAYY4ZEI2J0ba508-lU4bBHMLq8E4IKMTuOHAfNzmXodbh514Ujx-guwFjm-1V-Q7FeGH3E9nDEhxGRG6UqFIZoIdi1SWWyo66c1qSKLI2WTzmKlLesK6x-a4di4Pdx227kx1Pm_W8YJoUiA9oEIbTxyDcLFzU388x6CSdUZ7O33SdjQfVifPQXzZckkdb74uE4QSuLTJwfBfSiaGCeaQCzm9oqX6hJdcYbtXs_LF_HUbnsXqEX4Kqx3i7H2blnSyvmYAv0rD6N7lMK6EQ87O9y6uC_apXObrGNuOztEKcKa3VQkGp2UISR6bag4V3XDmwJqP-Vf1Vzb1oX0ZcKsQJ6FfMJvEGFncH949aUXmR7vhkBC3NF4YemBsplIlZAMBTTnWjNHf_z-tqESaPRQg6_1whGllPrDMDi5seGivJtC3NA_L-9P3EsaDhvQXArGZeGstnIgquxPjiSbvYkrDXFvTOfn514jmdgO1JW2XgY9PLlyYYPFBskNYV2QleIvTnNYviNf6qQafbAyH5auy7aLLEILh7D2ZFnh6uruKXr2mdFIm6lItpYPkZWBezLwlQyIDk5Q_h2AtR9-D8LPQ7pTvx0TlblTux2VHeiqe46oN91gz6-W7qtOVSAR6myJhtgMBkgY5JQXDSsUJtphPl2r7bNlBKiNlv3jlTc_Bp3YtHTFlv3QFjfDNDJIyTN8vL6S3R-tIqTTOL5t5iY7NbJQhxRpJTiriW9VWgnan1fpaPiodXVvJcaaD6JTJnig_Vah4mx5lM9-VOfEF1-_MpeUIAmg2vTSA-5NxCh2uGSoaEN9meC7y17WEzT61kt5p7iyeGU2MIKTSe26dWWdKjIfxNCdQlOll4OkyeFqQBqlcJyfVUER6OlXvoomx94wek6Nw9sfxXwnBl5JGkvVGPuBQKp0e-2o3CoeboLcP7tgpMdQmh6bvosoL57KsaKlPIlKA7yLlB1ixpFjunQ9LS7iwkxHP5lK5C4RnU4aAOqw8_fVHGwSPQnuMEAUgrCyF3_UkQILuayWHFk8Tz3y0</w:t>
+                              </w:r>
+                            </w:hyperlink>
+                          </w:p>
+                        </w:txbxContent>
+                      </wps:txbx>
+                      <wps:bodyPr rot="0" vert="horz" wrap="square" lIns="91440" tIns="45720" rIns="91440" bIns="45720" anchor="t" anchorCtr="0">
+                        <a:noAutofit/>
+                      </wps:bodyPr>
+                    </wps:wsp>
+                  </a:graphicData>
+                </a:graphic>
+                <wp14:sizeRelH relativeFrom="margin">
+                  <wp14:pctWidth>40000</wp14:pctWidth>
+                </wp14:sizeRelH>
+                <wp14:sizeRelV relativeFrom="margin">
+                  <wp14:pctHeight>0</wp14:pctHeight>
+                </wp14:sizeRelV>
+              </wp:anchor>
+            </w:drawing>
+          </mc:Choice>
+          <mc:Fallback>
+            <w:pict>
+              <v:shape w14:anchorId="15CF0385" id="_x0000_s1035" type="#_x0000_t202" style="position:absolute;margin-left:268.5pt;margin-top:2.25pt;width:185.9pt;height:74.25pt;z-index:251693056;visibility:visible;mso-wrap-style:square;mso-width-percent:400;mso-height-percent:0;mso-wrap-distance-left:9pt;mso-wrap-distance-top:3.6pt;mso-wrap-distance-right:9pt;mso-wrap-distance-bottom:3.6pt;mso-position-horizontal:absolute;mso-position-horizontal-relative:text;mso-position-vertical:absolute;mso-position-vertical-relative:text;mso-width-percent:400;mso-height-percent:0;mso-width-relative:margin;mso-height-relative:margin;v-text-anchor:top" o:gfxdata="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">
+                <v:textbox>
+                  <w:txbxContent>
+                    <w:p>
+                      <w:pPr>
+                        <w:rPr>
+                          <w:b/>
+                          <w:bCs/>
+                          <w:lang w:val="pt-PT"/>
+                        </w:rPr>
+                      </w:pPr>
+                      <w:r>
+                        <w:rPr>
+                          <w:b/>
+                          <w:bCs/>
+                          <w:lang w:val="pt-PT"/>
+                        </w:rPr>
+                        <w:t>Link para ver no browser:</w:t>
+                      </w:r>
+                    </w:p>
+                    <w:p>
+                      <w:pPr>
+                        <w:rPr>
+                          <w:lang w:val="pt-PT"/>
+                        </w:rPr>
+                      </w:pPr>
+                      <w:hyperlink r:id="rId17" w:history="1">
+                        <w:r>
+                          <w:rPr>
+                            <w:rStyle w:val="Hyperlink"/>
+                            <w:lang w:val="pt-PT"/>
+                          </w:rPr>
+                          <w:t>https://img.</w:t>
+                        </w:r>
+                        <w:r>
+                          <w:rPr>
+                            <w:rStyle w:val="Hyperlink"/>
+                            <w:lang w:val="pt-PT"/>
+                          </w:rPr>
+                          <w:t>p</w:t>
+                        </w:r>
+                        <w:r>
+                          <w:rPr>
+                            <w:rStyle w:val="Hyperlink"/>
+                            <w:lang w:val="pt-PT"/>
+                          </w:rPr>
+                          <w:t>lantuml.biz/plantuml/svg/bLRDQjj04BxhAOOScWJgFa2X9Oea1zD43fRx0o67jRHHbihQiBiEeIMd7l80eVUM7aeBFOLUUjqNw-okP4ksR6nZZBppZURRRtvsZwGYGiscXQUOAYY4ZEI2J0ba508-lU4bBHMLq8E4IKMTuOHAfNzmXodbh514Ujx-guwFjm-1V-Q7FeGH3E9nDEhxGRG6UqFIZoIdi1SWWyo66c1qSKLI2WTzmKlLesK6x-a4di4Pdx227kx1Pm_W8YJoUiA9oEIbTxyDcLFzU388x6CSdUZ7O33SdjQfVifPQXzZckkdb74uE4QSuLTJwfBfSiaGCeaQCzm9oqX6hJdcYbtXs_LF_HUbnsXqEX4Kqx3i7H2blnSyvmYAv0rD6N7lMK6EQ87O9y6uC_apXObrGNuOztEKcKa3VQkGp2UISR6bag4V3XDmwJqP-Vf1Vzb1oX0ZcKsQJ6FfMJvEGFncH949aUXmR7vhkBC3NF4YemBsplIlZAMBTTnWjNHf_z-tqESaPRQg6_1whGllPrDMDi5seGivJtC3NA_L-9P3EsaDhvQXArGZeGstnIgquxPjiSbvYkrDXFvTOfn514jmdgO1JW2XgY9PLlyYYPFBskNYV2QleIvTnNYviNf6qQafbAyH5auy7aLLEILh7D2ZFnh6uruKXr2mdFIm6lItpYPkZWBezLwlQyIDk5Q_h2AtR9-D8LPQ7pTvx0TlblTux2VHeiqe46oN91gz6-W7qtOVSAR6myJhtgMBkgY5JQXDSsUJtphPl2r7bNlBKiNlv3jlTc_Bp3YtHTFlv3QFjfDNDJIyTN8vL6S3R-tIqTTOL5t5iY7NbJQhxRpJTiriW9VWgnan1fpaPiodXVvJcaaD6JTJnig_Vah4mx5lM9-VOfEF1-_MpeUIAmg2vTSA-5NxCh2uGSoaEN9meC7y17WEzT61kt5p7iyeGU2MIKTSe26dWWdKjIfxNCdQlOll4OkyeFqQBqlcJyfVUER6OlXvoomx94wek6Nw9sfxXwnBl5JGkvVGPuBQKp0e-2o3CoeboLcP7tgpMdQmh6bvosoL57KsaKlPIlKA7yLlB1ixpFjunQ9LS7iwkxHP5lK5C4RnU4aAOqw8_fVHGwSPQnuMEAUgrCyF3_UkQILuayWHFk8Tz3y0</w:t>
+                        </w:r>
+                      </w:hyperlink>
+                    </w:p>
+                  </w:txbxContent>
+                </v:textbox>
+                <w10:wrap type="square"/>
+              </v:shape>
+            </w:pict>
+          </mc:Fallback>
+        </mc:AlternateContent>
+      </w:r>
+      <w:r>
+        <w:rPr>
+          <w:noProof/>
+          <w:lang w:val="pt-PT"/>
+        </w:rPr>
+        <mc:AlternateContent>
+          <mc:Choice Requires="wps">
+            <w:drawing>
+              <wp:anchor distT="45720" distB="45720" distL="114300" distR="114300" simplePos="0" relativeHeight="251689984" behindDoc="0" locked="0" layoutInCell="1" allowOverlap="1" wp14:anchorId="1BC2ECB2" wp14:editId="0A9C0776">
+                <wp:simplePos x="0" y="0"/>
+                <wp:positionH relativeFrom="margin">
+                  <wp:align>left</wp:align>
+                </wp:positionH>
+                <wp:positionV relativeFrom="paragraph">
+                  <wp:posOffset>42545</wp:posOffset>
+                </wp:positionV>
+                <wp:extent cx="2360930" cy="2895600"/>
+                <wp:effectExtent l="0" t="0" r="27940" b="19050"/>
+                <wp:wrapSquare wrapText="bothSides"/>
+                <wp:docPr id="315441829" name="Text Box 2"/>
+                <wp:cNvGraphicFramePr>
+                  <a:graphicFrameLocks xmlns:a="http://schemas.openxmlformats.org/drawingml/2006/main"/>
+                </wp:cNvGraphicFramePr>
+                <a:graphic xmlns:a="http://schemas.openxmlformats.org/drawingml/2006/main">
+                  <a:graphicData uri="http://schemas.microsoft.com/office/word/2010/wordprocessingShape">
+                    <wps:wsp>
+                      <wps:cNvSpPr txBox="1">
+                        <a:spLocks noChangeArrowheads="1"/>
+                      </wps:cNvSpPr>
+                      <wps:spPr bwMode="auto">
+                        <a:xfrm>
+                          <a:off x="0" y="0"/>
+                          <a:ext cx="2360930" cy="2895600"/>
+                        </a:xfrm>
+                        <a:prstGeom prst="rect">
+                          <a:avLst/>
+                        </a:prstGeom>
+                        <a:solidFill>
+                          <a:srgbClr val="FFFFFF"/>
+                        </a:solidFill>
+                        <a:ln w="9525">
+                          <a:solidFill>
+                            <a:srgbClr val="000000"/>
+                          </a:solidFill>
+                          <a:miter lim="800000"/>
+                          <a:headEnd/>
+                          <a:tailEnd/>
+                        </a:ln>
+                      </wps:spPr>
+                      <wps:txbx>
+                        <w:txbxContent>
+                          <w:p>
+                            <w:pPr>
+                              <w:rPr>
+                                <w:b/>
+                                <w:bCs/>
+                                <w:lang w:val="pt-PT"/>
+                              </w:rPr>
+                            </w:pPr>
+                            <w:r>
+                              <w:rPr>
+                                <w:b/>
+                                <w:bCs/>
+                                <w:lang w:val="pt-PT"/>
+                              </w:rPr>
+                              <w:t>' CTRL + A para copiar todo o código</w:t>
+                            </w:r>
+                          </w:p>
+                          <w:p>
+                            <w:pPr>
+                              <w:rPr>
+                                <w:lang w:val="pt-PT"/>
+                              </w:rPr>
+                            </w:pPr>
+                            <w:r>
+                              <w:rPr>
+                                <w:lang w:val="pt-PT"/>
+                              </w:rPr>
+                              <w:t>@startuml</w:t>
+                            </w:r>
+                          </w:p>
+                          <w:p>
+                            <w:pPr>
+                              <w:rPr>
+                                <w:lang w:val="pt-PT"/>
+                              </w:rPr>
+                            </w:pPr>
+                            <w:r>
+                              <w:rPr>
+                                <w:lang w:val="pt-PT"/>
+                              </w:rPr>
+                              <w:t>title Diagrama de Componentes - Sistema de Gestão de Consultas</w:t>
+                            </w:r>
+                          </w:p>
+                          <w:p>
+                            <w:pPr>
+                              <w:rPr>
+                                <w:lang w:val="pt-PT"/>
+                              </w:rPr>
+                            </w:pPr>
+                          </w:p>
+                          <w:p>
+                            <w:pPr>
+                              <w:rPr>
+                                <w:lang w:val="pt-PT"/>
+                              </w:rPr>
+                            </w:pPr>
+                            <w:r>
+                              <w:rPr>
+                                <w:lang w:val="pt-PT"/>
+                              </w:rPr>
+                              <w:t>'====================</w:t>
+                            </w:r>
+                          </w:p>
+                          <w:p>
+                            <w:pPr>
+                              <w:rPr>
+                                <w:lang w:val="pt-PT"/>
+                              </w:rPr>
+                            </w:pPr>
+                            <w:r>
+                              <w:rPr>
+                                <w:lang w:val="pt-PT"/>
+                              </w:rPr>
+                              <w:t>' CAMADA DE INTERFACE</w:t>
+                            </w:r>
+                          </w:p>
+                          <w:p>
+                            <w:pPr>
+                              <w:rPr>
+                                <w:lang w:val="pt-PT"/>
+                              </w:rPr>
+                            </w:pPr>
+                            <w:r>
+                              <w:rPr>
+                                <w:lang w:val="pt-PT"/>
+                              </w:rPr>
+                              <w:t>'====================</w:t>
+                            </w:r>
+                          </w:p>
+                          <w:p>
+                            <w:r>
+                              <w:t>package "</w:t>
+                            </w:r>
+                            <w:proofErr w:type="spellStart"/>
+                            <w:r>
+                              <w:t>Camada</w:t>
+                            </w:r>
+                            <w:proofErr w:type="spellEnd"/>
+                            <w:r>
+                              <w:t xml:space="preserve"> de Interface (Front-end Web &amp; Mobile)" {</w:t>
+                            </w:r>
+                          </w:p>
+                          <w:p>
+                            <w:pPr>
+                              <w:rPr>
+                                <w:lang w:val="pt-PT"/>
+                              </w:rPr>
+                            </w:pPr>
+                            <w:r>
+                              <w:t xml:space="preserve">  </w:t>
+                            </w:r>
+                            <w:r>
+                              <w:rPr>
+                                <w:lang w:val="pt-PT"/>
+                              </w:rPr>
+                              <w:t>[Dashboards]</w:t>
+                            </w:r>
+                          </w:p>
+                          <w:p>
+                            <w:pPr>
+                              <w:rPr>
+                                <w:lang w:val="pt-PT"/>
+                              </w:rPr>
+                            </w:pPr>
+                            <w:r>
+                              <w:rPr>
+                                <w:lang w:val="pt-PT"/>
+                              </w:rPr>
+                              <w:t>}</w:t>
+                            </w:r>
+                          </w:p>
+                          <w:p>
+                            <w:pPr>
+                              <w:rPr>
+                                <w:lang w:val="pt-PT"/>
+                              </w:rPr>
+                            </w:pPr>
+                          </w:p>
+                          <w:p>
+                            <w:pPr>
+                              <w:rPr>
+                                <w:lang w:val="pt-PT"/>
+                              </w:rPr>
+                            </w:pPr>
+                            <w:r>
+                              <w:rPr>
+                                <w:lang w:val="pt-PT"/>
+                              </w:rPr>
+                              <w:t>'====================</w:t>
+                            </w:r>
+                          </w:p>
+                          <w:p>
+                            <w:pPr>
+                              <w:rPr>
+                                <w:lang w:val="pt-PT"/>
+                              </w:rPr>
+                            </w:pPr>
+                            <w:r>
+                              <w:rPr>
+                                <w:lang w:val="pt-PT"/>
+                              </w:rPr>
+                              <w:t>' CAMADA DE LÓGICA DE NEGÓCIO</w:t>
+                            </w:r>
+                          </w:p>
+                          <w:p>
+                            <w:pPr>
+                              <w:rPr>
+                                <w:lang w:val="pt-PT"/>
+                              </w:rPr>
+                            </w:pPr>
+                            <w:r>
+                              <w:rPr>
+                                <w:lang w:val="pt-PT"/>
+                              </w:rPr>
+                              <w:t>'====================</w:t>
+                            </w:r>
+                          </w:p>
+                          <w:p>
+                            <w:pPr>
+                              <w:rPr>
+                                <w:lang w:val="pt-PT"/>
+                              </w:rPr>
+                            </w:pPr>
+                            <w:r>
+                              <w:rPr>
+                                <w:lang w:val="pt-PT"/>
+                              </w:rPr>
+                              <w:t>package "Camada de Lógica de Negócio (Back-end)" {</w:t>
+                            </w:r>
+                          </w:p>
+                          <w:p>
+                            <w:pPr>
+                              <w:rPr>
+                                <w:lang w:val="pt-PT"/>
+                              </w:rPr>
+                            </w:pPr>
+                            <w:r>
+                              <w:rPr>
+                                <w:lang w:val="pt-PT"/>
+                              </w:rPr>
+                              <w:t xml:space="preserve">  [Gestão de Consultas]</w:t>
+                            </w:r>
+                          </w:p>
+                          <w:p>
+                            <w:pPr>
+                              <w:rPr>
+                                <w:lang w:val="pt-PT"/>
+                              </w:rPr>
+                            </w:pPr>
+                            <w:r>
+                              <w:rPr>
+                                <w:lang w:val="pt-PT"/>
+                              </w:rPr>
+                              <w:t xml:space="preserve">  [Gestão de Disponibilidade]</w:t>
+                            </w:r>
+                          </w:p>
+                          <w:p>
+                            <w:pPr>
+                              <w:rPr>
+                                <w:lang w:val="pt-PT"/>
+                              </w:rPr>
+                            </w:pPr>
+                            <w:r>
+                              <w:rPr>
+                                <w:lang w:val="pt-PT"/>
+                              </w:rPr>
+                              <w:t xml:space="preserve">  [Notificações e Lembretes]</w:t>
+                            </w:r>
+                          </w:p>
+                          <w:p>
+                            <w:pPr>
+                              <w:rPr>
+                                <w:lang w:val="pt-PT"/>
+                              </w:rPr>
+                            </w:pPr>
+                            <w:r>
+                              <w:rPr>
+                                <w:lang w:val="pt-PT"/>
+                              </w:rPr>
+                              <w:t xml:space="preserve">  [Gestão de Catálogo e Especialidades]</w:t>
+                            </w:r>
+                          </w:p>
+                          <w:p>
+                            <w:pPr>
+                              <w:rPr>
+                                <w:lang w:val="pt-PT"/>
+                              </w:rPr>
+                            </w:pPr>
+                            <w:r>
+                              <w:rPr>
+                                <w:lang w:val="pt-PT"/>
+                              </w:rPr>
+                              <w:t xml:space="preserve">  [Gestão de Relatórios]</w:t>
+                            </w:r>
+                          </w:p>
+                          <w:p>
+                            <w:pPr>
+                              <w:rPr>
+                                <w:lang w:val="pt-PT"/>
+                              </w:rPr>
+                            </w:pPr>
+                            <w:r>
+                              <w:rPr>
+                                <w:lang w:val="pt-PT"/>
+                              </w:rPr>
+                              <w:t xml:space="preserve">  [Autenticação e Perfis de Utilizador]</w:t>
+                            </w:r>
+                          </w:p>
+                          <w:p>
+                            <w:pPr>
+                              <w:rPr>
+                                <w:lang w:val="pt-PT"/>
+                              </w:rPr>
+                            </w:pPr>
+                            <w:r>
+                              <w:rPr>
+                                <w:lang w:val="pt-PT"/>
+                              </w:rPr>
+                              <w:t>}</w:t>
+                            </w:r>
+                          </w:p>
+                          <w:p>
+                            <w:pPr>
+                              <w:rPr>
+                                <w:lang w:val="pt-PT"/>
+                              </w:rPr>
+                            </w:pPr>
+                          </w:p>
+                          <w:p>
+                            <w:pPr>
+                              <w:rPr>
+                                <w:lang w:val="pt-PT"/>
+                              </w:rPr>
+                            </w:pPr>
+                            <w:r>
+                              <w:rPr>
+                                <w:lang w:val="pt-PT"/>
+                              </w:rPr>
+                              <w:t>'====================</w:t>
+                            </w:r>
+                          </w:p>
+                          <w:p>
+                            <w:pPr>
+                              <w:rPr>
+                                <w:lang w:val="pt-PT"/>
+                              </w:rPr>
+                            </w:pPr>
+                            <w:r>
+                              <w:rPr>
+                                <w:lang w:val="pt-PT"/>
+                              </w:rPr>
+                              <w:t>' CAMADA DE DADOS E INTEGRAÇÃO</w:t>
+                            </w:r>
+                          </w:p>
+                          <w:p>
+                            <w:pPr>
+                              <w:rPr>
+                                <w:lang w:val="pt-PT"/>
+                              </w:rPr>
+                            </w:pPr>
+                            <w:r>
+                              <w:rPr>
+                                <w:lang w:val="pt-PT"/>
+                              </w:rPr>
+                              <w:t>'====================</w:t>
+                            </w:r>
+                          </w:p>
+                          <w:p>
+                            <w:pPr>
+                              <w:rPr>
+                                <w:lang w:val="pt-PT"/>
+                              </w:rPr>
+                            </w:pPr>
+                            <w:r>
+                              <w:rPr>
+                                <w:lang w:val="pt-PT"/>
+                              </w:rPr>
+                              <w:t>package "Camada de Dados e Integração" {</w:t>
+                            </w:r>
+                          </w:p>
+                          <w:p>
+                            <w:pPr>
+                              <w:rPr>
+                                <w:lang w:val="pt-PT"/>
+                              </w:rPr>
+                            </w:pPr>
+                            <w:r>
+                              <w:rPr>
+                                <w:lang w:val="pt-PT"/>
+                              </w:rPr>
+                              <w:t xml:space="preserve">  </w:t>
+                            </w:r>
+                          </w:p>
+                          <w:p>
+                            <w:pPr>
+                              <w:rPr>
+                                <w:lang w:val="pt-PT"/>
+                              </w:rPr>
+                            </w:pPr>
+                            <w:r>
+                              <w:rPr>
+                                <w:lang w:val="pt-PT"/>
+                              </w:rPr>
+                              <w:t xml:space="preserve">  database "Base de Dados" {</w:t>
+                            </w:r>
+                          </w:p>
+                          <w:p>
+                            <w:pPr>
+                              <w:rPr>
+                                <w:lang w:val="pt-PT"/>
+                              </w:rPr>
+                            </w:pPr>
+                            <w:r>
+                              <w:rPr>
+                                <w:lang w:val="pt-PT"/>
+                              </w:rPr>
+                              <w:t xml:space="preserve">    folder "Médicos" {</w:t>
+                            </w:r>
+                          </w:p>
+                          <w:p>
+                            <w:pPr>
+                              <w:rPr>
+                                <w:lang w:val="pt-PT"/>
+                              </w:rPr>
+                            </w:pPr>
+                            <w:r>
+                              <w:rPr>
+                                <w:lang w:val="pt-PT"/>
+                              </w:rPr>
+                              <w:t xml:space="preserve">      [Médico]</w:t>
+                            </w:r>
+                          </w:p>
+                          <w:p>
+                            <w:pPr>
+                              <w:rPr>
+                                <w:lang w:val="pt-PT"/>
+                              </w:rPr>
+                            </w:pPr>
+                            <w:r>
+                              <w:rPr>
+                                <w:lang w:val="pt-PT"/>
+                              </w:rPr>
+                              <w:t xml:space="preserve">    }</w:t>
+                            </w:r>
+                          </w:p>
+                          <w:p>
+                            <w:pPr>
+                              <w:rPr>
+                                <w:lang w:val="pt-PT"/>
+                              </w:rPr>
+                            </w:pPr>
+                            <w:r>
+                              <w:rPr>
+                                <w:lang w:val="pt-PT"/>
+                              </w:rPr>
+                              <w:t xml:space="preserve">    folder "Pacientes" {</w:t>
+                            </w:r>
+                          </w:p>
+                          <w:p>
+                            <w:pPr>
+                              <w:rPr>
+                                <w:lang w:val="pt-PT"/>
+                              </w:rPr>
+                            </w:pPr>
+                            <w:r>
+                              <w:rPr>
+                                <w:lang w:val="pt-PT"/>
+                              </w:rPr>
+                              <w:t xml:space="preserve">      [Paciente]</w:t>
+                            </w:r>
+                          </w:p>
+                          <w:p>
+                            <w:pPr>
+                              <w:rPr>
+                                <w:lang w:val="pt-PT"/>
+                              </w:rPr>
+                            </w:pPr>
+                            <w:r>
+                              <w:rPr>
+                                <w:lang w:val="pt-PT"/>
+                              </w:rPr>
+                              <w:t xml:space="preserve">    }</w:t>
+                            </w:r>
+                          </w:p>
+                          <w:p>
+                            <w:pPr>
+                              <w:rPr>
+                                <w:lang w:val="pt-PT"/>
+                              </w:rPr>
+                            </w:pPr>
+                            <w:r>
+                              <w:rPr>
+                                <w:lang w:val="pt-PT"/>
+                              </w:rPr>
+                              <w:t xml:space="preserve">    folder "Admins" {</w:t>
+                            </w:r>
+                          </w:p>
+                          <w:p>
+                            <w:pPr>
+                              <w:rPr>
+                                <w:lang w:val="pt-PT"/>
+                              </w:rPr>
+                            </w:pPr>
+                            <w:r>
+                              <w:rPr>
+                                <w:lang w:val="pt-PT"/>
+                              </w:rPr>
+                              <w:t xml:space="preserve">      [Admin]</w:t>
+                            </w:r>
+                          </w:p>
+                          <w:p>
+                            <w:pPr>
+                              <w:rPr>
+                                <w:lang w:val="pt-PT"/>
+                              </w:rPr>
+                            </w:pPr>
+                            <w:r>
+                              <w:rPr>
+                                <w:lang w:val="pt-PT"/>
+                              </w:rPr>
+                              <w:t xml:space="preserve">    }</w:t>
+                            </w:r>
+                          </w:p>
+                          <w:p>
+                            <w:pPr>
+                              <w:rPr>
+                                <w:lang w:val="pt-PT"/>
+                              </w:rPr>
+                            </w:pPr>
+                            <w:r>
+                              <w:rPr>
+                                <w:lang w:val="pt-PT"/>
+                              </w:rPr>
+                              <w:t xml:space="preserve">    folder "Consultas" {</w:t>
+                            </w:r>
+                          </w:p>
+                          <w:p>
+                            <w:pPr>
+                              <w:rPr>
+                                <w:lang w:val="pt-PT"/>
+                              </w:rPr>
+                            </w:pPr>
+                            <w:r>
+                              <w:rPr>
+                                <w:lang w:val="pt-PT"/>
+                              </w:rPr>
+                              <w:t xml:space="preserve">      [Consulta]</w:t>
+                            </w:r>
+                          </w:p>
+                          <w:p>
+                            <w:pPr>
+                              <w:rPr>
+                                <w:lang w:val="pt-PT"/>
+                              </w:rPr>
+                            </w:pPr>
+                            <w:r>
+                              <w:rPr>
+                                <w:lang w:val="pt-PT"/>
+                              </w:rPr>
+                              <w:t xml:space="preserve">    }</w:t>
+                            </w:r>
+                          </w:p>
+                          <w:p>
+                            <w:pPr>
+                              <w:rPr>
+                                <w:lang w:val="pt-PT"/>
+                              </w:rPr>
+                            </w:pPr>
+                          </w:p>
+                          <w:p>
+                            <w:pPr>
+                              <w:rPr>
+                                <w:lang w:val="pt-PT"/>
+                              </w:rPr>
+                            </w:pPr>
+                            <w:r>
+                              <w:rPr>
+                                <w:lang w:val="pt-PT"/>
+                              </w:rPr>
+                              <w:t xml:space="preserve">    folder "Especialidades" {</w:t>
+                            </w:r>
+                          </w:p>
+                          <w:p>
+                            <w:pPr>
+                              <w:rPr>
+                                <w:lang w:val="pt-PT"/>
+                              </w:rPr>
+                            </w:pPr>
+                            <w:r>
+                              <w:rPr>
+                                <w:lang w:val="pt-PT"/>
+                              </w:rPr>
+                              <w:t xml:space="preserve">      [Especialidade]</w:t>
+                            </w:r>
+                          </w:p>
+                          <w:p>
+                            <w:pPr>
+                              <w:rPr>
+                                <w:lang w:val="pt-PT"/>
+                              </w:rPr>
+                            </w:pPr>
+                            <w:r>
+                              <w:rPr>
+                                <w:lang w:val="pt-PT"/>
+                              </w:rPr>
+                              <w:t xml:space="preserve">    }</w:t>
+                            </w:r>
+                          </w:p>
+                          <w:p>
+                            <w:pPr>
+                              <w:rPr>
+                                <w:lang w:val="pt-PT"/>
+                              </w:rPr>
+                            </w:pPr>
+                            <w:r>
+                              <w:rPr>
+                                <w:lang w:val="pt-PT"/>
+                              </w:rPr>
+                              <w:t xml:space="preserve">    folder "Relatórios" {</w:t>
+                            </w:r>
+                          </w:p>
+                          <w:p>
+                            <w:pPr>
+                              <w:rPr>
+                                <w:lang w:val="pt-PT"/>
+                              </w:rPr>
+                            </w:pPr>
+                            <w:r>
+                              <w:rPr>
+                                <w:lang w:val="pt-PT"/>
+                              </w:rPr>
+                              <w:t xml:space="preserve">      [Relatório Consulta]</w:t>
+                            </w:r>
+                          </w:p>
+                          <w:p>
+                            <w:pPr>
+                              <w:rPr>
+                                <w:lang w:val="pt-PT"/>
+                              </w:rPr>
+                            </w:pPr>
+                            <w:r>
+                              <w:rPr>
+                                <w:lang w:val="pt-PT"/>
+                              </w:rPr>
+                              <w:t xml:space="preserve">      [Relatório Não comparência]</w:t>
+                            </w:r>
+                          </w:p>
+                          <w:p>
+                            <w:pPr>
+                              <w:rPr>
+                                <w:lang w:val="pt-PT"/>
+                              </w:rPr>
+                            </w:pPr>
+                            <w:r>
+                              <w:rPr>
+                                <w:lang w:val="pt-PT"/>
+                              </w:rPr>
+                              <w:t xml:space="preserve">    }</w:t>
+                            </w:r>
+                          </w:p>
+                          <w:p>
+                            <w:pPr>
+                              <w:rPr>
+                                <w:lang w:val="pt-PT"/>
+                              </w:rPr>
+                            </w:pPr>
+                            <w:r>
+                              <w:rPr>
+                                <w:lang w:val="pt-PT"/>
+                              </w:rPr>
+                              <w:t xml:space="preserve">  }</w:t>
+                            </w:r>
+                          </w:p>
+                          <w:p>
+                            <w:pPr>
+                              <w:rPr>
+                                <w:lang w:val="pt-PT"/>
+                              </w:rPr>
+                            </w:pPr>
+                          </w:p>
+                          <w:p>
+                            <w:pPr>
+                              <w:rPr>
+                                <w:lang w:val="pt-PT"/>
+                              </w:rPr>
+                            </w:pPr>
+                            <w:r>
+                              <w:rPr>
+                                <w:lang w:val="pt-PT"/>
+                              </w:rPr>
+                              <w:t xml:space="preserve">  package "Importação de Dados" {</w:t>
+                            </w:r>
+                          </w:p>
+                          <w:p>
+                            <w:pPr>
+                              <w:rPr>
+                                <w:lang w:val="pt-PT"/>
+                              </w:rPr>
+                            </w:pPr>
+                            <w:r>
+                              <w:rPr>
+                                <w:lang w:val="pt-PT"/>
+                              </w:rPr>
+                              <w:t xml:space="preserve">    [SNS]</w:t>
+                            </w:r>
+                          </w:p>
+                          <w:p>
+                            <w:pPr>
+                              <w:rPr>
+                                <w:lang w:val="pt-PT"/>
+                              </w:rPr>
+                            </w:pPr>
+                            <w:r>
+                              <w:rPr>
+                                <w:lang w:val="pt-PT"/>
+                              </w:rPr>
+                              <w:t xml:space="preserve">  }</w:t>
+                            </w:r>
+                          </w:p>
+                          <w:p>
+                            <w:pPr>
+                              <w:rPr>
+                                <w:lang w:val="pt-PT"/>
+                              </w:rPr>
+                            </w:pPr>
+                          </w:p>
+                          <w:p>
+                            <w:pPr>
+                              <w:rPr>
+                                <w:lang w:val="pt-PT"/>
+                              </w:rPr>
+                            </w:pPr>
+                            <w:r>
+                              <w:rPr>
+                                <w:lang w:val="pt-PT"/>
+                              </w:rPr>
+                              <w:t xml:space="preserve">  [Push Notification]</w:t>
+                            </w:r>
+                          </w:p>
+                          <w:p>
+                            <w:pPr>
+                              <w:rPr>
+                                <w:lang w:val="pt-PT"/>
+                              </w:rPr>
+                            </w:pPr>
+                            <w:r>
+                              <w:rPr>
+                                <w:lang w:val="pt-PT"/>
+                              </w:rPr>
+                              <w:t>}</w:t>
+                            </w:r>
+                          </w:p>
+                          <w:p>
+                            <w:pPr>
+                              <w:rPr>
+                                <w:lang w:val="pt-PT"/>
+                              </w:rPr>
+                            </w:pPr>
+                          </w:p>
+                          <w:p>
+                            <w:pPr>
+                              <w:rPr>
+                                <w:lang w:val="pt-PT"/>
+                              </w:rPr>
+                            </w:pPr>
+                            <w:r>
+                              <w:rPr>
+                                <w:lang w:val="pt-PT"/>
+                              </w:rPr>
+                              <w:t>'====================</w:t>
+                            </w:r>
+                          </w:p>
+                          <w:p>
+                            <w:pPr>
+                              <w:rPr>
+                                <w:lang w:val="pt-PT"/>
+                              </w:rPr>
+                            </w:pPr>
+                            <w:r>
+                              <w:rPr>
+                                <w:lang w:val="pt-PT"/>
+                              </w:rPr>
+                              <w:t>' RELAÇÕES ENTRE CAMADAS</w:t>
+                            </w:r>
+                          </w:p>
+                          <w:p>
+                            <w:pPr>
+                              <w:rPr>
+                                <w:lang w:val="pt-PT"/>
+                              </w:rPr>
+                            </w:pPr>
+                            <w:r>
+                              <w:rPr>
+                                <w:lang w:val="pt-PT"/>
+                              </w:rPr>
+                              <w:t>'====================</w:t>
+                            </w:r>
+                          </w:p>
+                          <w:p>
+                            <w:pPr>
+                              <w:rPr>
+                                <w:lang w:val="pt-PT"/>
+                              </w:rPr>
+                            </w:pPr>
+                          </w:p>
+                          <w:p>
+                            <w:pPr>
+                              <w:rPr>
+                                <w:lang w:val="pt-PT"/>
+                              </w:rPr>
+                            </w:pPr>
+                            <w:r>
+                              <w:rPr>
+                                <w:lang w:val="pt-PT"/>
+                              </w:rPr>
+                              <w:t>' FRONT-END liga-se à LÓGICA DE NEGÓCIO</w:t>
+                            </w:r>
+                          </w:p>
+                          <w:p>
+                            <w:pPr>
+                              <w:rPr>
+                                <w:lang w:val="pt-PT"/>
+                              </w:rPr>
+                            </w:pPr>
+                            <w:r>
+                              <w:rPr>
+                                <w:lang w:val="pt-PT"/>
+                              </w:rPr>
+                              <w:t>[Dashboards] --&gt; [Gestão de Consultas]</w:t>
+                            </w:r>
+                          </w:p>
+                          <w:p>
+                            <w:pPr>
+                              <w:rPr>
+                                <w:lang w:val="pt-PT"/>
+                              </w:rPr>
+                            </w:pPr>
+                            <w:r>
+                              <w:rPr>
+                                <w:lang w:val="pt-PT"/>
+                              </w:rPr>
+                              <w:t>[Dashboards] --&gt; [Gestão de Relatórios]</w:t>
+                            </w:r>
+                          </w:p>
+                          <w:p>
+                            <w:pPr>
+                              <w:rPr>
+                                <w:lang w:val="pt-PT"/>
+                              </w:rPr>
+                            </w:pPr>
+                            <w:r>
+                              <w:rPr>
+                                <w:lang w:val="pt-PT"/>
+                              </w:rPr>
+                              <w:t>[Dashboards] --&gt; [Autenticação e Perfis de Utilizador]</w:t>
+                            </w:r>
+                          </w:p>
+                          <w:p>
+                            <w:pPr>
+                              <w:rPr>
+                                <w:lang w:val="pt-PT"/>
+                              </w:rPr>
+                            </w:pPr>
+                            <w:r>
+                              <w:rPr>
+                                <w:lang w:val="pt-PT"/>
+                              </w:rPr>
+                              <w:t>[Dashboards] --&gt; [Gestão de Disponibilidade]</w:t>
+                            </w:r>
+                          </w:p>
+                          <w:p>
+                            <w:pPr>
+                              <w:rPr>
+                                <w:lang w:val="pt-PT"/>
+                              </w:rPr>
+                            </w:pPr>
+                          </w:p>
+                          <w:p>
+                            <w:pPr>
+                              <w:rPr>
+                                <w:lang w:val="pt-PT"/>
+                              </w:rPr>
+                            </w:pPr>
+                            <w:r>
+                              <w:rPr>
+                                <w:lang w:val="pt-PT"/>
+                              </w:rPr>
+                              <w:t>' BACK-END liga-se à BASE DE DADOS e aos SERVIÇOS EXTERNOS</w:t>
+                            </w:r>
+                          </w:p>
+                          <w:p>
+                            <w:pPr>
+                              <w:rPr>
+                                <w:lang w:val="pt-PT"/>
+                              </w:rPr>
+                            </w:pPr>
+                            <w:r>
+                              <w:rPr>
+                                <w:lang w:val="pt-PT"/>
+                              </w:rPr>
+                              <w:t>[Gestão de Consultas] --&gt; [Consulta]</w:t>
+                            </w:r>
+                          </w:p>
+                          <w:p>
+                            <w:pPr>
+                              <w:rPr>
+                                <w:lang w:val="pt-PT"/>
+                              </w:rPr>
+                            </w:pPr>
+                            <w:r>
+                              <w:rPr>
+                                <w:lang w:val="pt-PT"/>
+                              </w:rPr>
+                              <w:t>[Gestão de Consultas] --&gt; [Notificações e Lembretes]</w:t>
+                            </w:r>
+                          </w:p>
+                          <w:p>
+                            <w:pPr>
+                              <w:rPr>
+                                <w:lang w:val="pt-PT"/>
+                              </w:rPr>
+                            </w:pPr>
+                            <w:r>
+                              <w:rPr>
+                                <w:lang w:val="pt-PT"/>
+                              </w:rPr>
+                              <w:t>[Gestão de Consultas] --&gt; [Gestão de Relatórios]</w:t>
+                            </w:r>
+                          </w:p>
+                          <w:p>
+                            <w:pPr>
+                              <w:rPr>
+                                <w:lang w:val="pt-PT"/>
+                              </w:rPr>
+                            </w:pPr>
+                          </w:p>
+                          <w:p>
+                            <w:pPr>
+                              <w:rPr>
+                                <w:lang w:val="pt-PT"/>
+                              </w:rPr>
+                            </w:pPr>
+                            <w:r>
+                              <w:rPr>
+                                <w:lang w:val="pt-PT"/>
+                              </w:rPr>
+                              <w:t>[Gestão de Catálogo e Especialidades] --&gt; [Especialidade]</w:t>
+                            </w:r>
+                          </w:p>
+                          <w:p>
+                            <w:pPr>
+                              <w:rPr>
+                                <w:lang w:val="pt-PT"/>
+                              </w:rPr>
+                            </w:pPr>
+                            <w:r>
+                              <w:rPr>
+                                <w:lang w:val="pt-PT"/>
+                              </w:rPr>
+                              <w:t>[Gestão de Catálogo e Especialidades] --&gt; [Médico]</w:t>
+                            </w:r>
+                          </w:p>
+                          <w:p>
+                            <w:pPr>
+                              <w:rPr>
+                                <w:lang w:val="pt-PT"/>
+                              </w:rPr>
+                            </w:pPr>
+                          </w:p>
+                          <w:p>
+                            <w:pPr>
+                              <w:rPr>
+                                <w:lang w:val="pt-PT"/>
+                              </w:rPr>
+                            </w:pPr>
+                            <w:r>
+                              <w:rPr>
+                                <w:lang w:val="pt-PT"/>
+                              </w:rPr>
+                              <w:t>[Autenticação e Perfis de Utilizador] --&gt; [Paciente]</w:t>
+                            </w:r>
+                          </w:p>
+                          <w:p>
+                            <w:pPr>
+                              <w:rPr>
+                                <w:lang w:val="pt-PT"/>
+                              </w:rPr>
+                            </w:pPr>
+                            <w:r>
+                              <w:rPr>
+                                <w:lang w:val="pt-PT"/>
+                              </w:rPr>
+                              <w:t>[Autenticação e Perfis de Utilizador] --&gt; [Médico]</w:t>
+                            </w:r>
+                          </w:p>
+                          <w:p>
+                            <w:pPr>
+                              <w:rPr>
+                                <w:lang w:val="pt-PT"/>
+                              </w:rPr>
+                            </w:pPr>
+                            <w:r>
+                              <w:rPr>
+                                <w:lang w:val="pt-PT"/>
+                              </w:rPr>
+                              <w:t>[Autenticação e Perfis de Utilizador] --&gt; [Admin]</w:t>
+                            </w:r>
+                          </w:p>
+                          <w:p>
+                            <w:pPr>
+                              <w:rPr>
+                                <w:lang w:val="pt-PT"/>
+                              </w:rPr>
+                            </w:pPr>
+                          </w:p>
+                          <w:p>
+                            <w:pPr>
+                              <w:rPr>
+                                <w:lang w:val="pt-PT"/>
+                              </w:rPr>
+                            </w:pPr>
+                            <w:r>
+                              <w:rPr>
+                                <w:lang w:val="pt-PT"/>
+                              </w:rPr>
+                              <w:t>[Gestão de Relatórios] --&gt; [Relatório Consulta]</w:t>
+                            </w:r>
+                          </w:p>
+                          <w:p>
+                            <w:pPr>
+                              <w:rPr>
+                                <w:lang w:val="pt-PT"/>
+                              </w:rPr>
+                            </w:pPr>
+                            <w:r>
+                              <w:rPr>
+                                <w:lang w:val="pt-PT"/>
+                              </w:rPr>
+                              <w:t>[Gestão de Relatórios] --&gt; [Relatório Não comparência]</w:t>
+                            </w:r>
+                          </w:p>
+                          <w:p>
+                            <w:pPr>
+                              <w:rPr>
+                                <w:lang w:val="pt-PT"/>
+                              </w:rPr>
+                            </w:pPr>
+                          </w:p>
+                          <w:p>
+                            <w:pPr>
+                              <w:rPr>
+                                <w:lang w:val="pt-PT"/>
+                              </w:rPr>
+                            </w:pPr>
+                            <w:r>
+                              <w:rPr>
+                                <w:lang w:val="pt-PT"/>
+                              </w:rPr>
+                              <w:t>' SERVIÇOS EXTERNOS</w:t>
+                            </w:r>
+                          </w:p>
+                          <w:p>
+                            <w:pPr>
+                              <w:rPr>
+                                <w:lang w:val="pt-PT"/>
+                              </w:rPr>
+                            </w:pPr>
+                            <w:r>
+                              <w:rPr>
+                                <w:lang w:val="pt-PT"/>
+                              </w:rPr>
+                              <w:t>[Notificações e Lembretes] --&gt; [Push Notification]</w:t>
+                            </w:r>
+                          </w:p>
+                          <w:p>
+                            <w:pPr>
+                              <w:rPr>
+                                <w:lang w:val="pt-PT"/>
+                              </w:rPr>
+                            </w:pPr>
+                            <w:r>
+                              <w:rPr>
+                                <w:lang w:val="pt-PT"/>
+                              </w:rPr>
+                              <w:t>[Autenticação e Perfis de Utilizador] --&gt; [SNS] : Atualiza dados clínicos do paciente</w:t>
+                            </w:r>
+                          </w:p>
+                          <w:p>
+                            <w:pPr>
+                              <w:rPr>
+                                <w:lang w:val="pt-PT"/>
+                              </w:rPr>
+                            </w:pPr>
+                          </w:p>
+                          <w:p>
+                            <w:pPr>
+                              <w:rPr>
+                                <w:lang w:val="pt-PT"/>
+                              </w:rPr>
+                            </w:pPr>
+                            <w:r>
+                              <w:rPr>
+                                <w:lang w:val="pt-PT"/>
+                              </w:rPr>
+                              <w:t>'====================</w:t>
+                            </w:r>
+                          </w:p>
+                          <w:p>
+                            <w:pPr>
+                              <w:rPr>
+                                <w:lang w:val="pt-PT"/>
+                              </w:rPr>
+                            </w:pPr>
+                            <w:r>
+                              <w:rPr>
+                                <w:lang w:val="pt-PT"/>
+                              </w:rPr>
+                              <w:t>' NOTAS EXPLICATIVAS</w:t>
+                            </w:r>
+                          </w:p>
+                          <w:p>
+                            <w:pPr>
+                              <w:rPr>
+                                <w:lang w:val="pt-PT"/>
+                              </w:rPr>
+                            </w:pPr>
+                            <w:r>
+                              <w:rPr>
+                                <w:lang w:val="pt-PT"/>
+                              </w:rPr>
+                              <w:t>'====================</w:t>
+                            </w:r>
+                          </w:p>
+                          <w:p>
+                            <w:pPr>
+                              <w:rPr>
+                                <w:lang w:val="pt-PT"/>
+                              </w:rPr>
+                            </w:pPr>
+                            <w:r>
+                              <w:rPr>
+                                <w:lang w:val="pt-PT"/>
+                              </w:rPr>
+                              <w:t>note right of [Dashboards]</w:t>
+                            </w:r>
+                          </w:p>
+                          <w:p>
+                            <w:pPr>
+                              <w:rPr>
+                                <w:lang w:val="pt-PT"/>
+                              </w:rPr>
+                            </w:pPr>
+                            <w:r>
+                              <w:rPr>
+                                <w:lang w:val="pt-PT"/>
+                              </w:rPr>
+                              <w:t>Interface usada por Pacientes, Médicos e Admins</w:t>
+                            </w:r>
+                          </w:p>
+                          <w:p>
+                            <w:pPr>
+                              <w:rPr>
+                                <w:lang w:val="pt-PT"/>
+                              </w:rPr>
+                            </w:pPr>
+                            <w:r>
+                              <w:rPr>
+                                <w:lang w:val="pt-PT"/>
+                              </w:rPr>
+                              <w:t>para visualizar e gerir consultas e disponibilidades, relatórios e histórico.</w:t>
+                            </w:r>
+                          </w:p>
+                          <w:p>
+                            <w:r>
+                              <w:t>end note</w:t>
+                            </w:r>
+                          </w:p>
+                          <w:p/>
+                          <w:p>
+                            <w:r>
+                              <w:t>note right of [Push Notification]</w:t>
+                            </w:r>
+                          </w:p>
+                          <w:p>
+                            <w:pPr>
+                              <w:rPr>
+                                <w:lang w:val="pt-PT"/>
+                              </w:rPr>
+                            </w:pPr>
+                            <w:r>
+                              <w:rPr>
+                                <w:lang w:val="pt-PT"/>
+                              </w:rPr>
+                              <w:t>Serviço externo (ex: Firebase Cloud Messaging)</w:t>
+                            </w:r>
+                          </w:p>
+                          <w:p>
+                            <w:pPr>
+                              <w:rPr>
+                                <w:lang w:val="pt-PT"/>
+                              </w:rPr>
+                            </w:pPr>
+                            <w:r>
+                              <w:rPr>
+                                <w:lang w:val="pt-PT"/>
+                              </w:rPr>
+                              <w:t>utilizado para envio de lembretes e notificações.</w:t>
+                            </w:r>
+                          </w:p>
+                          <w:p>
+                            <w:r>
+                              <w:t>end note</w:t>
+                            </w:r>
+                          </w:p>
+                          <w:p/>
+                          <w:p>
+                            <w:r>
+                              <w:t>note top of [SNS]</w:t>
+                            </w:r>
+                          </w:p>
+                          <w:p>
+                            <w:pPr>
+                              <w:rPr>
+                                <w:lang w:val="pt-PT"/>
+                              </w:rPr>
+                            </w:pPr>
+                            <w:r>
+                              <w:rPr>
+                                <w:lang w:val="pt-PT"/>
+                              </w:rPr>
+                              <w:t>Fonte externa de dados (ex: Sistema Nacional de Saúde)</w:t>
+                            </w:r>
+                          </w:p>
+                          <w:p>
+                            <w:pPr>
+                              <w:rPr>
+                                <w:lang w:val="pt-PT"/>
+                              </w:rPr>
+                            </w:pPr>
+                            <w:r>
+                              <w:rPr>
+                                <w:lang w:val="pt-PT"/>
+                              </w:rPr>
+                              <w:t>para importação e atualização de dados médicos.</w:t>
+                            </w:r>
+                          </w:p>
+                          <w:p>
+                            <w:r>
+                              <w:t>end note</w:t>
+                            </w:r>
+                          </w:p>
+                          <w:p/>
+                          <w:p>
+                            <w:r>
+                              <w:t>@enduml</w:t>
+                            </w:r>
+                          </w:p>
+                        </w:txbxContent>
+                      </wps:txbx>
+                      <wps:bodyPr rot="0" vert="horz" wrap="square" lIns="91440" tIns="45720" rIns="91440" bIns="45720" anchor="t" anchorCtr="0">
+                        <a:noAutofit/>
+                      </wps:bodyPr>
+                    </wps:wsp>
+                  </a:graphicData>
+                </a:graphic>
+                <wp14:sizeRelH relativeFrom="margin">
+                  <wp14:pctWidth>40000</wp14:pctWidth>
+                </wp14:sizeRelH>
+                <wp14:sizeRelV relativeFrom="margin">
+                  <wp14:pctHeight>0</wp14:pctHeight>
+                </wp14:sizeRelV>
+              </wp:anchor>
+            </w:drawing>
+          </mc:Choice>
+          <mc:Fallback>
+            <w:pict>
+              <v:shape w14:anchorId="1BC2ECB2" id="_x0000_s1036" type="#_x0000_t202" style="position:absolute;margin-left:0;margin-top:3.35pt;width:185.9pt;height:228pt;z-index:251689984;visibility:visible;mso-wrap-style:square;mso-width-percent:400;mso-height-percent:0;mso-wrap-distance-left:9pt;mso-wrap-distance-top:3.6pt;mso-wrap-distance-right:9pt;mso-wrap-distance-bottom:3.6pt;mso-position-horizontal:left;mso-position-horizontal-relative:margin;mso-position-vertical:absolute;mso-position-vertical-relative:text;mso-width-percent:400;mso-height-percent:0;mso-width-relative:margin;mso-height-relative:margin;v-text-anchor:top" o:gfxdata="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">
+                <v:textbox>
+                  <w:txbxContent>
+                    <w:p>
+                      <w:pPr>
+                        <w:rPr>
+                          <w:b/>
+                          <w:bCs/>
+                          <w:lang w:val="pt-PT"/>
+                        </w:rPr>
+                      </w:pPr>
+                      <w:r>
+                        <w:rPr>
+                          <w:b/>
+                          <w:bCs/>
+                          <w:lang w:val="pt-PT"/>
+                        </w:rPr>
+                        <w:t>' CTRL + A para copiar todo o código</w:t>
+                      </w:r>
+                    </w:p>
+                    <w:p>
+                      <w:pPr>
+                        <w:rPr>
+                          <w:lang w:val="pt-PT"/>
+                        </w:rPr>
+                      </w:pPr>
+                      <w:r>
+                        <w:rPr>
+                          <w:lang w:val="pt-PT"/>
+                        </w:rPr>
+                        <w:t>@startuml</w:t>
+                      </w:r>
+                    </w:p>
+                    <w:p>
+                      <w:pPr>
+                        <w:rPr>
+                          <w:lang w:val="pt-PT"/>
+                        </w:rPr>
+                      </w:pPr>
+                      <w:r>
+                        <w:rPr>
+                          <w:lang w:val="pt-PT"/>
+                        </w:rPr>
+                        <w:t>title Diagrama de Componentes - Sistema de Gestão de Consultas</w:t>
+                      </w:r>
+                    </w:p>
+                    <w:p>
+                      <w:pPr>
+                        <w:rPr>
+                          <w:lang w:val="pt-PT"/>
+                        </w:rPr>
+                      </w:pPr>
+                    </w:p>
+                    <w:p>
+                      <w:pPr>
+                        <w:rPr>
+                          <w:lang w:val="pt-PT"/>
+                        </w:rPr>
+                      </w:pPr>
+                      <w:r>
+                        <w:rPr>
+                          <w:lang w:val="pt-PT"/>
+                        </w:rPr>
+                        <w:t>'====================</w:t>
+                      </w:r>
+                    </w:p>
+                    <w:p>
+                      <w:pPr>
+                        <w:rPr>
+                          <w:lang w:val="pt-PT"/>
+                        </w:rPr>
+                      </w:pPr>
+                      <w:r>
+                        <w:rPr>
+                          <w:lang w:val="pt-PT"/>
+                        </w:rPr>
+                        <w:t>' CAMADA DE INTERFACE</w:t>
+                      </w:r>
+                    </w:p>
+                    <w:p>
+                      <w:pPr>
+                        <w:rPr>
+                          <w:lang w:val="pt-PT"/>
+                        </w:rPr>
+                      </w:pPr>
+                      <w:r>
+                        <w:rPr>
+                          <w:lang w:val="pt-PT"/>
+                        </w:rPr>
+                        <w:t>'====================</w:t>
+                      </w:r>
+                    </w:p>
+                    <w:p>
+                      <w:r>
+                        <w:t>package "</w:t>
+                      </w:r>
+                      <w:proofErr w:type="spellStart"/>
+                      <w:r>
+                        <w:t>Camada</w:t>
+                      </w:r>
+                      <w:proofErr w:type="spellEnd"/>
+                      <w:r>
+                        <w:t xml:space="preserve"> de Interface (Front-end Web &amp; Mobile)" {</w:t>
+                      </w:r>
+                    </w:p>
+                    <w:p>
+                      <w:pPr>
+                        <w:rPr>
+                          <w:lang w:val="pt-PT"/>
+                        </w:rPr>
+                      </w:pPr>
+                      <w:r>
+                        <w:t xml:space="preserve">  </w:t>
+                      </w:r>
+                      <w:r>
+                        <w:rPr>
+                          <w:lang w:val="pt-PT"/>
+                        </w:rPr>
+                        <w:t>[Dashboards]</w:t>
+                      </w:r>
+                    </w:p>
+                    <w:p>
+                      <w:pPr>
+                        <w:rPr>
+                          <w:lang w:val="pt-PT"/>
+                        </w:rPr>
+                      </w:pPr>
+                      <w:r>
+                        <w:rPr>
+                          <w:lang w:val="pt-PT"/>
+                        </w:rPr>
+                        <w:t>}</w:t>
+                      </w:r>
+                    </w:p>
+                    <w:p>
+                      <w:pPr>
+                        <w:rPr>
+                          <w:lang w:val="pt-PT"/>
+                        </w:rPr>
+                      </w:pPr>
+                    </w:p>
+                    <w:p>
+                      <w:pPr>
+                        <w:rPr>
+                          <w:lang w:val="pt-PT"/>
+                        </w:rPr>
+                      </w:pPr>
+                      <w:r>
+                        <w:rPr>
+                          <w:lang w:val="pt-PT"/>
+                        </w:rPr>
+                        <w:t>'====================</w:t>
+                      </w:r>
+                    </w:p>
+                    <w:p>
+                      <w:pPr>
+                        <w:rPr>
+                          <w:lang w:val="pt-PT"/>
+                        </w:rPr>
+                      </w:pPr>
+                      <w:r>
+                        <w:rPr>
+                          <w:lang w:val="pt-PT"/>
+                        </w:rPr>
+                        <w:t>' CAMADA DE LÓGICA DE NEGÓCIO</w:t>
+                      </w:r>
+                    </w:p>
+                    <w:p>
+                      <w:pPr>
+                        <w:rPr>
+                          <w:lang w:val="pt-PT"/>
+                        </w:rPr>
+                      </w:pPr>
+                      <w:r>
+                        <w:rPr>
+                          <w:lang w:val="pt-PT"/>
+                        </w:rPr>
+                        <w:t>'====================</w:t>
+                      </w:r>
+                    </w:p>
+                    <w:p>
+                      <w:pPr>
+                        <w:rPr>
+                          <w:lang w:val="pt-PT"/>
+                        </w:rPr>
+                      </w:pPr>
+                      <w:r>
+                        <w:rPr>
+                          <w:lang w:val="pt-PT"/>
+                        </w:rPr>
+                        <w:t>package "Camada de Lógica de Negócio (Back-end)" {</w:t>
+                      </w:r>
+                    </w:p>
+                    <w:p>
+                      <w:pPr>
+                        <w:rPr>
+                          <w:lang w:val="pt-PT"/>
+                        </w:rPr>
+                      </w:pPr>
+                      <w:r>
+                        <w:rPr>
+                          <w:lang w:val="pt-PT"/>
+                        </w:rPr>
+                        <w:t xml:space="preserve">  [Gestão de Consultas]</w:t>
+                      </w:r>
+                    </w:p>
+                    <w:p>
+                      <w:pPr>
+                        <w:rPr>
+                          <w:lang w:val="pt-PT"/>
+                        </w:rPr>
+                      </w:pPr>
+                      <w:r>
+                        <w:rPr>
+                          <w:lang w:val="pt-PT"/>
+                        </w:rPr>
+                        <w:t xml:space="preserve">  [Gestão de Disponibilidade]</w:t>
+                      </w:r>
+                    </w:p>
+                    <w:p>
+                      <w:pPr>
+                        <w:rPr>
+                          <w:lang w:val="pt-PT"/>
+                        </w:rPr>
+                      </w:pPr>
+                      <w:r>
+                        <w:rPr>
+                          <w:lang w:val="pt-PT"/>
+                        </w:rPr>
+                        <w:t xml:space="preserve">  [Notificações e Lembretes]</w:t>
+                      </w:r>
+                    </w:p>
+                    <w:p>
+                      <w:pPr>
+                        <w:rPr>
+                          <w:lang w:val="pt-PT"/>
+                        </w:rPr>
+                      </w:pPr>
+                      <w:r>
+                        <w:rPr>
+                          <w:lang w:val="pt-PT"/>
+                        </w:rPr>
+                        <w:t xml:space="preserve">  [Gestão de Catálogo e Especialidades]</w:t>
+                      </w:r>
+                    </w:p>
+                    <w:p>
+                      <w:pPr>
+                        <w:rPr>
+                          <w:lang w:val="pt-PT"/>
+                        </w:rPr>
+                      </w:pPr>
+                      <w:r>
+                        <w:rPr>
+                          <w:lang w:val="pt-PT"/>
+                        </w:rPr>
+                        <w:t xml:space="preserve">  [Gestão de Relatórios]</w:t>
+                      </w:r>
+                    </w:p>
+                    <w:p>
+                      <w:pPr>
+                        <w:rPr>
+                          <w:lang w:val="pt-PT"/>
+                        </w:rPr>
+                      </w:pPr>
+                      <w:r>
+                        <w:rPr>
+                          <w:lang w:val="pt-PT"/>
+                        </w:rPr>
+                        <w:t xml:space="preserve">  [Autenticação e Perfis de Utilizador]</w:t>
+                      </w:r>
+                    </w:p>
+                    <w:p>
+                      <w:pPr>
+                        <w:rPr>
+                          <w:lang w:val="pt-PT"/>
+                        </w:rPr>
+                      </w:pPr>
+                      <w:r>
+                        <w:rPr>
+                          <w:lang w:val="pt-PT"/>
+                        </w:rPr>
+                        <w:t>}</w:t>
+                      </w:r>
+                    </w:p>
+                    <w:p>
+                      <w:pPr>
+                        <w:rPr>
+                          <w:lang w:val="pt-PT"/>
+                        </w:rPr>
+                      </w:pPr>
+                    </w:p>
+                    <w:p>
+                      <w:pPr>
+                        <w:rPr>
+                          <w:lang w:val="pt-PT"/>
+                        </w:rPr>
+                      </w:pPr>
+                      <w:r>
+                        <w:rPr>
+                          <w:lang w:val="pt-PT"/>
+                        </w:rPr>
+                        <w:t>'====================</w:t>
+                      </w:r>
+                    </w:p>
+                    <w:p>
+                      <w:pPr>
+                        <w:rPr>
+                          <w:lang w:val="pt-PT"/>
+                        </w:rPr>
+                      </w:pPr>
+                      <w:r>
+                        <w:rPr>
+                          <w:lang w:val="pt-PT"/>
+                        </w:rPr>
+                        <w:t>' CAMADA DE DADOS E INTEGRAÇÃO</w:t>
+                      </w:r>
+                    </w:p>
+                    <w:p>
+                      <w:pPr>
+                        <w:rPr>
+                          <w:lang w:val="pt-PT"/>
+                        </w:rPr>
+                      </w:pPr>
+                      <w:r>
+                        <w:rPr>
+                          <w:lang w:val="pt-PT"/>
+                        </w:rPr>
+                        <w:t>'====================</w:t>
+                      </w:r>
+                    </w:p>
+                    <w:p>
+                      <w:pPr>
+                        <w:rPr>
+                          <w:lang w:val="pt-PT"/>
+                        </w:rPr>
+                      </w:pPr>
+                      <w:r>
+                        <w:rPr>
+                          <w:lang w:val="pt-PT"/>
+                        </w:rPr>
+                        <w:t>package "Camada de Dados e Integração" {</w:t>
+                      </w:r>
+                    </w:p>
+                    <w:p>
+                      <w:pPr>
+                        <w:rPr>
+                          <w:lang w:val="pt-PT"/>
+                        </w:rPr>
+                      </w:pPr>
+                      <w:r>
+                        <w:rPr>
+                          <w:lang w:val="pt-PT"/>
+                        </w:rPr>
+                        <w:t xml:space="preserve">  </w:t>
+                      </w:r>
+                    </w:p>
+                    <w:p>
+                      <w:pPr>
+                        <w:rPr>
+                          <w:lang w:val="pt-PT"/>
+                        </w:rPr>
+                      </w:pPr>
+                      <w:r>
+                        <w:rPr>
+                          <w:lang w:val="pt-PT"/>
+                        </w:rPr>
+                        <w:t xml:space="preserve">  database "Base de Dados" {</w:t>
+                      </w:r>
+                    </w:p>
+                    <w:p>
+                      <w:pPr>
+                        <w:rPr>
+                          <w:lang w:val="pt-PT"/>
+                        </w:rPr>
+                      </w:pPr>
+                      <w:r>
+                        <w:rPr>
+                          <w:lang w:val="pt-PT"/>
+                        </w:rPr>
+                        <w:t xml:space="preserve">    folder "Médicos" {</w:t>
+                      </w:r>
+                    </w:p>
+                    <w:p>
+                      <w:pPr>
+                        <w:rPr>
+                          <w:lang w:val="pt-PT"/>
+                        </w:rPr>
+                      </w:pPr>
+                      <w:r>
+                        <w:rPr>
+                          <w:lang w:val="pt-PT"/>
+                        </w:rPr>
+                        <w:t xml:space="preserve">      [Médico]</w:t>
+                      </w:r>
+                    </w:p>
+                    <w:p>
+                      <w:pPr>
+                        <w:rPr>
+                          <w:lang w:val="pt-PT"/>
+                        </w:rPr>
+                      </w:pPr>
+                      <w:r>
+                        <w:rPr>
+                          <w:lang w:val="pt-PT"/>
+                        </w:rPr>
+                        <w:t xml:space="preserve">    }</w:t>
+                      </w:r>
+                    </w:p>
+                    <w:p>
+                      <w:pPr>
+                        <w:rPr>
+                          <w:lang w:val="pt-PT"/>
+                        </w:rPr>
+                      </w:pPr>
+                      <w:r>
+                        <w:rPr>
+                          <w:lang w:val="pt-PT"/>
+                        </w:rPr>
+                        <w:t xml:space="preserve">    folder "Pacientes" {</w:t>
+                      </w:r>
+                    </w:p>
+                    <w:p>
+                      <w:pPr>
+                        <w:rPr>
+                          <w:lang w:val="pt-PT"/>
+                        </w:rPr>
+                      </w:pPr>
+                      <w:r>
+                        <w:rPr>
+                          <w:lang w:val="pt-PT"/>
+                        </w:rPr>
+                        <w:t xml:space="preserve">      [Paciente]</w:t>
+                      </w:r>
+                    </w:p>
+                    <w:p>
+                      <w:pPr>
+                        <w:rPr>
+                          <w:lang w:val="pt-PT"/>
+                        </w:rPr>
+                      </w:pPr>
+                      <w:r>
+                        <w:rPr>
+                          <w:lang w:val="pt-PT"/>
+                        </w:rPr>
+                        <w:t xml:space="preserve">    }</w:t>
+                      </w:r>
+                    </w:p>
+                    <w:p>
+                      <w:pPr>
+                        <w:rPr>
+                          <w:lang w:val="pt-PT"/>
+                        </w:rPr>
+                      </w:pPr>
+                      <w:r>
+                        <w:rPr>
+                          <w:lang w:val="pt-PT"/>
+                        </w:rPr>
+                        <w:t xml:space="preserve">    folder "Admins" {</w:t>
+                      </w:r>
+                    </w:p>
+                    <w:p>
+                      <w:pPr>
+                        <w:rPr>
+                          <w:lang w:val="pt-PT"/>
+                        </w:rPr>
+                      </w:pPr>
+                      <w:r>
+                        <w:rPr>
+                          <w:lang w:val="pt-PT"/>
+                        </w:rPr>
+                        <w:t xml:space="preserve">      [Admin]</w:t>
+                      </w:r>
+                    </w:p>
+                    <w:p>
+                      <w:pPr>
+                        <w:rPr>
+                          <w:lang w:val="pt-PT"/>
+                        </w:rPr>
+                      </w:pPr>
+                      <w:r>
+                        <w:rPr>
+                          <w:lang w:val="pt-PT"/>
+                        </w:rPr>
+                        <w:t xml:space="preserve">    }</w:t>
+                      </w:r>
+                    </w:p>
+                    <w:p>
+                      <w:pPr>
+                        <w:rPr>
+                          <w:lang w:val="pt-PT"/>
+                        </w:rPr>
+                      </w:pPr>
+                      <w:r>
+                        <w:rPr>
+                          <w:lang w:val="pt-PT"/>
+                        </w:rPr>
+                        <w:t xml:space="preserve">    folder "Consultas" {</w:t>
+                      </w:r>
+                    </w:p>
+                    <w:p>
+                      <w:pPr>
+                        <w:rPr>
+                          <w:lang w:val="pt-PT"/>
+                        </w:rPr>
+                      </w:pPr>
+                      <w:r>
+                        <w:rPr>
+                          <w:lang w:val="pt-PT"/>
+                        </w:rPr>
+                        <w:t xml:space="preserve">      [Consulta]</w:t>
+                      </w:r>
+                    </w:p>
+                    <w:p>
+                      <w:pPr>
+                        <w:rPr>
+                          <w:lang w:val="pt-PT"/>
+                        </w:rPr>
+                      </w:pPr>
+                      <w:r>
+                        <w:rPr>
+                          <w:lang w:val="pt-PT"/>
+                        </w:rPr>
+                        <w:t xml:space="preserve">    }</w:t>
+                      </w:r>
+                    </w:p>
+                    <w:p>
+                      <w:pPr>
+                        <w:rPr>
+                          <w:lang w:val="pt-PT"/>
+                        </w:rPr>
+                      </w:pPr>
+                    </w:p>
+                    <w:p>
+                      <w:pPr>
+                        <w:rPr>
+                          <w:lang w:val="pt-PT"/>
+                        </w:rPr>
+                      </w:pPr>
+                      <w:r>
+                        <w:rPr>
+                          <w:lang w:val="pt-PT"/>
+                        </w:rPr>
+                        <w:t xml:space="preserve">    folder "Especialidades" {</w:t>
+                      </w:r>
+                    </w:p>
+                    <w:p>
+                      <w:pPr>
+                        <w:rPr>
+                          <w:lang w:val="pt-PT"/>
+                        </w:rPr>
+                      </w:pPr>
+                      <w:r>
+                        <w:rPr>
+                          <w:lang w:val="pt-PT"/>
+                        </w:rPr>
+                        <w:t xml:space="preserve">      [Especialidade]</w:t>
+                      </w:r>
+                    </w:p>
+                    <w:p>
+                      <w:pPr>
+                        <w:rPr>
+                          <w:lang w:val="pt-PT"/>
+                        </w:rPr>
+                      </w:pPr>
+                      <w:r>
+                        <w:rPr>
+                          <w:lang w:val="pt-PT"/>
+                        </w:rPr>
+                        <w:t xml:space="preserve">    }</w:t>
+                      </w:r>
+                    </w:p>
+                    <w:p>
+                      <w:pPr>
+                        <w:rPr>
+                          <w:lang w:val="pt-PT"/>
+                        </w:rPr>
+                      </w:pPr>
+                      <w:r>
+                        <w:rPr>
+                          <w:lang w:val="pt-PT"/>
+                        </w:rPr>
+                        <w:t xml:space="preserve">    folder "Relatórios" {</w:t>
+                      </w:r>
+                    </w:p>
+                    <w:p>
+                      <w:pPr>
+                        <w:rPr>
+                          <w:lang w:val="pt-PT"/>
+                        </w:rPr>
+                      </w:pPr>
+                      <w:r>
+                        <w:rPr>
+                          <w:lang w:val="pt-PT"/>
+                        </w:rPr>
+                        <w:t xml:space="preserve">      [Relatório Consulta]</w:t>
+                      </w:r>
+                    </w:p>
+                    <w:p>
+                      <w:pPr>
+                        <w:rPr>
+                          <w:lang w:val="pt-PT"/>
+                        </w:rPr>
+                      </w:pPr>
+                      <w:r>
+                        <w:rPr>
+                          <w:lang w:val="pt-PT"/>
+                        </w:rPr>
+                        <w:t xml:space="preserve">      [Relatório Não comparência]</w:t>
+                      </w:r>
+                    </w:p>
+                    <w:p>
+                      <w:pPr>
+                        <w:rPr>
+                          <w:lang w:val="pt-PT"/>
+                        </w:rPr>
+                      </w:pPr>
+                      <w:r>
+                        <w:rPr>
+                          <w:lang w:val="pt-PT"/>
+                        </w:rPr>
+                        <w:t xml:space="preserve">    }</w:t>
+                      </w:r>
+                    </w:p>
+                    <w:p>
+                      <w:pPr>
+                        <w:rPr>
+                          <w:lang w:val="pt-PT"/>
+                        </w:rPr>
+                      </w:pPr>
+                      <w:r>
+                        <w:rPr>
+                          <w:lang w:val="pt-PT"/>
+                        </w:rPr>
+                        <w:t xml:space="preserve">  }</w:t>
+                      </w:r>
+                    </w:p>
+                    <w:p>
+                      <w:pPr>
+                        <w:rPr>
+                          <w:lang w:val="pt-PT"/>
+                        </w:rPr>
+                      </w:pPr>
+                    </w:p>
+                    <w:p>
+                      <w:pPr>
+                        <w:rPr>
+                          <w:lang w:val="pt-PT"/>
+                        </w:rPr>
+                      </w:pPr>
+                      <w:r>
+                        <w:rPr>
+                          <w:lang w:val="pt-PT"/>
+                        </w:rPr>
+                        <w:t xml:space="preserve">  package "Importação de Dados" {</w:t>
+                      </w:r>
+                    </w:p>
+                    <w:p>
+                      <w:pPr>
+                        <w:rPr>
+                          <w:lang w:val="pt-PT"/>
+                        </w:rPr>
+                      </w:pPr>
+                      <w:r>
+                        <w:rPr>
+                          <w:lang w:val="pt-PT"/>
+                        </w:rPr>
+                        <w:t xml:space="preserve">    [SNS]</w:t>
+                      </w:r>
+                    </w:p>
+                    <w:p>
+                      <w:pPr>
+                        <w:rPr>
+                          <w:lang w:val="pt-PT"/>
+                        </w:rPr>
+                      </w:pPr>
+                      <w:r>
+                        <w:rPr>
+                          <w:lang w:val="pt-PT"/>
+                        </w:rPr>
+                        <w:t xml:space="preserve">  }</w:t>
+                      </w:r>
+                    </w:p>
+                    <w:p>
+                      <w:pPr>
+                        <w:rPr>
+                          <w:lang w:val="pt-PT"/>
+                        </w:rPr>
+                      </w:pPr>
+                    </w:p>
+                    <w:p>
+                      <w:pPr>
+                        <w:rPr>
+                          <w:lang w:val="pt-PT"/>
+                        </w:rPr>
+                      </w:pPr>
+                      <w:r>
+                        <w:rPr>
+                          <w:lang w:val="pt-PT"/>
+                        </w:rPr>
+                        <w:t xml:space="preserve">  [Push Notification]</w:t>
+                      </w:r>
+                    </w:p>
+                    <w:p>
+                      <w:pPr>
+                        <w:rPr>
+                          <w:lang w:val="pt-PT"/>
+                        </w:rPr>
+                      </w:pPr>
+                      <w:r>
+                        <w:rPr>
+                          <w:lang w:val="pt-PT"/>
+                        </w:rPr>
+                        <w:t>}</w:t>
+                      </w:r>
+                    </w:p>
+                    <w:p>
+                      <w:pPr>
+                        <w:rPr>
+                          <w:lang w:val="pt-PT"/>
+                        </w:rPr>
+                      </w:pPr>
+                    </w:p>
+                    <w:p>
+                      <w:pPr>
+                        <w:rPr>
+                          <w:lang w:val="pt-PT"/>
+                        </w:rPr>
+                      </w:pPr>
+                      <w:r>
+                        <w:rPr>
+                          <w:lang w:val="pt-PT"/>
+                        </w:rPr>
+                        <w:t>'====================</w:t>
+                      </w:r>
+                    </w:p>
+                    <w:p>
+                      <w:pPr>
+                        <w:rPr>
+                          <w:lang w:val="pt-PT"/>
+                        </w:rPr>
+                      </w:pPr>
+                      <w:r>
+                        <w:rPr>
+                          <w:lang w:val="pt-PT"/>
+                        </w:rPr>
+                        <w:t>' RELAÇÕES ENTRE CAMADAS</w:t>
+                      </w:r>
+                    </w:p>
+                    <w:p>
+                      <w:pPr>
+                        <w:rPr>
+                          <w:lang w:val="pt-PT"/>
+                        </w:rPr>
+                      </w:pPr>
+                      <w:r>
+                        <w:rPr>
+                          <w:lang w:val="pt-PT"/>
+                        </w:rPr>
+                        <w:t>'====================</w:t>
+                      </w:r>
+                    </w:p>
+                    <w:p>
+                      <w:pPr>
+                        <w:rPr>
+                          <w:lang w:val="pt-PT"/>
+                        </w:rPr>
+                      </w:pPr>
+                    </w:p>
+                    <w:p>
+                      <w:pPr>
+                        <w:rPr>
+                          <w:lang w:val="pt-PT"/>
+                        </w:rPr>
+                      </w:pPr>
+                      <w:r>
+                        <w:rPr>
+                          <w:lang w:val="pt-PT"/>
+                        </w:rPr>
+                        <w:t>' FRONT-END liga-se à LÓGICA DE NEGÓCIO</w:t>
+                      </w:r>
+                    </w:p>
+                    <w:p>
+                      <w:pPr>
+                        <w:rPr>
+                          <w:lang w:val="pt-PT"/>
+                        </w:rPr>
+                      </w:pPr>
+                      <w:r>
+                        <w:rPr>
+                          <w:lang w:val="pt-PT"/>
+                        </w:rPr>
+                        <w:t>[Dashboards] --&gt; [Gestão de Consultas]</w:t>
+                      </w:r>
+                    </w:p>
+                    <w:p>
+                      <w:pPr>
+                        <w:rPr>
+                          <w:lang w:val="pt-PT"/>
+                        </w:rPr>
+                      </w:pPr>
+                      <w:r>
+                        <w:rPr>
+                          <w:lang w:val="pt-PT"/>
+                        </w:rPr>
+                        <w:t>[Dashboards] --&gt; [Gestão de Relatórios]</w:t>
+                      </w:r>
+                    </w:p>
+                    <w:p>
+                      <w:pPr>
+                        <w:rPr>
+                          <w:lang w:val="pt-PT"/>
+                        </w:rPr>
+                      </w:pPr>
+                      <w:r>
+                        <w:rPr>
+                          <w:lang w:val="pt-PT"/>
+                        </w:rPr>
+                        <w:t>[Dashboards] --&gt; [Autenticação e Perfis de Utilizador]</w:t>
+                      </w:r>
+                    </w:p>
+                    <w:p>
+                      <w:pPr>
+                        <w:rPr>
+                          <w:lang w:val="pt-PT"/>
+                        </w:rPr>
+                      </w:pPr>
+                      <w:r>
+                        <w:rPr>
+                          <w:lang w:val="pt-PT"/>
+                        </w:rPr>
+                        <w:t>[Dashboards] --&gt; [Gestão de Disponibilidade]</w:t>
+                      </w:r>
+                    </w:p>
+                    <w:p>
+                      <w:pPr>
+                        <w:rPr>
+                          <w:lang w:val="pt-PT"/>
+                        </w:rPr>
+                      </w:pPr>
+                    </w:p>
+                    <w:p>
+                      <w:pPr>
+                        <w:rPr>
+                          <w:lang w:val="pt-PT"/>
+                        </w:rPr>
+                      </w:pPr>
+                      <w:r>
+                        <w:rPr>
+                          <w:lang w:val="pt-PT"/>
+                        </w:rPr>
+                        <w:t>' BACK-END liga-se à BASE DE DADOS e aos SERVIÇOS EXTERNOS</w:t>
+                      </w:r>
+                    </w:p>
+                    <w:p>
+                      <w:pPr>
+                        <w:rPr>
+                          <w:lang w:val="pt-PT"/>
+                        </w:rPr>
+                      </w:pPr>
+                      <w:r>
+                        <w:rPr>
+                          <w:lang w:val="pt-PT"/>
+                        </w:rPr>
+                        <w:t>[Gestão de Consultas] --&gt; [Consulta]</w:t>
+                      </w:r>
+                    </w:p>
+                    <w:p>
+                      <w:pPr>
+                        <w:rPr>
+                          <w:lang w:val="pt-PT"/>
+                        </w:rPr>
+                      </w:pPr>
+                      <w:r>
+                        <w:rPr>
+                          <w:lang w:val="pt-PT"/>
+                        </w:rPr>
+                        <w:t>[Gestão de Consultas] --&gt; [Notificações e Lembretes]</w:t>
+                      </w:r>
+                    </w:p>
+                    <w:p>
+                      <w:pPr>
+                        <w:rPr>
+                          <w:lang w:val="pt-PT"/>
+                        </w:rPr>
+                      </w:pPr>
+                      <w:r>
+                        <w:rPr>
+                          <w:lang w:val="pt-PT"/>
+                        </w:rPr>
+                        <w:t>[Gestão de Consultas] --&gt; [Gestão de Relatórios]</w:t>
+                      </w:r>
+                    </w:p>
+                    <w:p>
+                      <w:pPr>
+                        <w:rPr>
+                          <w:lang w:val="pt-PT"/>
+                        </w:rPr>
+                      </w:pPr>
+                    </w:p>
+                    <w:p>
+                      <w:pPr>
+                        <w:rPr>
+                          <w:lang w:val="pt-PT"/>
+                        </w:rPr>
+                      </w:pPr>
+                      <w:r>
+                        <w:rPr>
+                          <w:lang w:val="pt-PT"/>
+                        </w:rPr>
+                        <w:t>[Gestão de Catálogo e Especialidades] --&gt; [Especialidade]</w:t>
+                      </w:r>
+                    </w:p>
+                    <w:p>
+                      <w:pPr>
+                        <w:rPr>
+                          <w:lang w:val="pt-PT"/>
+                        </w:rPr>
+                      </w:pPr>
+                      <w:r>
+                        <w:rPr>
+                          <w:lang w:val="pt-PT"/>
+                        </w:rPr>
+                        <w:t>[Gestão de Catálogo e Especialidades] --&gt; [Médico]</w:t>
+                      </w:r>
+                    </w:p>
+                    <w:p>
+                      <w:pPr>
+                        <w:rPr>
+                          <w:lang w:val="pt-PT"/>
+                        </w:rPr>
+                      </w:pPr>
+                    </w:p>
+                    <w:p>
+                      <w:pPr>
+                        <w:rPr>
+                          <w:lang w:val="pt-PT"/>
+                        </w:rPr>
+                      </w:pPr>
+                      <w:r>
+                        <w:rPr>
+                          <w:lang w:val="pt-PT"/>
+                        </w:rPr>
+                        <w:t>[Autenticação e Perfis de Utilizador] --&gt; [Paciente]</w:t>
+                      </w:r>
+                    </w:p>
+                    <w:p>
+                      <w:pPr>
+                        <w:rPr>
+                          <w:lang w:val="pt-PT"/>
+                        </w:rPr>
+                      </w:pPr>
+                      <w:r>
+                        <w:rPr>
+                          <w:lang w:val="pt-PT"/>
+                        </w:rPr>
+                        <w:t>[Autenticação e Perfis de Utilizador] --&gt; [Médico]</w:t>
+                      </w:r>
+                    </w:p>
+                    <w:p>
+                      <w:pPr>
+                        <w:rPr>
+                          <w:lang w:val="pt-PT"/>
+                        </w:rPr>
+                      </w:pPr>
+                      <w:r>
+                        <w:rPr>
+                          <w:lang w:val="pt-PT"/>
+                        </w:rPr>
+                        <w:t>[Autenticação e Perfis de Utilizador] --&gt; [Admin]</w:t>
+                      </w:r>
+                    </w:p>
+                    <w:p>
+                      <w:pPr>
+                        <w:rPr>
+                          <w:lang w:val="pt-PT"/>
+                        </w:rPr>
+                      </w:pPr>
+                    </w:p>
+                    <w:p>
+                      <w:pPr>
+                        <w:rPr>
+                          <w:lang w:val="pt-PT"/>
+                        </w:rPr>
+                      </w:pPr>
+                      <w:r>
+                        <w:rPr>
+                          <w:lang w:val="pt-PT"/>
+                        </w:rPr>
+                        <w:t>[Gestão de Relatórios] --&gt; [Relatório Consulta]</w:t>
+                      </w:r>
+                    </w:p>
+                    <w:p>
+                      <w:pPr>
+                        <w:rPr>
+                          <w:lang w:val="pt-PT"/>
+                        </w:rPr>
+                      </w:pPr>
+                      <w:r>
+                        <w:rPr>
+                          <w:lang w:val="pt-PT"/>
+                        </w:rPr>
+                        <w:t>[Gestão de Relatórios] --&gt; [Relatório Não comparência]</w:t>
+                      </w:r>
+                    </w:p>
+                    <w:p>
+                      <w:pPr>
+                        <w:rPr>
+                          <w:lang w:val="pt-PT"/>
+                        </w:rPr>
+                      </w:pPr>
+                    </w:p>
+                    <w:p>
+                      <w:pPr>
+                        <w:rPr>
+                          <w:lang w:val="pt-PT"/>
+                        </w:rPr>
+                      </w:pPr>
+                      <w:r>
+                        <w:rPr>
+                          <w:lang w:val="pt-PT"/>
+                        </w:rPr>
+                        <w:t>' SERVIÇOS EXTERNOS</w:t>
+                      </w:r>
+                    </w:p>
+                    <w:p>
+                      <w:pPr>
+                        <w:rPr>
+                          <w:lang w:val="pt-PT"/>
+                        </w:rPr>
+                      </w:pPr>
+                      <w:r>
+                        <w:rPr>
+                          <w:lang w:val="pt-PT"/>
+                        </w:rPr>
+                        <w:t>[Notificações e Lembretes] --&gt; [Push Notification]</w:t>
+                      </w:r>
+                    </w:p>
+                    <w:p>
+                      <w:pPr>
+                        <w:rPr>
+                          <w:lang w:val="pt-PT"/>
+                        </w:rPr>
+                      </w:pPr>
+                      <w:r>
+                        <w:rPr>
+                          <w:lang w:val="pt-PT"/>
+                        </w:rPr>
+                        <w:t>[Autenticação e Perfis de Utilizador] --&gt; [SNS] : Atualiza dados clínicos do paciente</w:t>
+                      </w:r>
+                    </w:p>
+                    <w:p>
+                      <w:pPr>
+                        <w:rPr>
+                          <w:lang w:val="pt-PT"/>
+                        </w:rPr>
+                      </w:pPr>
+                    </w:p>
+                    <w:p>
+                      <w:pPr>
+                        <w:rPr>
+                          <w:lang w:val="pt-PT"/>
+                        </w:rPr>
+                      </w:pPr>
+                      <w:r>
+                        <w:rPr>
+                          <w:lang w:val="pt-PT"/>
+                        </w:rPr>
+                        <w:t>'====================</w:t>
+                      </w:r>
+                    </w:p>
+                    <w:p>
+                      <w:pPr>
+                        <w:rPr>
+                          <w:lang w:val="pt-PT"/>
+                        </w:rPr>
+                      </w:pPr>
+                      <w:r>
+                        <w:rPr>
+                          <w:lang w:val="pt-PT"/>
+                        </w:rPr>
+                        <w:t>' NOTAS EXPLICATIVAS</w:t>
+                      </w:r>
+                    </w:p>
+                    <w:p>
+                      <w:pPr>
+                        <w:rPr>
+                          <w:lang w:val="pt-PT"/>
+                        </w:rPr>
+                      </w:pPr>
+                      <w:r>
+                        <w:rPr>
+                          <w:lang w:val="pt-PT"/>
+                        </w:rPr>
+                        <w:t>'====================</w:t>
+                      </w:r>
+                    </w:p>
+                    <w:p>
+                      <w:pPr>
+                        <w:rPr>
+                          <w:lang w:val="pt-PT"/>
+                        </w:rPr>
+                      </w:pPr>
+                      <w:r>
+                        <w:rPr>
+                          <w:lang w:val="pt-PT"/>
+                        </w:rPr>
+                        <w:t>note right of [Dashboards]</w:t>
+                      </w:r>
+                    </w:p>
+                    <w:p>
+                      <w:pPr>
+                        <w:rPr>
+                          <w:lang w:val="pt-PT"/>
+                        </w:rPr>
+                      </w:pPr>
+                      <w:r>
+                        <w:rPr>
+                          <w:lang w:val="pt-PT"/>
+                        </w:rPr>
+                        <w:t>Interface usada por Pacientes, Médicos e Admins</w:t>
+                      </w:r>
+                    </w:p>
+                    <w:p>
+                      <w:pPr>
+                        <w:rPr>
+                          <w:lang w:val="pt-PT"/>
+                        </w:rPr>
+                      </w:pPr>
+                      <w:r>
+                        <w:rPr>
+                          <w:lang w:val="pt-PT"/>
+                        </w:rPr>
+                        <w:t>para visualizar e gerir consultas e disponibilidades, relatórios e histórico.</w:t>
+                      </w:r>
+                    </w:p>
+                    <w:p>
+                      <w:r>
+                        <w:t>end note</w:t>
+                      </w:r>
+                    </w:p>
+                    <w:p/>
+                    <w:p>
+                      <w:r>
+                        <w:t>note right of [Push Notification]</w:t>
+                      </w:r>
+                    </w:p>
+                    <w:p>
+                      <w:pPr>
+                        <w:rPr>
+                          <w:lang w:val="pt-PT"/>
+                        </w:rPr>
+                      </w:pPr>
+                      <w:r>
+                        <w:rPr>
+                          <w:lang w:val="pt-PT"/>
+                        </w:rPr>
+                        <w:t>Serviço externo (ex: Firebase Cloud Messaging)</w:t>
+                      </w:r>
+                    </w:p>
+                    <w:p>
+                      <w:pPr>
+                        <w:rPr>
+                          <w:lang w:val="pt-PT"/>
+                        </w:rPr>
+                      </w:pPr>
+                      <w:r>
+                        <w:rPr>
+                          <w:lang w:val="pt-PT"/>
+                        </w:rPr>
+                        <w:t>utilizado para envio de lembretes e notificações.</w:t>
+                      </w:r>
+                    </w:p>
+                    <w:p>
+                      <w:r>
+                        <w:t>end note</w:t>
+                      </w:r>
+                    </w:p>
+                    <w:p/>
+                    <w:p>
+                      <w:r>
+                        <w:t>note top of [SNS]</w:t>
+                      </w:r>
+                    </w:p>
+                    <w:p>
+                      <w:pPr>
+                        <w:rPr>
+                          <w:lang w:val="pt-PT"/>
+                        </w:rPr>
+                      </w:pPr>
+                      <w:r>
+                        <w:rPr>
+                          <w:lang w:val="pt-PT"/>
+                        </w:rPr>
+                        <w:t>Fonte externa de dados (ex: Sistema Nacional de Saúde)</w:t>
+                      </w:r>
+                    </w:p>
+                    <w:p>
+                      <w:pPr>
+                        <w:rPr>
+                          <w:lang w:val="pt-PT"/>
+                        </w:rPr>
+                      </w:pPr>
+                      <w:r>
+                        <w:rPr>
+                          <w:lang w:val="pt-PT"/>
+                        </w:rPr>
+                        <w:t>para importação e atualização de dados médicos.</w:t>
+                      </w:r>
+                    </w:p>
+                    <w:p>
+                      <w:r>
+                        <w:t>end note</w:t>
+                      </w:r>
+                    </w:p>
+                    <w:p/>
+                    <w:p>
+                      <w:r>
+                        <w:t>@enduml</w:t>
+                      </w:r>
+                    </w:p>
+                  </w:txbxContent>
+                </v:textbox>
+                <w10:wrap type="square" anchorx="margin"/>
+              </v:shape>
+            </w:pict>
+          </mc:Fallback>
+        </mc:AlternateContent>
+      </w:r>
+    </w:p>
+    <w:p>
+      <w:pPr>
+        <w:rPr>
+          <w:lang w:val="pt-PT"/>
+        </w:rPr>
+      </w:pPr>
+    </w:p>
+    <w:p>
+      <w:pPr>
+        <w:rPr>
+          <w:lang w:val="pt-PT"/>
+        </w:rPr>
+      </w:pPr>
+    </w:p>
+    <w:p>
+      <w:pPr>
+        <w:rPr>
+          <w:lang w:val="pt-PT"/>
+        </w:rPr>
+      </w:pPr>
+    </w:p>
+    <w:p>
+      <w:pPr>
+        <w:rPr>
+          <w:lang w:val="pt-PT"/>
+        </w:rPr>
+      </w:pPr>
+    </w:p>
+    <w:p>
+      <w:pPr>
+        <w:rPr>
+          <w:lang w:val="pt-PT"/>
+        </w:rPr>
+      </w:pPr>
+    </w:p>
+    <w:p>
+      <w:pPr>
+        <w:rPr>
+          <w:lang w:val="pt-PT"/>
+        </w:rPr>
+      </w:pPr>
+    </w:p>
+    <w:p>
+      <w:pPr>
+        <w:rPr>
+          <w:lang w:val="pt-PT"/>
+        </w:rPr>
+      </w:pPr>
+    </w:p>
+    <w:p>
+      <w:pPr>
+        <w:rPr>
+          <w:lang w:val="pt-PT"/>
+        </w:rPr>
+      </w:pPr>
+    </w:p>
+    <w:p>
+      <w:pPr>
+        <w:rPr>
+          <w:lang w:val="pt-PT"/>
+        </w:rPr>
+      </w:pPr>
     </w:p>
     <w:p>
       <w:pPr>
@@ -11606,6 +13446,30 @@
       <w:ind w:left="240"/>
     </w:pPr>
   </w:style>
+  <w:style w:type="character" w:styleId="UnresolvedMention">
+    <w:name w:val="Unresolved Mention"/>
+    <w:basedOn w:val="DefaultParagraphFont"/>
+    <w:uiPriority w:val="99"/>
+    <w:semiHidden/>
+    <w:unhideWhenUsed/>
+    <w:rsid w:val="00C87089"/>
+    <w:rPr>
+      <w:color w:val="605E5C"/>
+      <w:shd w:val="clear" w:color="auto" w:fill="E1DFDD"/>
+    </w:rPr>
+  </w:style>
+  <w:style w:type="character" w:styleId="FollowedHyperlink">
+    <w:name w:val="FollowedHyperlink"/>
+    <w:basedOn w:val="DefaultParagraphFont"/>
+    <w:uiPriority w:val="99"/>
+    <w:semiHidden/>
+    <w:unhideWhenUsed/>
+    <w:rsid w:val="00C87089"/>
+    <w:rPr>
+      <w:color w:val="96607D" w:themeColor="followedHyperlink"/>
+      <w:u w:val="single"/>
+    </w:rPr>
+  </w:style>
 </w:styles>
 </file>
 

--- a/ficheiros para milestone 2/diagramas UML.docx
+++ b/ficheiros para milestone 2/diagramas UML.docx
@@ -2319,6 +2319,7 @@
       </w:pPr>
       <w:r>
         <w:rPr>
+          <w:noProof/>
           <w:lang w:val="pt-PT"/>
         </w:rPr>
         <w:drawing>
@@ -2458,23 +2459,44 @@
       <w:bookmarkStart w:id="3" w:name="_Toc210670355"/>
       <w:r>
         <w:rPr>
+          <w:lang w:val="pt-PT"/>
+        </w:rPr>
+        <w:lastRenderedPageBreak/>
+        <w:t>Diagrama ER</w:t>
+      </w:r>
+      <w:bookmarkEnd w:id="3"/>
+    </w:p>
+    <w:p>
+      <w:pPr>
+        <w:rPr>
+          <w:lang w:val="pt-PT"/>
+        </w:rPr>
+      </w:pPr>
+    </w:p>
+    <w:p>
+      <w:pPr>
+        <w:rPr>
+          <w:lang w:val="pt-PT"/>
+        </w:rPr>
+      </w:pPr>
+      <w:r>
+        <w:rPr>
           <w:noProof/>
           <w:lang w:val="pt-PT"/>
         </w:rPr>
-        <w:lastRenderedPageBreak/>
         <w:drawing>
-          <wp:anchor distT="0" distB="0" distL="114300" distR="114300" simplePos="0" relativeHeight="251666432" behindDoc="0" locked="0" layoutInCell="1" allowOverlap="1" wp14:anchorId="5803BE28" wp14:editId="74F8C3EA">
+          <wp:anchor distT="0" distB="0" distL="114300" distR="114300" simplePos="0" relativeHeight="251694080" behindDoc="0" locked="0" layoutInCell="1" allowOverlap="1" wp14:anchorId="6B63B598" wp14:editId="79F56719">
             <wp:simplePos x="0" y="0"/>
-            <wp:positionH relativeFrom="page">
-              <wp:posOffset>438150</wp:posOffset>
+            <wp:positionH relativeFrom="column">
+              <wp:posOffset>5379</wp:posOffset>
             </wp:positionH>
             <wp:positionV relativeFrom="paragraph">
-              <wp:posOffset>415925</wp:posOffset>
+              <wp:posOffset>-934</wp:posOffset>
             </wp:positionV>
-            <wp:extent cx="6645910" cy="5215255"/>
-            <wp:effectExtent l="0" t="0" r="2540" b="4445"/>
+            <wp:extent cx="6645910" cy="5208270"/>
+            <wp:effectExtent l="0" t="0" r="2540" b="0"/>
             <wp:wrapSquare wrapText="bothSides"/>
-            <wp:docPr id="228617214" name="Picture 1" descr="A computer screen shot of a diagram&#10;&#10;AI-generated content may be incorrect."/>
+            <wp:docPr id="1934665325" name="Picture 12" descr="A computer diagram with many text&#10;&#10;AI-generated content may be incorrect."/>
             <wp:cNvGraphicFramePr>
               <a:graphicFrameLocks xmlns:a="http://schemas.openxmlformats.org/drawingml/2006/main" noChangeAspect="1"/>
             </wp:cNvGraphicFramePr>
@@ -2482,7 +2504,7 @@
               <a:graphicData uri="http://schemas.openxmlformats.org/drawingml/2006/picture">
                 <pic:pic xmlns:pic="http://schemas.openxmlformats.org/drawingml/2006/picture">
                   <pic:nvPicPr>
-                    <pic:cNvPr id="228617214" name="Picture 1" descr="A computer screen shot of a diagram&#10;&#10;AI-generated content may be incorrect."/>
+                    <pic:cNvPr id="1934665325" name="Picture 12" descr="A computer diagram with many text&#10;&#10;AI-generated content may be incorrect."/>
                     <pic:cNvPicPr/>
                   </pic:nvPicPr>
                   <pic:blipFill>
@@ -2500,7 +2522,7 @@
                   <pic:spPr>
                     <a:xfrm>
                       <a:off x="0" y="0"/>
-                      <a:ext cx="6645910" cy="5215255"/>
+                      <a:ext cx="6645910" cy="5208270"/>
                     </a:xfrm>
                     <a:prstGeom prst="rect">
                       <a:avLst/>
@@ -2512,27 +2534,6 @@
           </wp:anchor>
         </w:drawing>
       </w:r>
-      <w:r>
-        <w:rPr>
-          <w:lang w:val="pt-PT"/>
-        </w:rPr>
-        <w:t>Diagrama ER</w:t>
-      </w:r>
-      <w:bookmarkEnd w:id="3"/>
-    </w:p>
-    <w:p>
-      <w:pPr>
-        <w:rPr>
-          <w:lang w:val="pt-PT"/>
-        </w:rPr>
-      </w:pPr>
-    </w:p>
-    <w:p>
-      <w:pPr>
-        <w:rPr>
-          <w:lang w:val="pt-PT"/>
-        </w:rPr>
-      </w:pPr>
     </w:p>
     <w:p>
       <w:pPr>
@@ -2762,7 +2763,15 @@
                                 <w:bCs/>
                                 <w:lang w:val="pt-PT"/>
                               </w:rPr>
-                              <w:t>-- CTRL + A para copiar todo o código</w:t>
+                              <w:t xml:space="preserve">-- </w:t>
+                            </w:r>
+                            <w:r>
+                              <w:rPr>
+                                <w:b/>
+                                <w:bCs/>
+                                <w:lang w:val="pt-PT"/>
+                              </w:rPr>
+                              <w:t>CTRL + A para copiar todo o código</w:t>
                             </w:r>
                           </w:p>
                           <w:p>
@@ -3227,39 +3236,149 @@
                             </w:r>
                           </w:p>
                           <w:p>
-                            <w:pPr>
-                              <w:rPr>
-                                <w:lang w:val="pt-PT"/>
-                              </w:rPr>
-                            </w:pPr>
-                            <w:r>
-                              <w:rPr>
-                                <w:lang w:val="pt-PT"/>
-                              </w:rPr>
+                            <w:r>
                               <w:t>);</w:t>
                             </w:r>
                           </w:p>
-                          <w:p>
-                            <w:pPr>
-                              <w:rPr>
-                                <w:lang w:val="pt-PT"/>
-                              </w:rPr>
-                            </w:pPr>
-                          </w:p>
-                          <w:p>
-                            <w:pPr>
-                              <w:rPr>
-                                <w:lang w:val="pt-PT"/>
-                              </w:rPr>
-                            </w:pPr>
-                            <w:r>
-                              <w:rPr>
-                                <w:lang w:val="pt-PT"/>
-                              </w:rPr>
+                          <w:p/>
+                          <w:p>
+                            <w:r>
                               <w:t>-- =========================</w:t>
                             </w:r>
                           </w:p>
                           <w:p>
+                            <w:r>
+                              <w:t>-- TABELA: SNS</w:t>
+                            </w:r>
+                          </w:p>
+                          <w:p>
+                            <w:r>
+                              <w:t>-- =========================</w:t>
+                            </w:r>
+                          </w:p>
+                          <w:p>
+                            <w:r>
+                              <w:t>CREATE TABLE SNS (</w:t>
+                            </w:r>
+                          </w:p>
+                          <w:p>
+                            <w:r>
+                              <w:t>    id INT AUTO_INCREMENT PRIMARY KEY,</w:t>
+                            </w:r>
+                          </w:p>
+                          <w:p>
+                            <w:r>
+                              <w:t>    nome_completo VARCHAR(150) NOT NULL,</w:t>
+                            </w:r>
+                          </w:p>
+                          <w:p>
+                            <w:r>
+                              <w:t>    nif VARCHAR(9) UNIQUE,</w:t>
+                            </w:r>
+                          </w:p>
+                          <w:p>
+                            <w:pPr>
+                              <w:rPr>
+                                <w:lang w:val="pt-PT"/>
+                              </w:rPr>
+                            </w:pPr>
+                            <w:r>
+                              <w:t xml:space="preserve">    </w:t>
+                            </w:r>
+                            <w:r>
+                              <w:rPr>
+                                <w:lang w:val="pt-PT"/>
+                              </w:rPr>
+                              <w:t>n_utente VARCHAR(9) UNIQUE,</w:t>
+                            </w:r>
+                          </w:p>
+                          <w:p>
+                            <w:pPr>
+                              <w:rPr>
+                                <w:lang w:val="pt-PT"/>
+                              </w:rPr>
+                            </w:pPr>
+                            <w:r>
+                              <w:rPr>
+                                <w:lang w:val="pt-PT"/>
+                              </w:rPr>
+                              <w:t>    data_nascimento DATE,</w:t>
+                            </w:r>
+                          </w:p>
+                          <w:p>
+                            <w:pPr>
+                              <w:rPr>
+                                <w:lang w:val="pt-PT"/>
+                              </w:rPr>
+                            </w:pPr>
+                            <w:r>
+                              <w:rPr>
+                                <w:lang w:val="pt-PT"/>
+                              </w:rPr>
+                              <w:t xml:space="preserve">    </w:t>
+                            </w:r>
+                            <w:proofErr w:type="spellStart"/>
+                            <w:r>
+                              <w:rPr>
+                                <w:lang w:val="pt-PT"/>
+                              </w:rPr>
+                              <w:t>telemovel</w:t>
+                            </w:r>
+                            <w:proofErr w:type="spellEnd"/>
+                            <w:r>
+                              <w:rPr>
+                                <w:lang w:val="pt-PT"/>
+                              </w:rPr>
+                              <w:t xml:space="preserve"> VARCHAR(12),</w:t>
+                            </w:r>
+                          </w:p>
+                          <w:p>
+                            <w:pPr>
+                              <w:rPr>
+                                <w:lang w:val="pt-PT"/>
+                              </w:rPr>
+                            </w:pPr>
+                            <w:r>
+                              <w:rPr>
+                                <w:lang w:val="pt-PT"/>
+                              </w:rPr>
+                              <w:t>    morada VARCHAR(100)</w:t>
+                            </w:r>
+                          </w:p>
+                          <w:p>
+                            <w:pPr>
+                              <w:rPr>
+                                <w:lang w:val="pt-PT"/>
+                              </w:rPr>
+                            </w:pPr>
+                            <w:r>
+                              <w:rPr>
+                                <w:lang w:val="pt-PT"/>
+                              </w:rPr>
+                              <w:t>);</w:t>
+                            </w:r>
+                          </w:p>
+                          <w:p>
+                            <w:pPr>
+                              <w:rPr>
+                                <w:lang w:val="pt-PT"/>
+                              </w:rPr>
+                            </w:pPr>
+                          </w:p>
+                          <w:p>
+                            <w:pPr>
+                              <w:rPr>
+                                <w:lang w:val="pt-PT"/>
+                              </w:rPr>
+                            </w:pPr>
+                            <w:r>
+                              <w:rPr>
+                                <w:lang w:val="pt-PT"/>
+                              </w:rPr>
+                              <w:t>-- =========================</w:t>
+                            </w:r>
+                          </w:p>
+                          <w:p>
                             <w:pPr>
                               <w:rPr>
                                 <w:lang w:val="pt-PT"/>
@@ -3273,79 +3392,97 @@
                             </w:r>
                           </w:p>
                           <w:p>
-                            <w:pPr>
-                              <w:rPr>
-                                <w:lang w:val="pt-PT"/>
-                              </w:rPr>
-                            </w:pPr>
-                            <w:r>
-                              <w:rPr>
-                                <w:lang w:val="pt-PT"/>
-                              </w:rPr>
+                            <w:r>
                               <w:t>-- =========================</w:t>
                             </w:r>
                           </w:p>
                           <w:p>
-                            <w:pPr>
-                              <w:rPr>
-                                <w:lang w:val="pt-PT"/>
-                              </w:rPr>
-                            </w:pPr>
-                            <w:r>
-                              <w:rPr>
-                                <w:lang w:val="pt-PT"/>
-                              </w:rPr>
+                            <w:r>
                               <w:t>CREATE TABLE Paciente (</w:t>
                             </w:r>
                           </w:p>
                           <w:p>
                             <w:r>
-                              <w:rPr>
-                                <w:lang w:val="pt-PT"/>
-                              </w:rPr>
+                              <w:t>    id INT AUTO_INCREMENT PRIMARY KEY,</w:t>
+                            </w:r>
+                          </w:p>
+                          <w:p>
+                            <w:r>
+                              <w:t>    nome_completo VARCHAR(150) NOT NULL,</w:t>
+                            </w:r>
+                          </w:p>
+                          <w:p>
+                            <w:r>
+                              <w:t>    nif VARCHAR(9) UNIQUE,</w:t>
+                            </w:r>
+                          </w:p>
+                          <w:p>
+                            <w:pPr>
+                              <w:rPr>
+                                <w:lang w:val="pt-PT"/>
+                              </w:rPr>
+                            </w:pPr>
+                            <w:r>
                               <w:t xml:space="preserve">    </w:t>
                             </w:r>
                             <w:r>
-                              <w:t>id INT AUTO_INCREMENT PRIMARY KEY,</w:t>
-                            </w:r>
-                          </w:p>
-                          <w:p>
-                            <w:r>
-                              <w:t>    nome_completo VARCHAR(150) NOT NULL,</w:t>
-                            </w:r>
-                          </w:p>
-                          <w:p>
-                            <w:r>
-                              <w:t>    nif VARCHAR(9) UNIQUE,</w:t>
-                            </w:r>
-                          </w:p>
-                          <w:p>
-                            <w:pPr>
-                              <w:rPr>
-                                <w:lang w:val="pt-PT"/>
-                              </w:rPr>
-                            </w:pPr>
-                            <w:r>
+                              <w:rPr>
+                                <w:lang w:val="pt-PT"/>
+                              </w:rPr>
+                              <w:t>n_utente VARCHAR(9) UNIQUE,</w:t>
+                            </w:r>
+                          </w:p>
+                          <w:p>
+                            <w:pPr>
+                              <w:rPr>
+                                <w:lang w:val="pt-PT"/>
+                              </w:rPr>
+                            </w:pPr>
+                            <w:r>
+                              <w:rPr>
+                                <w:lang w:val="pt-PT"/>
+                              </w:rPr>
+                              <w:t>    data_criacao DATETIME DEFAULT CURRENT_TIMESTAMP,</w:t>
+                            </w:r>
+                          </w:p>
+                          <w:p>
+                            <w:pPr>
+                              <w:rPr>
+                                <w:lang w:val="pt-PT"/>
+                              </w:rPr>
+                            </w:pPr>
+                            <w:r>
+                              <w:rPr>
+                                <w:lang w:val="pt-PT"/>
+                              </w:rPr>
+                              <w:t>    data_nascimento DATE,</w:t>
+                            </w:r>
+                          </w:p>
+                          <w:p>
+                            <w:pPr>
+                              <w:rPr>
+                                <w:lang w:val="pt-PT"/>
+                              </w:rPr>
+                            </w:pPr>
+                            <w:r>
+                              <w:rPr>
+                                <w:lang w:val="pt-PT"/>
+                              </w:rPr>
                               <w:t xml:space="preserve">    </w:t>
                             </w:r>
-                            <w:r>
-                              <w:rPr>
-                                <w:lang w:val="pt-PT"/>
-                              </w:rPr>
-                              <w:t>n_utente VARCHAR(9) UNIQUE,</w:t>
-                            </w:r>
-                          </w:p>
-                          <w:p>
-                            <w:pPr>
-                              <w:rPr>
-                                <w:lang w:val="pt-PT"/>
-                              </w:rPr>
-                            </w:pPr>
-                            <w:r>
-                              <w:rPr>
-                                <w:lang w:val="pt-PT"/>
-                              </w:rPr>
-                              <w:t>    data_criacao DATETIME DEFAULT CURRENT_TIMESTAMP,</w:t>
+                            <w:proofErr w:type="spellStart"/>
+                            <w:r>
+                              <w:rPr>
+                                <w:lang w:val="pt-PT"/>
+                              </w:rPr>
+                              <w:t>telemovel</w:t>
+                            </w:r>
+                            <w:proofErr w:type="spellEnd"/>
+                            <w:r>
+                              <w:rPr>
+                                <w:lang w:val="pt-PT"/>
+                              </w:rPr>
+                              <w:t xml:space="preserve"> VARCHAR(12),</w:t>
                             </w:r>
                           </w:p>
                           <w:p>
@@ -3356,7 +3493,7 @@
                               <w:t xml:space="preserve">    </w:t>
                             </w:r>
                             <w:r>
-                              <w:t>data_nascimento DATE,</w:t>
+                              <w:t>morada VARCHAR(100),</w:t>
                             </w:r>
                           </w:p>
                           <w:p>
@@ -3380,19 +3517,50 @@
                             </w:r>
                           </w:p>
                           <w:p>
-                            <w:pPr>
-                              <w:rPr>
-                                <w:lang w:val="pt-PT"/>
-                              </w:rPr>
-                            </w:pPr>
-                            <w:r>
-                              <w:t xml:space="preserve">        </w:t>
-                            </w:r>
-                            <w:r>
-                              <w:rPr>
-                                <w:lang w:val="pt-PT"/>
-                              </w:rPr>
-                              <w:t>ON UPDATE CASCADE</w:t>
+                            <w:r>
+                              <w:t>        ON UPDATE CASCADE,</w:t>
+                            </w:r>
+                          </w:p>
+                          <w:p>
+                            <w:pPr>
+                              <w:rPr>
+                                <w:lang w:val="pt-PT"/>
+                              </w:rPr>
+                            </w:pPr>
+                            <w:r>
+                              <w:t xml:space="preserve">    </w:t>
+                            </w:r>
+                            <w:r>
+                              <w:rPr>
+                                <w:lang w:val="pt-PT"/>
+                              </w:rPr>
+                              <w:t>FOREIGN KEY (n_utente)</w:t>
+                            </w:r>
+                          </w:p>
+                          <w:p>
+                            <w:pPr>
+                              <w:rPr>
+                                <w:lang w:val="pt-PT"/>
+                              </w:rPr>
+                            </w:pPr>
+                            <w:r>
+                              <w:rPr>
+                                <w:lang w:val="pt-PT"/>
+                              </w:rPr>
+                              <w:t>        REFERENCES SNS(n_utente)</w:t>
+                            </w:r>
+                          </w:p>
+                          <w:p>
+                            <w:pPr>
+                              <w:rPr>
+                                <w:lang w:val="pt-PT"/>
+                              </w:rPr>
+                            </w:pPr>
+                            <w:r>
+                              <w:rPr>
+                                <w:lang w:val="pt-PT"/>
+                              </w:rPr>
+                              <w:t>        ON UPDATE CASCADE</w:t>
                             </w:r>
                           </w:p>
                           <w:p>
@@ -3442,15 +3610,7 @@
                             </w:r>
                           </w:p>
                           <w:p>
-                            <w:pPr>
-                              <w:rPr>
-                                <w:lang w:val="pt-PT"/>
-                              </w:rPr>
-                            </w:pPr>
-                            <w:r>
-                              <w:rPr>
-                                <w:lang w:val="pt-PT"/>
-                              </w:rPr>
+                            <w:r>
                               <w:t>-- =========================</w:t>
                             </w:r>
                           </w:p>
@@ -3783,7 +3943,15 @@
                           <w:bCs/>
                           <w:lang w:val="pt-PT"/>
                         </w:rPr>
-                        <w:t>-- CTRL + A para copiar todo o código</w:t>
+                        <w:t xml:space="preserve">-- </w:t>
+                      </w:r>
+                      <w:r>
+                        <w:rPr>
+                          <w:b/>
+                          <w:bCs/>
+                          <w:lang w:val="pt-PT"/>
+                        </w:rPr>
+                        <w:t>CTRL + A para copiar todo o código</w:t>
                       </w:r>
                     </w:p>
                     <w:p>
@@ -4248,39 +4416,149 @@
                       </w:r>
                     </w:p>
                     <w:p>
-                      <w:pPr>
-                        <w:rPr>
-                          <w:lang w:val="pt-PT"/>
-                        </w:rPr>
-                      </w:pPr>
-                      <w:r>
-                        <w:rPr>
-                          <w:lang w:val="pt-PT"/>
-                        </w:rPr>
+                      <w:r>
                         <w:t>);</w:t>
                       </w:r>
                     </w:p>
-                    <w:p>
-                      <w:pPr>
-                        <w:rPr>
-                          <w:lang w:val="pt-PT"/>
-                        </w:rPr>
-                      </w:pPr>
-                    </w:p>
-                    <w:p>
-                      <w:pPr>
-                        <w:rPr>
-                          <w:lang w:val="pt-PT"/>
-                        </w:rPr>
-                      </w:pPr>
-                      <w:r>
-                        <w:rPr>
-                          <w:lang w:val="pt-PT"/>
-                        </w:rPr>
+                    <w:p/>
+                    <w:p>
+                      <w:r>
                         <w:t>-- =========================</w:t>
                       </w:r>
                     </w:p>
                     <w:p>
+                      <w:r>
+                        <w:t>-- TABELA: SNS</w:t>
+                      </w:r>
+                    </w:p>
+                    <w:p>
+                      <w:r>
+                        <w:t>-- =========================</w:t>
+                      </w:r>
+                    </w:p>
+                    <w:p>
+                      <w:r>
+                        <w:t>CREATE TABLE SNS (</w:t>
+                      </w:r>
+                    </w:p>
+                    <w:p>
+                      <w:r>
+                        <w:t>    id INT AUTO_INCREMENT PRIMARY KEY,</w:t>
+                      </w:r>
+                    </w:p>
+                    <w:p>
+                      <w:r>
+                        <w:t>    nome_completo VARCHAR(150) NOT NULL,</w:t>
+                      </w:r>
+                    </w:p>
+                    <w:p>
+                      <w:r>
+                        <w:t>    nif VARCHAR(9) UNIQUE,</w:t>
+                      </w:r>
+                    </w:p>
+                    <w:p>
+                      <w:pPr>
+                        <w:rPr>
+                          <w:lang w:val="pt-PT"/>
+                        </w:rPr>
+                      </w:pPr>
+                      <w:r>
+                        <w:t xml:space="preserve">    </w:t>
+                      </w:r>
+                      <w:r>
+                        <w:rPr>
+                          <w:lang w:val="pt-PT"/>
+                        </w:rPr>
+                        <w:t>n_utente VARCHAR(9) UNIQUE,</w:t>
+                      </w:r>
+                    </w:p>
+                    <w:p>
+                      <w:pPr>
+                        <w:rPr>
+                          <w:lang w:val="pt-PT"/>
+                        </w:rPr>
+                      </w:pPr>
+                      <w:r>
+                        <w:rPr>
+                          <w:lang w:val="pt-PT"/>
+                        </w:rPr>
+                        <w:t>    data_nascimento DATE,</w:t>
+                      </w:r>
+                    </w:p>
+                    <w:p>
+                      <w:pPr>
+                        <w:rPr>
+                          <w:lang w:val="pt-PT"/>
+                        </w:rPr>
+                      </w:pPr>
+                      <w:r>
+                        <w:rPr>
+                          <w:lang w:val="pt-PT"/>
+                        </w:rPr>
+                        <w:t xml:space="preserve">    </w:t>
+                      </w:r>
+                      <w:proofErr w:type="spellStart"/>
+                      <w:r>
+                        <w:rPr>
+                          <w:lang w:val="pt-PT"/>
+                        </w:rPr>
+                        <w:t>telemovel</w:t>
+                      </w:r>
+                      <w:proofErr w:type="spellEnd"/>
+                      <w:r>
+                        <w:rPr>
+                          <w:lang w:val="pt-PT"/>
+                        </w:rPr>
+                        <w:t xml:space="preserve"> VARCHAR(12),</w:t>
+                      </w:r>
+                    </w:p>
+                    <w:p>
+                      <w:pPr>
+                        <w:rPr>
+                          <w:lang w:val="pt-PT"/>
+                        </w:rPr>
+                      </w:pPr>
+                      <w:r>
+                        <w:rPr>
+                          <w:lang w:val="pt-PT"/>
+                        </w:rPr>
+                        <w:t>    morada VARCHAR(100)</w:t>
+                      </w:r>
+                    </w:p>
+                    <w:p>
+                      <w:pPr>
+                        <w:rPr>
+                          <w:lang w:val="pt-PT"/>
+                        </w:rPr>
+                      </w:pPr>
+                      <w:r>
+                        <w:rPr>
+                          <w:lang w:val="pt-PT"/>
+                        </w:rPr>
+                        <w:t>);</w:t>
+                      </w:r>
+                    </w:p>
+                    <w:p>
+                      <w:pPr>
+                        <w:rPr>
+                          <w:lang w:val="pt-PT"/>
+                        </w:rPr>
+                      </w:pPr>
+                    </w:p>
+                    <w:p>
+                      <w:pPr>
+                        <w:rPr>
+                          <w:lang w:val="pt-PT"/>
+                        </w:rPr>
+                      </w:pPr>
+                      <w:r>
+                        <w:rPr>
+                          <w:lang w:val="pt-PT"/>
+                        </w:rPr>
+                        <w:t>-- =========================</w:t>
+                      </w:r>
+                    </w:p>
+                    <w:p>
                       <w:pPr>
                         <w:rPr>
                           <w:lang w:val="pt-PT"/>
@@ -4294,79 +4572,97 @@
                       </w:r>
                     </w:p>
                     <w:p>
-                      <w:pPr>
-                        <w:rPr>
-                          <w:lang w:val="pt-PT"/>
-                        </w:rPr>
-                      </w:pPr>
-                      <w:r>
-                        <w:rPr>
-                          <w:lang w:val="pt-PT"/>
-                        </w:rPr>
+                      <w:r>
                         <w:t>-- =========================</w:t>
                       </w:r>
                     </w:p>
                     <w:p>
-                      <w:pPr>
-                        <w:rPr>
-                          <w:lang w:val="pt-PT"/>
-                        </w:rPr>
-                      </w:pPr>
-                      <w:r>
-                        <w:rPr>
-                          <w:lang w:val="pt-PT"/>
-                        </w:rPr>
+                      <w:r>
                         <w:t>CREATE TABLE Paciente (</w:t>
                       </w:r>
                     </w:p>
                     <w:p>
                       <w:r>
-                        <w:rPr>
-                          <w:lang w:val="pt-PT"/>
-                        </w:rPr>
+                        <w:t>    id INT AUTO_INCREMENT PRIMARY KEY,</w:t>
+                      </w:r>
+                    </w:p>
+                    <w:p>
+                      <w:r>
+                        <w:t>    nome_completo VARCHAR(150) NOT NULL,</w:t>
+                      </w:r>
+                    </w:p>
+                    <w:p>
+                      <w:r>
+                        <w:t>    nif VARCHAR(9) UNIQUE,</w:t>
+                      </w:r>
+                    </w:p>
+                    <w:p>
+                      <w:pPr>
+                        <w:rPr>
+                          <w:lang w:val="pt-PT"/>
+                        </w:rPr>
+                      </w:pPr>
+                      <w:r>
                         <w:t xml:space="preserve">    </w:t>
                       </w:r>
                       <w:r>
-                        <w:t>id INT AUTO_INCREMENT PRIMARY KEY,</w:t>
-                      </w:r>
-                    </w:p>
-                    <w:p>
-                      <w:r>
-                        <w:t>    nome_completo VARCHAR(150) NOT NULL,</w:t>
-                      </w:r>
-                    </w:p>
-                    <w:p>
-                      <w:r>
-                        <w:t>    nif VARCHAR(9) UNIQUE,</w:t>
-                      </w:r>
-                    </w:p>
-                    <w:p>
-                      <w:pPr>
-                        <w:rPr>
-                          <w:lang w:val="pt-PT"/>
-                        </w:rPr>
-                      </w:pPr>
-                      <w:r>
+                        <w:rPr>
+                          <w:lang w:val="pt-PT"/>
+                        </w:rPr>
+                        <w:t>n_utente VARCHAR(9) UNIQUE,</w:t>
+                      </w:r>
+                    </w:p>
+                    <w:p>
+                      <w:pPr>
+                        <w:rPr>
+                          <w:lang w:val="pt-PT"/>
+                        </w:rPr>
+                      </w:pPr>
+                      <w:r>
+                        <w:rPr>
+                          <w:lang w:val="pt-PT"/>
+                        </w:rPr>
+                        <w:t>    data_criacao DATETIME DEFAULT CURRENT_TIMESTAMP,</w:t>
+                      </w:r>
+                    </w:p>
+                    <w:p>
+                      <w:pPr>
+                        <w:rPr>
+                          <w:lang w:val="pt-PT"/>
+                        </w:rPr>
+                      </w:pPr>
+                      <w:r>
+                        <w:rPr>
+                          <w:lang w:val="pt-PT"/>
+                        </w:rPr>
+                        <w:t>    data_nascimento DATE,</w:t>
+                      </w:r>
+                    </w:p>
+                    <w:p>
+                      <w:pPr>
+                        <w:rPr>
+                          <w:lang w:val="pt-PT"/>
+                        </w:rPr>
+                      </w:pPr>
+                      <w:r>
+                        <w:rPr>
+                          <w:lang w:val="pt-PT"/>
+                        </w:rPr>
                         <w:t xml:space="preserve">    </w:t>
                       </w:r>
-                      <w:r>
-                        <w:rPr>
-                          <w:lang w:val="pt-PT"/>
-                        </w:rPr>
-                        <w:t>n_utente VARCHAR(9) UNIQUE,</w:t>
-                      </w:r>
-                    </w:p>
-                    <w:p>
-                      <w:pPr>
-                        <w:rPr>
-                          <w:lang w:val="pt-PT"/>
-                        </w:rPr>
-                      </w:pPr>
-                      <w:r>
-                        <w:rPr>
-                          <w:lang w:val="pt-PT"/>
-                        </w:rPr>
-                        <w:t>    data_criacao DATETIME DEFAULT CURRENT_TIMESTAMP,</w:t>
+                      <w:proofErr w:type="spellStart"/>
+                      <w:r>
+                        <w:rPr>
+                          <w:lang w:val="pt-PT"/>
+                        </w:rPr>
+                        <w:t>telemovel</w:t>
+                      </w:r>
+                      <w:proofErr w:type="spellEnd"/>
+                      <w:r>
+                        <w:rPr>
+                          <w:lang w:val="pt-PT"/>
+                        </w:rPr>
+                        <w:t xml:space="preserve"> VARCHAR(12),</w:t>
                       </w:r>
                     </w:p>
                     <w:p>
@@ -4377,7 +4673,7 @@
                         <w:t xml:space="preserve">    </w:t>
                       </w:r>
                       <w:r>
-                        <w:t>data_nascimento DATE,</w:t>
+                        <w:t>morada VARCHAR(100),</w:t>
                       </w:r>
                     </w:p>
                     <w:p>
@@ -4401,19 +4697,50 @@
                       </w:r>
                     </w:p>
                     <w:p>
-                      <w:pPr>
-                        <w:rPr>
-                          <w:lang w:val="pt-PT"/>
-                        </w:rPr>
-                      </w:pPr>
-                      <w:r>
-                        <w:t xml:space="preserve">        </w:t>
-                      </w:r>
-                      <w:r>
-                        <w:rPr>
-                          <w:lang w:val="pt-PT"/>
-                        </w:rPr>
-                        <w:t>ON UPDATE CASCADE</w:t>
+                      <w:r>
+                        <w:t>        ON UPDATE CASCADE,</w:t>
+                      </w:r>
+                    </w:p>
+                    <w:p>
+                      <w:pPr>
+                        <w:rPr>
+                          <w:lang w:val="pt-PT"/>
+                        </w:rPr>
+                      </w:pPr>
+                      <w:r>
+                        <w:t xml:space="preserve">    </w:t>
+                      </w:r>
+                      <w:r>
+                        <w:rPr>
+                          <w:lang w:val="pt-PT"/>
+                        </w:rPr>
+                        <w:t>FOREIGN KEY (n_utente)</w:t>
+                      </w:r>
+                    </w:p>
+                    <w:p>
+                      <w:pPr>
+                        <w:rPr>
+                          <w:lang w:val="pt-PT"/>
+                        </w:rPr>
+                      </w:pPr>
+                      <w:r>
+                        <w:rPr>
+                          <w:lang w:val="pt-PT"/>
+                        </w:rPr>
+                        <w:t>        REFERENCES SNS(n_utente)</w:t>
+                      </w:r>
+                    </w:p>
+                    <w:p>
+                      <w:pPr>
+                        <w:rPr>
+                          <w:lang w:val="pt-PT"/>
+                        </w:rPr>
+                      </w:pPr>
+                      <w:r>
+                        <w:rPr>
+                          <w:lang w:val="pt-PT"/>
+                        </w:rPr>
+                        <w:t>        ON UPDATE CASCADE</w:t>
                       </w:r>
                     </w:p>
                     <w:p>
@@ -4463,15 +4790,7 @@
                       </w:r>
                     </w:p>
                     <w:p>
-                      <w:pPr>
-                        <w:rPr>
-                          <w:lang w:val="pt-PT"/>
-                        </w:rPr>
-                      </w:pPr>
-                      <w:r>
-                        <w:rPr>
-                          <w:lang w:val="pt-PT"/>
-                        </w:rPr>
+                      <w:r>
                         <w:t>-- =========================</w:t>
                       </w:r>
                     </w:p>
@@ -9659,21 +9978,7 @@
                                   <w:rStyle w:val="Hyperlink"/>
                                   <w:lang w:val="pt-PT"/>
                                 </w:rPr>
-                                <w:t>https://img.</w:t>
-                              </w:r>
-                              <w:r>
-                                <w:rPr>
-                                  <w:rStyle w:val="Hyperlink"/>
-                                  <w:lang w:val="pt-PT"/>
-                                </w:rPr>
-                                <w:t>p</w:t>
-                              </w:r>
-                              <w:r>
-                                <w:rPr>
-                                  <w:rStyle w:val="Hyperlink"/>
-                                  <w:lang w:val="pt-PT"/>
-                                </w:rPr>
-                                <w:t>lantuml.biz/plantuml/svg/bLRDQjj04BxhAOOScWJgFa2X9Oea1zD43fRx0o67jRHHbihQiBiEeIMd7l80eVUM7aeBFOLUUjqNw-okP4ksR6nZZBppZURRRtvsZwGYGiscXQUOAYY4ZEI2J0ba508-lU4bBHMLq8E4IKMTuOHAfNzmXodbh514Ujx-guwFjm-1V-Q7FeGH3E9nDEhxGRG6UqFIZoIdi1SWWyo66c1qSKLI2WTzmKlLesK6x-a4di4Pdx227kx1Pm_W8YJoUiA9oEIbTxyDcLFzU388x6CSdUZ7O33SdjQfVifPQXzZckkdb74uE4QSuLTJwfBfSiaGCeaQCzm9oqX6hJdcYbtXs_LF_HUbnsXqEX4Kqx3i7H2blnSyvmYAv0rD6N7lMK6EQ87O9y6uC_apXObrGNuOztEKcKa3VQkGp2UISR6bag4V3XDmwJqP-Vf1Vzb1oX0ZcKsQJ6FfMJvEGFncH949aUXmR7vhkBC3NF4YemBsplIlZAMBTTnWjNHf_z-tqESaPRQg6_1whGllPrDMDi5seGivJtC3NA_L-9P3EsaDhvQXArGZeGstnIgquxPjiSbvYkrDXFvTOfn514jmdgO1JW2XgY9PLlyYYPFBskNYV2QleIvTnNYviNf6qQafbAyH5auy7aLLEILh7D2ZFnh6uruKXr2mdFIm6lItpYPkZWBezLwlQyIDk5Q_h2AtR9-D8LPQ7pTvx0TlblTux2VHeiqe46oN91gz6-W7qtOVSAR6myJhtgMBkgY5JQXDSsUJtphPl2r7bNlBKiNlv3jlTc_Bp3YtHTFlv3QFjfDNDJIyTN8vL6S3R-tIqTTOL5t5iY7NbJQhxRpJTiriW9VWgnan1fpaPiodXVvJcaaD6JTJnig_Vah4mx5lM9-VOfEF1-_MpeUIAmg2vTSA-5NxCh2uGSoaEN9meC7y17WEzT61kt5p7iyeGU2MIKTSe26dWWdKjIfxNCdQlOll4OkyeFqQBqlcJyfVUER6OlXvoomx94wek6Nw9sfxXwnBl5JGkvVGPuBQKp0e-2o3CoeboLcP7tgpMdQmh6bvosoL57KsaKlPIlKA7yLlB1ixpFjunQ9LS7iwkxHP5lK5C4RnU4aAOqw8_fVHGwSPQnuMEAUgrCyF3_UkQILuayWHFk8Tz3y0</w:t>
+                                <w:t>https://img.plantuml.biz/plantuml/svg/bLRDQjj04BxhAOOScWJgFa2X9Oea1zD43fRx0o67jRHHbihQiBiEeIMd7l80eVUM7aeBFOLUUjqNw-okP4ksR6nZZBppZURRRtvsZwGYGiscXQUOAYY4ZEI2J0ba508-lU4bBHMLq8E4IKMTuOHAfNzmXodbh514Ujx-guwFjm-1V-Q7FeGH3E9nDEhxGRG6UqFIZoIdi1SWWyo66c1qSKLI2WTzmKlLesK6x-a4di4Pdx227kx1Pm_W8YJoUiA9oEIbTxyDcLFzU388x6CSdUZ7O33SdjQfVifPQXzZckkdb74uE4QSuLTJwfBfSiaGCeaQCzm9oqX6hJdcYbtXs_LF_HUbnsXqEX4Kqx3i7H2blnSyvmYAv0rD6N7lMK6EQ87O9y6uC_apXObrGNuOztEKcKa3VQkGp2UISR6bag4V3XDmwJqP-Vf1Vzb1oX0ZcKsQJ6FfMJvEGFncH949aUXmR7vhkBC3NF4YemBsplIlZAMBTTnWjNHf_z-tqESaPRQg6_1whGllPrDMDi5seGivJtC3NA_L-9P3EsaDhvQXArGZeGstnIgquxPjiSbvYkrDXFvTOfn514jmdgO1JW2XgY9PLlyYYPFBskNYV2QleIvTnNYviNf6qQafbAyH5auy7aLLEILh7D2ZFnh6uruKXr2mdFIm6lItpYPkZWBezLwlQyIDk5Q_h2AtR9-D8LPQ7pTvx0TlblTux2VHeiqe46oN91gz6-W7qtOVSAR6myJhtgMBkgY5JQXDSsUJtphPl2r7bNlBKiNlv3jlTc_Bp3YtHTFlv3QFjfDNDJIyTN8vL6S3R-tIqTTOL5t5iY7NbJQhxRpJTiriW9VWgnan1fpaPiodXVvJcaaD6JTJnig_Vah4mx5lM9-VOfEF1-_MpeUIAmg2vTSA-5NxCh2uGSoaEN9meC7y17WEzT61kt5p7iyeGU2MIKTSe26dWWdKjIfxNCdQlOll4OkyeFqQBqlcJyfVUER6OlXvoomx94wek6Nw9sfxXwnBl5JGkvVGPuBQKp0e-2o3CoeboLcP7tgpMdQmh6bvosoL57KsaKlPIlKA7yLlB1ixpFjunQ9LS7iwkxHP5lK5C4RnU4aAOqw8_fVHGwSPQnuMEAUgrCyF3_UkQILuayWHFk8Tz3y0</w:t>
                               </w:r>
                             </w:hyperlink>
                           </w:p>
@@ -9728,21 +10033,7 @@
                             <w:rStyle w:val="Hyperlink"/>
                             <w:lang w:val="pt-PT"/>
                           </w:rPr>
-                          <w:t>https://img.</w:t>
-                        </w:r>
-                        <w:r>
-                          <w:rPr>
-                            <w:rStyle w:val="Hyperlink"/>
-                            <w:lang w:val="pt-PT"/>
-                          </w:rPr>
-                          <w:t>p</w:t>
-                        </w:r>
-                        <w:r>
-                          <w:rPr>
-                            <w:rStyle w:val="Hyperlink"/>
-                            <w:lang w:val="pt-PT"/>
-                          </w:rPr>
-                          <w:t>lantuml.biz/plantuml/svg/bLRDQjj04BxhAOOScWJgFa2X9Oea1zD43fRx0o67jRHHbihQiBiEeIMd7l80eVUM7aeBFOLUUjqNw-okP4ksR6nZZBppZURRRtvsZwGYGiscXQUOAYY4ZEI2J0ba508-lU4bBHMLq8E4IKMTuOHAfNzmXodbh514Ujx-guwFjm-1V-Q7FeGH3E9nDEhxGRG6UqFIZoIdi1SWWyo66c1qSKLI2WTzmKlLesK6x-a4di4Pdx227kx1Pm_W8YJoUiA9oEIbTxyDcLFzU388x6CSdUZ7O33SdjQfVifPQXzZckkdb74uE4QSuLTJwfBfSiaGCeaQCzm9oqX6hJdcYbtXs_LF_HUbnsXqEX4Kqx3i7H2blnSyvmYAv0rD6N7lMK6EQ87O9y6uC_apXObrGNuOztEKcKa3VQkGp2UISR6bag4V3XDmwJqP-Vf1Vzb1oX0ZcKsQJ6FfMJvEGFncH949aUXmR7vhkBC3NF4YemBsplIlZAMBTTnWjNHf_z-tqESaPRQg6_1whGllPrDMDi5seGivJtC3NA_L-9P3EsaDhvQXArGZeGstnIgquxPjiSbvYkrDXFvTOfn514jmdgO1JW2XgY9PLlyYYPFBskNYV2QleIvTnNYviNf6qQafbAyH5auy7aLLEILh7D2ZFnh6uruKXr2mdFIm6lItpYPkZWBezLwlQyIDk5Q_h2AtR9-D8LPQ7pTvx0TlblTux2VHeiqe46oN91gz6-W7qtOVSAR6myJhtgMBkgY5JQXDSsUJtphPl2r7bNlBKiNlv3jlTc_Bp3YtHTFlv3QFjfDNDJIyTN8vL6S3R-tIqTTOL5t5iY7NbJQhxRpJTiriW9VWgnan1fpaPiodXVvJcaaD6JTJnig_Vah4mx5lM9-VOfEF1-_MpeUIAmg2vTSA-5NxCh2uGSoaEN9meC7y17WEzT61kt5p7iyeGU2MIKTSe26dWWdKjIfxNCdQlOll4OkyeFqQBqlcJyfVUER6OlXvoomx94wek6Nw9sfxXwnBl5JGkvVGPuBQKp0e-2o3CoeboLcP7tgpMdQmh6bvosoL57KsaKlPIlKA7yLlB1ixpFjunQ9LS7iwkxHP5lK5C4RnU4aAOqw8_fVHGwSPQnuMEAUgrCyF3_UkQILuayWHFk8Tz3y0</w:t>
+                          <w:t>https://img.plantuml.biz/plantuml/svg/bLRDQjj04BxhAOOScWJgFa2X9Oea1zD43fRx0o67jRHHbihQiBiEeIMd7l80eVUM7aeBFOLUUjqNw-okP4ksR6nZZBppZURRRtvsZwGYGiscXQUOAYY4ZEI2J0ba508-lU4bBHMLq8E4IKMTuOHAfNzmXodbh514Ujx-guwFjm-1V-Q7FeGH3E9nDEhxGRG6UqFIZoIdi1SWWyo66c1qSKLI2WTzmKlLesK6x-a4di4Pdx227kx1Pm_W8YJoUiA9oEIbTxyDcLFzU388x6CSdUZ7O33SdjQfVifPQXzZckkdb74uE4QSuLTJwfBfSiaGCeaQCzm9oqX6hJdcYbtXs_LF_HUbnsXqEX4Kqx3i7H2blnSyvmYAv0rD6N7lMK6EQ87O9y6uC_apXObrGNuOztEKcKa3VQkGp2UISR6bag4V3XDmwJqP-Vf1Vzb1oX0ZcKsQJ6FfMJvEGFncH949aUXmR7vhkBC3NF4YemBsplIlZAMBTTnWjNHf_z-tqESaPRQg6_1whGllPrDMDi5seGivJtC3NA_L-9P3EsaDhvQXArGZeGstnIgquxPjiSbvYkrDXFvTOfn514jmdgO1JW2XgY9PLlyYYPFBskNYV2QleIvTnNYviNf6qQafbAyH5auy7aLLEILh7D2ZFnh6uruKXr2mdFIm6lItpYPkZWBezLwlQyIDk5Q_h2AtR9-D8LPQ7pTvx0TlblTux2VHeiqe46oN91gz6-W7qtOVSAR6myJhtgMBkgY5JQXDSsUJtphPl2r7bNlBKiNlv3jlTc_Bp3YtHTFlv3QFjfDNDJIyTN8vL6S3R-tIqTTOL5t5iY7NbJQhxRpJTiriW9VWgnan1fpaPiodXVvJcaaD6JTJnig_Vah4mx5lM9-VOfEF1-_MpeUIAmg2vTSA-5NxCh2uGSoaEN9meC7y17WEzT61kt5p7iyeGU2MIKTSe26dWWdKjIfxNCdQlOll4OkyeFqQBqlcJyfVUER6OlXvoomx94wek6Nw9sfxXwnBl5JGkvVGPuBQKp0e-2o3CoeboLcP7tgpMdQmh6bvosoL57KsaKlPIlKA7yLlB1ixpFjunQ9LS7iwkxHP5lK5C4RnU4aAOqw8_fVHGwSPQnuMEAUgrCyF3_UkQILuayWHFk8Tz3y0</w:t>
                         </w:r>
                       </w:hyperlink>
                     </w:p>
@@ -12369,59 +12660,3196 @@
     </w:p>
     <w:p>
       <w:pPr>
-        <w:rPr>
-          <w:lang w:val="pt-PT"/>
-        </w:rPr>
-      </w:pPr>
-    </w:p>
-    <w:p>
-      <w:pPr>
-        <w:rPr>
-          <w:lang w:val="pt-PT"/>
-        </w:rPr>
-      </w:pPr>
-    </w:p>
-    <w:p>
-      <w:pPr>
-        <w:rPr>
-          <w:lang w:val="pt-PT"/>
-        </w:rPr>
-      </w:pPr>
-    </w:p>
-    <w:p>
-      <w:pPr>
-        <w:rPr>
-          <w:lang w:val="pt-PT"/>
-        </w:rPr>
-      </w:pPr>
-    </w:p>
-    <w:p>
-      <w:pPr>
-        <w:rPr>
-          <w:lang w:val="pt-PT"/>
-        </w:rPr>
-      </w:pPr>
-    </w:p>
-    <w:p>
-      <w:pPr>
-        <w:rPr>
-          <w:lang w:val="pt-PT"/>
-        </w:rPr>
-      </w:pPr>
-    </w:p>
-    <w:p>
-      <w:pPr>
-        <w:rPr>
-          <w:lang w:val="pt-PT"/>
-        </w:rPr>
-      </w:pPr>
-    </w:p>
-    <w:p>
-      <w:pPr>
-        <w:rPr>
-          <w:lang w:val="pt-PT"/>
-        </w:rPr>
-      </w:pPr>
+        <w:pStyle w:val="Heading1"/>
+        <w:rPr>
+          <w:lang w:val="pt-PT"/>
+        </w:rPr>
+      </w:pPr>
+      <w:r>
+        <w:rPr>
+          <w:lang w:val="pt-PT"/>
+        </w:rPr>
+        <w:lastRenderedPageBreak/>
+        <w:t>Diagrama de Classes</w:t>
+      </w:r>
+    </w:p>
+    <w:p>
+      <w:pPr>
+        <w:rPr>
+          <w:lang w:val="pt-PT"/>
+        </w:rPr>
+      </w:pPr>
+      <w:r>
+        <w:rPr>
+          <w:noProof/>
+          <w:lang w:val="pt-PT"/>
+        </w:rPr>
+        <w:drawing>
+          <wp:anchor distT="0" distB="0" distL="114300" distR="114300" simplePos="0" relativeHeight="251695104" behindDoc="0" locked="0" layoutInCell="1" allowOverlap="1" wp14:anchorId="586ED9D4" wp14:editId="6EF14581">
+            <wp:simplePos x="0" y="0"/>
+            <wp:positionH relativeFrom="margin">
+              <wp:align>right</wp:align>
+            </wp:positionH>
+            <wp:positionV relativeFrom="paragraph">
+              <wp:posOffset>191882</wp:posOffset>
+            </wp:positionV>
+            <wp:extent cx="6645910" cy="7074535"/>
+            <wp:effectExtent l="0" t="0" r="2540" b="0"/>
+            <wp:wrapSquare wrapText="bothSides"/>
+            <wp:docPr id="1535981104" name="Picture 13" descr="A diagram of a computer program&#10;&#10;AI-generated content may be incorrect."/>
+            <wp:cNvGraphicFramePr>
+              <a:graphicFrameLocks xmlns:a="http://schemas.openxmlformats.org/drawingml/2006/main" noChangeAspect="1"/>
+            </wp:cNvGraphicFramePr>
+            <a:graphic xmlns:a="http://schemas.openxmlformats.org/drawingml/2006/main">
+              <a:graphicData uri="http://schemas.openxmlformats.org/drawingml/2006/picture">
+                <pic:pic xmlns:pic="http://schemas.openxmlformats.org/drawingml/2006/picture">
+                  <pic:nvPicPr>
+                    <pic:cNvPr id="1535981104" name="Picture 13" descr="A diagram of a computer program&#10;&#10;AI-generated content may be incorrect."/>
+                    <pic:cNvPicPr/>
+                  </pic:nvPicPr>
+                  <pic:blipFill>
+                    <a:blip r:embed="rId18">
+                      <a:extLst>
+                        <a:ext uri="{28A0092B-C50C-407E-A947-70E740481C1C}">
+                          <a14:useLocalDpi xmlns:a14="http://schemas.microsoft.com/office/drawing/2010/main" val="0"/>
+                        </a:ext>
+                      </a:extLst>
+                    </a:blip>
+                    <a:stretch>
+                      <a:fillRect/>
+                    </a:stretch>
+                  </pic:blipFill>
+                  <pic:spPr>
+                    <a:xfrm>
+                      <a:off x="0" y="0"/>
+                      <a:ext cx="6645910" cy="7074535"/>
+                    </a:xfrm>
+                    <a:prstGeom prst="rect">
+                      <a:avLst/>
+                    </a:prstGeom>
+                  </pic:spPr>
+                </pic:pic>
+              </a:graphicData>
+            </a:graphic>
+          </wp:anchor>
+        </w:drawing>
+      </w:r>
+    </w:p>
+    <w:p>
+      <w:pPr>
+        <w:rPr>
+          <w:lang w:val="pt-PT"/>
+        </w:rPr>
+      </w:pPr>
+      <w:r>
+        <w:rPr>
+          <w:noProof/>
+          <w:lang w:val="pt-PT"/>
+        </w:rPr>
+        <mc:AlternateContent>
+          <mc:Choice Requires="wps">
+            <w:drawing>
+              <wp:anchor distT="45720" distB="45720" distL="114300" distR="114300" simplePos="0" relativeHeight="251697152" behindDoc="0" locked="0" layoutInCell="1" allowOverlap="1" wp14:anchorId="30C603A4" wp14:editId="3102351C">
+                <wp:simplePos x="0" y="0"/>
+                <wp:positionH relativeFrom="margin">
+                  <wp:align>left</wp:align>
+                </wp:positionH>
+                <wp:positionV relativeFrom="paragraph">
+                  <wp:posOffset>7206316</wp:posOffset>
+                </wp:positionV>
+                <wp:extent cx="2360930" cy="1818005"/>
+                <wp:effectExtent l="0" t="0" r="27940" b="10795"/>
+                <wp:wrapSquare wrapText="bothSides"/>
+                <wp:docPr id="1326418165" name="Text Box 2"/>
+                <wp:cNvGraphicFramePr>
+                  <a:graphicFrameLocks xmlns:a="http://schemas.openxmlformats.org/drawingml/2006/main"/>
+                </wp:cNvGraphicFramePr>
+                <a:graphic xmlns:a="http://schemas.openxmlformats.org/drawingml/2006/main">
+                  <a:graphicData uri="http://schemas.microsoft.com/office/word/2010/wordprocessingShape">
+                    <wps:wsp>
+                      <wps:cNvSpPr txBox="1">
+                        <a:spLocks noChangeArrowheads="1"/>
+                      </wps:cNvSpPr>
+                      <wps:spPr bwMode="auto">
+                        <a:xfrm>
+                          <a:off x="0" y="0"/>
+                          <a:ext cx="2360930" cy="1818005"/>
+                        </a:xfrm>
+                        <a:prstGeom prst="rect">
+                          <a:avLst/>
+                        </a:prstGeom>
+                        <a:solidFill>
+                          <a:srgbClr val="FFFFFF"/>
+                        </a:solidFill>
+                        <a:ln w="9525">
+                          <a:solidFill>
+                            <a:srgbClr val="000000"/>
+                          </a:solidFill>
+                          <a:miter lim="800000"/>
+                          <a:headEnd/>
+                          <a:tailEnd/>
+                        </a:ln>
+                      </wps:spPr>
+                      <wps:txbx>
+                        <w:txbxContent>
+                          <w:p>
+                            <w:pPr>
+                              <w:rPr>
+                                <w:b/>
+                                <w:bCs/>
+                                <w:lang w:val="pt-PT"/>
+                              </w:rPr>
+                            </w:pPr>
+                            <w:r>
+                              <w:rPr>
+                                <w:b/>
+                                <w:bCs/>
+                                <w:lang w:val="pt-PT"/>
+                              </w:rPr>
+                              <w:t>' CTRL + A para copiar todo o código</w:t>
+                            </w:r>
+                          </w:p>
+                          <w:p>
+                            <w:pPr>
+                              <w:rPr>
+                                <w:lang w:val="pt-PT"/>
+                              </w:rPr>
+                            </w:pPr>
+                            <w:r>
+                              <w:rPr>
+                                <w:lang w:val="pt-PT"/>
+                              </w:rPr>
+                              <w:t>@startuml</w:t>
+                            </w:r>
+                          </w:p>
+                          <w:p>
+                            <w:r>
+                              <w:t>class Autenticacao {</w:t>
+                            </w:r>
+                          </w:p>
+                          <w:p>
+                            <w:r>
+                              <w:t xml:space="preserve">  +id : int</w:t>
+                            </w:r>
+                          </w:p>
+                          <w:p>
+                            <w:r>
+                              <w:t xml:space="preserve">  +username : string</w:t>
+                            </w:r>
+                          </w:p>
+                          <w:p>
+                            <w:r>
+                              <w:t xml:space="preserve">  +password : string</w:t>
+                            </w:r>
+                          </w:p>
+                          <w:p>
+                            <w:r>
+                              <w:t xml:space="preserve">  +role : string</w:t>
+                            </w:r>
+                          </w:p>
+                          <w:p>
+                            <w:r>
+                              <w:t xml:space="preserve">  +is_active : </w:t>
+                            </w:r>
+                            <w:proofErr w:type="spellStart"/>
+                            <w:r>
+                              <w:t>boolean</w:t>
+                            </w:r>
+                            <w:proofErr w:type="spellEnd"/>
+                          </w:p>
+                          <w:p>
+                            <w:r>
+                              <w:t xml:space="preserve">  --</w:t>
+                            </w:r>
+                          </w:p>
+                          <w:p>
+                            <w:r>
+                              <w:t xml:space="preserve">  +login(username, password)</w:t>
+                            </w:r>
+                          </w:p>
+                          <w:p>
+                            <w:r>
+                              <w:t xml:space="preserve">  +logout()</w:t>
+                            </w:r>
+                          </w:p>
+                          <w:p>
+                            <w:r>
+                              <w:t>}</w:t>
+                            </w:r>
+                          </w:p>
+                          <w:p/>
+                          <w:p>
+                            <w:r>
+                              <w:t>class Medico {</w:t>
+                            </w:r>
+                          </w:p>
+                          <w:p>
+                            <w:pPr>
+                              <w:rPr>
+                                <w:lang w:val="pt-PT"/>
+                              </w:rPr>
+                            </w:pPr>
+                            <w:r>
+                              <w:t xml:space="preserve">  </w:t>
+                            </w:r>
+                            <w:r>
+                              <w:rPr>
+                                <w:lang w:val="pt-PT"/>
+                              </w:rPr>
+                              <w:t xml:space="preserve">+id : </w:t>
+                            </w:r>
+                            <w:proofErr w:type="spellStart"/>
+                            <w:r>
+                              <w:rPr>
+                                <w:lang w:val="pt-PT"/>
+                              </w:rPr>
+                              <w:t>int</w:t>
+                            </w:r>
+                            <w:proofErr w:type="spellEnd"/>
+                          </w:p>
+                          <w:p>
+                            <w:pPr>
+                              <w:rPr>
+                                <w:lang w:val="pt-PT"/>
+                              </w:rPr>
+                            </w:pPr>
+                            <w:r>
+                              <w:rPr>
+                                <w:lang w:val="pt-PT"/>
+                              </w:rPr>
+                              <w:t xml:space="preserve">  +nome_completo : </w:t>
+                            </w:r>
+                            <w:proofErr w:type="spellStart"/>
+                            <w:r>
+                              <w:rPr>
+                                <w:lang w:val="pt-PT"/>
+                              </w:rPr>
+                              <w:t>string</w:t>
+                            </w:r>
+                            <w:proofErr w:type="spellEnd"/>
+                          </w:p>
+                          <w:p>
+                            <w:pPr>
+                              <w:rPr>
+                                <w:lang w:val="pt-PT"/>
+                              </w:rPr>
+                            </w:pPr>
+                            <w:r>
+                              <w:rPr>
+                                <w:lang w:val="pt-PT"/>
+                              </w:rPr>
+                              <w:t xml:space="preserve">  +data_nascimento : date</w:t>
+                            </w:r>
+                          </w:p>
+                          <w:p>
+                            <w:pPr>
+                              <w:rPr>
+                                <w:lang w:val="pt-PT"/>
+                              </w:rPr>
+                            </w:pPr>
+                            <w:r>
+                              <w:rPr>
+                                <w:lang w:val="pt-PT"/>
+                              </w:rPr>
+                              <w:t xml:space="preserve">  +data_criacao : </w:t>
+                            </w:r>
+                            <w:proofErr w:type="spellStart"/>
+                            <w:r>
+                              <w:rPr>
+                                <w:lang w:val="pt-PT"/>
+                              </w:rPr>
+                              <w:t>datetime</w:t>
+                            </w:r>
+                            <w:proofErr w:type="spellEnd"/>
+                          </w:p>
+                          <w:p>
+                            <w:pPr>
+                              <w:rPr>
+                                <w:lang w:val="pt-PT"/>
+                              </w:rPr>
+                            </w:pPr>
+                            <w:r>
+                              <w:rPr>
+                                <w:lang w:val="pt-PT"/>
+                              </w:rPr>
+                              <w:t xml:space="preserve">  +criado_por : </w:t>
+                            </w:r>
+                            <w:proofErr w:type="spellStart"/>
+                            <w:r>
+                              <w:rPr>
+                                <w:lang w:val="pt-PT"/>
+                              </w:rPr>
+                              <w:t>int</w:t>
+                            </w:r>
+                            <w:proofErr w:type="spellEnd"/>
+                          </w:p>
+                          <w:p>
+                            <w:pPr>
+                              <w:rPr>
+                                <w:lang w:val="pt-PT"/>
+                              </w:rPr>
+                            </w:pPr>
+                            <w:r>
+                              <w:rPr>
+                                <w:lang w:val="pt-PT"/>
+                              </w:rPr>
+                              <w:t xml:space="preserve">  --</w:t>
+                            </w:r>
+                          </w:p>
+                          <w:p>
+                            <w:pPr>
+                              <w:rPr>
+                                <w:lang w:val="pt-PT"/>
+                              </w:rPr>
+                            </w:pPr>
+                            <w:r>
+                              <w:rPr>
+                                <w:lang w:val="pt-PT"/>
+                              </w:rPr>
+                              <w:t xml:space="preserve">  +</w:t>
+                            </w:r>
+                            <w:proofErr w:type="spellStart"/>
+                            <w:r>
+                              <w:rPr>
+                                <w:lang w:val="pt-PT"/>
+                              </w:rPr>
+                              <w:t>definirDisponibilidade</w:t>
+                            </w:r>
+                            <w:proofErr w:type="spellEnd"/>
+                            <w:r>
+                              <w:rPr>
+                                <w:lang w:val="pt-PT"/>
+                              </w:rPr>
+                              <w:t>(</w:t>
+                            </w:r>
+                            <w:proofErr w:type="spellStart"/>
+                            <w:r>
+                              <w:rPr>
+                                <w:lang w:val="pt-PT"/>
+                              </w:rPr>
+                              <w:t>dataInicio</w:t>
+                            </w:r>
+                            <w:proofErr w:type="spellEnd"/>
+                            <w:r>
+                              <w:rPr>
+                                <w:lang w:val="pt-PT"/>
+                              </w:rPr>
+                              <w:t xml:space="preserve">, </w:t>
+                            </w:r>
+                            <w:proofErr w:type="spellStart"/>
+                            <w:r>
+                              <w:rPr>
+                                <w:lang w:val="pt-PT"/>
+                              </w:rPr>
+                              <w:t>dataFim</w:t>
+                            </w:r>
+                            <w:proofErr w:type="spellEnd"/>
+                            <w:r>
+                              <w:rPr>
+                                <w:lang w:val="pt-PT"/>
+                              </w:rPr>
+                              <w:t>)</w:t>
+                            </w:r>
+                          </w:p>
+                          <w:p>
+                            <w:pPr>
+                              <w:rPr>
+                                <w:lang w:val="pt-PT"/>
+                              </w:rPr>
+                            </w:pPr>
+                            <w:r>
+                              <w:rPr>
+                                <w:lang w:val="pt-PT"/>
+                              </w:rPr>
+                              <w:t xml:space="preserve">  +</w:t>
+                            </w:r>
+                            <w:proofErr w:type="spellStart"/>
+                            <w:r>
+                              <w:rPr>
+                                <w:lang w:val="pt-PT"/>
+                              </w:rPr>
+                              <w:t>registarIndisponibilidade</w:t>
+                            </w:r>
+                            <w:proofErr w:type="spellEnd"/>
+                            <w:r>
+                              <w:rPr>
+                                <w:lang w:val="pt-PT"/>
+                              </w:rPr>
+                              <w:t>(</w:t>
+                            </w:r>
+                            <w:proofErr w:type="gramStart"/>
+                            <w:r>
+                              <w:rPr>
+                                <w:lang w:val="pt-PT"/>
+                              </w:rPr>
+                              <w:t>inicio</w:t>
+                            </w:r>
+                            <w:proofErr w:type="gramEnd"/>
+                            <w:r>
+                              <w:rPr>
+                                <w:lang w:val="pt-PT"/>
+                              </w:rPr>
+                              <w:t>, fim)</w:t>
+                            </w:r>
+                          </w:p>
+                          <w:p>
+                            <w:pPr>
+                              <w:rPr>
+                                <w:lang w:val="pt-PT"/>
+                              </w:rPr>
+                            </w:pPr>
+                            <w:r>
+                              <w:rPr>
+                                <w:lang w:val="pt-PT"/>
+                              </w:rPr>
+                              <w:t xml:space="preserve">  +</w:t>
+                            </w:r>
+                            <w:proofErr w:type="spellStart"/>
+                            <w:r>
+                              <w:rPr>
+                                <w:lang w:val="pt-PT"/>
+                              </w:rPr>
+                              <w:t>listarConsultas</w:t>
+                            </w:r>
+                            <w:proofErr w:type="spellEnd"/>
+                            <w:r>
+                              <w:rPr>
+                                <w:lang w:val="pt-PT"/>
+                              </w:rPr>
+                              <w:t>()</w:t>
+                            </w:r>
+                          </w:p>
+                          <w:p>
+                            <w:pPr>
+                              <w:rPr>
+                                <w:lang w:val="pt-PT"/>
+                              </w:rPr>
+                            </w:pPr>
+                            <w:r>
+                              <w:rPr>
+                                <w:lang w:val="pt-PT"/>
+                              </w:rPr>
+                              <w:t>}</w:t>
+                            </w:r>
+                          </w:p>
+                          <w:p>
+                            <w:pPr>
+                              <w:rPr>
+                                <w:lang w:val="pt-PT"/>
+                              </w:rPr>
+                            </w:pPr>
+                          </w:p>
+                          <w:p>
+                            <w:pPr>
+                              <w:rPr>
+                                <w:lang w:val="pt-PT"/>
+                              </w:rPr>
+                            </w:pPr>
+                            <w:proofErr w:type="spellStart"/>
+                            <w:r>
+                              <w:rPr>
+                                <w:lang w:val="pt-PT"/>
+                              </w:rPr>
+                              <w:t>class</w:t>
+                            </w:r>
+                            <w:proofErr w:type="spellEnd"/>
+                            <w:r>
+                              <w:rPr>
+                                <w:lang w:val="pt-PT"/>
+                              </w:rPr>
+                              <w:t xml:space="preserve"> Especialidade {</w:t>
+                            </w:r>
+                          </w:p>
+                          <w:p>
+                            <w:r>
+                              <w:rPr>
+                                <w:lang w:val="pt-PT"/>
+                              </w:rPr>
+                              <w:t xml:space="preserve">  </w:t>
+                            </w:r>
+                            <w:r>
+                              <w:t>+id : int</w:t>
+                            </w:r>
+                          </w:p>
+                          <w:p>
+                            <w:r>
+                              <w:t xml:space="preserve">  +</w:t>
+                            </w:r>
+                            <w:proofErr w:type="spellStart"/>
+                            <w:r>
+                              <w:t>nome</w:t>
+                            </w:r>
+                            <w:proofErr w:type="spellEnd"/>
+                            <w:r>
+                              <w:t xml:space="preserve"> : string</w:t>
+                            </w:r>
+                          </w:p>
+                          <w:p>
+                            <w:r>
+                              <w:t xml:space="preserve">  --</w:t>
+                            </w:r>
+                          </w:p>
+                          <w:p>
+                            <w:r>
+                              <w:t xml:space="preserve">  +</w:t>
+                            </w:r>
+                            <w:proofErr w:type="spellStart"/>
+                            <w:r>
+                              <w:t>listarMedicos</w:t>
+                            </w:r>
+                            <w:proofErr w:type="spellEnd"/>
+                            <w:r>
+                              <w:t>()</w:t>
+                            </w:r>
+                          </w:p>
+                          <w:p>
+                            <w:r>
+                              <w:t>}</w:t>
+                            </w:r>
+                          </w:p>
+                          <w:p/>
+                          <w:p>
+                            <w:r>
+                              <w:t>class SNS {</w:t>
+                            </w:r>
+                          </w:p>
+                          <w:p>
+                            <w:r>
+                              <w:t xml:space="preserve">  +id : int</w:t>
+                            </w:r>
+                          </w:p>
+                          <w:p>
+                            <w:r>
+                              <w:t xml:space="preserve">  +nome_completo : string</w:t>
+                            </w:r>
+                          </w:p>
+                          <w:p>
+                            <w:r>
+                              <w:t xml:space="preserve">  +nif : string</w:t>
+                            </w:r>
+                          </w:p>
+                          <w:p>
+                            <w:r>
+                              <w:t xml:space="preserve">  +n_utente : string</w:t>
+                            </w:r>
+                          </w:p>
+                          <w:p>
+                            <w:r>
+                              <w:t xml:space="preserve">  +data_nascimento : date</w:t>
+                            </w:r>
+                          </w:p>
+                          <w:p>
+                            <w:r>
+                              <w:t xml:space="preserve">  +</w:t>
+                            </w:r>
+                            <w:proofErr w:type="spellStart"/>
+                            <w:r>
+                              <w:t>telemovel</w:t>
+                            </w:r>
+                            <w:proofErr w:type="spellEnd"/>
+                            <w:r>
+                              <w:t xml:space="preserve"> : string</w:t>
+                            </w:r>
+                          </w:p>
+                          <w:p>
+                            <w:r>
+                              <w:t xml:space="preserve">  +morada : string</w:t>
+                            </w:r>
+                          </w:p>
+                          <w:p>
+                            <w:r>
+                              <w:t xml:space="preserve">  --</w:t>
+                            </w:r>
+                          </w:p>
+                          <w:p>
+                            <w:r>
+                              <w:t xml:space="preserve">  +</w:t>
+                            </w:r>
+                            <w:proofErr w:type="spellStart"/>
+                            <w:r>
+                              <w:t>validarNif</w:t>
+                            </w:r>
+                            <w:proofErr w:type="spellEnd"/>
+                            <w:r>
+                              <w:t>()</w:t>
+                            </w:r>
+                          </w:p>
+                          <w:p>
+                            <w:r>
+                              <w:t xml:space="preserve">  +</w:t>
+                            </w:r>
+                            <w:proofErr w:type="spellStart"/>
+                            <w:r>
+                              <w:t>validarNumeroUtente</w:t>
+                            </w:r>
+                            <w:proofErr w:type="spellEnd"/>
+                            <w:r>
+                              <w:t>()</w:t>
+                            </w:r>
+                          </w:p>
+                          <w:p>
+                            <w:r>
+                              <w:t xml:space="preserve">  +</w:t>
+                            </w:r>
+                            <w:proofErr w:type="spellStart"/>
+                            <w:r>
+                              <w:t>validarTelemovel</w:t>
+                            </w:r>
+                            <w:proofErr w:type="spellEnd"/>
+                            <w:r>
+                              <w:t>()</w:t>
+                            </w:r>
+                          </w:p>
+                          <w:p>
+                            <w:r>
+                              <w:t>}</w:t>
+                            </w:r>
+                          </w:p>
+                          <w:p/>
+                          <w:p>
+                            <w:r>
+                              <w:t>class Paciente {</w:t>
+                            </w:r>
+                          </w:p>
+                          <w:p>
+                            <w:r>
+                              <w:t xml:space="preserve">  +id : int</w:t>
+                            </w:r>
+                          </w:p>
+                          <w:p>
+                            <w:r>
+                              <w:t xml:space="preserve">  +nome_completo : string</w:t>
+                            </w:r>
+                          </w:p>
+                          <w:p>
+                            <w:pPr>
+                              <w:rPr>
+                                <w:lang w:val="pt-PT"/>
+                              </w:rPr>
+                            </w:pPr>
+                            <w:r>
+                              <w:t xml:space="preserve">  </w:t>
+                            </w:r>
+                            <w:r>
+                              <w:rPr>
+                                <w:lang w:val="pt-PT"/>
+                              </w:rPr>
+                              <w:t xml:space="preserve">+nif : </w:t>
+                            </w:r>
+                            <w:proofErr w:type="spellStart"/>
+                            <w:r>
+                              <w:rPr>
+                                <w:lang w:val="pt-PT"/>
+                              </w:rPr>
+                              <w:t>string</w:t>
+                            </w:r>
+                            <w:proofErr w:type="spellEnd"/>
+                          </w:p>
+                          <w:p>
+                            <w:pPr>
+                              <w:rPr>
+                                <w:lang w:val="pt-PT"/>
+                              </w:rPr>
+                            </w:pPr>
+                            <w:r>
+                              <w:rPr>
+                                <w:lang w:val="pt-PT"/>
+                              </w:rPr>
+                              <w:t xml:space="preserve">  +n_utente : </w:t>
+                            </w:r>
+                            <w:proofErr w:type="spellStart"/>
+                            <w:r>
+                              <w:rPr>
+                                <w:lang w:val="pt-PT"/>
+                              </w:rPr>
+                              <w:t>string</w:t>
+                            </w:r>
+                            <w:proofErr w:type="spellEnd"/>
+                          </w:p>
+                          <w:p>
+                            <w:pPr>
+                              <w:rPr>
+                                <w:lang w:val="pt-PT"/>
+                              </w:rPr>
+                            </w:pPr>
+                            <w:r>
+                              <w:rPr>
+                                <w:lang w:val="pt-PT"/>
+                              </w:rPr>
+                              <w:t xml:space="preserve">  +data_criacao : </w:t>
+                            </w:r>
+                            <w:proofErr w:type="spellStart"/>
+                            <w:r>
+                              <w:rPr>
+                                <w:lang w:val="pt-PT"/>
+                              </w:rPr>
+                              <w:t>datetime</w:t>
+                            </w:r>
+                            <w:proofErr w:type="spellEnd"/>
+                          </w:p>
+                          <w:p>
+                            <w:pPr>
+                              <w:rPr>
+                                <w:lang w:val="pt-PT"/>
+                              </w:rPr>
+                            </w:pPr>
+                            <w:r>
+                              <w:rPr>
+                                <w:lang w:val="pt-PT"/>
+                              </w:rPr>
+                              <w:t xml:space="preserve">  +data_nascimento : date</w:t>
+                            </w:r>
+                          </w:p>
+                          <w:p>
+                            <w:pPr>
+                              <w:rPr>
+                                <w:lang w:val="pt-PT"/>
+                              </w:rPr>
+                            </w:pPr>
+                            <w:r>
+                              <w:rPr>
+                                <w:lang w:val="pt-PT"/>
+                              </w:rPr>
+                              <w:t xml:space="preserve">  +</w:t>
+                            </w:r>
+                            <w:proofErr w:type="spellStart"/>
+                            <w:r>
+                              <w:rPr>
+                                <w:lang w:val="pt-PT"/>
+                              </w:rPr>
+                              <w:t>telemovel</w:t>
+                            </w:r>
+                            <w:proofErr w:type="spellEnd"/>
+                            <w:r>
+                              <w:rPr>
+                                <w:lang w:val="pt-PT"/>
+                              </w:rPr>
+                              <w:t xml:space="preserve"> : </w:t>
+                            </w:r>
+                            <w:proofErr w:type="spellStart"/>
+                            <w:r>
+                              <w:rPr>
+                                <w:lang w:val="pt-PT"/>
+                              </w:rPr>
+                              <w:t>string</w:t>
+                            </w:r>
+                            <w:proofErr w:type="spellEnd"/>
+                          </w:p>
+                          <w:p>
+                            <w:pPr>
+                              <w:rPr>
+                                <w:lang w:val="pt-PT"/>
+                              </w:rPr>
+                            </w:pPr>
+                            <w:r>
+                              <w:rPr>
+                                <w:lang w:val="pt-PT"/>
+                              </w:rPr>
+                              <w:t xml:space="preserve">  +morada : </w:t>
+                            </w:r>
+                            <w:proofErr w:type="spellStart"/>
+                            <w:r>
+                              <w:rPr>
+                                <w:lang w:val="pt-PT"/>
+                              </w:rPr>
+                              <w:t>string</w:t>
+                            </w:r>
+                            <w:proofErr w:type="spellEnd"/>
+                          </w:p>
+                          <w:p>
+                            <w:pPr>
+                              <w:rPr>
+                                <w:lang w:val="pt-PT"/>
+                              </w:rPr>
+                            </w:pPr>
+                            <w:r>
+                              <w:rPr>
+                                <w:lang w:val="pt-PT"/>
+                              </w:rPr>
+                              <w:t xml:space="preserve">  --</w:t>
+                            </w:r>
+                          </w:p>
+                          <w:p>
+                            <w:pPr>
+                              <w:rPr>
+                                <w:lang w:val="pt-PT"/>
+                              </w:rPr>
+                            </w:pPr>
+                            <w:r>
+                              <w:rPr>
+                                <w:lang w:val="pt-PT"/>
+                              </w:rPr>
+                              <w:t xml:space="preserve">  +</w:t>
+                            </w:r>
+                            <w:proofErr w:type="spellStart"/>
+                            <w:r>
+                              <w:rPr>
+                                <w:lang w:val="pt-PT"/>
+                              </w:rPr>
+                              <w:t>marcarConsulta</w:t>
+                            </w:r>
+                            <w:proofErr w:type="spellEnd"/>
+                            <w:r>
+                              <w:rPr>
+                                <w:lang w:val="pt-PT"/>
+                              </w:rPr>
+                              <w:t xml:space="preserve">(medico, </w:t>
+                            </w:r>
+                            <w:proofErr w:type="spellStart"/>
+                            <w:r>
+                              <w:rPr>
+                                <w:lang w:val="pt-PT"/>
+                              </w:rPr>
+                              <w:t>dataHora</w:t>
+                            </w:r>
+                            <w:proofErr w:type="spellEnd"/>
+                            <w:r>
+                              <w:rPr>
+                                <w:lang w:val="pt-PT"/>
+                              </w:rPr>
+                              <w:t>)</w:t>
+                            </w:r>
+                          </w:p>
+                          <w:p>
+                            <w:pPr>
+                              <w:rPr>
+                                <w:lang w:val="pt-PT"/>
+                              </w:rPr>
+                            </w:pPr>
+                            <w:r>
+                              <w:rPr>
+                                <w:lang w:val="pt-PT"/>
+                              </w:rPr>
+                              <w:t xml:space="preserve">  +</w:t>
+                            </w:r>
+                            <w:proofErr w:type="spellStart"/>
+                            <w:r>
+                              <w:rPr>
+                                <w:lang w:val="pt-PT"/>
+                              </w:rPr>
+                              <w:t>cancelarConsulta</w:t>
+                            </w:r>
+                            <w:proofErr w:type="spellEnd"/>
+                            <w:r>
+                              <w:rPr>
+                                <w:lang w:val="pt-PT"/>
+                              </w:rPr>
+                              <w:t>(</w:t>
+                            </w:r>
+                            <w:proofErr w:type="spellStart"/>
+                            <w:r>
+                              <w:rPr>
+                                <w:lang w:val="pt-PT"/>
+                              </w:rPr>
+                              <w:t>consultaId</w:t>
+                            </w:r>
+                            <w:proofErr w:type="spellEnd"/>
+                            <w:r>
+                              <w:rPr>
+                                <w:lang w:val="pt-PT"/>
+                              </w:rPr>
+                              <w:t>)</w:t>
+                            </w:r>
+                          </w:p>
+                          <w:p>
+                            <w:pPr>
+                              <w:rPr>
+                                <w:lang w:val="pt-PT"/>
+                              </w:rPr>
+                            </w:pPr>
+                            <w:r>
+                              <w:rPr>
+                                <w:lang w:val="pt-PT"/>
+                              </w:rPr>
+                              <w:t xml:space="preserve">  +</w:t>
+                            </w:r>
+                            <w:proofErr w:type="spellStart"/>
+                            <w:r>
+                              <w:rPr>
+                                <w:lang w:val="pt-PT"/>
+                              </w:rPr>
+                              <w:t>verHistoricoConsultas</w:t>
+                            </w:r>
+                            <w:proofErr w:type="spellEnd"/>
+                            <w:r>
+                              <w:rPr>
+                                <w:lang w:val="pt-PT"/>
+                              </w:rPr>
+                              <w:t>()</w:t>
+                            </w:r>
+                          </w:p>
+                          <w:p>
+                            <w:pPr>
+                              <w:rPr>
+                                <w:lang w:val="pt-PT"/>
+                              </w:rPr>
+                            </w:pPr>
+                            <w:r>
+                              <w:rPr>
+                                <w:lang w:val="pt-PT"/>
+                              </w:rPr>
+                              <w:t xml:space="preserve">  +</w:t>
+                            </w:r>
+                            <w:proofErr w:type="spellStart"/>
+                            <w:r>
+                              <w:rPr>
+                                <w:lang w:val="pt-PT"/>
+                              </w:rPr>
+                              <w:t>receberNotificacao</w:t>
+                            </w:r>
+                            <w:proofErr w:type="spellEnd"/>
+                            <w:r>
+                              <w:rPr>
+                                <w:lang w:val="pt-PT"/>
+                              </w:rPr>
+                              <w:t>(</w:t>
+                            </w:r>
+                            <w:proofErr w:type="spellStart"/>
+                            <w:r>
+                              <w:rPr>
+                                <w:lang w:val="pt-PT"/>
+                              </w:rPr>
+                              <w:t>notificacao</w:t>
+                            </w:r>
+                            <w:proofErr w:type="spellEnd"/>
+                            <w:r>
+                              <w:rPr>
+                                <w:lang w:val="pt-PT"/>
+                              </w:rPr>
+                              <w:t>)</w:t>
+                            </w:r>
+                          </w:p>
+                          <w:p>
+                            <w:r>
+                              <w:t>}</w:t>
+                            </w:r>
+                          </w:p>
+                          <w:p/>
+                          <w:p>
+                            <w:r>
+                              <w:t>class Sala {</w:t>
+                            </w:r>
+                          </w:p>
+                          <w:p>
+                            <w:r>
+                              <w:t xml:space="preserve">  +id : int</w:t>
+                            </w:r>
+                          </w:p>
+                          <w:p>
+                            <w:r>
+                              <w:t xml:space="preserve">  +</w:t>
+                            </w:r>
+                            <w:proofErr w:type="spellStart"/>
+                            <w:r>
+                              <w:t>nome</w:t>
+                            </w:r>
+                            <w:proofErr w:type="spellEnd"/>
+                            <w:r>
+                              <w:t xml:space="preserve"> : string</w:t>
+                            </w:r>
+                          </w:p>
+                          <w:p>
+                            <w:pPr>
+                              <w:rPr>
+                                <w:lang w:val="pt-PT"/>
+                              </w:rPr>
+                            </w:pPr>
+                            <w:r>
+                              <w:t xml:space="preserve">  </w:t>
+                            </w:r>
+                            <w:r>
+                              <w:rPr>
+                                <w:lang w:val="pt-PT"/>
+                              </w:rPr>
+                              <w:t>--</w:t>
+                            </w:r>
+                          </w:p>
+                          <w:p>
+                            <w:pPr>
+                              <w:rPr>
+                                <w:lang w:val="pt-PT"/>
+                              </w:rPr>
+                            </w:pPr>
+                            <w:r>
+                              <w:rPr>
+                                <w:lang w:val="pt-PT"/>
+                              </w:rPr>
+                              <w:t xml:space="preserve">  +</w:t>
+                            </w:r>
+                            <w:proofErr w:type="spellStart"/>
+                            <w:r>
+                              <w:rPr>
+                                <w:lang w:val="pt-PT"/>
+                              </w:rPr>
+                              <w:t>verDisponibilidade</w:t>
+                            </w:r>
+                            <w:proofErr w:type="spellEnd"/>
+                            <w:r>
+                              <w:rPr>
+                                <w:lang w:val="pt-PT"/>
+                              </w:rPr>
+                              <w:t>(data)</w:t>
+                            </w:r>
+                          </w:p>
+                          <w:p>
+                            <w:pPr>
+                              <w:rPr>
+                                <w:lang w:val="pt-PT"/>
+                              </w:rPr>
+                            </w:pPr>
+                            <w:r>
+                              <w:rPr>
+                                <w:lang w:val="pt-PT"/>
+                              </w:rPr>
+                              <w:t>}</w:t>
+                            </w:r>
+                          </w:p>
+                          <w:p>
+                            <w:pPr>
+                              <w:rPr>
+                                <w:lang w:val="pt-PT"/>
+                              </w:rPr>
+                            </w:pPr>
+                          </w:p>
+                          <w:p>
+                            <w:pPr>
+                              <w:rPr>
+                                <w:lang w:val="pt-PT"/>
+                              </w:rPr>
+                            </w:pPr>
+                            <w:proofErr w:type="spellStart"/>
+                            <w:r>
+                              <w:rPr>
+                                <w:lang w:val="pt-PT"/>
+                              </w:rPr>
+                              <w:t>class</w:t>
+                            </w:r>
+                            <w:proofErr w:type="spellEnd"/>
+                            <w:r>
+                              <w:rPr>
+                                <w:lang w:val="pt-PT"/>
+                              </w:rPr>
+                              <w:t xml:space="preserve"> Consulta {</w:t>
+                            </w:r>
+                          </w:p>
+                          <w:p>
+                            <w:pPr>
+                              <w:rPr>
+                                <w:lang w:val="pt-PT"/>
+                              </w:rPr>
+                            </w:pPr>
+                            <w:r>
+                              <w:rPr>
+                                <w:lang w:val="pt-PT"/>
+                              </w:rPr>
+                              <w:t xml:space="preserve">  +id : </w:t>
+                            </w:r>
+                            <w:proofErr w:type="spellStart"/>
+                            <w:r>
+                              <w:rPr>
+                                <w:lang w:val="pt-PT"/>
+                              </w:rPr>
+                              <w:t>int</w:t>
+                            </w:r>
+                            <w:proofErr w:type="spellEnd"/>
+                          </w:p>
+                          <w:p>
+                            <w:pPr>
+                              <w:rPr>
+                                <w:lang w:val="pt-PT"/>
+                              </w:rPr>
+                            </w:pPr>
+                            <w:r>
+                              <w:rPr>
+                                <w:lang w:val="pt-PT"/>
+                              </w:rPr>
+                              <w:t xml:space="preserve">  +data_consulta : </w:t>
+                            </w:r>
+                            <w:proofErr w:type="spellStart"/>
+                            <w:r>
+                              <w:rPr>
+                                <w:lang w:val="pt-PT"/>
+                              </w:rPr>
+                              <w:t>datetime</w:t>
+                            </w:r>
+                            <w:proofErr w:type="spellEnd"/>
+                          </w:p>
+                          <w:p>
+                            <w:pPr>
+                              <w:rPr>
+                                <w:lang w:val="pt-PT"/>
+                              </w:rPr>
+                            </w:pPr>
+                            <w:r>
+                              <w:rPr>
+                                <w:lang w:val="pt-PT"/>
+                              </w:rPr>
+                              <w:t xml:space="preserve">  +estado : </w:t>
+                            </w:r>
+                            <w:proofErr w:type="spellStart"/>
+                            <w:r>
+                              <w:rPr>
+                                <w:lang w:val="pt-PT"/>
+                              </w:rPr>
+                              <w:t>enum</w:t>
+                            </w:r>
+                            <w:proofErr w:type="spellEnd"/>
+                            <w:r>
+                              <w:rPr>
+                                <w:lang w:val="pt-PT"/>
+                              </w:rPr>
+                              <w:t>('</w:t>
+                            </w:r>
+                            <w:proofErr w:type="spellStart"/>
+                            <w:r>
+                              <w:rPr>
+                                <w:lang w:val="pt-PT"/>
+                              </w:rPr>
+                              <w:t>Pendente','Confirmada','Cancelada</w:t>
+                            </w:r>
+                            <w:proofErr w:type="spellEnd"/>
+                            <w:r>
+                              <w:rPr>
+                                <w:lang w:val="pt-PT"/>
+                              </w:rPr>
+                              <w:t>')</w:t>
+                            </w:r>
+                          </w:p>
+                          <w:p>
+                            <w:pPr>
+                              <w:rPr>
+                                <w:lang w:val="pt-PT"/>
+                              </w:rPr>
+                            </w:pPr>
+                            <w:r>
+                              <w:rPr>
+                                <w:lang w:val="pt-PT"/>
+                              </w:rPr>
+                              <w:t xml:space="preserve">  --</w:t>
+                            </w:r>
+                          </w:p>
+                          <w:p>
+                            <w:pPr>
+                              <w:rPr>
+                                <w:lang w:val="pt-PT"/>
+                              </w:rPr>
+                            </w:pPr>
+                            <w:r>
+                              <w:rPr>
+                                <w:lang w:val="pt-PT"/>
+                              </w:rPr>
+                              <w:t xml:space="preserve">  +confirmar()</w:t>
+                            </w:r>
+                          </w:p>
+                          <w:p>
+                            <w:pPr>
+                              <w:rPr>
+                                <w:lang w:val="pt-PT"/>
+                              </w:rPr>
+                            </w:pPr>
+                            <w:r>
+                              <w:rPr>
+                                <w:lang w:val="pt-PT"/>
+                              </w:rPr>
+                              <w:t xml:space="preserve">  +cancelar()</w:t>
+                            </w:r>
+                          </w:p>
+                          <w:p>
+                            <w:pPr>
+                              <w:rPr>
+                                <w:lang w:val="pt-PT"/>
+                              </w:rPr>
+                            </w:pPr>
+                            <w:r>
+                              <w:rPr>
+                                <w:lang w:val="pt-PT"/>
+                              </w:rPr>
+                              <w:t xml:space="preserve">  +reagendar(</w:t>
+                            </w:r>
+                            <w:proofErr w:type="spellStart"/>
+                            <w:r>
+                              <w:rPr>
+                                <w:lang w:val="pt-PT"/>
+                              </w:rPr>
+                              <w:t>novaData</w:t>
+                            </w:r>
+                            <w:proofErr w:type="spellEnd"/>
+                            <w:r>
+                              <w:rPr>
+                                <w:lang w:val="pt-PT"/>
+                              </w:rPr>
+                              <w:t>)</w:t>
+                            </w:r>
+                          </w:p>
+                          <w:p>
+                            <w:pPr>
+                              <w:rPr>
+                                <w:lang w:val="pt-PT"/>
+                              </w:rPr>
+                            </w:pPr>
+                            <w:r>
+                              <w:rPr>
+                                <w:lang w:val="pt-PT"/>
+                              </w:rPr>
+                              <w:t xml:space="preserve">  +</w:t>
+                            </w:r>
+                            <w:proofErr w:type="spellStart"/>
+                            <w:r>
+                              <w:rPr>
+                                <w:lang w:val="pt-PT"/>
+                              </w:rPr>
+                              <w:t>enviarLembrete</w:t>
+                            </w:r>
+                            <w:proofErr w:type="spellEnd"/>
+                            <w:r>
+                              <w:rPr>
+                                <w:lang w:val="pt-PT"/>
+                              </w:rPr>
+                              <w:t>()</w:t>
+                            </w:r>
+                          </w:p>
+                          <w:p>
+                            <w:r>
+                              <w:t>}</w:t>
+                            </w:r>
+                          </w:p>
+                          <w:p/>
+                          <w:p>
+                            <w:r>
+                              <w:t>class Notificacao {</w:t>
+                            </w:r>
+                          </w:p>
+                          <w:p>
+                            <w:r>
+                              <w:t xml:space="preserve">  +id : int</w:t>
+                            </w:r>
+                          </w:p>
+                          <w:p>
+                            <w:r>
+                              <w:t xml:space="preserve">  +categoria : string</w:t>
+                            </w:r>
+                          </w:p>
+                          <w:p>
+                            <w:pPr>
+                              <w:rPr>
+                                <w:lang w:val="pt-PT"/>
+                              </w:rPr>
+                            </w:pPr>
+                            <w:r>
+                              <w:t xml:space="preserve">  </w:t>
+                            </w:r>
+                            <w:r>
+                              <w:rPr>
+                                <w:lang w:val="pt-PT"/>
+                              </w:rPr>
+                              <w:t xml:space="preserve">+descricao : </w:t>
+                            </w:r>
+                            <w:proofErr w:type="spellStart"/>
+                            <w:r>
+                              <w:rPr>
+                                <w:lang w:val="pt-PT"/>
+                              </w:rPr>
+                              <w:t>text</w:t>
+                            </w:r>
+                            <w:proofErr w:type="spellEnd"/>
+                          </w:p>
+                          <w:p>
+                            <w:pPr>
+                              <w:rPr>
+                                <w:lang w:val="pt-PT"/>
+                              </w:rPr>
+                            </w:pPr>
+                            <w:r>
+                              <w:rPr>
+                                <w:lang w:val="pt-PT"/>
+                              </w:rPr>
+                              <w:t xml:space="preserve">  +data_criacao : </w:t>
+                            </w:r>
+                            <w:proofErr w:type="spellStart"/>
+                            <w:r>
+                              <w:rPr>
+                                <w:lang w:val="pt-PT"/>
+                              </w:rPr>
+                              <w:t>datetime</w:t>
+                            </w:r>
+                            <w:proofErr w:type="spellEnd"/>
+                          </w:p>
+                          <w:p>
+                            <w:pPr>
+                              <w:rPr>
+                                <w:lang w:val="pt-PT"/>
+                              </w:rPr>
+                            </w:pPr>
+                            <w:r>
+                              <w:rPr>
+                                <w:lang w:val="pt-PT"/>
+                              </w:rPr>
+                              <w:t xml:space="preserve">  --</w:t>
+                            </w:r>
+                          </w:p>
+                          <w:p>
+                            <w:pPr>
+                              <w:rPr>
+                                <w:lang w:val="pt-PT"/>
+                              </w:rPr>
+                            </w:pPr>
+                            <w:r>
+                              <w:rPr>
+                                <w:lang w:val="pt-PT"/>
+                              </w:rPr>
+                              <w:t xml:space="preserve">  +enviar(</w:t>
+                            </w:r>
+                            <w:proofErr w:type="spellStart"/>
+                            <w:r>
+                              <w:rPr>
+                                <w:lang w:val="pt-PT"/>
+                              </w:rPr>
+                              <w:t>authId</w:t>
+                            </w:r>
+                            <w:proofErr w:type="spellEnd"/>
+                            <w:r>
+                              <w:rPr>
+                                <w:lang w:val="pt-PT"/>
+                              </w:rPr>
+                              <w:t>)</w:t>
+                            </w:r>
+                          </w:p>
+                          <w:p>
+                            <w:pPr>
+                              <w:rPr>
+                                <w:lang w:val="pt-PT"/>
+                              </w:rPr>
+                            </w:pPr>
+                            <w:r>
+                              <w:rPr>
+                                <w:lang w:val="pt-PT"/>
+                              </w:rPr>
+                              <w:t xml:space="preserve">  +</w:t>
+                            </w:r>
+                            <w:proofErr w:type="spellStart"/>
+                            <w:r>
+                              <w:rPr>
+                                <w:lang w:val="pt-PT"/>
+                              </w:rPr>
+                              <w:t>marcarComoLida</w:t>
+                            </w:r>
+                            <w:proofErr w:type="spellEnd"/>
+                            <w:r>
+                              <w:rPr>
+                                <w:lang w:val="pt-PT"/>
+                              </w:rPr>
+                              <w:t>()</w:t>
+                            </w:r>
+                          </w:p>
+                          <w:p>
+                            <w:pPr>
+                              <w:rPr>
+                                <w:lang w:val="pt-PT"/>
+                              </w:rPr>
+                            </w:pPr>
+                            <w:r>
+                              <w:rPr>
+                                <w:lang w:val="pt-PT"/>
+                              </w:rPr>
+                              <w:t>}</w:t>
+                            </w:r>
+                          </w:p>
+                          <w:p>
+                            <w:pPr>
+                              <w:rPr>
+                                <w:lang w:val="pt-PT"/>
+                              </w:rPr>
+                            </w:pPr>
+                          </w:p>
+                          <w:p>
+                            <w:pPr>
+                              <w:rPr>
+                                <w:lang w:val="pt-PT"/>
+                              </w:rPr>
+                            </w:pPr>
+                            <w:r>
+                              <w:rPr>
+                                <w:lang w:val="pt-PT"/>
+                              </w:rPr>
+                              <w:t>' =========================</w:t>
+                            </w:r>
+                          </w:p>
+                          <w:p>
+                            <w:pPr>
+                              <w:rPr>
+                                <w:lang w:val="pt-PT"/>
+                              </w:rPr>
+                            </w:pPr>
+                            <w:r>
+                              <w:rPr>
+                                <w:lang w:val="pt-PT"/>
+                              </w:rPr>
+                              <w:t>' RELAÇÕES</w:t>
+                            </w:r>
+                          </w:p>
+                          <w:p>
+                            <w:pPr>
+                              <w:rPr>
+                                <w:lang w:val="pt-PT"/>
+                              </w:rPr>
+                            </w:pPr>
+                            <w:r>
+                              <w:rPr>
+                                <w:lang w:val="pt-PT"/>
+                              </w:rPr>
+                              <w:t>' =========================</w:t>
+                            </w:r>
+                          </w:p>
+                          <w:p>
+                            <w:pPr>
+                              <w:rPr>
+                                <w:lang w:val="pt-PT"/>
+                              </w:rPr>
+                            </w:pPr>
+                          </w:p>
+                          <w:p>
+                            <w:pPr>
+                              <w:rPr>
+                                <w:lang w:val="pt-PT"/>
+                              </w:rPr>
+                            </w:pPr>
+                            <w:r>
+                              <w:rPr>
+                                <w:lang w:val="pt-PT"/>
+                              </w:rPr>
+                              <w:t>Autenticacao "1" --&gt; "</w:t>
+                            </w:r>
+                            <w:proofErr w:type="gramStart"/>
+                            <w:r>
+                              <w:rPr>
+                                <w:lang w:val="pt-PT"/>
+                              </w:rPr>
+                              <w:t>0..</w:t>
+                            </w:r>
+                            <w:proofErr w:type="gramEnd"/>
+                            <w:r>
+                              <w:rPr>
+                                <w:lang w:val="pt-PT"/>
+                              </w:rPr>
+                              <w:t xml:space="preserve">1" Medico : </w:t>
+                            </w:r>
+                            <w:proofErr w:type="gramStart"/>
+                            <w:r>
+                              <w:rPr>
+                                <w:lang w:val="pt-PT"/>
+                              </w:rPr>
+                              <w:t>autentica</w:t>
+                            </w:r>
+                            <w:proofErr w:type="gramEnd"/>
+                            <w:r>
+                              <w:rPr>
+                                <w:lang w:val="pt-PT"/>
+                              </w:rPr>
+                              <w:t xml:space="preserve"> &gt;</w:t>
+                            </w:r>
+                          </w:p>
+                          <w:p>
+                            <w:pPr>
+                              <w:rPr>
+                                <w:lang w:val="pt-PT"/>
+                              </w:rPr>
+                            </w:pPr>
+                            <w:r>
+                              <w:rPr>
+                                <w:lang w:val="pt-PT"/>
+                              </w:rPr>
+                              <w:t>Autenticacao "1" --&gt; "</w:t>
+                            </w:r>
+                            <w:proofErr w:type="gramStart"/>
+                            <w:r>
+                              <w:rPr>
+                                <w:lang w:val="pt-PT"/>
+                              </w:rPr>
+                              <w:t>0..</w:t>
+                            </w:r>
+                            <w:proofErr w:type="gramEnd"/>
+                            <w:r>
+                              <w:rPr>
+                                <w:lang w:val="pt-PT"/>
+                              </w:rPr>
+                              <w:t xml:space="preserve">1" Paciente : </w:t>
+                            </w:r>
+                            <w:proofErr w:type="gramStart"/>
+                            <w:r>
+                              <w:rPr>
+                                <w:lang w:val="pt-PT"/>
+                              </w:rPr>
+                              <w:t>autentica</w:t>
+                            </w:r>
+                            <w:proofErr w:type="gramEnd"/>
+                            <w:r>
+                              <w:rPr>
+                                <w:lang w:val="pt-PT"/>
+                              </w:rPr>
+                              <w:t xml:space="preserve"> &gt;</w:t>
+                            </w:r>
+                          </w:p>
+                          <w:p>
+                            <w:pPr>
+                              <w:rPr>
+                                <w:lang w:val="pt-PT"/>
+                              </w:rPr>
+                            </w:pPr>
+                            <w:r>
+                              <w:rPr>
+                                <w:lang w:val="pt-PT"/>
+                              </w:rPr>
+                              <w:t>SNS "1" --&gt; "</w:t>
+                            </w:r>
+                            <w:proofErr w:type="gramStart"/>
+                            <w:r>
+                              <w:rPr>
+                                <w:lang w:val="pt-PT"/>
+                              </w:rPr>
+                              <w:t>0..</w:t>
+                            </w:r>
+                            <w:proofErr w:type="gramEnd"/>
+                            <w:r>
+                              <w:rPr>
+                                <w:lang w:val="pt-PT"/>
+                              </w:rPr>
+                              <w:t>1" Paciente : verifica dados &gt;</w:t>
+                            </w:r>
+                          </w:p>
+                          <w:p>
+                            <w:pPr>
+                              <w:rPr>
+                                <w:lang w:val="pt-PT"/>
+                              </w:rPr>
+                            </w:pPr>
+                            <w:r>
+                              <w:rPr>
+                                <w:lang w:val="pt-PT"/>
+                              </w:rPr>
+                              <w:t>Medico "1" --&gt; "*" Consulta : realiza &gt;</w:t>
+                            </w:r>
+                          </w:p>
+                          <w:p>
+                            <w:pPr>
+                              <w:rPr>
+                                <w:lang w:val="pt-PT"/>
+                              </w:rPr>
+                            </w:pPr>
+                            <w:r>
+                              <w:rPr>
+                                <w:lang w:val="pt-PT"/>
+                              </w:rPr>
+                              <w:t>Paciente "1" --&gt; "*" Consulta : marca &gt;</w:t>
+                            </w:r>
+                          </w:p>
+                          <w:p>
+                            <w:pPr>
+                              <w:rPr>
+                                <w:lang w:val="pt-PT"/>
+                              </w:rPr>
+                            </w:pPr>
+                            <w:r>
+                              <w:rPr>
+                                <w:lang w:val="pt-PT"/>
+                              </w:rPr>
+                              <w:t>Consulta "*" --&gt; "1" Sala : ocorre em &gt;</w:t>
+                            </w:r>
+                          </w:p>
+                          <w:p>
+                            <w:pPr>
+                              <w:rPr>
+                                <w:lang w:val="pt-PT"/>
+                              </w:rPr>
+                            </w:pPr>
+                            <w:r>
+                              <w:rPr>
+                                <w:lang w:val="pt-PT"/>
+                              </w:rPr>
+                              <w:t>Consulta "*" --&gt; "1" Especialidade : refere-se a &gt;</w:t>
+                            </w:r>
+                          </w:p>
+                          <w:p>
+                            <w:pPr>
+                              <w:rPr>
+                                <w:lang w:val="pt-PT"/>
+                              </w:rPr>
+                            </w:pPr>
+                            <w:r>
+                              <w:rPr>
+                                <w:lang w:val="pt-PT"/>
+                              </w:rPr>
+                              <w:t>Medico "*" --&gt; "*" Especialidade : possui &gt;</w:t>
+                            </w:r>
+                          </w:p>
+                          <w:p>
+                            <w:pPr>
+                              <w:rPr>
+                                <w:lang w:val="pt-PT"/>
+                              </w:rPr>
+                            </w:pPr>
+                            <w:r>
+                              <w:rPr>
+                                <w:lang w:val="pt-PT"/>
+                              </w:rPr>
+                              <w:t>Autenticacao "1" --&gt; "*" Notificacao : recebe &gt;</w:t>
+                            </w:r>
+                          </w:p>
+                          <w:p>
+                            <w:pPr>
+                              <w:rPr>
+                                <w:lang w:val="pt-PT"/>
+                              </w:rPr>
+                            </w:pPr>
+                          </w:p>
+                          <w:p>
+                            <w:r>
+                              <w:t>@enduml</w:t>
+                            </w:r>
+                          </w:p>
+                        </w:txbxContent>
+                      </wps:txbx>
+                      <wps:bodyPr rot="0" vert="horz" wrap="square" lIns="91440" tIns="45720" rIns="91440" bIns="45720" anchor="t" anchorCtr="0">
+                        <a:noAutofit/>
+                      </wps:bodyPr>
+                    </wps:wsp>
+                  </a:graphicData>
+                </a:graphic>
+                <wp14:sizeRelH relativeFrom="margin">
+                  <wp14:pctWidth>40000</wp14:pctWidth>
+                </wp14:sizeRelH>
+                <wp14:sizeRelV relativeFrom="margin">
+                  <wp14:pctHeight>0</wp14:pctHeight>
+                </wp14:sizeRelV>
+              </wp:anchor>
+            </w:drawing>
+          </mc:Choice>
+          <mc:Fallback>
+            <w:pict>
+              <v:shape w14:anchorId="30C603A4" id="_x0000_s1037" type="#_x0000_t202" style="position:absolute;margin-left:0;margin-top:567.45pt;width:185.9pt;height:143.15pt;z-index:251697152;visibility:visible;mso-wrap-style:square;mso-width-percent:400;mso-height-percent:0;mso-wrap-distance-left:9pt;mso-wrap-distance-top:3.6pt;mso-wrap-distance-right:9pt;mso-wrap-distance-bottom:3.6pt;mso-position-horizontal:left;mso-position-horizontal-relative:margin;mso-position-vertical:absolute;mso-position-vertical-relative:text;mso-width-percent:400;mso-height-percent:0;mso-width-relative:margin;mso-height-relative:margin;v-text-anchor:top" o:gfxdata="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">
+                <v:textbox>
+                  <w:txbxContent>
+                    <w:p>
+                      <w:pPr>
+                        <w:rPr>
+                          <w:b/>
+                          <w:bCs/>
+                          <w:lang w:val="pt-PT"/>
+                        </w:rPr>
+                      </w:pPr>
+                      <w:r>
+                        <w:rPr>
+                          <w:b/>
+                          <w:bCs/>
+                          <w:lang w:val="pt-PT"/>
+                        </w:rPr>
+                        <w:t>' CTRL + A para copiar todo o código</w:t>
+                      </w:r>
+                    </w:p>
+                    <w:p>
+                      <w:pPr>
+                        <w:rPr>
+                          <w:lang w:val="pt-PT"/>
+                        </w:rPr>
+                      </w:pPr>
+                      <w:r>
+                        <w:rPr>
+                          <w:lang w:val="pt-PT"/>
+                        </w:rPr>
+                        <w:t>@startuml</w:t>
+                      </w:r>
+                    </w:p>
+                    <w:p>
+                      <w:r>
+                        <w:t>class Autenticacao {</w:t>
+                      </w:r>
+                    </w:p>
+                    <w:p>
+                      <w:r>
+                        <w:t xml:space="preserve">  +id : int</w:t>
+                      </w:r>
+                    </w:p>
+                    <w:p>
+                      <w:r>
+                        <w:t xml:space="preserve">  +username : string</w:t>
+                      </w:r>
+                    </w:p>
+                    <w:p>
+                      <w:r>
+                        <w:t xml:space="preserve">  +password : string</w:t>
+                      </w:r>
+                    </w:p>
+                    <w:p>
+                      <w:r>
+                        <w:t xml:space="preserve">  +role : string</w:t>
+                      </w:r>
+                    </w:p>
+                    <w:p>
+                      <w:r>
+                        <w:t xml:space="preserve">  +is_active : </w:t>
+                      </w:r>
+                      <w:proofErr w:type="spellStart"/>
+                      <w:r>
+                        <w:t>boolean</w:t>
+                      </w:r>
+                      <w:proofErr w:type="spellEnd"/>
+                    </w:p>
+                    <w:p>
+                      <w:r>
+                        <w:t xml:space="preserve">  --</w:t>
+                      </w:r>
+                    </w:p>
+                    <w:p>
+                      <w:r>
+                        <w:t xml:space="preserve">  +login(username, password)</w:t>
+                      </w:r>
+                    </w:p>
+                    <w:p>
+                      <w:r>
+                        <w:t xml:space="preserve">  +logout()</w:t>
+                      </w:r>
+                    </w:p>
+                    <w:p>
+                      <w:r>
+                        <w:t>}</w:t>
+                      </w:r>
+                    </w:p>
+                    <w:p/>
+                    <w:p>
+                      <w:r>
+                        <w:t>class Medico {</w:t>
+                      </w:r>
+                    </w:p>
+                    <w:p>
+                      <w:pPr>
+                        <w:rPr>
+                          <w:lang w:val="pt-PT"/>
+                        </w:rPr>
+                      </w:pPr>
+                      <w:r>
+                        <w:t xml:space="preserve">  </w:t>
+                      </w:r>
+                      <w:r>
+                        <w:rPr>
+                          <w:lang w:val="pt-PT"/>
+                        </w:rPr>
+                        <w:t xml:space="preserve">+id : </w:t>
+                      </w:r>
+                      <w:proofErr w:type="spellStart"/>
+                      <w:r>
+                        <w:rPr>
+                          <w:lang w:val="pt-PT"/>
+                        </w:rPr>
+                        <w:t>int</w:t>
+                      </w:r>
+                      <w:proofErr w:type="spellEnd"/>
+                    </w:p>
+                    <w:p>
+                      <w:pPr>
+                        <w:rPr>
+                          <w:lang w:val="pt-PT"/>
+                        </w:rPr>
+                      </w:pPr>
+                      <w:r>
+                        <w:rPr>
+                          <w:lang w:val="pt-PT"/>
+                        </w:rPr>
+                        <w:t xml:space="preserve">  +nome_completo : </w:t>
+                      </w:r>
+                      <w:proofErr w:type="spellStart"/>
+                      <w:r>
+                        <w:rPr>
+                          <w:lang w:val="pt-PT"/>
+                        </w:rPr>
+                        <w:t>string</w:t>
+                      </w:r>
+                      <w:proofErr w:type="spellEnd"/>
+                    </w:p>
+                    <w:p>
+                      <w:pPr>
+                        <w:rPr>
+                          <w:lang w:val="pt-PT"/>
+                        </w:rPr>
+                      </w:pPr>
+                      <w:r>
+                        <w:rPr>
+                          <w:lang w:val="pt-PT"/>
+                        </w:rPr>
+                        <w:t xml:space="preserve">  +data_nascimento : date</w:t>
+                      </w:r>
+                    </w:p>
+                    <w:p>
+                      <w:pPr>
+                        <w:rPr>
+                          <w:lang w:val="pt-PT"/>
+                        </w:rPr>
+                      </w:pPr>
+                      <w:r>
+                        <w:rPr>
+                          <w:lang w:val="pt-PT"/>
+                        </w:rPr>
+                        <w:t xml:space="preserve">  +data_criacao : </w:t>
+                      </w:r>
+                      <w:proofErr w:type="spellStart"/>
+                      <w:r>
+                        <w:rPr>
+                          <w:lang w:val="pt-PT"/>
+                        </w:rPr>
+                        <w:t>datetime</w:t>
+                      </w:r>
+                      <w:proofErr w:type="spellEnd"/>
+                    </w:p>
+                    <w:p>
+                      <w:pPr>
+                        <w:rPr>
+                          <w:lang w:val="pt-PT"/>
+                        </w:rPr>
+                      </w:pPr>
+                      <w:r>
+                        <w:rPr>
+                          <w:lang w:val="pt-PT"/>
+                        </w:rPr>
+                        <w:t xml:space="preserve">  +criado_por : </w:t>
+                      </w:r>
+                      <w:proofErr w:type="spellStart"/>
+                      <w:r>
+                        <w:rPr>
+                          <w:lang w:val="pt-PT"/>
+                        </w:rPr>
+                        <w:t>int</w:t>
+                      </w:r>
+                      <w:proofErr w:type="spellEnd"/>
+                    </w:p>
+                    <w:p>
+                      <w:pPr>
+                        <w:rPr>
+                          <w:lang w:val="pt-PT"/>
+                        </w:rPr>
+                      </w:pPr>
+                      <w:r>
+                        <w:rPr>
+                          <w:lang w:val="pt-PT"/>
+                        </w:rPr>
+                        <w:t xml:space="preserve">  --</w:t>
+                      </w:r>
+                    </w:p>
+                    <w:p>
+                      <w:pPr>
+                        <w:rPr>
+                          <w:lang w:val="pt-PT"/>
+                        </w:rPr>
+                      </w:pPr>
+                      <w:r>
+                        <w:rPr>
+                          <w:lang w:val="pt-PT"/>
+                        </w:rPr>
+                        <w:t xml:space="preserve">  +</w:t>
+                      </w:r>
+                      <w:proofErr w:type="spellStart"/>
+                      <w:r>
+                        <w:rPr>
+                          <w:lang w:val="pt-PT"/>
+                        </w:rPr>
+                        <w:t>definirDisponibilidade</w:t>
+                      </w:r>
+                      <w:proofErr w:type="spellEnd"/>
+                      <w:r>
+                        <w:rPr>
+                          <w:lang w:val="pt-PT"/>
+                        </w:rPr>
+                        <w:t>(</w:t>
+                      </w:r>
+                      <w:proofErr w:type="spellStart"/>
+                      <w:r>
+                        <w:rPr>
+                          <w:lang w:val="pt-PT"/>
+                        </w:rPr>
+                        <w:t>dataInicio</w:t>
+                      </w:r>
+                      <w:proofErr w:type="spellEnd"/>
+                      <w:r>
+                        <w:rPr>
+                          <w:lang w:val="pt-PT"/>
+                        </w:rPr>
+                        <w:t xml:space="preserve">, </w:t>
+                      </w:r>
+                      <w:proofErr w:type="spellStart"/>
+                      <w:r>
+                        <w:rPr>
+                          <w:lang w:val="pt-PT"/>
+                        </w:rPr>
+                        <w:t>dataFim</w:t>
+                      </w:r>
+                      <w:proofErr w:type="spellEnd"/>
+                      <w:r>
+                        <w:rPr>
+                          <w:lang w:val="pt-PT"/>
+                        </w:rPr>
+                        <w:t>)</w:t>
+                      </w:r>
+                    </w:p>
+                    <w:p>
+                      <w:pPr>
+                        <w:rPr>
+                          <w:lang w:val="pt-PT"/>
+                        </w:rPr>
+                      </w:pPr>
+                      <w:r>
+                        <w:rPr>
+                          <w:lang w:val="pt-PT"/>
+                        </w:rPr>
+                        <w:t xml:space="preserve">  +</w:t>
+                      </w:r>
+                      <w:proofErr w:type="spellStart"/>
+                      <w:r>
+                        <w:rPr>
+                          <w:lang w:val="pt-PT"/>
+                        </w:rPr>
+                        <w:t>registarIndisponibilidade</w:t>
+                      </w:r>
+                      <w:proofErr w:type="spellEnd"/>
+                      <w:r>
+                        <w:rPr>
+                          <w:lang w:val="pt-PT"/>
+                        </w:rPr>
+                        <w:t>(</w:t>
+                      </w:r>
+                      <w:proofErr w:type="gramStart"/>
+                      <w:r>
+                        <w:rPr>
+                          <w:lang w:val="pt-PT"/>
+                        </w:rPr>
+                        <w:t>inicio</w:t>
+                      </w:r>
+                      <w:proofErr w:type="gramEnd"/>
+                      <w:r>
+                        <w:rPr>
+                          <w:lang w:val="pt-PT"/>
+                        </w:rPr>
+                        <w:t>, fim)</w:t>
+                      </w:r>
+                    </w:p>
+                    <w:p>
+                      <w:pPr>
+                        <w:rPr>
+                          <w:lang w:val="pt-PT"/>
+                        </w:rPr>
+                      </w:pPr>
+                      <w:r>
+                        <w:rPr>
+                          <w:lang w:val="pt-PT"/>
+                        </w:rPr>
+                        <w:t xml:space="preserve">  +</w:t>
+                      </w:r>
+                      <w:proofErr w:type="spellStart"/>
+                      <w:r>
+                        <w:rPr>
+                          <w:lang w:val="pt-PT"/>
+                        </w:rPr>
+                        <w:t>listarConsultas</w:t>
+                      </w:r>
+                      <w:proofErr w:type="spellEnd"/>
+                      <w:r>
+                        <w:rPr>
+                          <w:lang w:val="pt-PT"/>
+                        </w:rPr>
+                        <w:t>()</w:t>
+                      </w:r>
+                    </w:p>
+                    <w:p>
+                      <w:pPr>
+                        <w:rPr>
+                          <w:lang w:val="pt-PT"/>
+                        </w:rPr>
+                      </w:pPr>
+                      <w:r>
+                        <w:rPr>
+                          <w:lang w:val="pt-PT"/>
+                        </w:rPr>
+                        <w:t>}</w:t>
+                      </w:r>
+                    </w:p>
+                    <w:p>
+                      <w:pPr>
+                        <w:rPr>
+                          <w:lang w:val="pt-PT"/>
+                        </w:rPr>
+                      </w:pPr>
+                    </w:p>
+                    <w:p>
+                      <w:pPr>
+                        <w:rPr>
+                          <w:lang w:val="pt-PT"/>
+                        </w:rPr>
+                      </w:pPr>
+                      <w:proofErr w:type="spellStart"/>
+                      <w:r>
+                        <w:rPr>
+                          <w:lang w:val="pt-PT"/>
+                        </w:rPr>
+                        <w:t>class</w:t>
+                      </w:r>
+                      <w:proofErr w:type="spellEnd"/>
+                      <w:r>
+                        <w:rPr>
+                          <w:lang w:val="pt-PT"/>
+                        </w:rPr>
+                        <w:t xml:space="preserve"> Especialidade {</w:t>
+                      </w:r>
+                    </w:p>
+                    <w:p>
+                      <w:r>
+                        <w:rPr>
+                          <w:lang w:val="pt-PT"/>
+                        </w:rPr>
+                        <w:t xml:space="preserve">  </w:t>
+                      </w:r>
+                      <w:r>
+                        <w:t>+id : int</w:t>
+                      </w:r>
+                    </w:p>
+                    <w:p>
+                      <w:r>
+                        <w:t xml:space="preserve">  +</w:t>
+                      </w:r>
+                      <w:proofErr w:type="spellStart"/>
+                      <w:r>
+                        <w:t>nome</w:t>
+                      </w:r>
+                      <w:proofErr w:type="spellEnd"/>
+                      <w:r>
+                        <w:t xml:space="preserve"> : string</w:t>
+                      </w:r>
+                    </w:p>
+                    <w:p>
+                      <w:r>
+                        <w:t xml:space="preserve">  --</w:t>
+                      </w:r>
+                    </w:p>
+                    <w:p>
+                      <w:r>
+                        <w:t xml:space="preserve">  +</w:t>
+                      </w:r>
+                      <w:proofErr w:type="spellStart"/>
+                      <w:r>
+                        <w:t>listarMedicos</w:t>
+                      </w:r>
+                      <w:proofErr w:type="spellEnd"/>
+                      <w:r>
+                        <w:t>()</w:t>
+                      </w:r>
+                    </w:p>
+                    <w:p>
+                      <w:r>
+                        <w:t>}</w:t>
+                      </w:r>
+                    </w:p>
+                    <w:p/>
+                    <w:p>
+                      <w:r>
+                        <w:t>class SNS {</w:t>
+                      </w:r>
+                    </w:p>
+                    <w:p>
+                      <w:r>
+                        <w:t xml:space="preserve">  +id : int</w:t>
+                      </w:r>
+                    </w:p>
+                    <w:p>
+                      <w:r>
+                        <w:t xml:space="preserve">  +nome_completo : string</w:t>
+                      </w:r>
+                    </w:p>
+                    <w:p>
+                      <w:r>
+                        <w:t xml:space="preserve">  +nif : string</w:t>
+                      </w:r>
+                    </w:p>
+                    <w:p>
+                      <w:r>
+                        <w:t xml:space="preserve">  +n_utente : string</w:t>
+                      </w:r>
+                    </w:p>
+                    <w:p>
+                      <w:r>
+                        <w:t xml:space="preserve">  +data_nascimento : date</w:t>
+                      </w:r>
+                    </w:p>
+                    <w:p>
+                      <w:r>
+                        <w:t xml:space="preserve">  +</w:t>
+                      </w:r>
+                      <w:proofErr w:type="spellStart"/>
+                      <w:r>
+                        <w:t>telemovel</w:t>
+                      </w:r>
+                      <w:proofErr w:type="spellEnd"/>
+                      <w:r>
+                        <w:t xml:space="preserve"> : string</w:t>
+                      </w:r>
+                    </w:p>
+                    <w:p>
+                      <w:r>
+                        <w:t xml:space="preserve">  +morada : string</w:t>
+                      </w:r>
+                    </w:p>
+                    <w:p>
+                      <w:r>
+                        <w:t xml:space="preserve">  --</w:t>
+                      </w:r>
+                    </w:p>
+                    <w:p>
+                      <w:r>
+                        <w:t xml:space="preserve">  +</w:t>
+                      </w:r>
+                      <w:proofErr w:type="spellStart"/>
+                      <w:r>
+                        <w:t>validarNif</w:t>
+                      </w:r>
+                      <w:proofErr w:type="spellEnd"/>
+                      <w:r>
+                        <w:t>()</w:t>
+                      </w:r>
+                    </w:p>
+                    <w:p>
+                      <w:r>
+                        <w:t xml:space="preserve">  +</w:t>
+                      </w:r>
+                      <w:proofErr w:type="spellStart"/>
+                      <w:r>
+                        <w:t>validarNumeroUtente</w:t>
+                      </w:r>
+                      <w:proofErr w:type="spellEnd"/>
+                      <w:r>
+                        <w:t>()</w:t>
+                      </w:r>
+                    </w:p>
+                    <w:p>
+                      <w:r>
+                        <w:t xml:space="preserve">  +</w:t>
+                      </w:r>
+                      <w:proofErr w:type="spellStart"/>
+                      <w:r>
+                        <w:t>validarTelemovel</w:t>
+                      </w:r>
+                      <w:proofErr w:type="spellEnd"/>
+                      <w:r>
+                        <w:t>()</w:t>
+                      </w:r>
+                    </w:p>
+                    <w:p>
+                      <w:r>
+                        <w:t>}</w:t>
+                      </w:r>
+                    </w:p>
+                    <w:p/>
+                    <w:p>
+                      <w:r>
+                        <w:t>class Paciente {</w:t>
+                      </w:r>
+                    </w:p>
+                    <w:p>
+                      <w:r>
+                        <w:t xml:space="preserve">  +id : int</w:t>
+                      </w:r>
+                    </w:p>
+                    <w:p>
+                      <w:r>
+                        <w:t xml:space="preserve">  +nome_completo : string</w:t>
+                      </w:r>
+                    </w:p>
+                    <w:p>
+                      <w:pPr>
+                        <w:rPr>
+                          <w:lang w:val="pt-PT"/>
+                        </w:rPr>
+                      </w:pPr>
+                      <w:r>
+                        <w:t xml:space="preserve">  </w:t>
+                      </w:r>
+                      <w:r>
+                        <w:rPr>
+                          <w:lang w:val="pt-PT"/>
+                        </w:rPr>
+                        <w:t xml:space="preserve">+nif : </w:t>
+                      </w:r>
+                      <w:proofErr w:type="spellStart"/>
+                      <w:r>
+                        <w:rPr>
+                          <w:lang w:val="pt-PT"/>
+                        </w:rPr>
+                        <w:t>string</w:t>
+                      </w:r>
+                      <w:proofErr w:type="spellEnd"/>
+                    </w:p>
+                    <w:p>
+                      <w:pPr>
+                        <w:rPr>
+                          <w:lang w:val="pt-PT"/>
+                        </w:rPr>
+                      </w:pPr>
+                      <w:r>
+                        <w:rPr>
+                          <w:lang w:val="pt-PT"/>
+                        </w:rPr>
+                        <w:t xml:space="preserve">  +n_utente : </w:t>
+                      </w:r>
+                      <w:proofErr w:type="spellStart"/>
+                      <w:r>
+                        <w:rPr>
+                          <w:lang w:val="pt-PT"/>
+                        </w:rPr>
+                        <w:t>string</w:t>
+                      </w:r>
+                      <w:proofErr w:type="spellEnd"/>
+                    </w:p>
+                    <w:p>
+                      <w:pPr>
+                        <w:rPr>
+                          <w:lang w:val="pt-PT"/>
+                        </w:rPr>
+                      </w:pPr>
+                      <w:r>
+                        <w:rPr>
+                          <w:lang w:val="pt-PT"/>
+                        </w:rPr>
+                        <w:t xml:space="preserve">  +data_criacao : </w:t>
+                      </w:r>
+                      <w:proofErr w:type="spellStart"/>
+                      <w:r>
+                        <w:rPr>
+                          <w:lang w:val="pt-PT"/>
+                        </w:rPr>
+                        <w:t>datetime</w:t>
+                      </w:r>
+                      <w:proofErr w:type="spellEnd"/>
+                    </w:p>
+                    <w:p>
+                      <w:pPr>
+                        <w:rPr>
+                          <w:lang w:val="pt-PT"/>
+                        </w:rPr>
+                      </w:pPr>
+                      <w:r>
+                        <w:rPr>
+                          <w:lang w:val="pt-PT"/>
+                        </w:rPr>
+                        <w:t xml:space="preserve">  +data_nascimento : date</w:t>
+                      </w:r>
+                    </w:p>
+                    <w:p>
+                      <w:pPr>
+                        <w:rPr>
+                          <w:lang w:val="pt-PT"/>
+                        </w:rPr>
+                      </w:pPr>
+                      <w:r>
+                        <w:rPr>
+                          <w:lang w:val="pt-PT"/>
+                        </w:rPr>
+                        <w:t xml:space="preserve">  +</w:t>
+                      </w:r>
+                      <w:proofErr w:type="spellStart"/>
+                      <w:r>
+                        <w:rPr>
+                          <w:lang w:val="pt-PT"/>
+                        </w:rPr>
+                        <w:t>telemovel</w:t>
+                      </w:r>
+                      <w:proofErr w:type="spellEnd"/>
+                      <w:r>
+                        <w:rPr>
+                          <w:lang w:val="pt-PT"/>
+                        </w:rPr>
+                        <w:t xml:space="preserve"> : </w:t>
+                      </w:r>
+                      <w:proofErr w:type="spellStart"/>
+                      <w:r>
+                        <w:rPr>
+                          <w:lang w:val="pt-PT"/>
+                        </w:rPr>
+                        <w:t>string</w:t>
+                      </w:r>
+                      <w:proofErr w:type="spellEnd"/>
+                    </w:p>
+                    <w:p>
+                      <w:pPr>
+                        <w:rPr>
+                          <w:lang w:val="pt-PT"/>
+                        </w:rPr>
+                      </w:pPr>
+                      <w:r>
+                        <w:rPr>
+                          <w:lang w:val="pt-PT"/>
+                        </w:rPr>
+                        <w:t xml:space="preserve">  +morada : </w:t>
+                      </w:r>
+                      <w:proofErr w:type="spellStart"/>
+                      <w:r>
+                        <w:rPr>
+                          <w:lang w:val="pt-PT"/>
+                        </w:rPr>
+                        <w:t>string</w:t>
+                      </w:r>
+                      <w:proofErr w:type="spellEnd"/>
+                    </w:p>
+                    <w:p>
+                      <w:pPr>
+                        <w:rPr>
+                          <w:lang w:val="pt-PT"/>
+                        </w:rPr>
+                      </w:pPr>
+                      <w:r>
+                        <w:rPr>
+                          <w:lang w:val="pt-PT"/>
+                        </w:rPr>
+                        <w:t xml:space="preserve">  --</w:t>
+                      </w:r>
+                    </w:p>
+                    <w:p>
+                      <w:pPr>
+                        <w:rPr>
+                          <w:lang w:val="pt-PT"/>
+                        </w:rPr>
+                      </w:pPr>
+                      <w:r>
+                        <w:rPr>
+                          <w:lang w:val="pt-PT"/>
+                        </w:rPr>
+                        <w:t xml:space="preserve">  +</w:t>
+                      </w:r>
+                      <w:proofErr w:type="spellStart"/>
+                      <w:r>
+                        <w:rPr>
+                          <w:lang w:val="pt-PT"/>
+                        </w:rPr>
+                        <w:t>marcarConsulta</w:t>
+                      </w:r>
+                      <w:proofErr w:type="spellEnd"/>
+                      <w:r>
+                        <w:rPr>
+                          <w:lang w:val="pt-PT"/>
+                        </w:rPr>
+                        <w:t xml:space="preserve">(medico, </w:t>
+                      </w:r>
+                      <w:proofErr w:type="spellStart"/>
+                      <w:r>
+                        <w:rPr>
+                          <w:lang w:val="pt-PT"/>
+                        </w:rPr>
+                        <w:t>dataHora</w:t>
+                      </w:r>
+                      <w:proofErr w:type="spellEnd"/>
+                      <w:r>
+                        <w:rPr>
+                          <w:lang w:val="pt-PT"/>
+                        </w:rPr>
+                        <w:t>)</w:t>
+                      </w:r>
+                    </w:p>
+                    <w:p>
+                      <w:pPr>
+                        <w:rPr>
+                          <w:lang w:val="pt-PT"/>
+                        </w:rPr>
+                      </w:pPr>
+                      <w:r>
+                        <w:rPr>
+                          <w:lang w:val="pt-PT"/>
+                        </w:rPr>
+                        <w:t xml:space="preserve">  +</w:t>
+                      </w:r>
+                      <w:proofErr w:type="spellStart"/>
+                      <w:r>
+                        <w:rPr>
+                          <w:lang w:val="pt-PT"/>
+                        </w:rPr>
+                        <w:t>cancelarConsulta</w:t>
+                      </w:r>
+                      <w:proofErr w:type="spellEnd"/>
+                      <w:r>
+                        <w:rPr>
+                          <w:lang w:val="pt-PT"/>
+                        </w:rPr>
+                        <w:t>(</w:t>
+                      </w:r>
+                      <w:proofErr w:type="spellStart"/>
+                      <w:r>
+                        <w:rPr>
+                          <w:lang w:val="pt-PT"/>
+                        </w:rPr>
+                        <w:t>consultaId</w:t>
+                      </w:r>
+                      <w:proofErr w:type="spellEnd"/>
+                      <w:r>
+                        <w:rPr>
+                          <w:lang w:val="pt-PT"/>
+                        </w:rPr>
+                        <w:t>)</w:t>
+                      </w:r>
+                    </w:p>
+                    <w:p>
+                      <w:pPr>
+                        <w:rPr>
+                          <w:lang w:val="pt-PT"/>
+                        </w:rPr>
+                      </w:pPr>
+                      <w:r>
+                        <w:rPr>
+                          <w:lang w:val="pt-PT"/>
+                        </w:rPr>
+                        <w:t xml:space="preserve">  +</w:t>
+                      </w:r>
+                      <w:proofErr w:type="spellStart"/>
+                      <w:r>
+                        <w:rPr>
+                          <w:lang w:val="pt-PT"/>
+                        </w:rPr>
+                        <w:t>verHistoricoConsultas</w:t>
+                      </w:r>
+                      <w:proofErr w:type="spellEnd"/>
+                      <w:r>
+                        <w:rPr>
+                          <w:lang w:val="pt-PT"/>
+                        </w:rPr>
+                        <w:t>()</w:t>
+                      </w:r>
+                    </w:p>
+                    <w:p>
+                      <w:pPr>
+                        <w:rPr>
+                          <w:lang w:val="pt-PT"/>
+                        </w:rPr>
+                      </w:pPr>
+                      <w:r>
+                        <w:rPr>
+                          <w:lang w:val="pt-PT"/>
+                        </w:rPr>
+                        <w:t xml:space="preserve">  +</w:t>
+                      </w:r>
+                      <w:proofErr w:type="spellStart"/>
+                      <w:r>
+                        <w:rPr>
+                          <w:lang w:val="pt-PT"/>
+                        </w:rPr>
+                        <w:t>receberNotificacao</w:t>
+                      </w:r>
+                      <w:proofErr w:type="spellEnd"/>
+                      <w:r>
+                        <w:rPr>
+                          <w:lang w:val="pt-PT"/>
+                        </w:rPr>
+                        <w:t>(</w:t>
+                      </w:r>
+                      <w:proofErr w:type="spellStart"/>
+                      <w:r>
+                        <w:rPr>
+                          <w:lang w:val="pt-PT"/>
+                        </w:rPr>
+                        <w:t>notificacao</w:t>
+                      </w:r>
+                      <w:proofErr w:type="spellEnd"/>
+                      <w:r>
+                        <w:rPr>
+                          <w:lang w:val="pt-PT"/>
+                        </w:rPr>
+                        <w:t>)</w:t>
+                      </w:r>
+                    </w:p>
+                    <w:p>
+                      <w:r>
+                        <w:t>}</w:t>
+                      </w:r>
+                    </w:p>
+                    <w:p/>
+                    <w:p>
+                      <w:r>
+                        <w:t>class Sala {</w:t>
+                      </w:r>
+                    </w:p>
+                    <w:p>
+                      <w:r>
+                        <w:t xml:space="preserve">  +id : int</w:t>
+                      </w:r>
+                    </w:p>
+                    <w:p>
+                      <w:r>
+                        <w:t xml:space="preserve">  +</w:t>
+                      </w:r>
+                      <w:proofErr w:type="spellStart"/>
+                      <w:r>
+                        <w:t>nome</w:t>
+                      </w:r>
+                      <w:proofErr w:type="spellEnd"/>
+                      <w:r>
+                        <w:t xml:space="preserve"> : string</w:t>
+                      </w:r>
+                    </w:p>
+                    <w:p>
+                      <w:pPr>
+                        <w:rPr>
+                          <w:lang w:val="pt-PT"/>
+                        </w:rPr>
+                      </w:pPr>
+                      <w:r>
+                        <w:t xml:space="preserve">  </w:t>
+                      </w:r>
+                      <w:r>
+                        <w:rPr>
+                          <w:lang w:val="pt-PT"/>
+                        </w:rPr>
+                        <w:t>--</w:t>
+                      </w:r>
+                    </w:p>
+                    <w:p>
+                      <w:pPr>
+                        <w:rPr>
+                          <w:lang w:val="pt-PT"/>
+                        </w:rPr>
+                      </w:pPr>
+                      <w:r>
+                        <w:rPr>
+                          <w:lang w:val="pt-PT"/>
+                        </w:rPr>
+                        <w:t xml:space="preserve">  +</w:t>
+                      </w:r>
+                      <w:proofErr w:type="spellStart"/>
+                      <w:r>
+                        <w:rPr>
+                          <w:lang w:val="pt-PT"/>
+                        </w:rPr>
+                        <w:t>verDisponibilidade</w:t>
+                      </w:r>
+                      <w:proofErr w:type="spellEnd"/>
+                      <w:r>
+                        <w:rPr>
+                          <w:lang w:val="pt-PT"/>
+                        </w:rPr>
+                        <w:t>(data)</w:t>
+                      </w:r>
+                    </w:p>
+                    <w:p>
+                      <w:pPr>
+                        <w:rPr>
+                          <w:lang w:val="pt-PT"/>
+                        </w:rPr>
+                      </w:pPr>
+                      <w:r>
+                        <w:rPr>
+                          <w:lang w:val="pt-PT"/>
+                        </w:rPr>
+                        <w:t>}</w:t>
+                      </w:r>
+                    </w:p>
+                    <w:p>
+                      <w:pPr>
+                        <w:rPr>
+                          <w:lang w:val="pt-PT"/>
+                        </w:rPr>
+                      </w:pPr>
+                    </w:p>
+                    <w:p>
+                      <w:pPr>
+                        <w:rPr>
+                          <w:lang w:val="pt-PT"/>
+                        </w:rPr>
+                      </w:pPr>
+                      <w:proofErr w:type="spellStart"/>
+                      <w:r>
+                        <w:rPr>
+                          <w:lang w:val="pt-PT"/>
+                        </w:rPr>
+                        <w:t>class</w:t>
+                      </w:r>
+                      <w:proofErr w:type="spellEnd"/>
+                      <w:r>
+                        <w:rPr>
+                          <w:lang w:val="pt-PT"/>
+                        </w:rPr>
+                        <w:t xml:space="preserve"> Consulta {</w:t>
+                      </w:r>
+                    </w:p>
+                    <w:p>
+                      <w:pPr>
+                        <w:rPr>
+                          <w:lang w:val="pt-PT"/>
+                        </w:rPr>
+                      </w:pPr>
+                      <w:r>
+                        <w:rPr>
+                          <w:lang w:val="pt-PT"/>
+                        </w:rPr>
+                        <w:t xml:space="preserve">  +id : </w:t>
+                      </w:r>
+                      <w:proofErr w:type="spellStart"/>
+                      <w:r>
+                        <w:rPr>
+                          <w:lang w:val="pt-PT"/>
+                        </w:rPr>
+                        <w:t>int</w:t>
+                      </w:r>
+                      <w:proofErr w:type="spellEnd"/>
+                    </w:p>
+                    <w:p>
+                      <w:pPr>
+                        <w:rPr>
+                          <w:lang w:val="pt-PT"/>
+                        </w:rPr>
+                      </w:pPr>
+                      <w:r>
+                        <w:rPr>
+                          <w:lang w:val="pt-PT"/>
+                        </w:rPr>
+                        <w:t xml:space="preserve">  +data_consulta : </w:t>
+                      </w:r>
+                      <w:proofErr w:type="spellStart"/>
+                      <w:r>
+                        <w:rPr>
+                          <w:lang w:val="pt-PT"/>
+                        </w:rPr>
+                        <w:t>datetime</w:t>
+                      </w:r>
+                      <w:proofErr w:type="spellEnd"/>
+                    </w:p>
+                    <w:p>
+                      <w:pPr>
+                        <w:rPr>
+                          <w:lang w:val="pt-PT"/>
+                        </w:rPr>
+                      </w:pPr>
+                      <w:r>
+                        <w:rPr>
+                          <w:lang w:val="pt-PT"/>
+                        </w:rPr>
+                        <w:t xml:space="preserve">  +estado : </w:t>
+                      </w:r>
+                      <w:proofErr w:type="spellStart"/>
+                      <w:r>
+                        <w:rPr>
+                          <w:lang w:val="pt-PT"/>
+                        </w:rPr>
+                        <w:t>enum</w:t>
+                      </w:r>
+                      <w:proofErr w:type="spellEnd"/>
+                      <w:r>
+                        <w:rPr>
+                          <w:lang w:val="pt-PT"/>
+                        </w:rPr>
+                        <w:t>('</w:t>
+                      </w:r>
+                      <w:proofErr w:type="spellStart"/>
+                      <w:r>
+                        <w:rPr>
+                          <w:lang w:val="pt-PT"/>
+                        </w:rPr>
+                        <w:t>Pendente','Confirmada','Cancelada</w:t>
+                      </w:r>
+                      <w:proofErr w:type="spellEnd"/>
+                      <w:r>
+                        <w:rPr>
+                          <w:lang w:val="pt-PT"/>
+                        </w:rPr>
+                        <w:t>')</w:t>
+                      </w:r>
+                    </w:p>
+                    <w:p>
+                      <w:pPr>
+                        <w:rPr>
+                          <w:lang w:val="pt-PT"/>
+                        </w:rPr>
+                      </w:pPr>
+                      <w:r>
+                        <w:rPr>
+                          <w:lang w:val="pt-PT"/>
+                        </w:rPr>
+                        <w:t xml:space="preserve">  --</w:t>
+                      </w:r>
+                    </w:p>
+                    <w:p>
+                      <w:pPr>
+                        <w:rPr>
+                          <w:lang w:val="pt-PT"/>
+                        </w:rPr>
+                      </w:pPr>
+                      <w:r>
+                        <w:rPr>
+                          <w:lang w:val="pt-PT"/>
+                        </w:rPr>
+                        <w:t xml:space="preserve">  +confirmar()</w:t>
+                      </w:r>
+                    </w:p>
+                    <w:p>
+                      <w:pPr>
+                        <w:rPr>
+                          <w:lang w:val="pt-PT"/>
+                        </w:rPr>
+                      </w:pPr>
+                      <w:r>
+                        <w:rPr>
+                          <w:lang w:val="pt-PT"/>
+                        </w:rPr>
+                        <w:t xml:space="preserve">  +cancelar()</w:t>
+                      </w:r>
+                    </w:p>
+                    <w:p>
+                      <w:pPr>
+                        <w:rPr>
+                          <w:lang w:val="pt-PT"/>
+                        </w:rPr>
+                      </w:pPr>
+                      <w:r>
+                        <w:rPr>
+                          <w:lang w:val="pt-PT"/>
+                        </w:rPr>
+                        <w:t xml:space="preserve">  +reagendar(</w:t>
+                      </w:r>
+                      <w:proofErr w:type="spellStart"/>
+                      <w:r>
+                        <w:rPr>
+                          <w:lang w:val="pt-PT"/>
+                        </w:rPr>
+                        <w:t>novaData</w:t>
+                      </w:r>
+                      <w:proofErr w:type="spellEnd"/>
+                      <w:r>
+                        <w:rPr>
+                          <w:lang w:val="pt-PT"/>
+                        </w:rPr>
+                        <w:t>)</w:t>
+                      </w:r>
+                    </w:p>
+                    <w:p>
+                      <w:pPr>
+                        <w:rPr>
+                          <w:lang w:val="pt-PT"/>
+                        </w:rPr>
+                      </w:pPr>
+                      <w:r>
+                        <w:rPr>
+                          <w:lang w:val="pt-PT"/>
+                        </w:rPr>
+                        <w:t xml:space="preserve">  +</w:t>
+                      </w:r>
+                      <w:proofErr w:type="spellStart"/>
+                      <w:r>
+                        <w:rPr>
+                          <w:lang w:val="pt-PT"/>
+                        </w:rPr>
+                        <w:t>enviarLembrete</w:t>
+                      </w:r>
+                      <w:proofErr w:type="spellEnd"/>
+                      <w:r>
+                        <w:rPr>
+                          <w:lang w:val="pt-PT"/>
+                        </w:rPr>
+                        <w:t>()</w:t>
+                      </w:r>
+                    </w:p>
+                    <w:p>
+                      <w:r>
+                        <w:t>}</w:t>
+                      </w:r>
+                    </w:p>
+                    <w:p/>
+                    <w:p>
+                      <w:r>
+                        <w:t>class Notificacao {</w:t>
+                      </w:r>
+                    </w:p>
+                    <w:p>
+                      <w:r>
+                        <w:t xml:space="preserve">  +id : int</w:t>
+                      </w:r>
+                    </w:p>
+                    <w:p>
+                      <w:r>
+                        <w:t xml:space="preserve">  +categoria : string</w:t>
+                      </w:r>
+                    </w:p>
+                    <w:p>
+                      <w:pPr>
+                        <w:rPr>
+                          <w:lang w:val="pt-PT"/>
+                        </w:rPr>
+                      </w:pPr>
+                      <w:r>
+                        <w:t xml:space="preserve">  </w:t>
+                      </w:r>
+                      <w:r>
+                        <w:rPr>
+                          <w:lang w:val="pt-PT"/>
+                        </w:rPr>
+                        <w:t xml:space="preserve">+descricao : </w:t>
+                      </w:r>
+                      <w:proofErr w:type="spellStart"/>
+                      <w:r>
+                        <w:rPr>
+                          <w:lang w:val="pt-PT"/>
+                        </w:rPr>
+                        <w:t>text</w:t>
+                      </w:r>
+                      <w:proofErr w:type="spellEnd"/>
+                    </w:p>
+                    <w:p>
+                      <w:pPr>
+                        <w:rPr>
+                          <w:lang w:val="pt-PT"/>
+                        </w:rPr>
+                      </w:pPr>
+                      <w:r>
+                        <w:rPr>
+                          <w:lang w:val="pt-PT"/>
+                        </w:rPr>
+                        <w:t xml:space="preserve">  +data_criacao : </w:t>
+                      </w:r>
+                      <w:proofErr w:type="spellStart"/>
+                      <w:r>
+                        <w:rPr>
+                          <w:lang w:val="pt-PT"/>
+                        </w:rPr>
+                        <w:t>datetime</w:t>
+                      </w:r>
+                      <w:proofErr w:type="spellEnd"/>
+                    </w:p>
+                    <w:p>
+                      <w:pPr>
+                        <w:rPr>
+                          <w:lang w:val="pt-PT"/>
+                        </w:rPr>
+                      </w:pPr>
+                      <w:r>
+                        <w:rPr>
+                          <w:lang w:val="pt-PT"/>
+                        </w:rPr>
+                        <w:t xml:space="preserve">  --</w:t>
+                      </w:r>
+                    </w:p>
+                    <w:p>
+                      <w:pPr>
+                        <w:rPr>
+                          <w:lang w:val="pt-PT"/>
+                        </w:rPr>
+                      </w:pPr>
+                      <w:r>
+                        <w:rPr>
+                          <w:lang w:val="pt-PT"/>
+                        </w:rPr>
+                        <w:t xml:space="preserve">  +enviar(</w:t>
+                      </w:r>
+                      <w:proofErr w:type="spellStart"/>
+                      <w:r>
+                        <w:rPr>
+                          <w:lang w:val="pt-PT"/>
+                        </w:rPr>
+                        <w:t>authId</w:t>
+                      </w:r>
+                      <w:proofErr w:type="spellEnd"/>
+                      <w:r>
+                        <w:rPr>
+                          <w:lang w:val="pt-PT"/>
+                        </w:rPr>
+                        <w:t>)</w:t>
+                      </w:r>
+                    </w:p>
+                    <w:p>
+                      <w:pPr>
+                        <w:rPr>
+                          <w:lang w:val="pt-PT"/>
+                        </w:rPr>
+                      </w:pPr>
+                      <w:r>
+                        <w:rPr>
+                          <w:lang w:val="pt-PT"/>
+                        </w:rPr>
+                        <w:t xml:space="preserve">  +</w:t>
+                      </w:r>
+                      <w:proofErr w:type="spellStart"/>
+                      <w:r>
+                        <w:rPr>
+                          <w:lang w:val="pt-PT"/>
+                        </w:rPr>
+                        <w:t>marcarComoLida</w:t>
+                      </w:r>
+                      <w:proofErr w:type="spellEnd"/>
+                      <w:r>
+                        <w:rPr>
+                          <w:lang w:val="pt-PT"/>
+                        </w:rPr>
+                        <w:t>()</w:t>
+                      </w:r>
+                    </w:p>
+                    <w:p>
+                      <w:pPr>
+                        <w:rPr>
+                          <w:lang w:val="pt-PT"/>
+                        </w:rPr>
+                      </w:pPr>
+                      <w:r>
+                        <w:rPr>
+                          <w:lang w:val="pt-PT"/>
+                        </w:rPr>
+                        <w:t>}</w:t>
+                      </w:r>
+                    </w:p>
+                    <w:p>
+                      <w:pPr>
+                        <w:rPr>
+                          <w:lang w:val="pt-PT"/>
+                        </w:rPr>
+                      </w:pPr>
+                    </w:p>
+                    <w:p>
+                      <w:pPr>
+                        <w:rPr>
+                          <w:lang w:val="pt-PT"/>
+                        </w:rPr>
+                      </w:pPr>
+                      <w:r>
+                        <w:rPr>
+                          <w:lang w:val="pt-PT"/>
+                        </w:rPr>
+                        <w:t>' =========================</w:t>
+                      </w:r>
+                    </w:p>
+                    <w:p>
+                      <w:pPr>
+                        <w:rPr>
+                          <w:lang w:val="pt-PT"/>
+                        </w:rPr>
+                      </w:pPr>
+                      <w:r>
+                        <w:rPr>
+                          <w:lang w:val="pt-PT"/>
+                        </w:rPr>
+                        <w:t>' RELAÇÕES</w:t>
+                      </w:r>
+                    </w:p>
+                    <w:p>
+                      <w:pPr>
+                        <w:rPr>
+                          <w:lang w:val="pt-PT"/>
+                        </w:rPr>
+                      </w:pPr>
+                      <w:r>
+                        <w:rPr>
+                          <w:lang w:val="pt-PT"/>
+                        </w:rPr>
+                        <w:t>' =========================</w:t>
+                      </w:r>
+                    </w:p>
+                    <w:p>
+                      <w:pPr>
+                        <w:rPr>
+                          <w:lang w:val="pt-PT"/>
+                        </w:rPr>
+                      </w:pPr>
+                    </w:p>
+                    <w:p>
+                      <w:pPr>
+                        <w:rPr>
+                          <w:lang w:val="pt-PT"/>
+                        </w:rPr>
+                      </w:pPr>
+                      <w:r>
+                        <w:rPr>
+                          <w:lang w:val="pt-PT"/>
+                        </w:rPr>
+                        <w:t>Autenticacao "1" --&gt; "</w:t>
+                      </w:r>
+                      <w:proofErr w:type="gramStart"/>
+                      <w:r>
+                        <w:rPr>
+                          <w:lang w:val="pt-PT"/>
+                        </w:rPr>
+                        <w:t>0..</w:t>
+                      </w:r>
+                      <w:proofErr w:type="gramEnd"/>
+                      <w:r>
+                        <w:rPr>
+                          <w:lang w:val="pt-PT"/>
+                        </w:rPr>
+                        <w:t xml:space="preserve">1" Medico : </w:t>
+                      </w:r>
+                      <w:proofErr w:type="gramStart"/>
+                      <w:r>
+                        <w:rPr>
+                          <w:lang w:val="pt-PT"/>
+                        </w:rPr>
+                        <w:t>autentica</w:t>
+                      </w:r>
+                      <w:proofErr w:type="gramEnd"/>
+                      <w:r>
+                        <w:rPr>
+                          <w:lang w:val="pt-PT"/>
+                        </w:rPr>
+                        <w:t xml:space="preserve"> &gt;</w:t>
+                      </w:r>
+                    </w:p>
+                    <w:p>
+                      <w:pPr>
+                        <w:rPr>
+                          <w:lang w:val="pt-PT"/>
+                        </w:rPr>
+                      </w:pPr>
+                      <w:r>
+                        <w:rPr>
+                          <w:lang w:val="pt-PT"/>
+                        </w:rPr>
+                        <w:t>Autenticacao "1" --&gt; "</w:t>
+                      </w:r>
+                      <w:proofErr w:type="gramStart"/>
+                      <w:r>
+                        <w:rPr>
+                          <w:lang w:val="pt-PT"/>
+                        </w:rPr>
+                        <w:t>0..</w:t>
+                      </w:r>
+                      <w:proofErr w:type="gramEnd"/>
+                      <w:r>
+                        <w:rPr>
+                          <w:lang w:val="pt-PT"/>
+                        </w:rPr>
+                        <w:t xml:space="preserve">1" Paciente : </w:t>
+                      </w:r>
+                      <w:proofErr w:type="gramStart"/>
+                      <w:r>
+                        <w:rPr>
+                          <w:lang w:val="pt-PT"/>
+                        </w:rPr>
+                        <w:t>autentica</w:t>
+                      </w:r>
+                      <w:proofErr w:type="gramEnd"/>
+                      <w:r>
+                        <w:rPr>
+                          <w:lang w:val="pt-PT"/>
+                        </w:rPr>
+                        <w:t xml:space="preserve"> &gt;</w:t>
+                      </w:r>
+                    </w:p>
+                    <w:p>
+                      <w:pPr>
+                        <w:rPr>
+                          <w:lang w:val="pt-PT"/>
+                        </w:rPr>
+                      </w:pPr>
+                      <w:r>
+                        <w:rPr>
+                          <w:lang w:val="pt-PT"/>
+                        </w:rPr>
+                        <w:t>SNS "1" --&gt; "</w:t>
+                      </w:r>
+                      <w:proofErr w:type="gramStart"/>
+                      <w:r>
+                        <w:rPr>
+                          <w:lang w:val="pt-PT"/>
+                        </w:rPr>
+                        <w:t>0..</w:t>
+                      </w:r>
+                      <w:proofErr w:type="gramEnd"/>
+                      <w:r>
+                        <w:rPr>
+                          <w:lang w:val="pt-PT"/>
+                        </w:rPr>
+                        <w:t>1" Paciente : verifica dados &gt;</w:t>
+                      </w:r>
+                    </w:p>
+                    <w:p>
+                      <w:pPr>
+                        <w:rPr>
+                          <w:lang w:val="pt-PT"/>
+                        </w:rPr>
+                      </w:pPr>
+                      <w:r>
+                        <w:rPr>
+                          <w:lang w:val="pt-PT"/>
+                        </w:rPr>
+                        <w:t>Medico "1" --&gt; "*" Consulta : realiza &gt;</w:t>
+                      </w:r>
+                    </w:p>
+                    <w:p>
+                      <w:pPr>
+                        <w:rPr>
+                          <w:lang w:val="pt-PT"/>
+                        </w:rPr>
+                      </w:pPr>
+                      <w:r>
+                        <w:rPr>
+                          <w:lang w:val="pt-PT"/>
+                        </w:rPr>
+                        <w:t>Paciente "1" --&gt; "*" Consulta : marca &gt;</w:t>
+                      </w:r>
+                    </w:p>
+                    <w:p>
+                      <w:pPr>
+                        <w:rPr>
+                          <w:lang w:val="pt-PT"/>
+                        </w:rPr>
+                      </w:pPr>
+                      <w:r>
+                        <w:rPr>
+                          <w:lang w:val="pt-PT"/>
+                        </w:rPr>
+                        <w:t>Consulta "*" --&gt; "1" Sala : ocorre em &gt;</w:t>
+                      </w:r>
+                    </w:p>
+                    <w:p>
+                      <w:pPr>
+                        <w:rPr>
+                          <w:lang w:val="pt-PT"/>
+                        </w:rPr>
+                      </w:pPr>
+                      <w:r>
+                        <w:rPr>
+                          <w:lang w:val="pt-PT"/>
+                        </w:rPr>
+                        <w:t>Consulta "*" --&gt; "1" Especialidade : refere-se a &gt;</w:t>
+                      </w:r>
+                    </w:p>
+                    <w:p>
+                      <w:pPr>
+                        <w:rPr>
+                          <w:lang w:val="pt-PT"/>
+                        </w:rPr>
+                      </w:pPr>
+                      <w:r>
+                        <w:rPr>
+                          <w:lang w:val="pt-PT"/>
+                        </w:rPr>
+                        <w:t>Medico "*" --&gt; "*" Especialidade : possui &gt;</w:t>
+                      </w:r>
+                    </w:p>
+                    <w:p>
+                      <w:pPr>
+                        <w:rPr>
+                          <w:lang w:val="pt-PT"/>
+                        </w:rPr>
+                      </w:pPr>
+                      <w:r>
+                        <w:rPr>
+                          <w:lang w:val="pt-PT"/>
+                        </w:rPr>
+                        <w:t>Autenticacao "1" --&gt; "*" Notificacao : recebe &gt;</w:t>
+                      </w:r>
+                    </w:p>
+                    <w:p>
+                      <w:pPr>
+                        <w:rPr>
+                          <w:lang w:val="pt-PT"/>
+                        </w:rPr>
+                      </w:pPr>
+                    </w:p>
+                    <w:p>
+                      <w:r>
+                        <w:t>@enduml</w:t>
+                      </w:r>
+                    </w:p>
+                  </w:txbxContent>
+                </v:textbox>
+                <w10:wrap type="square" anchorx="margin"/>
+              </v:shape>
+            </w:pict>
+          </mc:Fallback>
+        </mc:AlternateContent>
+      </w:r>
     </w:p>
     <w:p>
       <w:pPr>
@@ -12875,7 +16303,7 @@
   <w:style w:type="paragraph" w:default="1" w:styleId="Normal">
     <w:name w:val="Normal"/>
     <w:qFormat/>
-    <w:rsid w:val="00D30CF8"/>
+    <w:rsid w:val="0005712E"/>
   </w:style>
   <w:style w:type="paragraph" w:styleId="Heading1">
     <w:name w:val="heading 1"/>
@@ -13078,7 +16506,6 @@
   <w:style w:type="character" w:default="1" w:styleId="DefaultParagraphFont">
     <w:name w:val="Default Paragraph Font"/>
     <w:uiPriority w:val="1"/>
-    <w:semiHidden/>
     <w:unhideWhenUsed/>
   </w:style>
   <w:style w:type="table" w:default="1" w:styleId="TableNormal">
